--- a/docs/au-bank-insurance-platform/rule-packs/approval/2-Consent-Rule-Pack.docx
+++ b/docs/au-bank-insurance-platform/rule-packs/approval/2-Consent-Rule-Pack.docx
@@ -77,7 +77,7 @@
           <w:sz w:val="40"/>
           <w:szCs w:val="40"/>
         </w:rPr>
-        <w:t xml:space="preserve">The 38 rules, in full</w:t>
+        <w:t xml:space="preserve">The 42 rules, in full</w:t>
       </w:r>
     </w:p>
     <w:p>
@@ -269,7 +269,7 @@
                 <w:szCs w:val="18"/>
               </w:rPr>
               <w:br/>
-              <w:t xml:space="preserve">Approval reference COMP-APPROVE-CNS-SUIT-v1.0</w:t>
+              <w:t xml:space="preserve">Approval reference COMP-APPROVE-CNS-SUIT-v1.1</w:t>
             </w:r>
           </w:p>
         </w:tc>
@@ -336,7 +336,7 @@
                 <w:sz w:val="18"/>
                 <w:szCs w:val="18"/>
               </w:rPr>
-              <w:t xml:space="preserve">Volume 1 — Decision Pack, Decision Schedule A (§6). That schedule is where the approval is recorded; this volume is what it refers to.</w:t>
+              <w:t xml:space="preserve">Volume 1 — Decision Pack, Decision Schedule A (§8). That schedule is where the approval is recorded; this volume is what it refers to.</w:t>
             </w:r>
           </w:p>
         </w:tc>
@@ -401,7 +401,7 @@
                 <w:sz w:val="18"/>
                 <w:szCs w:val="18"/>
               </w:rPr>
-              <w:t xml:space="preserve">38 rules, CNS-R01 to CNS-R38, in 13 sections, together with the consent events, the 24-field evidence record and the failure behaviour they govern</w:t>
+              <w:t xml:space="preserve">42 rules — CNS-R01 to CNS-R38 with four sub-numbered rules added at v1.1 — in 13 sections, together with the consent events, the 24-field evidence record and the failure behaviour they govern</w:t>
             </w:r>
           </w:p>
         </w:tc>
@@ -468,7 +468,7 @@
                 <w:sz w:val="18"/>
                 <w:szCs w:val="18"/>
               </w:rPr>
-              <w:t xml:space="preserve">Five further rules are proposed in Volume 1, §9 (CNS-R12a, an amendment to CNS-R22, and CNS-R22b to CNS-R22d). They are not part of this volume, because they are not yet part of the pack.</w:t>
+              <w:t xml:space="preserve">Six further rules are proposed in Volume 1, §11 (CNS-R12a, CNS-R12b, an amendment to CNS-R22, and CNS-R22b to CNS-R22d). They are not part of this volume, because they are not yet part of the pack.</w:t>
             </w:r>
           </w:p>
         </w:tc>
@@ -533,19 +533,19 @@
                 <w:sz w:val="18"/>
                 <w:szCs w:val="18"/>
               </w:rPr>
-              <w:t xml:space="preserve">Not started. </w:t>
-            </w:r>
-            <w:r>
-              <w:rPr>
-                <w:b w:val="false"/>
-                <w:bCs w:val="false"/>
-                <w:i w:val="false"/>
-                <w:iCs w:val="false"/>
-                <w:color w:val="222629"/>
-                <w:sz w:val="18"/>
-                <w:szCs w:val="18"/>
-              </w:rPr>
-              <w:t xml:space="preserve">The Consent Service is held behind a build freeze pending this approval.</w:t>
+              <w:t xml:space="preserve">The Consent Service does not exist. </w:t>
+            </w:r>
+            <w:r>
+              <w:rPr>
+                <w:b w:val="false"/>
+                <w:bCs w:val="false"/>
+                <w:i w:val="false"/>
+                <w:iCs w:val="false"/>
+                <w:color w:val="222629"/>
+                <w:sz w:val="18"/>
+                <w:szCs w:val="18"/>
+              </w:rPr>
+              <w:t xml:space="preserve">It is held behind a build freeze pending this approval. See Volume 1, §3 for the full and less comfortable position on what has already been built.</w:t>
             </w:r>
           </w:p>
         </w:tc>
@@ -753,6 +753,8 @@
     <w:p>
       <w:pPr>
         <w:pStyle w:val="Heading1"/>
+        <w:keepNext/>
+        <w:keepLines/>
         <w:pageBreakBefore/>
         <w:pBdr>
           <w:bottom w:val="single" w:color="0F6E6E" w:sz="8" w:space="6"/>
@@ -1198,72 +1200,58 @@
         <w:t xml:space="preserve"/>
       </w:r>
     </w:p>
-    <w:tbl>
-      <w:tblPr>
-        <w:tblW w:type="dxa" w:w="9638"/>
-        <w:tblBorders>
-          <w:top w:val="none" w:color="FFFFFF" w:sz="0"/>
-          <w:left w:val="single" w:color="0F6E6E" w:sz="18"/>
-          <w:bottom w:val="none" w:color="FFFFFF" w:sz="0"/>
-          <w:right w:val="none" w:color="FFFFFF" w:sz="0"/>
-          <w:insideH w:val="none" w:color="FFFFFF" w:sz="0"/>
-          <w:insideV w:val="none" w:color="FFFFFF" w:sz="0"/>
-        </w:tblBorders>
-      </w:tblPr>
-      <w:tblGrid>
-        <w:gridCol w:w="9638"/>
-      </w:tblGrid>
-      <w:tr>
-        <w:tc>
-          <w:tcPr>
-            <w:tcW w:type="dxa" w:w="9638"/>
-            <w:shd w:fill="F1F5F8" w:color="auto" w:val="clear"/>
-            <w:tcMar>
-              <w:top w:type="dxa" w:w="140"/>
-              <w:left w:type="dxa" w:w="200"/>
-              <w:bottom w:type="dxa" w:w="140"/>
-              <w:right w:type="dxa" w:w="200"/>
-            </w:tcMar>
-          </w:tcPr>
-          <w:p>
-            <w:pPr>
-              <w:spacing w:after="60" w:before="0" w:line="276"/>
-              <w:jc w:val="left"/>
-            </w:pPr>
-            <w:r>
-              <w:rPr>
-                <w:b/>
-                <w:bCs/>
-                <w:i w:val="false"/>
-                <w:iCs w:val="false"/>
-                <w:color w:val="0F6E6E"/>
-                <w:sz w:val="20"/>
-                <w:szCs w:val="20"/>
-              </w:rPr>
-              <w:t xml:space="preserve">How the sections map to the decision</w:t>
-            </w:r>
-          </w:p>
-          <w:p>
-            <w:pPr>
-              <w:spacing w:after="0" w:before="0" w:line="276"/>
-              <w:jc w:val="left"/>
-            </w:pPr>
-            <w:r>
-              <w:rPr>
-                <w:b w:val="false"/>
-                <w:bCs w:val="false"/>
-                <w:i w:val="false"/>
-                <w:iCs w:val="false"/>
-                <w:color w:val="222629"/>
-                <w:sz w:val="20"/>
-                <w:szCs w:val="20"/>
-              </w:rPr>
-              <w:t xml:space="preserve">Decision Schedule A in Volume 1 has one row per section of this volume, in the same order, and each row names the section to read. Sections 1 to 11 each carry a row and a decision box. Sections 12 and 13 carry none: section 12 records which obligation each rule serves, and section 13 sets out what the pack deliberately leaves open for Compliance to determine.</w:t>
-            </w:r>
-          </w:p>
-        </w:tc>
-      </w:tr>
-    </w:tbl>
+    <w:p>
+      <w:pPr>
+        <w:keepNext/>
+        <w:keepLines/>
+        <w:pBdr>
+          <w:top w:val="single" w:color="F1F5F8" w:sz="2" w:space="8"/>
+          <w:left w:val="single" w:color="0F6E6E" w:sz="18" w:space="10"/>
+          <w:right w:val="single" w:color="F1F5F8" w:sz="2" w:space="10"/>
+        </w:pBdr>
+        <w:shd w:fill="F1F5F8" w:color="auto" w:val="clear"/>
+        <w:spacing w:after="100" w:before="140" w:line="276"/>
+        <w:ind w:left="200" w:right="200"/>
+      </w:pPr>
+      <w:r>
+        <w:rPr>
+          <w:b/>
+          <w:bCs/>
+          <w:i w:val="false"/>
+          <w:iCs w:val="false"/>
+          <w:color w:val="0F6E6E"/>
+          <w:sz w:val="20"/>
+          <w:szCs w:val="20"/>
+        </w:rPr>
+        <w:t xml:space="preserve">How the sections map to the decision</w:t>
+      </w:r>
+    </w:p>
+    <w:p>
+      <w:pPr>
+        <w:keepNext w:val="false"/>
+        <w:keepLines/>
+        <w:pBdr>
+          <w:bottom w:val="single" w:color="F1F5F8" w:sz="2" w:space="8"/>
+          <w:left w:val="single" w:color="0F6E6E" w:sz="18" w:space="10"/>
+          <w:right w:val="single" w:color="F1F5F8" w:sz="2" w:space="10"/>
+        </w:pBdr>
+        <w:shd w:fill="F1F5F8" w:color="auto" w:val="clear"/>
+        <w:spacing w:after="140" w:before="0" w:line="276"/>
+        <w:ind w:left="200" w:right="200"/>
+      </w:pPr>
+      <w:r>
+        <w:rPr>
+          <w:b w:val="false"/>
+          <w:bCs w:val="false"/>
+          <w:i w:val="false"/>
+          <w:iCs w:val="false"/>
+          <w:color w:val="222629"/>
+          <w:sz w:val="20"/>
+          <w:szCs w:val="20"/>
+        </w:rPr>
+        <w:t xml:space="preserve">Decision Schedule A in Volume 1 has one row per section of this volume, in the same order, and each row names the section to read. Sections 1 to 11 each carry a row and a decision box. Sections 12 and 13 carry none: section 12 records which obligation each rule serves, and section 13 sets out what the pack deliberately leaves open for Compliance to determine.</w:t>
+      </w:r>
+    </w:p>
     <w:p>
       <w:pPr>
         <w:spacing w:after="140"/>
@@ -1293,6 +1281,8 @@
     <w:p>
       <w:pPr>
         <w:pStyle w:val="Heading2"/>
+        <w:keepNext/>
+        <w:keepLines/>
         <w:spacing w:after="120" w:before="300"/>
       </w:pPr>
       <w:r>
@@ -1321,7 +1311,7 @@
           <w:sz w:val="20"/>
           <w:szCs w:val="20"/>
         </w:rPr>
-        <w:t xml:space="preserve">Five consent events are defined; four are in scope for the first release. Each has a code, a position in the journey, and an effect if it is absent. The position given is the earliest point at which the consent must exist — it may always be captured earlier, which is the subject of the proposal in Volume 1, §9.</w:t>
+        <w:t xml:space="preserve">Five consent events are defined; four are in scope for the first release. Each has a code, a position in the journey, and an effect if it is absent. The position given is the earliest point at which the consent must exist — it may always be captured earlier, which is the subject of the proposal in Volume 1, §11.</w:t>
       </w:r>
     </w:p>
     <w:tbl>
@@ -2298,75 +2288,63 @@
         <w:t xml:space="preserve"/>
       </w:r>
     </w:p>
-    <w:tbl>
-      <w:tblPr>
-        <w:tblW w:type="dxa" w:w="9638"/>
-        <w:tblBorders>
-          <w:top w:val="none" w:color="FFFFFF" w:sz="0"/>
-          <w:left w:val="single" w:color="0F6E6E" w:sz="18"/>
-          <w:bottom w:val="none" w:color="FFFFFF" w:sz="0"/>
-          <w:right w:val="none" w:color="FFFFFF" w:sz="0"/>
-          <w:insideH w:val="none" w:color="FFFFFF" w:sz="0"/>
-          <w:insideV w:val="none" w:color="FFFFFF" w:sz="0"/>
-        </w:tblBorders>
-      </w:tblPr>
-      <w:tblGrid>
-        <w:gridCol w:w="9638"/>
-      </w:tblGrid>
-      <w:tr>
-        <w:tc>
-          <w:tcPr>
-            <w:tcW w:type="dxa" w:w="9638"/>
-            <w:shd w:fill="F1F5F8" w:color="auto" w:val="clear"/>
-            <w:tcMar>
-              <w:top w:type="dxa" w:w="140"/>
-              <w:left w:type="dxa" w:w="200"/>
-              <w:bottom w:type="dxa" w:w="140"/>
-              <w:right w:type="dxa" w:w="200"/>
-            </w:tcMar>
-          </w:tcPr>
-          <w:p>
-            <w:pPr>
-              <w:spacing w:after="60" w:before="0" w:line="276"/>
-              <w:jc w:val="left"/>
-            </w:pPr>
-            <w:r>
-              <w:rPr>
-                <w:b/>
-                <w:bCs/>
-                <w:i w:val="false"/>
-                <w:iCs w:val="false"/>
-                <w:color w:val="0F6E6E"/>
-                <w:sz w:val="20"/>
-                <w:szCs w:val="20"/>
-              </w:rPr>
-              <w:t xml:space="preserve">Product’s position on presentation</w:t>
-            </w:r>
-          </w:p>
-          <w:p>
-            <w:pPr>
-              <w:spacing w:after="0" w:before="0" w:line="276"/>
-              <w:jc w:val="left"/>
-            </w:pPr>
-            <w:r>
-              <w:rPr>
-                <w:b w:val="false"/>
-                <w:bCs w:val="false"/>
-                <w:i w:val="false"/>
-                <w:iCs w:val="false"/>
-                <w:color w:val="222629"/>
-                <w:sz w:val="20"/>
-                <w:szCs w:val="20"/>
-              </w:rPr>
-              <w:t xml:space="preserve">Data processing, solicitation and servicing communications are presented to the customer as one acknowledgement with three separately-recorded consents. The customer experiences one interaction; the record holds three rows with three statement identifiers. This gives the experience benefit without the exposure of a bundled consent. Sharing consent is captured separately in the pack as drafted, because the counterparty is named in the statement and the customer must see which insurer receives their data — this is the point the proposal in Volume 1, §9 seeks to change. Whether data processing and solicitation may share a single affirmative act at all is OPEN-CNS-01.</w:t>
-            </w:r>
-          </w:p>
-        </w:tc>
-      </w:tr>
-    </w:tbl>
+    <w:p>
+      <w:pPr>
+        <w:keepNext/>
+        <w:keepLines/>
+        <w:pBdr>
+          <w:top w:val="single" w:color="F1F5F8" w:sz="2" w:space="8"/>
+          <w:left w:val="single" w:color="0F6E6E" w:sz="18" w:space="10"/>
+          <w:right w:val="single" w:color="F1F5F8" w:sz="2" w:space="10"/>
+        </w:pBdr>
+        <w:shd w:fill="F1F5F8" w:color="auto" w:val="clear"/>
+        <w:spacing w:after="100" w:before="140" w:line="276"/>
+        <w:ind w:left="200" w:right="200"/>
+      </w:pPr>
+      <w:r>
+        <w:rPr>
+          <w:b/>
+          <w:bCs/>
+          <w:i w:val="false"/>
+          <w:iCs w:val="false"/>
+          <w:color w:val="0F6E6E"/>
+          <w:sz w:val="20"/>
+          <w:szCs w:val="20"/>
+        </w:rPr>
+        <w:t xml:space="preserve">Product’s position on presentation</w:t>
+      </w:r>
+    </w:p>
+    <w:p>
+      <w:pPr>
+        <w:keepNext w:val="false"/>
+        <w:keepLines/>
+        <w:pBdr>
+          <w:bottom w:val="single" w:color="F1F5F8" w:sz="2" w:space="8"/>
+          <w:left w:val="single" w:color="0F6E6E" w:sz="18" w:space="10"/>
+          <w:right w:val="single" w:color="F1F5F8" w:sz="2" w:space="10"/>
+        </w:pBdr>
+        <w:shd w:fill="F1F5F8" w:color="auto" w:val="clear"/>
+        <w:spacing w:after="140" w:before="0" w:line="276"/>
+        <w:ind w:left="200" w:right="200"/>
+      </w:pPr>
+      <w:r>
+        <w:rPr>
+          <w:b w:val="false"/>
+          <w:bCs w:val="false"/>
+          <w:i w:val="false"/>
+          <w:iCs w:val="false"/>
+          <w:color w:val="222629"/>
+          <w:sz w:val="20"/>
+          <w:szCs w:val="20"/>
+        </w:rPr>
+        <w:t xml:space="preserve">Data processing, solicitation and servicing communications are presented to the customer as one acknowledgement with three separately-recorded consents. The customer experiences one interaction; the record holds three rows with three statement identifiers. This gives the experience benefit without the exposure of a bundled consent. Sharing consent is captured separately in the pack as drafted, because the counterparty is named in the statement and the customer must see which insurer receives their data — this is the point the proposal in Volume 1, §11 seeks to change. Whether data processing and solicitation may share a single affirmative act at all is OPEN-CNS-01.</w:t>
+      </w:r>
+    </w:p>
     <w:p>
       <w:pPr>
         <w:pStyle w:val="Heading2"/>
+        <w:keepNext/>
+        <w:keepLines/>
         <w:spacing w:after="120" w:before="300"/>
       </w:pPr>
       <w:r>
@@ -2928,75 +2906,63 @@
         <w:t xml:space="preserve"/>
       </w:r>
     </w:p>
-    <w:tbl>
-      <w:tblPr>
-        <w:tblW w:type="dxa" w:w="9638"/>
-        <w:tblBorders>
-          <w:top w:val="none" w:color="FFFFFF" w:sz="0"/>
-          <w:left w:val="single" w:color="8A5A00" w:sz="18"/>
-          <w:bottom w:val="none" w:color="FFFFFF" w:sz="0"/>
-          <w:right w:val="none" w:color="FFFFFF" w:sz="0"/>
-          <w:insideH w:val="none" w:color="FFFFFF" w:sz="0"/>
-          <w:insideV w:val="none" w:color="FFFFFF" w:sz="0"/>
-        </w:tblBorders>
-      </w:tblPr>
-      <w:tblGrid>
-        <w:gridCol w:w="9638"/>
-      </w:tblGrid>
-      <w:tr>
-        <w:tc>
-          <w:tcPr>
-            <w:tcW w:type="dxa" w:w="9638"/>
-            <w:shd w:fill="F1F5F8" w:color="auto" w:val="clear"/>
-            <w:tcMar>
-              <w:top w:type="dxa" w:w="140"/>
-              <w:left w:type="dxa" w:w="200"/>
-              <w:bottom w:type="dxa" w:w="140"/>
-              <w:right w:type="dxa" w:w="200"/>
-            </w:tcMar>
-          </w:tcPr>
-          <w:p>
-            <w:pPr>
-              <w:spacing w:after="60" w:before="0" w:line="276"/>
-              <w:jc w:val="left"/>
-            </w:pPr>
-            <w:r>
-              <w:rPr>
-                <w:b/>
-                <w:bCs/>
-                <w:i w:val="false"/>
-                <w:iCs w:val="false"/>
-                <w:color w:val="8A5A00"/>
-                <w:sz w:val="20"/>
-                <w:szCs w:val="20"/>
-              </w:rPr>
-              <w:t xml:space="preserve">CNS-R04 is the rule that makes the evidence defensible</w:t>
-            </w:r>
-          </w:p>
-          <w:p>
-            <w:pPr>
-              <w:spacing w:after="0" w:before="0" w:line="276"/>
-              <w:jc w:val="left"/>
-            </w:pPr>
-            <w:r>
-              <w:rPr>
-                <w:b w:val="false"/>
-                <w:bCs w:val="false"/>
-                <w:i w:val="false"/>
-                <w:iCs w:val="false"/>
-                <w:color w:val="222629"/>
-                <w:sz w:val="20"/>
-                <w:szCs w:val="20"/>
-              </w:rPr>
-              <w:t xml:space="preserve">A record saying "the customer accepted statement version 1.0", which then resolves version 1.0 from a table that can change, proves nothing three years later. The text has to travel with the record.</w:t>
-            </w:r>
-          </w:p>
-        </w:tc>
-      </w:tr>
-    </w:tbl>
+    <w:p>
+      <w:pPr>
+        <w:keepNext/>
+        <w:keepLines/>
+        <w:pBdr>
+          <w:top w:val="single" w:color="F1F5F8" w:sz="2" w:space="8"/>
+          <w:left w:val="single" w:color="8A5A00" w:sz="18" w:space="10"/>
+          <w:right w:val="single" w:color="F1F5F8" w:sz="2" w:space="10"/>
+        </w:pBdr>
+        <w:shd w:fill="F1F5F8" w:color="auto" w:val="clear"/>
+        <w:spacing w:after="100" w:before="140" w:line="276"/>
+        <w:ind w:left="200" w:right="200"/>
+      </w:pPr>
+      <w:r>
+        <w:rPr>
+          <w:b/>
+          <w:bCs/>
+          <w:i w:val="false"/>
+          <w:iCs w:val="false"/>
+          <w:color w:val="8A5A00"/>
+          <w:sz w:val="20"/>
+          <w:szCs w:val="20"/>
+        </w:rPr>
+        <w:t xml:space="preserve">CNS-R04 is the rule that makes the evidence defensible</w:t>
+      </w:r>
+    </w:p>
+    <w:p>
+      <w:pPr>
+        <w:keepNext w:val="false"/>
+        <w:keepLines/>
+        <w:pBdr>
+          <w:bottom w:val="single" w:color="F1F5F8" w:sz="2" w:space="8"/>
+          <w:left w:val="single" w:color="8A5A00" w:sz="18" w:space="10"/>
+          <w:right w:val="single" w:color="F1F5F8" w:sz="2" w:space="10"/>
+        </w:pBdr>
+        <w:shd w:fill="F1F5F8" w:color="auto" w:val="clear"/>
+        <w:spacing w:after="140" w:before="0" w:line="276"/>
+        <w:ind w:left="200" w:right="200"/>
+      </w:pPr>
+      <w:r>
+        <w:rPr>
+          <w:b w:val="false"/>
+          <w:bCs w:val="false"/>
+          <w:i w:val="false"/>
+          <w:iCs w:val="false"/>
+          <w:color w:val="222629"/>
+          <w:sz w:val="20"/>
+          <w:szCs w:val="20"/>
+        </w:rPr>
+        <w:t xml:space="preserve">A record saying "the customer accepted statement version 1.0", which then resolves version 1.0 from a table that can change, proves nothing three years later. The text has to travel with the record.</w:t>
+      </w:r>
+    </w:p>
     <w:p>
       <w:pPr>
         <w:pStyle w:val="Heading2"/>
+        <w:keepNext/>
+        <w:keepLines/>
         <w:spacing w:after="120" w:before="300"/>
       </w:pPr>
       <w:r>
@@ -3418,6 +3384,8 @@
     <w:p>
       <w:pPr>
         <w:pStyle w:val="Heading2"/>
+        <w:keepNext/>
+        <w:keepLines/>
         <w:spacing w:after="120" w:before="300"/>
       </w:pPr>
       <w:r>
@@ -3762,6 +3730,8 @@
     <w:p>
       <w:pPr>
         <w:pStyle w:val="Heading2"/>
+        <w:keepNext/>
+        <w:keepLines/>
         <w:pageBreakBefore/>
         <w:spacing w:after="120" w:before="0"/>
       </w:pPr>
@@ -4911,75 +4881,63 @@
         <w:t xml:space="preserve"/>
       </w:r>
     </w:p>
-    <w:tbl>
-      <w:tblPr>
-        <w:tblW w:type="dxa" w:w="9638"/>
-        <w:tblBorders>
-          <w:top w:val="none" w:color="FFFFFF" w:sz="0"/>
-          <w:left w:val="single" w:color="8A5A00" w:sz="18"/>
-          <w:bottom w:val="none" w:color="FFFFFF" w:sz="0"/>
-          <w:right w:val="none" w:color="FFFFFF" w:sz="0"/>
-          <w:insideH w:val="none" w:color="FFFFFF" w:sz="0"/>
-          <w:insideV w:val="none" w:color="FFFFFF" w:sz="0"/>
-        </w:tblBorders>
-      </w:tblPr>
-      <w:tblGrid>
-        <w:gridCol w:w="9638"/>
-      </w:tblGrid>
-      <w:tr>
-        <w:tc>
-          <w:tcPr>
-            <w:tcW w:type="dxa" w:w="9638"/>
-            <w:shd w:fill="F1F5F8" w:color="auto" w:val="clear"/>
-            <w:tcMar>
-              <w:top w:type="dxa" w:w="140"/>
-              <w:left w:type="dxa" w:w="200"/>
-              <w:bottom w:type="dxa" w:w="140"/>
-              <w:right w:type="dxa" w:w="200"/>
-            </w:tcMar>
-          </w:tcPr>
-          <w:p>
-            <w:pPr>
-              <w:spacing w:after="60" w:before="0" w:line="276"/>
-              <w:jc w:val="left"/>
-            </w:pPr>
-            <w:r>
-              <w:rPr>
-                <w:b/>
-                <w:bCs/>
-                <w:i w:val="false"/>
-                <w:iCs w:val="false"/>
-                <w:color w:val="8A5A00"/>
-                <w:sz w:val="20"/>
-                <w:szCs w:val="20"/>
-              </w:rPr>
-              <w:t xml:space="preserve">Why CNS-R13 exists</w:t>
-            </w:r>
-          </w:p>
-          <w:p>
-            <w:pPr>
-              <w:spacing w:after="0" w:before="0" w:line="276"/>
-              <w:jc w:val="left"/>
-            </w:pPr>
-            <w:r>
-              <w:rPr>
-                <w:b w:val="false"/>
-                <w:bCs w:val="false"/>
-                <w:i w:val="false"/>
-                <w:iCs w:val="false"/>
-                <w:color w:val="222629"/>
-                <w:sz w:val="20"/>
-                <w:szCs w:val="20"/>
-              </w:rPr>
-              <w:t xml:space="preserve">This is the consent equivalent of the payment-device separation principle. If a member of staff can complete the customer’s acknowledgement, the record evidences an act the customer did not perform, and every downstream compliance claim rests on it.</w:t>
-            </w:r>
-          </w:p>
-        </w:tc>
-      </w:tr>
-    </w:tbl>
+    <w:p>
+      <w:pPr>
+        <w:keepNext/>
+        <w:keepLines/>
+        <w:pBdr>
+          <w:top w:val="single" w:color="F1F5F8" w:sz="2" w:space="8"/>
+          <w:left w:val="single" w:color="8A5A00" w:sz="18" w:space="10"/>
+          <w:right w:val="single" w:color="F1F5F8" w:sz="2" w:space="10"/>
+        </w:pBdr>
+        <w:shd w:fill="F1F5F8" w:color="auto" w:val="clear"/>
+        <w:spacing w:after="100" w:before="140" w:line="276"/>
+        <w:ind w:left="200" w:right="200"/>
+      </w:pPr>
+      <w:r>
+        <w:rPr>
+          <w:b/>
+          <w:bCs/>
+          <w:i w:val="false"/>
+          <w:iCs w:val="false"/>
+          <w:color w:val="8A5A00"/>
+          <w:sz w:val="20"/>
+          <w:szCs w:val="20"/>
+        </w:rPr>
+        <w:t xml:space="preserve">Why CNS-R13 exists</w:t>
+      </w:r>
+    </w:p>
+    <w:p>
+      <w:pPr>
+        <w:keepNext w:val="false"/>
+        <w:keepLines/>
+        <w:pBdr>
+          <w:bottom w:val="single" w:color="F1F5F8" w:sz="2" w:space="8"/>
+          <w:left w:val="single" w:color="8A5A00" w:sz="18" w:space="10"/>
+          <w:right w:val="single" w:color="F1F5F8" w:sz="2" w:space="10"/>
+        </w:pBdr>
+        <w:shd w:fill="F1F5F8" w:color="auto" w:val="clear"/>
+        <w:spacing w:after="140" w:before="0" w:line="276"/>
+        <w:ind w:left="200" w:right="200"/>
+      </w:pPr>
+      <w:r>
+        <w:rPr>
+          <w:b w:val="false"/>
+          <w:bCs w:val="false"/>
+          <w:i w:val="false"/>
+          <w:iCs w:val="false"/>
+          <w:color w:val="222629"/>
+          <w:sz w:val="20"/>
+          <w:szCs w:val="20"/>
+        </w:rPr>
+        <w:t xml:space="preserve">This is the consent equivalent of the payment-device separation principle. If a member of staff can complete the customer’s acknowledgement, the record evidences an act the customer did not perform, and every downstream compliance claim rests on it.</w:t>
+      </w:r>
+    </w:p>
     <w:p>
       <w:pPr>
         <w:pStyle w:val="Heading2"/>
+        <w:keepNext/>
+        <w:keepLines/>
         <w:pageBreakBefore/>
         <w:spacing w:after="120" w:before="0"/>
       </w:pPr>
@@ -8432,7 +8390,7 @@
                 <w:sz w:val="18"/>
                 <w:szCs w:val="18"/>
               </w:rPr>
-              <w:t xml:space="preserve">Timestamp — per §8</w:t>
+              <w:t xml:space="preserve">Timestamp, or the explicit value OPEN_ENDED for a consent that does not expire — per §8 and CNS-R23a</w:t>
             </w:r>
           </w:p>
         </w:tc>
@@ -8976,6 +8934,8 @@
     <w:p>
       <w:pPr>
         <w:pStyle w:val="Heading2"/>
+        <w:keepNext/>
+        <w:keepLines/>
         <w:pageBreakBefore/>
         <w:spacing w:after="120" w:before="0"/>
       </w:pPr>
@@ -9596,75 +9556,63 @@
         <w:t xml:space="preserve"/>
       </w:r>
     </w:p>
-    <w:tbl>
-      <w:tblPr>
-        <w:tblW w:type="dxa" w:w="9638"/>
-        <w:tblBorders>
-          <w:top w:val="none" w:color="FFFFFF" w:sz="0"/>
-          <w:left w:val="single" w:color="8A5A00" w:sz="18"/>
-          <w:bottom w:val="none" w:color="FFFFFF" w:sz="0"/>
-          <w:right w:val="none" w:color="FFFFFF" w:sz="0"/>
-          <w:insideH w:val="none" w:color="FFFFFF" w:sz="0"/>
-          <w:insideV w:val="none" w:color="FFFFFF" w:sz="0"/>
-        </w:tblBorders>
-      </w:tblPr>
-      <w:tblGrid>
-        <w:gridCol w:w="9638"/>
-      </w:tblGrid>
-      <w:tr>
-        <w:tc>
-          <w:tcPr>
-            <w:tcW w:type="dxa" w:w="9638"/>
-            <w:shd w:fill="F1F5F8" w:color="auto" w:val="clear"/>
-            <w:tcMar>
-              <w:top w:type="dxa" w:w="140"/>
-              <w:left w:type="dxa" w:w="200"/>
-              <w:bottom w:type="dxa" w:w="140"/>
-              <w:right w:type="dxa" w:w="200"/>
-            </w:tcMar>
-          </w:tcPr>
-          <w:p>
-            <w:pPr>
-              <w:spacing w:after="60" w:before="0" w:line="276"/>
-              <w:jc w:val="left"/>
-            </w:pPr>
-            <w:r>
-              <w:rPr>
-                <w:b/>
-                <w:bCs/>
-                <w:i w:val="false"/>
-                <w:iCs w:val="false"/>
-                <w:color w:val="8A5A00"/>
-                <w:sz w:val="20"/>
-                <w:szCs w:val="20"/>
-              </w:rPr>
-              <w:t xml:space="preserve">CNS-R16 is enforced by database privilege, not by code</w:t>
-            </w:r>
-          </w:p>
-          <w:p>
-            <w:pPr>
-              <w:spacing w:after="0" w:before="0" w:line="276"/>
-              <w:jc w:val="left"/>
-            </w:pPr>
-            <w:r>
-              <w:rPr>
-                <w:b w:val="false"/>
-                <w:bCs w:val="false"/>
-                <w:i w:val="false"/>
-                <w:iCs w:val="false"/>
-                <w:color w:val="222629"/>
-                <w:sz w:val="20"/>
-                <w:szCs w:val="20"/>
-              </w:rPr>
-              <w:t xml:space="preserve">An append-only rule that lives inside a service is an append-only rule that one urgent fix removes. This is a hard requirement on the physical database design and a condition on the infrastructure stage. It is carried forward as a condition in Volume 1, §10.</w:t>
-            </w:r>
-          </w:p>
-        </w:tc>
-      </w:tr>
-    </w:tbl>
+    <w:p>
+      <w:pPr>
+        <w:keepNext/>
+        <w:keepLines/>
+        <w:pBdr>
+          <w:top w:val="single" w:color="F1F5F8" w:sz="2" w:space="8"/>
+          <w:left w:val="single" w:color="8A5A00" w:sz="18" w:space="10"/>
+          <w:right w:val="single" w:color="F1F5F8" w:sz="2" w:space="10"/>
+        </w:pBdr>
+        <w:shd w:fill="F1F5F8" w:color="auto" w:val="clear"/>
+        <w:spacing w:after="100" w:before="140" w:line="276"/>
+        <w:ind w:left="200" w:right="200"/>
+      </w:pPr>
+      <w:r>
+        <w:rPr>
+          <w:b/>
+          <w:bCs/>
+          <w:i w:val="false"/>
+          <w:iCs w:val="false"/>
+          <w:color w:val="8A5A00"/>
+          <w:sz w:val="20"/>
+          <w:szCs w:val="20"/>
+        </w:rPr>
+        <w:t xml:space="preserve">CNS-R16 is enforced by database privilege, not by code</w:t>
+      </w:r>
+    </w:p>
+    <w:p>
+      <w:pPr>
+        <w:keepNext w:val="false"/>
+        <w:keepLines/>
+        <w:pBdr>
+          <w:bottom w:val="single" w:color="F1F5F8" w:sz="2" w:space="8"/>
+          <w:left w:val="single" w:color="8A5A00" w:sz="18" w:space="10"/>
+          <w:right w:val="single" w:color="F1F5F8" w:sz="2" w:space="10"/>
+        </w:pBdr>
+        <w:shd w:fill="F1F5F8" w:color="auto" w:val="clear"/>
+        <w:spacing w:after="140" w:before="0" w:line="276"/>
+        <w:ind w:left="200" w:right="200"/>
+      </w:pPr>
+      <w:r>
+        <w:rPr>
+          <w:b w:val="false"/>
+          <w:bCs w:val="false"/>
+          <w:i w:val="false"/>
+          <w:iCs w:val="false"/>
+          <w:color w:val="222629"/>
+          <w:sz w:val="20"/>
+          <w:szCs w:val="20"/>
+        </w:rPr>
+        <w:t xml:space="preserve">An append-only rule that lives inside a service is an append-only rule that one urgent fix removes. This is a hard requirement on the physical database design and a condition on the infrastructure stage. It is carried forward as a condition in Volume 1, §12.</w:t>
+      </w:r>
+    </w:p>
     <w:p>
       <w:pPr>
         <w:pStyle w:val="Heading2"/>
+        <w:keepNext/>
+        <w:keepLines/>
         <w:spacing w:after="120" w:before="300"/>
       </w:pPr>
       <w:r>
@@ -10113,7 +10061,7 @@
                 <w:sz w:val="18"/>
                 <w:szCs w:val="18"/>
               </w:rPr>
-              <w:t xml:space="preserve">CNS-R24</w:t>
+              <w:t xml:space="preserve">CNS-R23a</w:t>
             </w:r>
           </w:p>
         </w:tc>
@@ -10144,7 +10092,7 @@
                 <w:sz w:val="18"/>
                 <w:szCs w:val="18"/>
               </w:rPr>
-              <w:t xml:space="preserve">Consent MUST NOT be reused across customers. A consent is bound to one customer for its lifetime.</w:t>
+              <w:t xml:space="preserve">Where a consent does not expire, the mandatory “valid until” field MUST carry the explicit value OPEN_ENDED. It MUST NOT be left null, and it MUST NOT be filled with a far-future date that would read at audit as a fixed expiry the customer was never told about.</w:t>
             </w:r>
           </w:p>
         </w:tc>
@@ -10175,7 +10123,7 @@
                 <w:sz w:val="18"/>
                 <w:szCs w:val="18"/>
               </w:rPr>
-              <w:t xml:space="preserve">Present a valid consent alongside a different customer identifier: refused as a subject mismatch.</w:t>
+              <w:t xml:space="preserve">Capture a servicing-communications consent: the field reads OPEN_ENDED. Assert that no null and no synthetic date is accepted in that field, and that an expiry check on OPEN_ENDED never returns expired.</w:t>
             </w:r>
           </w:p>
         </w:tc>
@@ -10210,7 +10158,7 @@
                 <w:sz w:val="18"/>
                 <w:szCs w:val="18"/>
               </w:rPr>
-              <w:t xml:space="preserve">CNS-R25</w:t>
+              <w:t xml:space="preserve">CNS-R24</w:t>
             </w:r>
           </w:p>
         </w:tc>
@@ -10240,7 +10188,7 @@
                 <w:sz w:val="18"/>
                 <w:szCs w:val="18"/>
               </w:rPr>
-              <w:t xml:space="preserve">Consent MAY be reused across journeys for the same customer within its validity window, for the same event and the same scope.</w:t>
+              <w:t xml:space="preserve">Consent MUST NOT be reused across customers. A consent is bound to one customer for its lifetime.</w:t>
             </w:r>
           </w:p>
         </w:tc>
@@ -10270,7 +10218,7 @@
                 <w:sz w:val="18"/>
                 <w:szCs w:val="18"/>
               </w:rPr>
-              <w:t xml:space="preserve">Abandon one journey, then start another 10 days later for the same customer. The existing consent is reused with no re-prompt, and the new journey references it.</w:t>
+              <w:t xml:space="preserve">Present a valid consent alongside a different customer identifier: refused as a subject mismatch.</w:t>
             </w:r>
           </w:p>
         </w:tc>
@@ -10306,6 +10254,103 @@
                 <w:sz w:val="18"/>
                 <w:szCs w:val="18"/>
               </w:rPr>
+              <w:t xml:space="preserve">CNS-R25</w:t>
+            </w:r>
+          </w:p>
+        </w:tc>
+        <w:tc>
+          <w:tcPr>
+            <w:tcW w:type="dxa" w:w="4723"/>
+            <w:shd w:fill="F1F5F8" w:color="auto" w:val="clear"/>
+            <w:tcMar>
+              <w:top w:type="dxa" w:w="90"/>
+              <w:left w:type="dxa" w:w="130"/>
+              <w:bottom w:type="dxa" w:w="90"/>
+              <w:right w:type="dxa" w:w="130"/>
+            </w:tcMar>
+            <w:vAlign w:val="top"/>
+          </w:tcPr>
+          <w:p>
+            <w:pPr>
+              <w:spacing w:after="40" w:before="40" w:line="252"/>
+              <w:jc w:val="left"/>
+            </w:pPr>
+            <w:r>
+              <w:rPr>
+                <w:b w:val="false"/>
+                <w:bCs w:val="false"/>
+                <w:i w:val="false"/>
+                <w:iCs w:val="false"/>
+                <w:color w:val="222629"/>
+                <w:sz w:val="18"/>
+                <w:szCs w:val="18"/>
+              </w:rPr>
+              <w:t xml:space="preserve">Consent MAY be reused across journeys for the same customer within its validity window, for the same event and the same scope.</w:t>
+            </w:r>
+          </w:p>
+        </w:tc>
+        <w:tc>
+          <w:tcPr>
+            <w:tcW w:type="dxa" w:w="3662"/>
+            <w:shd w:fill="F1F5F8" w:color="auto" w:val="clear"/>
+            <w:tcMar>
+              <w:top w:type="dxa" w:w="90"/>
+              <w:left w:type="dxa" w:w="130"/>
+              <w:bottom w:type="dxa" w:w="90"/>
+              <w:right w:type="dxa" w:w="130"/>
+            </w:tcMar>
+            <w:vAlign w:val="top"/>
+          </w:tcPr>
+          <w:p>
+            <w:pPr>
+              <w:spacing w:after="40" w:before="40" w:line="252"/>
+              <w:jc w:val="left"/>
+            </w:pPr>
+            <w:r>
+              <w:rPr>
+                <w:b w:val="false"/>
+                <w:bCs w:val="false"/>
+                <w:i w:val="false"/>
+                <w:iCs w:val="false"/>
+                <w:color w:val="222629"/>
+                <w:sz w:val="18"/>
+                <w:szCs w:val="18"/>
+              </w:rPr>
+              <w:t xml:space="preserve">Abandon one journey, then start another 10 days later for the same customer. The existing consent is reused with no re-prompt, and the new journey references it.</w:t>
+            </w:r>
+          </w:p>
+        </w:tc>
+      </w:tr>
+      <w:tr>
+        <w:trPr>
+          <w:cantSplit/>
+        </w:trPr>
+        <w:tc>
+          <w:tcPr>
+            <w:tcW w:type="dxa" w:w="1253"/>
+            <w:tcMar>
+              <w:top w:type="dxa" w:w="90"/>
+              <w:left w:type="dxa" w:w="130"/>
+              <w:bottom w:type="dxa" w:w="90"/>
+              <w:right w:type="dxa" w:w="130"/>
+            </w:tcMar>
+            <w:vAlign w:val="top"/>
+          </w:tcPr>
+          <w:p>
+            <w:pPr>
+              <w:spacing w:after="40" w:before="40" w:line="252"/>
+              <w:jc w:val="left"/>
+            </w:pPr>
+            <w:r>
+              <w:rPr>
+                <w:b/>
+                <w:bCs/>
+                <w:i w:val="false"/>
+                <w:iCs w:val="false"/>
+                <w:color w:val="222629"/>
+                <w:sz w:val="18"/>
+                <w:szCs w:val="18"/>
+              </w:rPr>
               <w:t xml:space="preserve">CNS-R26</w:t>
             </w:r>
           </w:p>
@@ -10313,7 +10358,6 @@
         <w:tc>
           <w:tcPr>
             <w:tcW w:type="dxa" w:w="4723"/>
-            <w:shd w:fill="F1F5F8" w:color="auto" w:val="clear"/>
             <w:tcMar>
               <w:top w:type="dxa" w:w="90"/>
               <w:left w:type="dxa" w:w="130"/>
@@ -10344,7 +10388,6 @@
         <w:tc>
           <w:tcPr>
             <w:tcW w:type="dxa" w:w="3662"/>
-            <w:shd w:fill="F1F5F8" w:color="auto" w:val="clear"/>
             <w:tcMar>
               <w:top w:type="dxa" w:w="90"/>
               <w:left w:type="dxa" w:w="130"/>
@@ -10382,75 +10425,63 @@
         <w:t xml:space="preserve"/>
       </w:r>
     </w:p>
-    <w:tbl>
-      <w:tblPr>
-        <w:tblW w:type="dxa" w:w="9638"/>
-        <w:tblBorders>
-          <w:top w:val="none" w:color="FFFFFF" w:sz="0"/>
-          <w:left w:val="single" w:color="0F6E6E" w:sz="18"/>
-          <w:bottom w:val="none" w:color="FFFFFF" w:sz="0"/>
-          <w:right w:val="none" w:color="FFFFFF" w:sz="0"/>
-          <w:insideH w:val="none" w:color="FFFFFF" w:sz="0"/>
-          <w:insideV w:val="none" w:color="FFFFFF" w:sz="0"/>
-        </w:tblBorders>
-      </w:tblPr>
-      <w:tblGrid>
-        <w:gridCol w:w="9638"/>
-      </w:tblGrid>
-      <w:tr>
-        <w:tc>
-          <w:tcPr>
-            <w:tcW w:type="dxa" w:w="9638"/>
-            <w:shd w:fill="F1F5F8" w:color="auto" w:val="clear"/>
-            <w:tcMar>
-              <w:top w:type="dxa" w:w="140"/>
-              <w:left w:type="dxa" w:w="200"/>
-              <w:bottom w:type="dxa" w:w="140"/>
-              <w:right w:type="dxa" w:w="200"/>
-            </w:tcMar>
-          </w:tcPr>
-          <w:p>
-            <w:pPr>
-              <w:spacing w:after="60" w:before="0" w:line="276"/>
-              <w:jc w:val="left"/>
-            </w:pPr>
-            <w:r>
-              <w:rPr>
-                <w:b/>
-                <w:bCs/>
-                <w:i w:val="false"/>
-                <w:iCs w:val="false"/>
-                <w:color w:val="0F6E6E"/>
-                <w:sz w:val="20"/>
-                <w:szCs w:val="20"/>
-              </w:rPr>
-              <w:t xml:space="preserve">Why reuse is deliberate</w:t>
-            </w:r>
-          </w:p>
-          <w:p>
-            <w:pPr>
-              <w:spacing w:after="0" w:before="0" w:line="276"/>
-              <w:jc w:val="left"/>
-            </w:pPr>
-            <w:r>
-              <w:rPr>
-                <w:b w:val="false"/>
-                <w:bCs w:val="false"/>
-                <w:i w:val="false"/>
-                <w:iCs w:val="false"/>
-                <w:color w:val="222629"/>
-                <w:sz w:val="20"/>
-                <w:szCs w:val="20"/>
-              </w:rPr>
-              <w:t xml:space="preserve">An existing customer re-prompted for identical data-processing consent ten days apart learns that consent is noise, which is the outcome the obligation exists to prevent. Reuse is bounded by customer, event, scope and window — all four, together.</w:t>
-            </w:r>
-          </w:p>
-        </w:tc>
-      </w:tr>
-    </w:tbl>
+    <w:p>
+      <w:pPr>
+        <w:keepNext/>
+        <w:keepLines/>
+        <w:pBdr>
+          <w:top w:val="single" w:color="F1F5F8" w:sz="2" w:space="8"/>
+          <w:left w:val="single" w:color="0F6E6E" w:sz="18" w:space="10"/>
+          <w:right w:val="single" w:color="F1F5F8" w:sz="2" w:space="10"/>
+        </w:pBdr>
+        <w:shd w:fill="F1F5F8" w:color="auto" w:val="clear"/>
+        <w:spacing w:after="100" w:before="140" w:line="276"/>
+        <w:ind w:left="200" w:right="200"/>
+      </w:pPr>
+      <w:r>
+        <w:rPr>
+          <w:b/>
+          <w:bCs/>
+          <w:i w:val="false"/>
+          <w:iCs w:val="false"/>
+          <w:color w:val="0F6E6E"/>
+          <w:sz w:val="20"/>
+          <w:szCs w:val="20"/>
+        </w:rPr>
+        <w:t xml:space="preserve">Why reuse is deliberate</w:t>
+      </w:r>
+    </w:p>
+    <w:p>
+      <w:pPr>
+        <w:keepNext w:val="false"/>
+        <w:keepLines/>
+        <w:pBdr>
+          <w:bottom w:val="single" w:color="F1F5F8" w:sz="2" w:space="8"/>
+          <w:left w:val="single" w:color="0F6E6E" w:sz="18" w:space="10"/>
+          <w:right w:val="single" w:color="F1F5F8" w:sz="2" w:space="10"/>
+        </w:pBdr>
+        <w:shd w:fill="F1F5F8" w:color="auto" w:val="clear"/>
+        <w:spacing w:after="140" w:before="0" w:line="276"/>
+        <w:ind w:left="200" w:right="200"/>
+      </w:pPr>
+      <w:r>
+        <w:rPr>
+          <w:b w:val="false"/>
+          <w:bCs w:val="false"/>
+          <w:i w:val="false"/>
+          <w:iCs w:val="false"/>
+          <w:color w:val="222629"/>
+          <w:sz w:val="20"/>
+          <w:szCs w:val="20"/>
+        </w:rPr>
+        <w:t xml:space="preserve">An existing customer re-prompted for identical data-processing consent ten days apart learns that consent is noise, which is the outcome the obligation exists to prevent. Reuse is bounded by customer, event, scope and window — all four, together.</w:t>
+      </w:r>
+    </w:p>
     <w:p>
       <w:pPr>
         <w:pStyle w:val="Heading2"/>
+        <w:keepNext/>
+        <w:keepLines/>
         <w:pageBreakBefore/>
         <w:spacing w:after="120" w:before="0"/>
       </w:pPr>
@@ -11169,75 +11200,63 @@
         <w:t xml:space="preserve"/>
       </w:r>
     </w:p>
-    <w:tbl>
-      <w:tblPr>
-        <w:tblW w:type="dxa" w:w="9638"/>
-        <w:tblBorders>
-          <w:top w:val="none" w:color="FFFFFF" w:sz="0"/>
-          <w:left w:val="single" w:color="9B2226" w:sz="18"/>
-          <w:bottom w:val="none" w:color="FFFFFF" w:sz="0"/>
-          <w:right w:val="none" w:color="FFFFFF" w:sz="0"/>
-          <w:insideH w:val="none" w:color="FFFFFF" w:sz="0"/>
-          <w:insideV w:val="none" w:color="FFFFFF" w:sz="0"/>
-        </w:tblBorders>
-      </w:tblPr>
-      <w:tblGrid>
-        <w:gridCol w:w="9638"/>
-      </w:tblGrid>
-      <w:tr>
-        <w:tc>
-          <w:tcPr>
-            <w:tcW w:type="dxa" w:w="9638"/>
-            <w:shd w:fill="F1F5F8" w:color="auto" w:val="clear"/>
-            <w:tcMar>
-              <w:top w:type="dxa" w:w="140"/>
-              <w:left w:type="dxa" w:w="200"/>
-              <w:bottom w:type="dxa" w:w="140"/>
-              <w:right w:type="dxa" w:w="200"/>
-            </w:tcMar>
-          </w:tcPr>
-          <w:p>
-            <w:pPr>
-              <w:spacing w:after="60" w:before="0" w:line="276"/>
-              <w:jc w:val="left"/>
-            </w:pPr>
-            <w:r>
-              <w:rPr>
-                <w:b/>
-                <w:bCs/>
-                <w:i w:val="false"/>
-                <w:iCs w:val="false"/>
-                <w:color w:val="9B2226"/>
-                <w:sz w:val="20"/>
-                <w:szCs w:val="20"/>
-              </w:rPr>
-              <w:t xml:space="preserve">CNS-R30 is the honest rule</w:t>
-            </w:r>
-          </w:p>
-          <w:p>
-            <w:pPr>
-              <w:spacing w:after="0" w:before="0" w:line="276"/>
-              <w:jc w:val="left"/>
-            </w:pPr>
-            <w:r>
-              <w:rPr>
-                <w:b w:val="false"/>
-                <w:bCs w:val="false"/>
-                <w:i w:val="false"/>
-                <w:iCs w:val="false"/>
-                <w:color w:val="222629"/>
-                <w:sz w:val="20"/>
-                <w:szCs w:val="20"/>
-              </w:rPr>
-              <w:t xml:space="preserve">The platform cannot un-send data already transmitted to an insurer. Telling the customer otherwise would be a false statement about a regulated act. The behaviour is: stop, record, escalate to a person, and tell the customer exactly that.</w:t>
-            </w:r>
-          </w:p>
-        </w:tc>
-      </w:tr>
-    </w:tbl>
+    <w:p>
+      <w:pPr>
+        <w:keepNext/>
+        <w:keepLines/>
+        <w:pBdr>
+          <w:top w:val="single" w:color="F1F5F8" w:sz="2" w:space="8"/>
+          <w:left w:val="single" w:color="9B2226" w:sz="18" w:space="10"/>
+          <w:right w:val="single" w:color="F1F5F8" w:sz="2" w:space="10"/>
+        </w:pBdr>
+        <w:shd w:fill="F1F5F8" w:color="auto" w:val="clear"/>
+        <w:spacing w:after="100" w:before="140" w:line="276"/>
+        <w:ind w:left="200" w:right="200"/>
+      </w:pPr>
+      <w:r>
+        <w:rPr>
+          <w:b/>
+          <w:bCs/>
+          <w:i w:val="false"/>
+          <w:iCs w:val="false"/>
+          <w:color w:val="9B2226"/>
+          <w:sz w:val="20"/>
+          <w:szCs w:val="20"/>
+        </w:rPr>
+        <w:t xml:space="preserve">CNS-R30 is the honest rule</w:t>
+      </w:r>
+    </w:p>
+    <w:p>
+      <w:pPr>
+        <w:keepNext w:val="false"/>
+        <w:keepLines/>
+        <w:pBdr>
+          <w:bottom w:val="single" w:color="F1F5F8" w:sz="2" w:space="8"/>
+          <w:left w:val="single" w:color="9B2226" w:sz="18" w:space="10"/>
+          <w:right w:val="single" w:color="F1F5F8" w:sz="2" w:space="10"/>
+        </w:pBdr>
+        <w:shd w:fill="F1F5F8" w:color="auto" w:val="clear"/>
+        <w:spacing w:after="140" w:before="0" w:line="276"/>
+        <w:ind w:left="200" w:right="200"/>
+      </w:pPr>
+      <w:r>
+        <w:rPr>
+          <w:b w:val="false"/>
+          <w:bCs w:val="false"/>
+          <w:i w:val="false"/>
+          <w:iCs w:val="false"/>
+          <w:color w:val="222629"/>
+          <w:sz w:val="20"/>
+          <w:szCs w:val="20"/>
+        </w:rPr>
+        <w:t xml:space="preserve">The platform cannot un-send data already transmitted to an insurer. Telling the customer otherwise would be a false statement about a regulated act. The behaviour is: stop, record, escalate to a person, and tell the customer exactly that.</w:t>
+      </w:r>
+    </w:p>
     <w:p>
       <w:pPr>
         <w:pStyle w:val="Heading2"/>
+        <w:keepNext/>
+        <w:keepLines/>
         <w:spacing w:after="120" w:before="300"/>
       </w:pPr>
       <w:r>
@@ -11493,7 +11512,7 @@
                 <w:sz w:val="18"/>
                 <w:szCs w:val="18"/>
               </w:rPr>
-              <w:t xml:space="preserve">CNS-R34</w:t>
+              <w:t xml:space="preserve">CNS-R33a</w:t>
             </w:r>
           </w:p>
         </w:tc>
@@ -11524,7 +11543,7 @@
                 <w:sz w:val="18"/>
                 <w:szCs w:val="18"/>
               </w:rPr>
-              <w:t xml:space="preserve">Retained evidence MUST be held in write-once storage in an India region.</w:t>
+              <w:t xml:space="preserve">Where a consent is reused across journeys under CNS-R25, retention MUST be anchored to the terminal state of the LAST journey that relied on it. The clock restarts on each reuse and MUST never shorten. A consent that has not yet been relied upon by any terminated journey MUST NOT become eligible for disposal.</w:t>
             </w:r>
           </w:p>
         </w:tc>
@@ -11555,7 +11574,7 @@
                 <w:sz w:val="18"/>
                 <w:szCs w:val="18"/>
               </w:rPr>
-              <w:t xml:space="preserve">Inspect the storage configuration: write-once locking enabled, retention set to seven years, region within India.</w:t>
+              <w:t xml:space="preserve">Reuse one consent across two journeys terminating three months apart: the expiry equals the later terminal date plus seven years. Add a third, later journey: the expiry moves out. Assert no path shortens a previously computed expiry.</w:t>
             </w:r>
           </w:p>
         </w:tc>
@@ -11590,7 +11609,7 @@
                 <w:sz w:val="18"/>
                 <w:szCs w:val="18"/>
               </w:rPr>
-              <w:t xml:space="preserve">CNS-R35</w:t>
+              <w:t xml:space="preserve">CNS-R33b</w:t>
             </w:r>
           </w:p>
         </w:tc>
@@ -11620,7 +11639,7 @@
                 <w:sz w:val="18"/>
                 <w:szCs w:val="18"/>
               </w:rPr>
-              <w:t xml:space="preserve">A single consent record MUST be retrievable within 4 business hours of a regulator or internal audit request; a full journey bundle within 1 business day.</w:t>
+              <w:t xml:space="preserve">A consent with no expiry under CNS-R23 MUST be retained for 7 years from its withdrawal, or from the terminal state of the last journey that relied on it, whichever is later.</w:t>
             </w:r>
           </w:p>
         </w:tc>
@@ -11650,7 +11669,7 @@
                 <w:sz w:val="18"/>
                 <w:szCs w:val="18"/>
               </w:rPr>
-              <w:t xml:space="preserve">A timed retrieval exercise, recorded.</w:t>
+              <w:t xml:space="preserve">Withdraw a servicing-communications consent one year after the last journey terminated: retention runs seven years from the withdrawal.</w:t>
             </w:r>
           </w:p>
         </w:tc>
@@ -11686,6 +11705,296 @@
                 <w:sz w:val="18"/>
                 <w:szCs w:val="18"/>
               </w:rPr>
+              <w:t xml:space="preserve">CNS-R33c</w:t>
+            </w:r>
+          </w:p>
+        </w:tc>
+        <w:tc>
+          <w:tcPr>
+            <w:tcW w:type="dxa" w:w="4723"/>
+            <w:shd w:fill="F1F5F8" w:color="auto" w:val="clear"/>
+            <w:tcMar>
+              <w:top w:type="dxa" w:w="90"/>
+              <w:left w:type="dxa" w:w="130"/>
+              <w:bottom w:type="dxa" w:w="90"/>
+              <w:right w:type="dxa" w:w="130"/>
+            </w:tcMar>
+            <w:vAlign w:val="top"/>
+          </w:tcPr>
+          <w:p>
+            <w:pPr>
+              <w:spacing w:after="40" w:before="40" w:line="252"/>
+              <w:jc w:val="left"/>
+            </w:pPr>
+            <w:r>
+              <w:rPr>
+                <w:b w:val="false"/>
+                <w:bCs w:val="false"/>
+                <w:i w:val="false"/>
+                <w:iCs w:val="false"/>
+                <w:color w:val="222629"/>
+                <w:sz w:val="18"/>
+                <w:szCs w:val="18"/>
+              </w:rPr>
+              <w:t xml:space="preserve">A legal hold MUST suspend disposal for the records it names, MUST be recorded with who placed it and when, and MUST be releasable only by Compliance. Retention MUST NOT be computed as expired while a hold is in force.</w:t>
+            </w:r>
+          </w:p>
+        </w:tc>
+        <w:tc>
+          <w:tcPr>
+            <w:tcW w:type="dxa" w:w="3662"/>
+            <w:shd w:fill="F1F5F8" w:color="auto" w:val="clear"/>
+            <w:tcMar>
+              <w:top w:type="dxa" w:w="90"/>
+              <w:left w:type="dxa" w:w="130"/>
+              <w:bottom w:type="dxa" w:w="90"/>
+              <w:right w:type="dxa" w:w="130"/>
+            </w:tcMar>
+            <w:vAlign w:val="top"/>
+          </w:tcPr>
+          <w:p>
+            <w:pPr>
+              <w:spacing w:after="40" w:before="40" w:line="252"/>
+              <w:jc w:val="left"/>
+            </w:pPr>
+            <w:r>
+              <w:rPr>
+                <w:b w:val="false"/>
+                <w:bCs w:val="false"/>
+                <w:i w:val="false"/>
+                <w:iCs w:val="false"/>
+                <w:color w:val="222629"/>
+                <w:sz w:val="18"/>
+                <w:szCs w:val="18"/>
+              </w:rPr>
+              <w:t xml:space="preserve">Place a hold on a record past its retention expiry: disposal is refused and the refusal is logged. Release the hold as Compliance: disposal becomes possible. Attempt release as any other role: refused.</w:t>
+            </w:r>
+          </w:p>
+        </w:tc>
+      </w:tr>
+      <w:tr>
+        <w:trPr>
+          <w:cantSplit/>
+        </w:trPr>
+        <w:tc>
+          <w:tcPr>
+            <w:tcW w:type="dxa" w:w="1253"/>
+            <w:tcMar>
+              <w:top w:type="dxa" w:w="90"/>
+              <w:left w:type="dxa" w:w="130"/>
+              <w:bottom w:type="dxa" w:w="90"/>
+              <w:right w:type="dxa" w:w="130"/>
+            </w:tcMar>
+            <w:vAlign w:val="top"/>
+          </w:tcPr>
+          <w:p>
+            <w:pPr>
+              <w:spacing w:after="40" w:before="40" w:line="252"/>
+              <w:jc w:val="left"/>
+            </w:pPr>
+            <w:r>
+              <w:rPr>
+                <w:b/>
+                <w:bCs/>
+                <w:i w:val="false"/>
+                <w:iCs w:val="false"/>
+                <w:color w:val="222629"/>
+                <w:sz w:val="18"/>
+                <w:szCs w:val="18"/>
+              </w:rPr>
+              <w:t xml:space="preserve">CNS-R34</w:t>
+            </w:r>
+          </w:p>
+        </w:tc>
+        <w:tc>
+          <w:tcPr>
+            <w:tcW w:type="dxa" w:w="4723"/>
+            <w:tcMar>
+              <w:top w:type="dxa" w:w="90"/>
+              <w:left w:type="dxa" w:w="130"/>
+              <w:bottom w:type="dxa" w:w="90"/>
+              <w:right w:type="dxa" w:w="130"/>
+            </w:tcMar>
+            <w:vAlign w:val="top"/>
+          </w:tcPr>
+          <w:p>
+            <w:pPr>
+              <w:spacing w:after="40" w:before="40" w:line="252"/>
+              <w:jc w:val="left"/>
+            </w:pPr>
+            <w:r>
+              <w:rPr>
+                <w:b w:val="false"/>
+                <w:bCs w:val="false"/>
+                <w:i w:val="false"/>
+                <w:iCs w:val="false"/>
+                <w:color w:val="222629"/>
+                <w:sz w:val="18"/>
+                <w:szCs w:val="18"/>
+              </w:rPr>
+              <w:t xml:space="preserve">Retained evidence MUST be held in write-once storage in an India region.</w:t>
+            </w:r>
+          </w:p>
+        </w:tc>
+        <w:tc>
+          <w:tcPr>
+            <w:tcW w:type="dxa" w:w="3662"/>
+            <w:tcMar>
+              <w:top w:type="dxa" w:w="90"/>
+              <w:left w:type="dxa" w:w="130"/>
+              <w:bottom w:type="dxa" w:w="90"/>
+              <w:right w:type="dxa" w:w="130"/>
+            </w:tcMar>
+            <w:vAlign w:val="top"/>
+          </w:tcPr>
+          <w:p>
+            <w:pPr>
+              <w:spacing w:after="40" w:before="40" w:line="252"/>
+              <w:jc w:val="left"/>
+            </w:pPr>
+            <w:r>
+              <w:rPr>
+                <w:b w:val="false"/>
+                <w:bCs w:val="false"/>
+                <w:i w:val="false"/>
+                <w:iCs w:val="false"/>
+                <w:color w:val="222629"/>
+                <w:sz w:val="18"/>
+                <w:szCs w:val="18"/>
+              </w:rPr>
+              <w:t xml:space="preserve">Inspect the storage configuration: write-once locking enabled, retention set to seven years, region within India.</w:t>
+            </w:r>
+          </w:p>
+        </w:tc>
+      </w:tr>
+      <w:tr>
+        <w:trPr>
+          <w:cantSplit/>
+        </w:trPr>
+        <w:tc>
+          <w:tcPr>
+            <w:tcW w:type="dxa" w:w="1253"/>
+            <w:shd w:fill="F1F5F8" w:color="auto" w:val="clear"/>
+            <w:tcMar>
+              <w:top w:type="dxa" w:w="90"/>
+              <w:left w:type="dxa" w:w="130"/>
+              <w:bottom w:type="dxa" w:w="90"/>
+              <w:right w:type="dxa" w:w="130"/>
+            </w:tcMar>
+            <w:vAlign w:val="top"/>
+          </w:tcPr>
+          <w:p>
+            <w:pPr>
+              <w:spacing w:after="40" w:before="40" w:line="252"/>
+              <w:jc w:val="left"/>
+            </w:pPr>
+            <w:r>
+              <w:rPr>
+                <w:b/>
+                <w:bCs/>
+                <w:i w:val="false"/>
+                <w:iCs w:val="false"/>
+                <w:color w:val="222629"/>
+                <w:sz w:val="18"/>
+                <w:szCs w:val="18"/>
+              </w:rPr>
+              <w:t xml:space="preserve">CNS-R35</w:t>
+            </w:r>
+          </w:p>
+        </w:tc>
+        <w:tc>
+          <w:tcPr>
+            <w:tcW w:type="dxa" w:w="4723"/>
+            <w:shd w:fill="F1F5F8" w:color="auto" w:val="clear"/>
+            <w:tcMar>
+              <w:top w:type="dxa" w:w="90"/>
+              <w:left w:type="dxa" w:w="130"/>
+              <w:bottom w:type="dxa" w:w="90"/>
+              <w:right w:type="dxa" w:w="130"/>
+            </w:tcMar>
+            <w:vAlign w:val="top"/>
+          </w:tcPr>
+          <w:p>
+            <w:pPr>
+              <w:spacing w:after="40" w:before="40" w:line="252"/>
+              <w:jc w:val="left"/>
+            </w:pPr>
+            <w:r>
+              <w:rPr>
+                <w:b w:val="false"/>
+                <w:bCs w:val="false"/>
+                <w:i w:val="false"/>
+                <w:iCs w:val="false"/>
+                <w:color w:val="222629"/>
+                <w:sz w:val="18"/>
+                <w:szCs w:val="18"/>
+              </w:rPr>
+              <w:t xml:space="preserve">A single consent record MUST be retrievable within 4 business hours of a regulator or internal audit request; a full journey bundle within 1 business day.</w:t>
+            </w:r>
+          </w:p>
+        </w:tc>
+        <w:tc>
+          <w:tcPr>
+            <w:tcW w:type="dxa" w:w="3662"/>
+            <w:shd w:fill="F1F5F8" w:color="auto" w:val="clear"/>
+            <w:tcMar>
+              <w:top w:type="dxa" w:w="90"/>
+              <w:left w:type="dxa" w:w="130"/>
+              <w:bottom w:type="dxa" w:w="90"/>
+              <w:right w:type="dxa" w:w="130"/>
+            </w:tcMar>
+            <w:vAlign w:val="top"/>
+          </w:tcPr>
+          <w:p>
+            <w:pPr>
+              <w:spacing w:after="40" w:before="40" w:line="252"/>
+              <w:jc w:val="left"/>
+            </w:pPr>
+            <w:r>
+              <w:rPr>
+                <w:b w:val="false"/>
+                <w:bCs w:val="false"/>
+                <w:i w:val="false"/>
+                <w:iCs w:val="false"/>
+                <w:color w:val="222629"/>
+                <w:sz w:val="18"/>
+                <w:szCs w:val="18"/>
+              </w:rPr>
+              <w:t xml:space="preserve">A timed retrieval exercise, recorded.</w:t>
+            </w:r>
+          </w:p>
+        </w:tc>
+      </w:tr>
+      <w:tr>
+        <w:trPr>
+          <w:cantSplit/>
+        </w:trPr>
+        <w:tc>
+          <w:tcPr>
+            <w:tcW w:type="dxa" w:w="1253"/>
+            <w:tcMar>
+              <w:top w:type="dxa" w:w="90"/>
+              <w:left w:type="dxa" w:w="130"/>
+              <w:bottom w:type="dxa" w:w="90"/>
+              <w:right w:type="dxa" w:w="130"/>
+            </w:tcMar>
+            <w:vAlign w:val="top"/>
+          </w:tcPr>
+          <w:p>
+            <w:pPr>
+              <w:spacing w:after="40" w:before="40" w:line="252"/>
+              <w:jc w:val="left"/>
+            </w:pPr>
+            <w:r>
+              <w:rPr>
+                <w:b/>
+                <w:bCs/>
+                <w:i w:val="false"/>
+                <w:iCs w:val="false"/>
+                <w:color w:val="222629"/>
+                <w:sz w:val="18"/>
+                <w:szCs w:val="18"/>
+              </w:rPr>
               <w:t xml:space="preserve">CNS-R36</w:t>
             </w:r>
           </w:p>
@@ -11693,7 +12002,6 @@
         <w:tc>
           <w:tcPr>
             <w:tcW w:type="dxa" w:w="4723"/>
-            <w:shd w:fill="F1F5F8" w:color="auto" w:val="clear"/>
             <w:tcMar>
               <w:top w:type="dxa" w:w="90"/>
               <w:left w:type="dxa" w:w="130"/>
@@ -11724,7 +12032,6 @@
         <w:tc>
           <w:tcPr>
             <w:tcW w:type="dxa" w:w="3662"/>
-            <w:shd w:fill="F1F5F8" w:color="auto" w:val="clear"/>
             <w:tcMar>
               <w:top w:type="dxa" w:w="90"/>
               <w:left w:type="dxa" w:w="130"/>
@@ -11795,6 +12102,8 @@
     <w:p>
       <w:pPr>
         <w:pStyle w:val="Heading2"/>
+        <w:keepNext/>
+        <w:keepLines/>
         <w:pageBreakBefore/>
         <w:spacing w:after="120" w:before="0"/>
       </w:pPr>
@@ -13438,6 +13747,8 @@
     <w:p>
       <w:pPr>
         <w:pStyle w:val="Heading2"/>
+        <w:keepNext/>
+        <w:keepLines/>
         <w:spacing w:after="120" w:before="300"/>
       </w:pPr>
       <w:r>
@@ -14490,6 +14801,8 @@
     <w:p>
       <w:pPr>
         <w:pStyle w:val="Heading2"/>
+        <w:keepNext/>
+        <w:keepLines/>
         <w:spacing w:after="120" w:before="300"/>
       </w:pPr>
       <w:r>
@@ -14518,7 +14831,7 @@
           <w:sz w:val="20"/>
           <w:szCs w:val="20"/>
         </w:rPr>
-        <w:t xml:space="preserve">Named openly, because a rule pack that pretends to have settled an open regulatory question is worse than one that flags it. These are the consent items carried into Volume 1, §8, where Product’s recommended position on each is stated.</w:t>
+        <w:t xml:space="preserve">Named openly, because a rule pack that pretends to have settled an open regulatory question is worse than one that flags it. These are the consent items carried into Volume 1, §10, where Product’s recommended position on each is stated.</w:t>
       </w:r>
     </w:p>
     <w:tbl>
@@ -15148,6 +15461,8 @@
     <w:p>
       <w:pPr>
         <w:pStyle w:val="Heading1"/>
+        <w:keepNext/>
+        <w:keepLines/>
         <w:pageBreakBefore/>
         <w:pBdr>
           <w:bottom w:val="single" w:color="0F6E6E" w:sz="8" w:space="6"/>
@@ -15186,6 +15501,8 @@
     <w:p>
       <w:pPr>
         <w:pStyle w:val="Heading2"/>
+        <w:keepNext/>
+        <w:keepLines/>
         <w:spacing w:after="120" w:before="300"/>
       </w:pPr>
       <w:r>
@@ -16211,6 +16528,8 @@
     <w:p>
       <w:pPr>
         <w:pStyle w:val="Heading2"/>
+        <w:keepNext/>
+        <w:keepLines/>
         <w:pageBreakBefore/>
         <w:spacing w:after="120" w:before="0"/>
       </w:pPr>
@@ -17028,7 +17347,7 @@
                 <w:sz w:val="18"/>
                 <w:szCs w:val="18"/>
               </w:rPr>
-              <w:t xml:space="preserve">Described in plain words in Volume 1, §4, without the codes.</w:t>
+              <w:t xml:space="preserve">Described in plain words in Volume 1, §5, without the codes.</w:t>
             </w:r>
           </w:p>
         </w:tc>
@@ -17126,7 +17445,7 @@
                 <w:sz w:val="18"/>
                 <w:szCs w:val="18"/>
               </w:rPr>
-              <w:t xml:space="preserve">Used as written; conventions explained in Volume 1, §5.</w:t>
+              <w:t xml:space="preserve">Used as written; conventions explained in Volume 1, §7.</w:t>
             </w:r>
           </w:p>
         </w:tc>
@@ -17221,7 +17540,7 @@
                 <w:sz w:val="18"/>
                 <w:szCs w:val="18"/>
               </w:rPr>
-              <w:t xml:space="preserve">Used as written; all are listed in Volume 1, §8.</w:t>
+              <w:t xml:space="preserve">Used as written; all are listed in Volume 1, §10.</w:t>
             </w:r>
           </w:p>
         </w:tc>
@@ -17257,7 +17576,7 @@
                 <w:sz w:val="18"/>
                 <w:szCs w:val="18"/>
               </w:rPr>
-              <w:t xml:space="preserve">SUIT-ALGO-LIFE-v1.0</w:t>
+              <w:t xml:space="preserve">SUIT-ALGO-LIFE-v1.1</w:t>
             </w:r>
           </w:p>
         </w:tc>
@@ -17350,14 +17669,14 @@
           <w:sz w:val="17"/>
           <w:szCs w:val="17"/>
         </w:rPr>
-        <w:t xml:space="preserve">Volume 2 of 3 — Consent Rule Pack · Prepared by Rajal, Principal Insurance Platform Product Owner · AU Bank Insurance Distribution Platform · 17 August 2026 · Approval reference COMP-APPROVE-CNS-SUIT-v1.0</w:t>
+        <w:t xml:space="preserve">Volume 2 of 3 — Consent Rule Pack · Prepared by Rajal, Principal Insurance Platform Product Owner · AU Bank Insurance Distribution Platform · 17 August 2026 · Approval reference COMP-APPROVE-CNS-SUIT-v1.1</w:t>
       </w:r>
     </w:p>
     <w:sectPr>
       <w:headerReference w:type="default" r:id="rId7"/>
       <w:footerReference w:type="default" r:id="rId8"/>
       <w:pgSz w:w="11906" w:h="16838" w:orient="portrait"/>
-      <w:pgMar w:top="1134" w:right="1134" w:bottom="1134" w:left="1134" w:header="680" w:footer="567" w:gutter="0"/>
+      <w:pgMar w:top="1191" w:right="1134" w:bottom="1418" w:left="1134" w:header="624" w:footer="680" w:gutter="0"/>
       <w:pgNumType/>
       <w:docGrid w:linePitch="360"/>
     </w:sectPr>

--- a/docs/au-bank-insurance-platform/rule-packs/approval/2-Consent-Rule-Pack.docx
+++ b/docs/au-bank-insurance-platform/rule-packs/approval/2-Consent-Rule-Pack.docx
@@ -339,6 +339,20 @@
               <w:t xml:space="preserve">Volume 1 — Decision Pack, Decision Schedule A (§8). That schedule is where the approval is recorded; this volume is what it refers to.</w:t>
             </w:r>
           </w:p>
+          <w:p>
+            <w:r>
+              <w:t xml:space="preserve">Open companion file: </w:t>
+            </w:r>
+            <w:hyperlink r:id="rId10">
+              <w:r>
+                <w:rPr>
+                  <w:color w:val="0563C1"/>
+                  <w:u w:val="single"/>
+                </w:rPr>
+                <w:t>Volume 1 — Decision Pack</w:t>
+              </w:r>
+            </w:hyperlink>
+          </w:p>
         </w:tc>
       </w:tr>
       <w:tr>
@@ -751,6 +765,7 @@
       </w:tr>
     </w:tbl>
     <w:p>
+      <w:bookmarkStart w:id="1" w:name="toc"/>
       <w:pPr>
         <w:pStyle w:val="Heading1"/>
         <w:keepNext/>
@@ -771,426 +786,511 @@
         </w:rPr>
         <w:t xml:space="preserve">Contents of this volume</w:t>
       </w:r>
+      <w:bookmarkEnd w:id="1"/>
     </w:p>
     <w:p>
       <w:pPr>
         <w:spacing w:after="70" w:before="0" w:line="276"/>
         <w:jc w:val="left"/>
       </w:pPr>
-      <w:r>
-        <w:rPr>
-          <w:b/>
-          <w:bCs/>
-          <w:i w:val="false"/>
-          <w:iCs w:val="false"/>
-          <w:color w:val="0F6E6E"/>
-          <w:sz w:val="20"/>
-          <w:szCs w:val="20"/>
-        </w:rPr>
-        <w:t xml:space="preserve">1.  </w:t>
-      </w:r>
-      <w:r>
-        <w:rPr>
-          <w:b w:val="false"/>
-          <w:bCs w:val="false"/>
-          <w:i w:val="false"/>
-          <w:iCs w:val="false"/>
-          <w:color w:val="222629"/>
-          <w:sz w:val="20"/>
-          <w:szCs w:val="20"/>
-        </w:rPr>
-        <w:t xml:space="preserve">Consent events in the first release</w:t>
-      </w:r>
+      <w:hyperlink w:anchor="sec_002" w:history="1">
+        <w:r>
+          <w:rPr>
+            <w:b/>
+            <w:bCs/>
+            <w:i w:val="false"/>
+            <w:iCs w:val="false"/>
+            <w:color w:val="0F6E6E"/>
+            <w:sz w:val="20"/>
+            <w:szCs w:val="20"/>
+            <w:color w:val="0563C1"/>
+            <w:u w:val="single"/>
+          </w:rPr>
+          <w:t xml:space="preserve">1.  </w:t>
+        </w:r>
+        <w:r>
+          <w:rPr>
+            <w:b w:val="false"/>
+            <w:bCs w:val="false"/>
+            <w:i w:val="false"/>
+            <w:iCs w:val="false"/>
+            <w:color w:val="222629"/>
+            <w:sz w:val="20"/>
+            <w:szCs w:val="20"/>
+            <w:color w:val="0563C1"/>
+            <w:u w:val="single"/>
+          </w:rPr>
+          <w:t xml:space="preserve">Consent events in the first release</w:t>
+        </w:r>
+      </w:hyperlink>
     </w:p>
     <w:p>
       <w:pPr>
         <w:spacing w:after="70" w:before="0" w:line="276"/>
         <w:jc w:val="left"/>
       </w:pPr>
-      <w:r>
-        <w:rPr>
-          <w:b/>
-          <w:bCs/>
-          <w:i w:val="false"/>
-          <w:iCs w:val="false"/>
-          <w:color w:val="0F6E6E"/>
-          <w:sz w:val="20"/>
-          <w:szCs w:val="20"/>
-        </w:rPr>
-        <w:t xml:space="preserve">2.  </w:t>
-      </w:r>
-      <w:r>
-        <w:rPr>
-          <w:b w:val="false"/>
-          <w:bCs w:val="false"/>
-          <w:i w:val="false"/>
-          <w:iCs w:val="false"/>
-          <w:color w:val="222629"/>
-          <w:sz w:val="20"/>
-          <w:szCs w:val="20"/>
-        </w:rPr>
-        <w:t xml:space="preserve">Statement identity and versioning</w:t>
-      </w:r>
+      <w:hyperlink w:anchor="sec_003" w:history="1">
+        <w:r>
+          <w:rPr>
+            <w:b/>
+            <w:bCs/>
+            <w:i w:val="false"/>
+            <w:iCs w:val="false"/>
+            <w:color w:val="0F6E6E"/>
+            <w:sz w:val="20"/>
+            <w:szCs w:val="20"/>
+            <w:color w:val="0563C1"/>
+            <w:u w:val="single"/>
+          </w:rPr>
+          <w:t xml:space="preserve">2.  </w:t>
+        </w:r>
+        <w:r>
+          <w:rPr>
+            <w:b w:val="false"/>
+            <w:bCs w:val="false"/>
+            <w:i w:val="false"/>
+            <w:iCs w:val="false"/>
+            <w:color w:val="222629"/>
+            <w:sz w:val="20"/>
+            <w:szCs w:val="20"/>
+            <w:color w:val="0563C1"/>
+            <w:u w:val="single"/>
+          </w:rPr>
+          <w:t xml:space="preserve">Statement identity and versioning</w:t>
+        </w:r>
+      </w:hyperlink>
     </w:p>
     <w:p>
       <w:pPr>
         <w:spacing w:after="70" w:before="0" w:line="276"/>
         <w:jc w:val="left"/>
       </w:pPr>
-      <w:r>
-        <w:rPr>
-          <w:b/>
-          <w:bCs/>
-          <w:i w:val="false"/>
-          <w:iCs w:val="false"/>
-          <w:color w:val="0F6E6E"/>
-          <w:sz w:val="20"/>
-          <w:szCs w:val="20"/>
-        </w:rPr>
-        <w:t xml:space="preserve">3.  </w:t>
-      </w:r>
-      <w:r>
-        <w:rPr>
-          <w:b w:val="false"/>
-          <w:bCs w:val="false"/>
-          <w:i w:val="false"/>
-          <w:iCs w:val="false"/>
-          <w:color w:val="222629"/>
-          <w:sz w:val="20"/>
-          <w:szCs w:val="20"/>
-        </w:rPr>
-        <w:t xml:space="preserve">Version change and journeys already in flight</w:t>
-      </w:r>
+      <w:hyperlink w:anchor="sec_004" w:history="1">
+        <w:r>
+          <w:rPr>
+            <w:b/>
+            <w:bCs/>
+            <w:i w:val="false"/>
+            <w:iCs w:val="false"/>
+            <w:color w:val="0F6E6E"/>
+            <w:sz w:val="20"/>
+            <w:szCs w:val="20"/>
+            <w:color w:val="0563C1"/>
+            <w:u w:val="single"/>
+          </w:rPr>
+          <w:t xml:space="preserve">3.  </w:t>
+        </w:r>
+        <w:r>
+          <w:rPr>
+            <w:b w:val="false"/>
+            <w:bCs w:val="false"/>
+            <w:i w:val="false"/>
+            <w:iCs w:val="false"/>
+            <w:color w:val="222629"/>
+            <w:sz w:val="20"/>
+            <w:szCs w:val="20"/>
+            <w:color w:val="0563C1"/>
+            <w:u w:val="single"/>
+          </w:rPr>
+          <w:t xml:space="preserve">Version change and journeys already in flight</w:t>
+        </w:r>
+      </w:hyperlink>
     </w:p>
     <w:p>
       <w:pPr>
         <w:spacing w:after="70" w:before="0" w:line="276"/>
         <w:jc w:val="left"/>
       </w:pPr>
-      <w:r>
-        <w:rPr>
-          <w:b/>
-          <w:bCs/>
-          <w:i w:val="false"/>
-          <w:iCs w:val="false"/>
-          <w:color w:val="0F6E6E"/>
-          <w:sz w:val="20"/>
-          <w:szCs w:val="20"/>
-        </w:rPr>
-        <w:t xml:space="preserve">4.  </w:t>
-      </w:r>
-      <w:r>
-        <w:rPr>
-          <w:b w:val="false"/>
-          <w:bCs w:val="false"/>
-          <w:i w:val="false"/>
-          <w:iCs w:val="false"/>
-          <w:color w:val="222629"/>
-          <w:sz w:val="20"/>
-          <w:szCs w:val="20"/>
-        </w:rPr>
-        <w:t xml:space="preserve">Language</w:t>
-      </w:r>
+      <w:hyperlink w:anchor="sec_005" w:history="1">
+        <w:r>
+          <w:rPr>
+            <w:b/>
+            <w:bCs/>
+            <w:i w:val="false"/>
+            <w:iCs w:val="false"/>
+            <w:color w:val="0F6E6E"/>
+            <w:sz w:val="20"/>
+            <w:szCs w:val="20"/>
+            <w:color w:val="0563C1"/>
+            <w:u w:val="single"/>
+          </w:rPr>
+          <w:t xml:space="preserve">4.  </w:t>
+        </w:r>
+        <w:r>
+          <w:rPr>
+            <w:b w:val="false"/>
+            <w:bCs w:val="false"/>
+            <w:i w:val="false"/>
+            <w:iCs w:val="false"/>
+            <w:color w:val="222629"/>
+            <w:sz w:val="20"/>
+            <w:szCs w:val="20"/>
+            <w:color w:val="0563C1"/>
+            <w:u w:val="single"/>
+          </w:rPr>
+          <w:t xml:space="preserve">Language</w:t>
+        </w:r>
+      </w:hyperlink>
     </w:p>
     <w:p>
       <w:pPr>
         <w:spacing w:after="70" w:before="0" w:line="276"/>
         <w:jc w:val="left"/>
       </w:pPr>
-      <w:r>
-        <w:rPr>
-          <w:b/>
-          <w:bCs/>
-          <w:i w:val="false"/>
-          <w:iCs w:val="false"/>
-          <w:color w:val="0F6E6E"/>
-          <w:sz w:val="20"/>
-          <w:szCs w:val="20"/>
-        </w:rPr>
-        <w:t xml:space="preserve">5.  </w:t>
-      </w:r>
-      <w:r>
-        <w:rPr>
-          <w:b w:val="false"/>
-          <w:bCs w:val="false"/>
-          <w:i w:val="false"/>
-          <w:iCs w:val="false"/>
-          <w:color w:val="222629"/>
-          <w:sz w:val="20"/>
-          <w:szCs w:val="20"/>
-        </w:rPr>
-        <w:t xml:space="preserve">Capture mechanism by channel</w:t>
-      </w:r>
+      <w:hyperlink w:anchor="sec_006" w:history="1">
+        <w:r>
+          <w:rPr>
+            <w:b/>
+            <w:bCs/>
+            <w:i w:val="false"/>
+            <w:iCs w:val="false"/>
+            <w:color w:val="0F6E6E"/>
+            <w:sz w:val="20"/>
+            <w:szCs w:val="20"/>
+            <w:color w:val="0563C1"/>
+            <w:u w:val="single"/>
+          </w:rPr>
+          <w:t xml:space="preserve">5.  </w:t>
+        </w:r>
+        <w:r>
+          <w:rPr>
+            <w:b w:val="false"/>
+            <w:bCs w:val="false"/>
+            <w:i w:val="false"/>
+            <w:iCs w:val="false"/>
+            <w:color w:val="222629"/>
+            <w:sz w:val="20"/>
+            <w:szCs w:val="20"/>
+            <w:color w:val="0563C1"/>
+            <w:u w:val="single"/>
+          </w:rPr>
+          <w:t xml:space="preserve">Capture mechanism by channel</w:t>
+        </w:r>
+      </w:hyperlink>
     </w:p>
     <w:p>
       <w:pPr>
         <w:spacing w:after="70" w:before="0" w:line="276"/>
         <w:jc w:val="left"/>
       </w:pPr>
-      <w:r>
-        <w:rPr>
-          <w:b/>
-          <w:bCs/>
-          <w:i w:val="false"/>
-          <w:iCs w:val="false"/>
-          <w:color w:val="0F6E6E"/>
-          <w:sz w:val="20"/>
-          <w:szCs w:val="20"/>
-        </w:rPr>
-        <w:t xml:space="preserve">6.  </w:t>
-      </w:r>
-      <w:r>
-        <w:rPr>
-          <w:b w:val="false"/>
-          <w:bCs w:val="false"/>
-          <w:i w:val="false"/>
-          <w:iCs w:val="false"/>
-          <w:color w:val="222629"/>
-          <w:sz w:val="20"/>
-          <w:szCs w:val="20"/>
-        </w:rPr>
-        <w:t xml:space="preserve">The consent evidence record</w:t>
-      </w:r>
+      <w:hyperlink w:anchor="sec_007" w:history="1">
+        <w:r>
+          <w:rPr>
+            <w:b/>
+            <w:bCs/>
+            <w:i w:val="false"/>
+            <w:iCs w:val="false"/>
+            <w:color w:val="0F6E6E"/>
+            <w:sz w:val="20"/>
+            <w:szCs w:val="20"/>
+            <w:color w:val="0563C1"/>
+            <w:u w:val="single"/>
+          </w:rPr>
+          <w:t xml:space="preserve">6.  </w:t>
+        </w:r>
+        <w:r>
+          <w:rPr>
+            <w:b w:val="false"/>
+            <w:bCs w:val="false"/>
+            <w:i w:val="false"/>
+            <w:iCs w:val="false"/>
+            <w:color w:val="222629"/>
+            <w:sz w:val="20"/>
+            <w:szCs w:val="20"/>
+            <w:color w:val="0563C1"/>
+            <w:u w:val="single"/>
+          </w:rPr>
+          <w:t xml:space="preserve">The consent evidence record</w:t>
+        </w:r>
+      </w:hyperlink>
     </w:p>
     <w:p>
       <w:pPr>
         <w:spacing w:after="70" w:before="0" w:line="276"/>
         <w:jc w:val="left"/>
       </w:pPr>
-      <w:r>
-        <w:rPr>
-          <w:b/>
-          <w:bCs/>
-          <w:i w:val="false"/>
-          <w:iCs w:val="false"/>
-          <w:color w:val="0F6E6E"/>
-          <w:sz w:val="20"/>
-          <w:szCs w:val="20"/>
-        </w:rPr>
-        <w:t xml:space="preserve">7.  </w:t>
-      </w:r>
-      <w:r>
-        <w:rPr>
-          <w:b w:val="false"/>
-          <w:bCs w:val="false"/>
-          <w:i w:val="false"/>
-          <w:iCs w:val="false"/>
-          <w:color w:val="222629"/>
-          <w:sz w:val="20"/>
-          <w:szCs w:val="20"/>
-        </w:rPr>
-        <w:t xml:space="preserve">Immutability</w:t>
-      </w:r>
+      <w:hyperlink w:anchor="sec_008" w:history="1">
+        <w:r>
+          <w:rPr>
+            <w:b/>
+            <w:bCs/>
+            <w:i w:val="false"/>
+            <w:iCs w:val="false"/>
+            <w:color w:val="0F6E6E"/>
+            <w:sz w:val="20"/>
+            <w:szCs w:val="20"/>
+            <w:color w:val="0563C1"/>
+            <w:u w:val="single"/>
+          </w:rPr>
+          <w:t xml:space="preserve">7.  </w:t>
+        </w:r>
+        <w:r>
+          <w:rPr>
+            <w:b w:val="false"/>
+            <w:bCs w:val="false"/>
+            <w:i w:val="false"/>
+            <w:iCs w:val="false"/>
+            <w:color w:val="222629"/>
+            <w:sz w:val="20"/>
+            <w:szCs w:val="20"/>
+            <w:color w:val="0563C1"/>
+            <w:u w:val="single"/>
+          </w:rPr>
+          <w:t xml:space="preserve">Immutability</w:t>
+        </w:r>
+      </w:hyperlink>
     </w:p>
     <w:p>
       <w:pPr>
         <w:spacing w:after="70" w:before="0" w:line="276"/>
         <w:jc w:val="left"/>
       </w:pPr>
-      <w:r>
-        <w:rPr>
-          <w:b/>
-          <w:bCs/>
-          <w:i w:val="false"/>
-          <w:iCs w:val="false"/>
-          <w:color w:val="0F6E6E"/>
-          <w:sz w:val="20"/>
-          <w:szCs w:val="20"/>
-        </w:rPr>
-        <w:t xml:space="preserve">8.  </w:t>
-      </w:r>
-      <w:r>
-        <w:rPr>
-          <w:b w:val="false"/>
-          <w:bCs w:val="false"/>
-          <w:i w:val="false"/>
-          <w:iCs w:val="false"/>
-          <w:color w:val="222629"/>
-          <w:sz w:val="20"/>
-          <w:szCs w:val="20"/>
-        </w:rPr>
-        <w:t xml:space="preserve">Validity, expiry and reuse</w:t>
-      </w:r>
+      <w:hyperlink w:anchor="sec_009" w:history="1">
+        <w:r>
+          <w:rPr>
+            <w:b/>
+            <w:bCs/>
+            <w:i w:val="false"/>
+            <w:iCs w:val="false"/>
+            <w:color w:val="0F6E6E"/>
+            <w:sz w:val="20"/>
+            <w:szCs w:val="20"/>
+            <w:color w:val="0563C1"/>
+            <w:u w:val="single"/>
+          </w:rPr>
+          <w:t xml:space="preserve">8.  </w:t>
+        </w:r>
+        <w:r>
+          <w:rPr>
+            <w:b w:val="false"/>
+            <w:bCs w:val="false"/>
+            <w:i w:val="false"/>
+            <w:iCs w:val="false"/>
+            <w:color w:val="222629"/>
+            <w:sz w:val="20"/>
+            <w:szCs w:val="20"/>
+            <w:color w:val="0563C1"/>
+            <w:u w:val="single"/>
+          </w:rPr>
+          <w:t xml:space="preserve">Validity, expiry and reuse</w:t>
+        </w:r>
+      </w:hyperlink>
     </w:p>
     <w:p>
       <w:pPr>
         <w:spacing w:after="70" w:before="0" w:line="276"/>
         <w:jc w:val="left"/>
       </w:pPr>
-      <w:r>
-        <w:rPr>
-          <w:b/>
-          <w:bCs/>
-          <w:i w:val="false"/>
-          <w:iCs w:val="false"/>
-          <w:color w:val="0F6E6E"/>
-          <w:sz w:val="20"/>
-          <w:szCs w:val="20"/>
-        </w:rPr>
-        <w:t xml:space="preserve">9.  </w:t>
-      </w:r>
-      <w:r>
-        <w:rPr>
-          <w:b w:val="false"/>
-          <w:bCs w:val="false"/>
-          <w:i w:val="false"/>
-          <w:iCs w:val="false"/>
-          <w:color w:val="222629"/>
-          <w:sz w:val="20"/>
-          <w:szCs w:val="20"/>
-        </w:rPr>
-        <w:t xml:space="preserve">Withdrawal</w:t>
-      </w:r>
+      <w:hyperlink w:anchor="sec_010" w:history="1">
+        <w:r>
+          <w:rPr>
+            <w:b/>
+            <w:bCs/>
+            <w:i w:val="false"/>
+            <w:iCs w:val="false"/>
+            <w:color w:val="0F6E6E"/>
+            <w:sz w:val="20"/>
+            <w:szCs w:val="20"/>
+            <w:color w:val="0563C1"/>
+            <w:u w:val="single"/>
+          </w:rPr>
+          <w:t xml:space="preserve">9.  </w:t>
+        </w:r>
+        <w:r>
+          <w:rPr>
+            <w:b w:val="false"/>
+            <w:bCs w:val="false"/>
+            <w:i w:val="false"/>
+            <w:iCs w:val="false"/>
+            <w:color w:val="222629"/>
+            <w:sz w:val="20"/>
+            <w:szCs w:val="20"/>
+            <w:color w:val="0563C1"/>
+            <w:u w:val="single"/>
+          </w:rPr>
+          <w:t xml:space="preserve">Withdrawal</w:t>
+        </w:r>
+      </w:hyperlink>
     </w:p>
     <w:p>
       <w:pPr>
         <w:spacing w:after="70" w:before="0" w:line="276"/>
         <w:jc w:val="left"/>
       </w:pPr>
-      <w:r>
-        <w:rPr>
-          <w:b/>
-          <w:bCs/>
-          <w:i w:val="false"/>
-          <w:iCs w:val="false"/>
-          <w:color w:val="0F6E6E"/>
-          <w:sz w:val="20"/>
-          <w:szCs w:val="20"/>
-        </w:rPr>
-        <w:t xml:space="preserve">10.  </w:t>
-      </w:r>
-      <w:r>
-        <w:rPr>
-          <w:b w:val="false"/>
-          <w:bCs w:val="false"/>
-          <w:i w:val="false"/>
-          <w:iCs w:val="false"/>
-          <w:color w:val="222629"/>
-          <w:sz w:val="20"/>
-          <w:szCs w:val="20"/>
-        </w:rPr>
-        <w:t xml:space="preserve">Retention and retrieval</w:t>
-      </w:r>
+      <w:hyperlink w:anchor="sec_011" w:history="1">
+        <w:r>
+          <w:rPr>
+            <w:b/>
+            <w:bCs/>
+            <w:i w:val="false"/>
+            <w:iCs w:val="false"/>
+            <w:color w:val="0F6E6E"/>
+            <w:sz w:val="20"/>
+            <w:szCs w:val="20"/>
+            <w:color w:val="0563C1"/>
+            <w:u w:val="single"/>
+          </w:rPr>
+          <w:t xml:space="preserve">10.  </w:t>
+        </w:r>
+        <w:r>
+          <w:rPr>
+            <w:b w:val="false"/>
+            <w:bCs w:val="false"/>
+            <w:i w:val="false"/>
+            <w:iCs w:val="false"/>
+            <w:color w:val="222629"/>
+            <w:sz w:val="20"/>
+            <w:szCs w:val="20"/>
+            <w:color w:val="0563C1"/>
+            <w:u w:val="single"/>
+          </w:rPr>
+          <w:t xml:space="preserve">Retention and retrieval</w:t>
+        </w:r>
+      </w:hyperlink>
     </w:p>
     <w:p>
       <w:pPr>
         <w:spacing w:after="70" w:before="0" w:line="276"/>
         <w:jc w:val="left"/>
       </w:pPr>
-      <w:r>
-        <w:rPr>
-          <w:b/>
-          <w:bCs/>
-          <w:i w:val="false"/>
-          <w:iCs w:val="false"/>
-          <w:color w:val="0F6E6E"/>
-          <w:sz w:val="20"/>
-          <w:szCs w:val="20"/>
-        </w:rPr>
-        <w:t xml:space="preserve">11.  </w:t>
-      </w:r>
-      <w:r>
-        <w:rPr>
-          <w:b w:val="false"/>
-          <w:bCs w:val="false"/>
-          <w:i w:val="false"/>
-          <w:iCs w:val="false"/>
-          <w:color w:val="222629"/>
-          <w:sz w:val="20"/>
-          <w:szCs w:val="20"/>
-        </w:rPr>
-        <w:t xml:space="preserve">Failure behaviour</w:t>
-      </w:r>
+      <w:hyperlink w:anchor="sec_012" w:history="1">
+        <w:r>
+          <w:rPr>
+            <w:b/>
+            <w:bCs/>
+            <w:i w:val="false"/>
+            <w:iCs w:val="false"/>
+            <w:color w:val="0F6E6E"/>
+            <w:sz w:val="20"/>
+            <w:szCs w:val="20"/>
+            <w:color w:val="0563C1"/>
+            <w:u w:val="single"/>
+          </w:rPr>
+          <w:t xml:space="preserve">11.  </w:t>
+        </w:r>
+        <w:r>
+          <w:rPr>
+            <w:b w:val="false"/>
+            <w:bCs w:val="false"/>
+            <w:i w:val="false"/>
+            <w:iCs w:val="false"/>
+            <w:color w:val="222629"/>
+            <w:sz w:val="20"/>
+            <w:szCs w:val="20"/>
+            <w:color w:val="0563C1"/>
+            <w:u w:val="single"/>
+          </w:rPr>
+          <w:t xml:space="preserve">Failure behaviour</w:t>
+        </w:r>
+      </w:hyperlink>
     </w:p>
     <w:p>
       <w:pPr>
         <w:spacing w:after="70" w:before="0" w:line="276"/>
         <w:jc w:val="left"/>
       </w:pPr>
-      <w:r>
-        <w:rPr>
-          <w:b/>
-          <w:bCs/>
-          <w:i w:val="false"/>
-          <w:iCs w:val="false"/>
-          <w:color w:val="0F6E6E"/>
-          <w:sz w:val="20"/>
-          <w:szCs w:val="20"/>
-        </w:rPr>
-        <w:t xml:space="preserve">12.  </w:t>
-      </w:r>
-      <w:r>
-        <w:rPr>
-          <w:b w:val="false"/>
-          <w:bCs w:val="false"/>
-          <w:i w:val="false"/>
-          <w:iCs w:val="false"/>
-          <w:color w:val="222629"/>
-          <w:sz w:val="20"/>
-          <w:szCs w:val="20"/>
-        </w:rPr>
-        <w:t xml:space="preserve">Traceability</w:t>
-      </w:r>
+      <w:hyperlink w:anchor="sec_013" w:history="1">
+        <w:r>
+          <w:rPr>
+            <w:b/>
+            <w:bCs/>
+            <w:i w:val="false"/>
+            <w:iCs w:val="false"/>
+            <w:color w:val="0F6E6E"/>
+            <w:sz w:val="20"/>
+            <w:szCs w:val="20"/>
+            <w:color w:val="0563C1"/>
+            <w:u w:val="single"/>
+          </w:rPr>
+          <w:t xml:space="preserve">12.  </w:t>
+        </w:r>
+        <w:r>
+          <w:rPr>
+            <w:b w:val="false"/>
+            <w:bCs w:val="false"/>
+            <w:i w:val="false"/>
+            <w:iCs w:val="false"/>
+            <w:color w:val="222629"/>
+            <w:sz w:val="20"/>
+            <w:szCs w:val="20"/>
+            <w:color w:val="0563C1"/>
+            <w:u w:val="single"/>
+          </w:rPr>
+          <w:t xml:space="preserve">Traceability</w:t>
+        </w:r>
+      </w:hyperlink>
     </w:p>
     <w:p>
       <w:pPr>
         <w:spacing w:after="70" w:before="0" w:line="276"/>
         <w:jc w:val="left"/>
       </w:pPr>
-      <w:r>
-        <w:rPr>
-          <w:b/>
-          <w:bCs/>
-          <w:i w:val="false"/>
-          <w:iCs w:val="false"/>
-          <w:color w:val="0F6E6E"/>
-          <w:sz w:val="20"/>
-          <w:szCs w:val="20"/>
-        </w:rPr>
-        <w:t xml:space="preserve">13.  </w:t>
-      </w:r>
-      <w:r>
-        <w:rPr>
-          <w:b w:val="false"/>
-          <w:bCs w:val="false"/>
-          <w:i w:val="false"/>
-          <w:iCs w:val="false"/>
-          <w:color w:val="222629"/>
-          <w:sz w:val="20"/>
-          <w:szCs w:val="20"/>
-        </w:rPr>
-        <w:t xml:space="preserve">What this pack does not decide</w:t>
-      </w:r>
+      <w:hyperlink w:anchor="sec_014" w:history="1">
+        <w:r>
+          <w:rPr>
+            <w:b/>
+            <w:bCs/>
+            <w:i w:val="false"/>
+            <w:iCs w:val="false"/>
+            <w:color w:val="0F6E6E"/>
+            <w:sz w:val="20"/>
+            <w:szCs w:val="20"/>
+            <w:color w:val="0563C1"/>
+            <w:u w:val="single"/>
+          </w:rPr>
+          <w:t xml:space="preserve">13.  </w:t>
+        </w:r>
+        <w:r>
+          <w:rPr>
+            <w:b w:val="false"/>
+            <w:bCs w:val="false"/>
+            <w:i w:val="false"/>
+            <w:iCs w:val="false"/>
+            <w:color w:val="222629"/>
+            <w:sz w:val="20"/>
+            <w:szCs w:val="20"/>
+            <w:color w:val="0563C1"/>
+            <w:u w:val="single"/>
+          </w:rPr>
+          <w:t xml:space="preserve">What this pack does not decide</w:t>
+        </w:r>
+      </w:hyperlink>
     </w:p>
     <w:p>
       <w:pPr>
         <w:spacing w:after="70" w:before="0" w:line="276"/>
         <w:jc w:val="left"/>
       </w:pPr>
-      <w:r>
-        <w:rPr>
-          <w:b/>
-          <w:bCs/>
-          <w:i w:val="false"/>
-          <w:iCs w:val="false"/>
-          <w:color w:val="0F6E6E"/>
-          <w:sz w:val="20"/>
-          <w:szCs w:val="20"/>
-        </w:rPr>
-        <w:t xml:space="preserve">—  </w:t>
-      </w:r>
-      <w:r>
-        <w:rPr>
-          <w:b w:val="false"/>
-          <w:bCs w:val="false"/>
-          <w:i w:val="false"/>
-          <w:iCs w:val="false"/>
-          <w:color w:val="222629"/>
-          <w:sz w:val="20"/>
-          <w:szCs w:val="20"/>
-        </w:rPr>
-        <w:t xml:space="preserve">Appendix — Terms and internal references</w:t>
-      </w:r>
+      <w:hyperlink w:anchor="sec_015" w:history="1">
+        <w:r>
+          <w:rPr>
+            <w:b/>
+            <w:bCs/>
+            <w:i w:val="false"/>
+            <w:iCs w:val="false"/>
+            <w:color w:val="0F6E6E"/>
+            <w:sz w:val="20"/>
+            <w:szCs w:val="20"/>
+            <w:color w:val="0563C1"/>
+            <w:u w:val="single"/>
+          </w:rPr>
+          <w:t xml:space="preserve">—  </w:t>
+        </w:r>
+        <w:r>
+          <w:rPr>
+            <w:b w:val="false"/>
+            <w:bCs w:val="false"/>
+            <w:i w:val="false"/>
+            <w:iCs w:val="false"/>
+            <w:color w:val="222629"/>
+            <w:sz w:val="20"/>
+            <w:szCs w:val="20"/>
+            <w:color w:val="0563C1"/>
+            <w:u w:val="single"/>
+          </w:rPr>
+          <w:t xml:space="preserve">Appendix — Terms and internal references</w:t>
+        </w:r>
+      </w:hyperlink>
     </w:p>
     <w:p>
       <w:pPr>
@@ -1279,6 +1379,7 @@
       </w:r>
     </w:p>
     <w:p>
+      <w:bookmarkStart w:id="2" w:name="sec_002"/>
       <w:pPr>
         <w:pStyle w:val="Heading2"/>
         <w:keepNext/>
@@ -1295,6 +1396,7 @@
         </w:rPr>
         <w:t xml:space="preserve">1.  Consent events in the first release</w:t>
       </w:r>
+      <w:bookmarkEnd w:id="2"/>
     </w:p>
     <w:p>
       <w:pPr>
@@ -2341,6 +2443,7 @@
       </w:r>
     </w:p>
     <w:p>
+      <w:bookmarkStart w:id="3" w:name="sec_003"/>
       <w:pPr>
         <w:pStyle w:val="Heading2"/>
         <w:keepNext/>
@@ -2357,6 +2460,7 @@
         </w:rPr>
         <w:t xml:space="preserve">2.  Statement identity and versioning</w:t>
       </w:r>
+      <w:bookmarkEnd w:id="3"/>
     </w:p>
     <w:p>
       <w:pPr>
@@ -2959,6 +3063,7 @@
       </w:r>
     </w:p>
     <w:p>
+      <w:bookmarkStart w:id="4" w:name="sec_004"/>
       <w:pPr>
         <w:pStyle w:val="Heading2"/>
         <w:keepNext/>
@@ -2975,6 +3080,7 @@
         </w:rPr>
         <w:t xml:space="preserve">3.  Version change and journeys already in flight</w:t>
       </w:r>
+      <w:bookmarkEnd w:id="4"/>
     </w:p>
     <w:tbl>
       <w:tblPr>
@@ -3382,6 +3488,7 @@
       </w:tr>
     </w:tbl>
     <w:p>
+      <w:bookmarkStart w:id="5" w:name="sec_005"/>
       <w:pPr>
         <w:pStyle w:val="Heading2"/>
         <w:keepNext/>
@@ -3398,6 +3505,7 @@
         </w:rPr>
         <w:t xml:space="preserve">4.  Language</w:t>
       </w:r>
+      <w:bookmarkEnd w:id="5"/>
     </w:p>
     <w:p>
       <w:pPr>
@@ -3728,6 +3836,7 @@
       </w:tr>
     </w:tbl>
     <w:p>
+      <w:bookmarkStart w:id="6" w:name="sec_006"/>
       <w:pPr>
         <w:pStyle w:val="Heading2"/>
         <w:keepNext/>
@@ -3745,6 +3854,7 @@
         </w:rPr>
         <w:t xml:space="preserve">5.  Capture mechanism by channel</w:t>
       </w:r>
+      <w:bookmarkEnd w:id="6"/>
     </w:p>
     <w:p>
       <w:pPr>
@@ -4934,6 +5044,7 @@
       </w:r>
     </w:p>
     <w:p>
+      <w:bookmarkStart w:id="7" w:name="sec_007"/>
       <w:pPr>
         <w:pStyle w:val="Heading2"/>
         <w:keepNext/>
@@ -4951,6 +5062,7 @@
         </w:rPr>
         <w:t xml:space="preserve">6.  The consent evidence record</w:t>
       </w:r>
+      <w:bookmarkEnd w:id="7"/>
     </w:p>
     <w:p>
       <w:pPr>
@@ -8932,6 +9044,7 @@
       </w:tr>
     </w:tbl>
     <w:p>
+      <w:bookmarkStart w:id="8" w:name="sec_008"/>
       <w:pPr>
         <w:pStyle w:val="Heading2"/>
         <w:keepNext/>
@@ -8949,6 +9062,7 @@
         </w:rPr>
         <w:t xml:space="preserve">7.  Immutability</w:t>
       </w:r>
+      <w:bookmarkEnd w:id="8"/>
     </w:p>
     <w:tbl>
       <w:tblPr>
@@ -9609,6 +9723,7 @@
       </w:r>
     </w:p>
     <w:p>
+      <w:bookmarkStart w:id="9" w:name="sec_009"/>
       <w:pPr>
         <w:pStyle w:val="Heading2"/>
         <w:keepNext/>
@@ -9625,6 +9740,7 @@
         </w:rPr>
         <w:t xml:space="preserve">8.  Validity, expiry and reuse</w:t>
       </w:r>
+      <w:bookmarkEnd w:id="9"/>
     </w:p>
     <w:tbl>
       <w:tblPr>
@@ -10478,6 +10594,7 @@
       </w:r>
     </w:p>
     <w:p>
+      <w:bookmarkStart w:id="10" w:name="sec_010"/>
       <w:pPr>
         <w:pStyle w:val="Heading2"/>
         <w:keepNext/>
@@ -10495,6 +10612,7 @@
         </w:rPr>
         <w:t xml:space="preserve">9.  Withdrawal</w:t>
       </w:r>
+      <w:bookmarkEnd w:id="10"/>
     </w:p>
     <w:tbl>
       <w:tblPr>
@@ -11253,6 +11371,7 @@
       </w:r>
     </w:p>
     <w:p>
+      <w:bookmarkStart w:id="11" w:name="sec_011"/>
       <w:pPr>
         <w:pStyle w:val="Heading2"/>
         <w:keepNext/>
@@ -11269,6 +11388,7 @@
         </w:rPr>
         <w:t xml:space="preserve">10.  Retention and retrieval</w:t>
       </w:r>
+      <w:bookmarkEnd w:id="11"/>
     </w:p>
     <w:tbl>
       <w:tblPr>
@@ -12100,6 +12220,7 @@
       </w:r>
     </w:p>
     <w:p>
+      <w:bookmarkStart w:id="12" w:name="sec_012"/>
       <w:pPr>
         <w:pStyle w:val="Heading2"/>
         <w:keepNext/>
@@ -12117,6 +12238,7 @@
         </w:rPr>
         <w:t xml:space="preserve">11.  Failure behaviour</w:t>
       </w:r>
+      <w:bookmarkEnd w:id="12"/>
     </w:p>
     <w:p>
       <w:pPr>
@@ -13745,6 +13867,7 @@
       </w:tr>
     </w:tbl>
     <w:p>
+      <w:bookmarkStart w:id="13" w:name="sec_013"/>
       <w:pPr>
         <w:pStyle w:val="Heading2"/>
         <w:keepNext/>
@@ -13761,6 +13884,7 @@
         </w:rPr>
         <w:t xml:space="preserve">12.  Traceability</w:t>
       </w:r>
+      <w:bookmarkEnd w:id="13"/>
     </w:p>
     <w:tbl>
       <w:tblPr>
@@ -14799,6 +14923,7 @@
       </w:tr>
     </w:tbl>
     <w:p>
+      <w:bookmarkStart w:id="14" w:name="sec_014"/>
       <w:pPr>
         <w:pStyle w:val="Heading2"/>
         <w:keepNext/>
@@ -14815,6 +14940,7 @@
         </w:rPr>
         <w:t xml:space="preserve">13.  What this pack does not decide</w:t>
       </w:r>
+      <w:bookmarkEnd w:id="14"/>
     </w:p>
     <w:p>
       <w:pPr>
@@ -15459,6 +15585,7 @@
       </w:r>
     </w:p>
     <w:p>
+      <w:bookmarkStart w:id="15" w:name="sec_015"/>
       <w:pPr>
         <w:pStyle w:val="Heading1"/>
         <w:keepNext/>
@@ -15479,6 +15606,7 @@
         </w:rPr>
         <w:t xml:space="preserve">Appendix — Terms and internal references</w:t>
       </w:r>
+      <w:bookmarkEnd w:id="15"/>
     </w:p>
     <w:p>
       <w:pPr>
@@ -15499,6 +15627,7 @@
       </w:r>
     </w:p>
     <w:p>
+      <w:bookmarkStart w:id="16" w:name="sec_016"/>
       <w:pPr>
         <w:pStyle w:val="Heading2"/>
         <w:keepNext/>
@@ -15515,6 +15644,7 @@
         </w:rPr>
         <w:t xml:space="preserve">Part 1 — Terms used in the rules</w:t>
       </w:r>
+      <w:bookmarkEnd w:id="16"/>
     </w:p>
     <w:tbl>
       <w:tblPr>
@@ -16255,7 +16385,7 @@
                 <w:sz w:val="18"/>
                 <w:szCs w:val="18"/>
               </w:rPr>
-              <w:t xml:space="preserve">A sharing consent that names every insurer on the panel at the point of capture, later narrowed to one by the customer’s product selection. Proposed in §9; not part of the packs as drafted.</w:t>
+              <w:t>A sharing consent that names every insurer on the panel at the point of capture, later narrowed to one by the customer’s product selection. Proposed in Volume 1, §11; not part of the packs as drafted.</w:t>
             </w:r>
           </w:p>
         </w:tc>
@@ -16526,6 +16656,7 @@
       </w:tr>
     </w:tbl>
     <w:p>
+      <w:bookmarkStart w:id="17" w:name="sec_017"/>
       <w:pPr>
         <w:pStyle w:val="Heading2"/>
         <w:keepNext/>
@@ -16543,6 +16674,7 @@
         </w:rPr>
         <w:t xml:space="preserve">Part 2 — Internal programme references</w:t>
       </w:r>
+      <w:bookmarkEnd w:id="17"/>
     </w:p>
     <w:p>
       <w:pPr>
@@ -17669,7 +17801,7 @@
           <w:sz w:val="17"/>
           <w:szCs w:val="17"/>
         </w:rPr>
-        <w:t xml:space="preserve">Volume 2 of 3 — Consent Rule Pack · Prepared by Rajal, Principal Insurance Platform Product Owner · AU Bank Insurance Distribution Platform · 17 August 2026 · Approval reference COMP-APPROVE-CNS-SUIT-v1.1</w:t>
+        <w:t>Volume 2 of 3 — Consent Rule Pack · AI-drafted for Rajal and Shailja review — unsigned · AU Bank Insurance Distribution Platform · 17 August 2026 · Approval reference COMP-APPROVE-CNS-SUIT-v1.1</w:t>
       </w:r>
     </w:p>
     <w:sectPr>

--- a/docs/au-bank-insurance-platform/rule-packs/approval/2-Consent-Rule-Pack.docx
+++ b/docs/au-bank-insurance-platform/rule-packs/approval/2-Consent-Rule-Pack.docx
@@ -1177,7 +1177,7 @@
           <w:sz w:val="20"/>
           <w:szCs w:val="20"/>
         </w:rPr>
-        <w:t xml:space="preserve">—  </w:t>
+        <w:t xml:space="preserve">A.  </w:t>
       </w:r>
       <w:r>
         <w:rPr>
@@ -1189,7 +1189,37 @@
           <w:sz w:val="20"/>
           <w:szCs w:val="20"/>
         </w:rPr>
-        <w:t xml:space="preserve">Appendix — Terms and internal references</w:t>
+        <w:t xml:space="preserve">Appendix A — Regulatory register: every obligation these rules serve</w:t>
+      </w:r>
+    </w:p>
+    <w:p>
+      <w:pPr>
+        <w:spacing w:after="70" w:before="0" w:line="276"/>
+        <w:jc w:val="left"/>
+      </w:pPr>
+      <w:r>
+        <w:rPr>
+          <w:b/>
+          <w:bCs/>
+          <w:i w:val="false"/>
+          <w:iCs w:val="false"/>
+          <w:color w:val="0F6E6E"/>
+          <w:sz w:val="20"/>
+          <w:szCs w:val="20"/>
+        </w:rPr>
+        <w:t xml:space="preserve">B.  </w:t>
+      </w:r>
+      <w:r>
+        <w:rPr>
+          <w:b w:val="false"/>
+          <w:bCs w:val="false"/>
+          <w:i w:val="false"/>
+          <w:iCs w:val="false"/>
+          <w:color w:val="222629"/>
+          <w:sz w:val="20"/>
+          <w:szCs w:val="20"/>
+        </w:rPr>
+        <w:t xml:space="preserve">Appendix B — Terms and internal references</w:t>
       </w:r>
     </w:p>
     <w:p>
@@ -2408,8 +2438,8 @@
         </w:tblBorders>
       </w:tblPr>
       <w:tblGrid>
-        <w:gridCol w:w="1253"/>
-        <w:gridCol w:w="4723"/>
+        <w:gridCol w:w="1446"/>
+        <w:gridCol w:w="4530"/>
         <w:gridCol w:w="3662"/>
       </w:tblGrid>
       <w:tr>
@@ -2419,7 +2449,7 @@
         </w:trPr>
         <w:tc>
           <w:tcPr>
-            <w:tcW w:type="dxa" w:w="1253"/>
+            <w:tcW w:type="dxa" w:w="1446"/>
             <w:shd w:fill="11304E" w:color="auto" w:val="clear"/>
             <w:tcMar>
               <w:top w:type="dxa" w:w="90"/>
@@ -2450,7 +2480,7 @@
         </w:tc>
         <w:tc>
           <w:tcPr>
-            <w:tcW w:type="dxa" w:w="4723"/>
+            <w:tcW w:type="dxa" w:w="4530"/>
             <w:shd w:fill="11304E" w:color="auto" w:val="clear"/>
             <w:tcMar>
               <w:top w:type="dxa" w:w="90"/>
@@ -2517,7 +2547,7 @@
         </w:trPr>
         <w:tc>
           <w:tcPr>
-            <w:tcW w:type="dxa" w:w="1253"/>
+            <w:tcW w:type="dxa" w:w="1446"/>
             <w:tcMar>
               <w:top w:type="dxa" w:w="90"/>
               <w:left w:type="dxa" w:w="130"/>
@@ -2543,11 +2573,62 @@
               </w:rPr>
               <w:t xml:space="preserve">CNS-R01</w:t>
             </w:r>
-          </w:p>
-        </w:tc>
-        <w:tc>
-          <w:tcPr>
-            <w:tcW w:type="dxa" w:w="4723"/>
+            <w:r>
+              <w:rPr>
+                <w:b w:val="false"/>
+                <w:bCs w:val="false"/>
+                <w:i w:val="false"/>
+                <w:iCs w:val="false"/>
+                <w:color w:val="0F6E6E"/>
+                <w:sz w:val="15"/>
+                <w:szCs w:val="15"/>
+              </w:rPr>
+              <w:t xml:space="preserve"/>
+            </w:r>
+            <w:r>
+              <w:rPr>
+                <w:b w:val="false"/>
+                <w:bCs w:val="false"/>
+                <w:i w:val="false"/>
+                <w:iCs w:val="false"/>
+                <w:color w:val="0F6E6E"/>
+                <w:sz w:val="15"/>
+                <w:szCs w:val="15"/>
+              </w:rPr>
+              <w:br/>
+              <w:t xml:space="preserve">OBL-DP-01</w:t>
+            </w:r>
+            <w:r>
+              <w:rPr>
+                <w:b w:val="false"/>
+                <w:bCs w:val="false"/>
+                <w:i w:val="false"/>
+                <w:iCs w:val="false"/>
+                <w:color w:val="0F6E6E"/>
+                <w:sz w:val="15"/>
+                <w:szCs w:val="15"/>
+              </w:rPr>
+              <w:br/>
+              <w:t xml:space="preserve">OBL-DP-02</w:t>
+            </w:r>
+            <w:r>
+              <w:rPr>
+                <w:b w:val="false"/>
+                <w:bCs w:val="false"/>
+                <w:i w:val="false"/>
+                <w:iCs w:val="false"/>
+                <w:color w:val="0F6E6E"/>
+                <w:sz w:val="15"/>
+                <w:szCs w:val="15"/>
+              </w:rPr>
+              <w:br/>
+              <w:t xml:space="preserve">OBL-INS-05</w:t>
+            </w:r>
+          </w:p>
+        </w:tc>
+        <w:tc>
+          <w:tcPr>
+            <w:tcW w:type="dxa" w:w="4530"/>
             <w:tcMar>
               <w:top w:type="dxa" w:w="90"/>
               <w:left w:type="dxa" w:w="130"/>
@@ -2612,7 +2693,7 @@
         </w:trPr>
         <w:tc>
           <w:tcPr>
-            <w:tcW w:type="dxa" w:w="1253"/>
+            <w:tcW w:type="dxa" w:w="1446"/>
             <w:shd w:fill="F1F5F8" w:color="auto" w:val="clear"/>
             <w:tcMar>
               <w:top w:type="dxa" w:w="90"/>
@@ -2639,11 +2720,62 @@
               </w:rPr>
               <w:t xml:space="preserve">CNS-R02</w:t>
             </w:r>
-          </w:p>
-        </w:tc>
-        <w:tc>
-          <w:tcPr>
-            <w:tcW w:type="dxa" w:w="4723"/>
+            <w:r>
+              <w:rPr>
+                <w:b w:val="false"/>
+                <w:bCs w:val="false"/>
+                <w:i w:val="false"/>
+                <w:iCs w:val="false"/>
+                <w:color w:val="0F6E6E"/>
+                <w:sz w:val="15"/>
+                <w:szCs w:val="15"/>
+              </w:rPr>
+              <w:t xml:space="preserve"/>
+            </w:r>
+            <w:r>
+              <w:rPr>
+                <w:b w:val="false"/>
+                <w:bCs w:val="false"/>
+                <w:i w:val="false"/>
+                <w:iCs w:val="false"/>
+                <w:color w:val="0F6E6E"/>
+                <w:sz w:val="15"/>
+                <w:szCs w:val="15"/>
+              </w:rPr>
+              <w:br/>
+              <w:t xml:space="preserve">OBL-DP-01</w:t>
+            </w:r>
+            <w:r>
+              <w:rPr>
+                <w:b w:val="false"/>
+                <w:bCs w:val="false"/>
+                <w:i w:val="false"/>
+                <w:iCs w:val="false"/>
+                <w:color w:val="0F6E6E"/>
+                <w:sz w:val="15"/>
+                <w:szCs w:val="15"/>
+              </w:rPr>
+              <w:br/>
+              <w:t xml:space="preserve">OBL-DP-02</w:t>
+            </w:r>
+            <w:r>
+              <w:rPr>
+                <w:b w:val="false"/>
+                <w:bCs w:val="false"/>
+                <w:i w:val="false"/>
+                <w:iCs w:val="false"/>
+                <w:color w:val="0F6E6E"/>
+                <w:sz w:val="15"/>
+                <w:szCs w:val="15"/>
+              </w:rPr>
+              <w:br/>
+              <w:t xml:space="preserve">OBL-INS-05</w:t>
+            </w:r>
+          </w:p>
+        </w:tc>
+        <w:tc>
+          <w:tcPr>
+            <w:tcW w:type="dxa" w:w="4530"/>
             <w:shd w:fill="F1F5F8" w:color="auto" w:val="clear"/>
             <w:tcMar>
               <w:top w:type="dxa" w:w="90"/>
@@ -2710,7 +2842,7 @@
         </w:trPr>
         <w:tc>
           <w:tcPr>
-            <w:tcW w:type="dxa" w:w="1253"/>
+            <w:tcW w:type="dxa" w:w="1446"/>
             <w:tcMar>
               <w:top w:type="dxa" w:w="90"/>
               <w:left w:type="dxa" w:w="130"/>
@@ -2736,11 +2868,49 @@
               </w:rPr>
               <w:t xml:space="preserve">CNS-R03</w:t>
             </w:r>
-          </w:p>
-        </w:tc>
-        <w:tc>
-          <w:tcPr>
-            <w:tcW w:type="dxa" w:w="4723"/>
+            <w:r>
+              <w:rPr>
+                <w:b w:val="false"/>
+                <w:bCs w:val="false"/>
+                <w:i w:val="false"/>
+                <w:iCs w:val="false"/>
+                <w:color w:val="0F6E6E"/>
+                <w:sz w:val="15"/>
+                <w:szCs w:val="15"/>
+              </w:rPr>
+              <w:t xml:space="preserve"/>
+            </w:r>
+            <w:r>
+              <w:rPr>
+                <w:b w:val="false"/>
+                <w:bCs w:val="false"/>
+                <w:i w:val="false"/>
+                <w:iCs w:val="false"/>
+                <w:color w:val="0F6E6E"/>
+                <w:sz w:val="15"/>
+                <w:szCs w:val="15"/>
+              </w:rPr>
+              <w:br/>
+              <w:t xml:space="preserve">OBL-DP-02</w:t>
+            </w:r>
+            <w:r>
+              <w:rPr>
+                <w:b w:val="false"/>
+                <w:bCs w:val="false"/>
+                <w:i w:val="false"/>
+                <w:iCs w:val="false"/>
+                <w:color w:val="0F6E6E"/>
+                <w:sz w:val="15"/>
+                <w:szCs w:val="15"/>
+              </w:rPr>
+              <w:br/>
+              <w:t xml:space="preserve">OBL-INS-04</w:t>
+            </w:r>
+          </w:p>
+        </w:tc>
+        <w:tc>
+          <w:tcPr>
+            <w:tcW w:type="dxa" w:w="4530"/>
             <w:tcMar>
               <w:top w:type="dxa" w:w="90"/>
               <w:left w:type="dxa" w:w="130"/>
@@ -2805,7 +2975,7 @@
         </w:trPr>
         <w:tc>
           <w:tcPr>
-            <w:tcW w:type="dxa" w:w="1253"/>
+            <w:tcW w:type="dxa" w:w="1446"/>
             <w:shd w:fill="F1F5F8" w:color="auto" w:val="clear"/>
             <w:tcMar>
               <w:top w:type="dxa" w:w="90"/>
@@ -2832,11 +3002,62 @@
               </w:rPr>
               <w:t xml:space="preserve">CNS-R04</w:t>
             </w:r>
-          </w:p>
-        </w:tc>
-        <w:tc>
-          <w:tcPr>
-            <w:tcW w:type="dxa" w:w="4723"/>
+            <w:r>
+              <w:rPr>
+                <w:b w:val="false"/>
+                <w:bCs w:val="false"/>
+                <w:i w:val="false"/>
+                <w:iCs w:val="false"/>
+                <w:color w:val="0F6E6E"/>
+                <w:sz w:val="15"/>
+                <w:szCs w:val="15"/>
+              </w:rPr>
+              <w:t xml:space="preserve"/>
+            </w:r>
+            <w:r>
+              <w:rPr>
+                <w:b w:val="false"/>
+                <w:bCs w:val="false"/>
+                <w:i w:val="false"/>
+                <w:iCs w:val="false"/>
+                <w:color w:val="0F6E6E"/>
+                <w:sz w:val="15"/>
+                <w:szCs w:val="15"/>
+              </w:rPr>
+              <w:br/>
+              <w:t xml:space="preserve">OBL-DP-01</w:t>
+            </w:r>
+            <w:r>
+              <w:rPr>
+                <w:b w:val="false"/>
+                <w:bCs w:val="false"/>
+                <w:i w:val="false"/>
+                <w:iCs w:val="false"/>
+                <w:color w:val="0F6E6E"/>
+                <w:sz w:val="15"/>
+                <w:szCs w:val="15"/>
+              </w:rPr>
+              <w:br/>
+              <w:t xml:space="preserve">OBL-DP-02</w:t>
+            </w:r>
+            <w:r>
+              <w:rPr>
+                <w:b w:val="false"/>
+                <w:bCs w:val="false"/>
+                <w:i w:val="false"/>
+                <w:iCs w:val="false"/>
+                <w:color w:val="0F6E6E"/>
+                <w:sz w:val="15"/>
+                <w:szCs w:val="15"/>
+              </w:rPr>
+              <w:br/>
+              <w:t xml:space="preserve">OBL-INS-05</w:t>
+            </w:r>
+          </w:p>
+        </w:tc>
+        <w:tc>
+          <w:tcPr>
+            <w:tcW w:type="dxa" w:w="4530"/>
             <w:shd w:fill="F1F5F8" w:color="auto" w:val="clear"/>
             <w:tcMar>
               <w:top w:type="dxa" w:w="90"/>
@@ -2989,8 +3210,8 @@
         </w:tblBorders>
       </w:tblPr>
       <w:tblGrid>
-        <w:gridCol w:w="1253"/>
-        <w:gridCol w:w="4723"/>
+        <w:gridCol w:w="1446"/>
+        <w:gridCol w:w="4530"/>
         <w:gridCol w:w="3662"/>
       </w:tblGrid>
       <w:tr>
@@ -3000,7 +3221,7 @@
         </w:trPr>
         <w:tc>
           <w:tcPr>
-            <w:tcW w:type="dxa" w:w="1253"/>
+            <w:tcW w:type="dxa" w:w="1446"/>
             <w:shd w:fill="11304E" w:color="auto" w:val="clear"/>
             <w:tcMar>
               <w:top w:type="dxa" w:w="90"/>
@@ -3031,7 +3252,7 @@
         </w:tc>
         <w:tc>
           <w:tcPr>
-            <w:tcW w:type="dxa" w:w="4723"/>
+            <w:tcW w:type="dxa" w:w="4530"/>
             <w:shd w:fill="11304E" w:color="auto" w:val="clear"/>
             <w:tcMar>
               <w:top w:type="dxa" w:w="90"/>
@@ -3098,7 +3319,7 @@
         </w:trPr>
         <w:tc>
           <w:tcPr>
-            <w:tcW w:type="dxa" w:w="1253"/>
+            <w:tcW w:type="dxa" w:w="1446"/>
             <w:tcMar>
               <w:top w:type="dxa" w:w="90"/>
               <w:left w:type="dxa" w:w="130"/>
@@ -3124,11 +3345,36 @@
               </w:rPr>
               <w:t xml:space="preserve">CNS-R05</w:t>
             </w:r>
-          </w:p>
-        </w:tc>
-        <w:tc>
-          <w:tcPr>
-            <w:tcW w:type="dxa" w:w="4723"/>
+            <w:r>
+              <w:rPr>
+                <w:b w:val="false"/>
+                <w:bCs w:val="false"/>
+                <w:i w:val="false"/>
+                <w:iCs w:val="false"/>
+                <w:color w:val="0F6E6E"/>
+                <w:sz w:val="15"/>
+                <w:szCs w:val="15"/>
+              </w:rPr>
+              <w:t xml:space="preserve"/>
+            </w:r>
+            <w:r>
+              <w:rPr>
+                <w:b w:val="false"/>
+                <w:bCs w:val="false"/>
+                <w:i w:val="false"/>
+                <w:iCs w:val="false"/>
+                <w:color w:val="0F6E6E"/>
+                <w:sz w:val="15"/>
+                <w:szCs w:val="15"/>
+              </w:rPr>
+              <w:br/>
+              <w:t xml:space="preserve">OBL-DP-02</w:t>
+            </w:r>
+          </w:p>
+        </w:tc>
+        <w:tc>
+          <w:tcPr>
+            <w:tcW w:type="dxa" w:w="4530"/>
             <w:tcMar>
               <w:top w:type="dxa" w:w="90"/>
               <w:left w:type="dxa" w:w="130"/>
@@ -3193,7 +3439,7 @@
         </w:trPr>
         <w:tc>
           <w:tcPr>
-            <w:tcW w:type="dxa" w:w="1253"/>
+            <w:tcW w:type="dxa" w:w="1446"/>
             <w:shd w:fill="F1F5F8" w:color="auto" w:val="clear"/>
             <w:tcMar>
               <w:top w:type="dxa" w:w="90"/>
@@ -3220,11 +3466,36 @@
               </w:rPr>
               <w:t xml:space="preserve">CNS-R06</w:t>
             </w:r>
-          </w:p>
-        </w:tc>
-        <w:tc>
-          <w:tcPr>
-            <w:tcW w:type="dxa" w:w="4723"/>
+            <w:r>
+              <w:rPr>
+                <w:b w:val="false"/>
+                <w:bCs w:val="false"/>
+                <w:i w:val="false"/>
+                <w:iCs w:val="false"/>
+                <w:color w:val="0F6E6E"/>
+                <w:sz w:val="15"/>
+                <w:szCs w:val="15"/>
+              </w:rPr>
+              <w:t xml:space="preserve"/>
+            </w:r>
+            <w:r>
+              <w:rPr>
+                <w:b w:val="false"/>
+                <w:bCs w:val="false"/>
+                <w:i w:val="false"/>
+                <w:iCs w:val="false"/>
+                <w:color w:val="0F6E6E"/>
+                <w:sz w:val="15"/>
+                <w:szCs w:val="15"/>
+              </w:rPr>
+              <w:br/>
+              <w:t xml:space="preserve">OBL-DP-02</w:t>
+            </w:r>
+          </w:p>
+        </w:tc>
+        <w:tc>
+          <w:tcPr>
+            <w:tcW w:type="dxa" w:w="4530"/>
             <w:shd w:fill="F1F5F8" w:color="auto" w:val="clear"/>
             <w:tcMar>
               <w:top w:type="dxa" w:w="90"/>
@@ -3291,7 +3562,7 @@
         </w:trPr>
         <w:tc>
           <w:tcPr>
-            <w:tcW w:type="dxa" w:w="1253"/>
+            <w:tcW w:type="dxa" w:w="1446"/>
             <w:tcMar>
               <w:top w:type="dxa" w:w="90"/>
               <w:left w:type="dxa" w:w="130"/>
@@ -3317,11 +3588,49 @@
               </w:rPr>
               <w:t xml:space="preserve">CNS-R07</w:t>
             </w:r>
-          </w:p>
-        </w:tc>
-        <w:tc>
-          <w:tcPr>
-            <w:tcW w:type="dxa" w:w="4723"/>
+            <w:r>
+              <w:rPr>
+                <w:b w:val="false"/>
+                <w:bCs w:val="false"/>
+                <w:i w:val="false"/>
+                <w:iCs w:val="false"/>
+                <w:color w:val="0F6E6E"/>
+                <w:sz w:val="15"/>
+                <w:szCs w:val="15"/>
+              </w:rPr>
+              <w:t xml:space="preserve"/>
+            </w:r>
+            <w:r>
+              <w:rPr>
+                <w:b w:val="false"/>
+                <w:bCs w:val="false"/>
+                <w:i w:val="false"/>
+                <w:iCs w:val="false"/>
+                <w:color w:val="0F6E6E"/>
+                <w:sz w:val="15"/>
+                <w:szCs w:val="15"/>
+              </w:rPr>
+              <w:br/>
+              <w:t xml:space="preserve">OBL-DP-03</w:t>
+            </w:r>
+            <w:r>
+              <w:rPr>
+                <w:b w:val="false"/>
+                <w:bCs w:val="false"/>
+                <w:i w:val="false"/>
+                <w:iCs w:val="false"/>
+                <w:color w:val="0F6E6E"/>
+                <w:sz w:val="15"/>
+                <w:szCs w:val="15"/>
+              </w:rPr>
+              <w:br/>
+              <w:t xml:space="preserve">OBL-INS-04</w:t>
+            </w:r>
+          </w:p>
+        </w:tc>
+        <w:tc>
+          <w:tcPr>
+            <w:tcW w:type="dxa" w:w="4530"/>
             <w:tcMar>
               <w:top w:type="dxa" w:w="90"/>
               <w:left w:type="dxa" w:w="130"/>
@@ -3430,8 +3739,8 @@
         </w:tblBorders>
       </w:tblPr>
       <w:tblGrid>
-        <w:gridCol w:w="1253"/>
-        <w:gridCol w:w="4723"/>
+        <w:gridCol w:w="1446"/>
+        <w:gridCol w:w="4530"/>
         <w:gridCol w:w="3662"/>
       </w:tblGrid>
       <w:tr>
@@ -3441,7 +3750,7 @@
         </w:trPr>
         <w:tc>
           <w:tcPr>
-            <w:tcW w:type="dxa" w:w="1253"/>
+            <w:tcW w:type="dxa" w:w="1446"/>
             <w:shd w:fill="11304E" w:color="auto" w:val="clear"/>
             <w:tcMar>
               <w:top w:type="dxa" w:w="90"/>
@@ -3472,7 +3781,7 @@
         </w:tc>
         <w:tc>
           <w:tcPr>
-            <w:tcW w:type="dxa" w:w="4723"/>
+            <w:tcW w:type="dxa" w:w="4530"/>
             <w:shd w:fill="11304E" w:color="auto" w:val="clear"/>
             <w:tcMar>
               <w:top w:type="dxa" w:w="90"/>
@@ -3539,7 +3848,7 @@
         </w:trPr>
         <w:tc>
           <w:tcPr>
-            <w:tcW w:type="dxa" w:w="1253"/>
+            <w:tcW w:type="dxa" w:w="1446"/>
             <w:tcMar>
               <w:top w:type="dxa" w:w="90"/>
               <w:left w:type="dxa" w:w="130"/>
@@ -3565,11 +3874,36 @@
               </w:rPr>
               <w:t xml:space="preserve">CNS-R08</w:t>
             </w:r>
-          </w:p>
-        </w:tc>
-        <w:tc>
-          <w:tcPr>
-            <w:tcW w:type="dxa" w:w="4723"/>
+            <w:r>
+              <w:rPr>
+                <w:b w:val="false"/>
+                <w:bCs w:val="false"/>
+                <w:i w:val="false"/>
+                <w:iCs w:val="false"/>
+                <w:color w:val="0F6E6E"/>
+                <w:sz w:val="15"/>
+                <w:szCs w:val="15"/>
+              </w:rPr>
+              <w:t xml:space="preserve"/>
+            </w:r>
+            <w:r>
+              <w:rPr>
+                <w:b w:val="false"/>
+                <w:bCs w:val="false"/>
+                <w:i w:val="false"/>
+                <w:iCs w:val="false"/>
+                <w:color w:val="0F6E6E"/>
+                <w:sz w:val="15"/>
+                <w:szCs w:val="15"/>
+              </w:rPr>
+              <w:br/>
+              <w:t xml:space="preserve">OBL-DP-03</w:t>
+            </w:r>
+          </w:p>
+        </w:tc>
+        <w:tc>
+          <w:tcPr>
+            <w:tcW w:type="dxa" w:w="4530"/>
             <w:tcMar>
               <w:top w:type="dxa" w:w="90"/>
               <w:left w:type="dxa" w:w="130"/>
@@ -3634,7 +3968,7 @@
         </w:trPr>
         <w:tc>
           <w:tcPr>
-            <w:tcW w:type="dxa" w:w="1253"/>
+            <w:tcW w:type="dxa" w:w="1446"/>
             <w:shd w:fill="F1F5F8" w:color="auto" w:val="clear"/>
             <w:tcMar>
               <w:top w:type="dxa" w:w="90"/>
@@ -3661,11 +3995,36 @@
               </w:rPr>
               <w:t xml:space="preserve">CNS-R09</w:t>
             </w:r>
-          </w:p>
-        </w:tc>
-        <w:tc>
-          <w:tcPr>
-            <w:tcW w:type="dxa" w:w="4723"/>
+            <w:r>
+              <w:rPr>
+                <w:b w:val="false"/>
+                <w:bCs w:val="false"/>
+                <w:i w:val="false"/>
+                <w:iCs w:val="false"/>
+                <w:color w:val="0F6E6E"/>
+                <w:sz w:val="15"/>
+                <w:szCs w:val="15"/>
+              </w:rPr>
+              <w:t xml:space="preserve"/>
+            </w:r>
+            <w:r>
+              <w:rPr>
+                <w:b w:val="false"/>
+                <w:bCs w:val="false"/>
+                <w:i w:val="false"/>
+                <w:iCs w:val="false"/>
+                <w:color w:val="0F6E6E"/>
+                <w:sz w:val="15"/>
+                <w:szCs w:val="15"/>
+              </w:rPr>
+              <w:br/>
+              <w:t xml:space="preserve">OBL-DP-03</w:t>
+            </w:r>
+          </w:p>
+        </w:tc>
+        <w:tc>
+          <w:tcPr>
+            <w:tcW w:type="dxa" w:w="4530"/>
             <w:shd w:fill="F1F5F8" w:color="auto" w:val="clear"/>
             <w:tcMar>
               <w:top w:type="dxa" w:w="90"/>
@@ -4190,8 +4549,8 @@
         </w:tblBorders>
       </w:tblPr>
       <w:tblGrid>
-        <w:gridCol w:w="1253"/>
-        <w:gridCol w:w="4723"/>
+        <w:gridCol w:w="1446"/>
+        <w:gridCol w:w="4530"/>
         <w:gridCol w:w="3662"/>
       </w:tblGrid>
       <w:tr>
@@ -4201,7 +4560,7 @@
         </w:trPr>
         <w:tc>
           <w:tcPr>
-            <w:tcW w:type="dxa" w:w="1253"/>
+            <w:tcW w:type="dxa" w:w="1446"/>
             <w:shd w:fill="11304E" w:color="auto" w:val="clear"/>
             <w:tcMar>
               <w:top w:type="dxa" w:w="90"/>
@@ -4232,7 +4591,7 @@
         </w:tc>
         <w:tc>
           <w:tcPr>
-            <w:tcW w:type="dxa" w:w="4723"/>
+            <w:tcW w:type="dxa" w:w="4530"/>
             <w:shd w:fill="11304E" w:color="auto" w:val="clear"/>
             <w:tcMar>
               <w:top w:type="dxa" w:w="90"/>
@@ -4299,7 +4658,7 @@
         </w:trPr>
         <w:tc>
           <w:tcPr>
-            <w:tcW w:type="dxa" w:w="1253"/>
+            <w:tcW w:type="dxa" w:w="1446"/>
             <w:tcMar>
               <w:top w:type="dxa" w:w="90"/>
               <w:left w:type="dxa" w:w="130"/>
@@ -4325,11 +4684,49 @@
               </w:rPr>
               <w:t xml:space="preserve">CNS-R10</w:t>
             </w:r>
-          </w:p>
-        </w:tc>
-        <w:tc>
-          <w:tcPr>
-            <w:tcW w:type="dxa" w:w="4723"/>
+            <w:r>
+              <w:rPr>
+                <w:b w:val="false"/>
+                <w:bCs w:val="false"/>
+                <w:i w:val="false"/>
+                <w:iCs w:val="false"/>
+                <w:color w:val="0F6E6E"/>
+                <w:sz w:val="15"/>
+                <w:szCs w:val="15"/>
+              </w:rPr>
+              <w:t xml:space="preserve"/>
+            </w:r>
+            <w:r>
+              <w:rPr>
+                <w:b w:val="false"/>
+                <w:bCs w:val="false"/>
+                <w:i w:val="false"/>
+                <w:iCs w:val="false"/>
+                <w:color w:val="0F6E6E"/>
+                <w:sz w:val="15"/>
+                <w:szCs w:val="15"/>
+              </w:rPr>
+              <w:br/>
+              <w:t xml:space="preserve">OBL-DP-02</w:t>
+            </w:r>
+            <w:r>
+              <w:rPr>
+                <w:b w:val="false"/>
+                <w:bCs w:val="false"/>
+                <w:i w:val="false"/>
+                <w:iCs w:val="false"/>
+                <w:color w:val="0F6E6E"/>
+                <w:sz w:val="15"/>
+                <w:szCs w:val="15"/>
+              </w:rPr>
+              <w:br/>
+              <w:t xml:space="preserve">OBL-INS-09</w:t>
+            </w:r>
+          </w:p>
+        </w:tc>
+        <w:tc>
+          <w:tcPr>
+            <w:tcW w:type="dxa" w:w="4530"/>
             <w:tcMar>
               <w:top w:type="dxa" w:w="90"/>
               <w:left w:type="dxa" w:w="130"/>
@@ -4394,7 +4791,7 @@
         </w:trPr>
         <w:tc>
           <w:tcPr>
-            <w:tcW w:type="dxa" w:w="1253"/>
+            <w:tcW w:type="dxa" w:w="1446"/>
             <w:shd w:fill="F1F5F8" w:color="auto" w:val="clear"/>
             <w:tcMar>
               <w:top w:type="dxa" w:w="90"/>
@@ -4421,11 +4818,49 @@
               </w:rPr>
               <w:t xml:space="preserve">CNS-R11</w:t>
             </w:r>
-          </w:p>
-        </w:tc>
-        <w:tc>
-          <w:tcPr>
-            <w:tcW w:type="dxa" w:w="4723"/>
+            <w:r>
+              <w:rPr>
+                <w:b w:val="false"/>
+                <w:bCs w:val="false"/>
+                <w:i w:val="false"/>
+                <w:iCs w:val="false"/>
+                <w:color w:val="0F6E6E"/>
+                <w:sz w:val="15"/>
+                <w:szCs w:val="15"/>
+              </w:rPr>
+              <w:t xml:space="preserve"/>
+            </w:r>
+            <w:r>
+              <w:rPr>
+                <w:b w:val="false"/>
+                <w:bCs w:val="false"/>
+                <w:i w:val="false"/>
+                <w:iCs w:val="false"/>
+                <w:color w:val="0F6E6E"/>
+                <w:sz w:val="15"/>
+                <w:szCs w:val="15"/>
+              </w:rPr>
+              <w:br/>
+              <w:t xml:space="preserve">OBL-DP-02</w:t>
+            </w:r>
+            <w:r>
+              <w:rPr>
+                <w:b w:val="false"/>
+                <w:bCs w:val="false"/>
+                <w:i w:val="false"/>
+                <w:iCs w:val="false"/>
+                <w:color w:val="0F6E6E"/>
+                <w:sz w:val="15"/>
+                <w:szCs w:val="15"/>
+              </w:rPr>
+              <w:br/>
+              <w:t xml:space="preserve">OBL-RBI-05</w:t>
+            </w:r>
+          </w:p>
+        </w:tc>
+        <w:tc>
+          <w:tcPr>
+            <w:tcW w:type="dxa" w:w="4530"/>
             <w:shd w:fill="F1F5F8" w:color="auto" w:val="clear"/>
             <w:tcMar>
               <w:top w:type="dxa" w:w="90"/>
@@ -4492,7 +4927,7 @@
         </w:trPr>
         <w:tc>
           <w:tcPr>
-            <w:tcW w:type="dxa" w:w="1253"/>
+            <w:tcW w:type="dxa" w:w="1446"/>
             <w:tcMar>
               <w:top w:type="dxa" w:w="90"/>
               <w:left w:type="dxa" w:w="130"/>
@@ -4518,11 +4953,36 @@
               </w:rPr>
               <w:t xml:space="preserve">CNS-R12</w:t>
             </w:r>
-          </w:p>
-        </w:tc>
-        <w:tc>
-          <w:tcPr>
-            <w:tcW w:type="dxa" w:w="4723"/>
+            <w:r>
+              <w:rPr>
+                <w:b w:val="false"/>
+                <w:bCs w:val="false"/>
+                <w:i w:val="false"/>
+                <w:iCs w:val="false"/>
+                <w:color w:val="0F6E6E"/>
+                <w:sz w:val="15"/>
+                <w:szCs w:val="15"/>
+              </w:rPr>
+              <w:t xml:space="preserve"/>
+            </w:r>
+            <w:r>
+              <w:rPr>
+                <w:b w:val="false"/>
+                <w:bCs w:val="false"/>
+                <w:i w:val="false"/>
+                <w:iCs w:val="false"/>
+                <w:color w:val="0F6E6E"/>
+                <w:sz w:val="15"/>
+                <w:szCs w:val="15"/>
+              </w:rPr>
+              <w:br/>
+              <w:t xml:space="preserve">OBL-DP-02</w:t>
+            </w:r>
+          </w:p>
+        </w:tc>
+        <w:tc>
+          <w:tcPr>
+            <w:tcW w:type="dxa" w:w="4530"/>
             <w:tcMar>
               <w:top w:type="dxa" w:w="90"/>
               <w:left w:type="dxa" w:w="130"/>
@@ -4587,7 +5047,7 @@
         </w:trPr>
         <w:tc>
           <w:tcPr>
-            <w:tcW w:type="dxa" w:w="1253"/>
+            <w:tcW w:type="dxa" w:w="1446"/>
             <w:shd w:fill="F1F5F8" w:color="auto" w:val="clear"/>
             <w:tcMar>
               <w:top w:type="dxa" w:w="90"/>
@@ -4614,11 +5074,49 @@
               </w:rPr>
               <w:t xml:space="preserve">CNS-R13</w:t>
             </w:r>
-          </w:p>
-        </w:tc>
-        <w:tc>
-          <w:tcPr>
-            <w:tcW w:type="dxa" w:w="4723"/>
+            <w:r>
+              <w:rPr>
+                <w:b w:val="false"/>
+                <w:bCs w:val="false"/>
+                <w:i w:val="false"/>
+                <w:iCs w:val="false"/>
+                <w:color w:val="0F6E6E"/>
+                <w:sz w:val="15"/>
+                <w:szCs w:val="15"/>
+              </w:rPr>
+              <w:t xml:space="preserve"/>
+            </w:r>
+            <w:r>
+              <w:rPr>
+                <w:b w:val="false"/>
+                <w:bCs w:val="false"/>
+                <w:i w:val="false"/>
+                <w:iCs w:val="false"/>
+                <w:color w:val="0F6E6E"/>
+                <w:sz w:val="15"/>
+                <w:szCs w:val="15"/>
+              </w:rPr>
+              <w:br/>
+              <w:t xml:space="preserve">OBL-RBI-05</w:t>
+            </w:r>
+            <w:r>
+              <w:rPr>
+                <w:b w:val="false"/>
+                <w:bCs w:val="false"/>
+                <w:i w:val="false"/>
+                <w:iCs w:val="false"/>
+                <w:color w:val="0F6E6E"/>
+                <w:sz w:val="15"/>
+                <w:szCs w:val="15"/>
+              </w:rPr>
+              <w:br/>
+              <w:t xml:space="preserve">OBL-INS-08</w:t>
+            </w:r>
+          </w:p>
+        </w:tc>
+        <w:tc>
+          <w:tcPr>
+            <w:tcW w:type="dxa" w:w="4530"/>
             <w:shd w:fill="F1F5F8" w:color="auto" w:val="clear"/>
             <w:tcMar>
               <w:top w:type="dxa" w:w="90"/>
@@ -4685,7 +5183,7 @@
         </w:trPr>
         <w:tc>
           <w:tcPr>
-            <w:tcW w:type="dxa" w:w="1253"/>
+            <w:tcW w:type="dxa" w:w="1446"/>
             <w:tcMar>
               <w:top w:type="dxa" w:w="90"/>
               <w:left w:type="dxa" w:w="130"/>
@@ -4711,11 +5209,49 @@
               </w:rPr>
               <w:t xml:space="preserve">CNS-R14</w:t>
             </w:r>
-          </w:p>
-        </w:tc>
-        <w:tc>
-          <w:tcPr>
-            <w:tcW w:type="dxa" w:w="4723"/>
+            <w:r>
+              <w:rPr>
+                <w:b w:val="false"/>
+                <w:bCs w:val="false"/>
+                <w:i w:val="false"/>
+                <w:iCs w:val="false"/>
+                <w:color w:val="0F6E6E"/>
+                <w:sz w:val="15"/>
+                <w:szCs w:val="15"/>
+              </w:rPr>
+              <w:t xml:space="preserve"/>
+            </w:r>
+            <w:r>
+              <w:rPr>
+                <w:b w:val="false"/>
+                <w:bCs w:val="false"/>
+                <w:i w:val="false"/>
+                <w:iCs w:val="false"/>
+                <w:color w:val="0F6E6E"/>
+                <w:sz w:val="15"/>
+                <w:szCs w:val="15"/>
+              </w:rPr>
+              <w:br/>
+              <w:t xml:space="preserve">OBL-DP-07</w:t>
+            </w:r>
+            <w:r>
+              <w:rPr>
+                <w:b w:val="false"/>
+                <w:bCs w:val="false"/>
+                <w:i w:val="false"/>
+                <w:iCs w:val="false"/>
+                <w:color w:val="0F6E6E"/>
+                <w:sz w:val="15"/>
+                <w:szCs w:val="15"/>
+              </w:rPr>
+              <w:br/>
+              <w:t xml:space="preserve">OBL-INS-09</w:t>
+            </w:r>
+          </w:p>
+        </w:tc>
+        <w:tc>
+          <w:tcPr>
+            <w:tcW w:type="dxa" w:w="4530"/>
             <w:tcMar>
               <w:top w:type="dxa" w:w="90"/>
               <w:left w:type="dxa" w:w="130"/>
@@ -4780,7 +5316,7 @@
         </w:trPr>
         <w:tc>
           <w:tcPr>
-            <w:tcW w:type="dxa" w:w="1253"/>
+            <w:tcW w:type="dxa" w:w="1446"/>
             <w:shd w:fill="F1F5F8" w:color="auto" w:val="clear"/>
             <w:tcMar>
               <w:top w:type="dxa" w:w="90"/>
@@ -4807,11 +5343,49 @@
               </w:rPr>
               <w:t xml:space="preserve">CNS-R15</w:t>
             </w:r>
-          </w:p>
-        </w:tc>
-        <w:tc>
-          <w:tcPr>
-            <w:tcW w:type="dxa" w:w="4723"/>
+            <w:r>
+              <w:rPr>
+                <w:b w:val="false"/>
+                <w:bCs w:val="false"/>
+                <w:i w:val="false"/>
+                <w:iCs w:val="false"/>
+                <w:color w:val="0F6E6E"/>
+                <w:sz w:val="15"/>
+                <w:szCs w:val="15"/>
+              </w:rPr>
+              <w:t xml:space="preserve"/>
+            </w:r>
+            <w:r>
+              <w:rPr>
+                <w:b w:val="false"/>
+                <w:bCs w:val="false"/>
+                <w:i w:val="false"/>
+                <w:iCs w:val="false"/>
+                <w:color w:val="0F6E6E"/>
+                <w:sz w:val="15"/>
+                <w:szCs w:val="15"/>
+              </w:rPr>
+              <w:br/>
+              <w:t xml:space="preserve">OBL-DP-07</w:t>
+            </w:r>
+            <w:r>
+              <w:rPr>
+                <w:b w:val="false"/>
+                <w:bCs w:val="false"/>
+                <w:i w:val="false"/>
+                <w:iCs w:val="false"/>
+                <w:color w:val="0F6E6E"/>
+                <w:sz w:val="15"/>
+                <w:szCs w:val="15"/>
+              </w:rPr>
+              <w:br/>
+              <w:t xml:space="preserve">OBL-INS-09</w:t>
+            </w:r>
+          </w:p>
+        </w:tc>
+        <w:tc>
+          <w:tcPr>
+            <w:tcW w:type="dxa" w:w="4530"/>
             <w:shd w:fill="F1F5F8" w:color="auto" w:val="clear"/>
             <w:tcMar>
               <w:top w:type="dxa" w:w="90"/>
@@ -8963,8 +9537,8 @@
         </w:tblBorders>
       </w:tblPr>
       <w:tblGrid>
-        <w:gridCol w:w="1253"/>
-        <w:gridCol w:w="4723"/>
+        <w:gridCol w:w="1446"/>
+        <w:gridCol w:w="4530"/>
         <w:gridCol w:w="3662"/>
       </w:tblGrid>
       <w:tr>
@@ -8974,7 +9548,7 @@
         </w:trPr>
         <w:tc>
           <w:tcPr>
-            <w:tcW w:type="dxa" w:w="1253"/>
+            <w:tcW w:type="dxa" w:w="1446"/>
             <w:shd w:fill="11304E" w:color="auto" w:val="clear"/>
             <w:tcMar>
               <w:top w:type="dxa" w:w="90"/>
@@ -9005,7 +9579,7 @@
         </w:tc>
         <w:tc>
           <w:tcPr>
-            <w:tcW w:type="dxa" w:w="4723"/>
+            <w:tcW w:type="dxa" w:w="4530"/>
             <w:shd w:fill="11304E" w:color="auto" w:val="clear"/>
             <w:tcMar>
               <w:top w:type="dxa" w:w="90"/>
@@ -9072,7 +9646,7 @@
         </w:trPr>
         <w:tc>
           <w:tcPr>
-            <w:tcW w:type="dxa" w:w="1253"/>
+            <w:tcW w:type="dxa" w:w="1446"/>
             <w:tcMar>
               <w:top w:type="dxa" w:w="90"/>
               <w:left w:type="dxa" w:w="130"/>
@@ -9098,11 +9672,49 @@
               </w:rPr>
               <w:t xml:space="preserve">CNS-R16</w:t>
             </w:r>
-          </w:p>
-        </w:tc>
-        <w:tc>
-          <w:tcPr>
-            <w:tcW w:type="dxa" w:w="4723"/>
+            <w:r>
+              <w:rPr>
+                <w:b w:val="false"/>
+                <w:bCs w:val="false"/>
+                <w:i w:val="false"/>
+                <w:iCs w:val="false"/>
+                <w:color w:val="0F6E6E"/>
+                <w:sz w:val="15"/>
+                <w:szCs w:val="15"/>
+              </w:rPr>
+              <w:t xml:space="preserve"/>
+            </w:r>
+            <w:r>
+              <w:rPr>
+                <w:b w:val="false"/>
+                <w:bCs w:val="false"/>
+                <w:i w:val="false"/>
+                <w:iCs w:val="false"/>
+                <w:color w:val="0F6E6E"/>
+                <w:sz w:val="15"/>
+                <w:szCs w:val="15"/>
+              </w:rPr>
+              <w:br/>
+              <w:t xml:space="preserve">OBL-INS-05</w:t>
+            </w:r>
+            <w:r>
+              <w:rPr>
+                <w:b w:val="false"/>
+                <w:bCs w:val="false"/>
+                <w:i w:val="false"/>
+                <w:iCs w:val="false"/>
+                <w:color w:val="0F6E6E"/>
+                <w:sz w:val="15"/>
+                <w:szCs w:val="15"/>
+              </w:rPr>
+              <w:br/>
+              <w:t xml:space="preserve">OBL-DP-07</w:t>
+            </w:r>
+          </w:p>
+        </w:tc>
+        <w:tc>
+          <w:tcPr>
+            <w:tcW w:type="dxa" w:w="4530"/>
             <w:tcMar>
               <w:top w:type="dxa" w:w="90"/>
               <w:left w:type="dxa" w:w="130"/>
@@ -9167,7 +9779,7 @@
         </w:trPr>
         <w:tc>
           <w:tcPr>
-            <w:tcW w:type="dxa" w:w="1253"/>
+            <w:tcW w:type="dxa" w:w="1446"/>
             <w:shd w:fill="F1F5F8" w:color="auto" w:val="clear"/>
             <w:tcMar>
               <w:top w:type="dxa" w:w="90"/>
@@ -9194,11 +9806,49 @@
               </w:rPr>
               <w:t xml:space="preserve">CNS-R17</w:t>
             </w:r>
-          </w:p>
-        </w:tc>
-        <w:tc>
-          <w:tcPr>
-            <w:tcW w:type="dxa" w:w="4723"/>
+            <w:r>
+              <w:rPr>
+                <w:b w:val="false"/>
+                <w:bCs w:val="false"/>
+                <w:i w:val="false"/>
+                <w:iCs w:val="false"/>
+                <w:color w:val="0F6E6E"/>
+                <w:sz w:val="15"/>
+                <w:szCs w:val="15"/>
+              </w:rPr>
+              <w:t xml:space="preserve"/>
+            </w:r>
+            <w:r>
+              <w:rPr>
+                <w:b w:val="false"/>
+                <w:bCs w:val="false"/>
+                <w:i w:val="false"/>
+                <w:iCs w:val="false"/>
+                <w:color w:val="0F6E6E"/>
+                <w:sz w:val="15"/>
+                <w:szCs w:val="15"/>
+              </w:rPr>
+              <w:br/>
+              <w:t xml:space="preserve">OBL-INS-05</w:t>
+            </w:r>
+            <w:r>
+              <w:rPr>
+                <w:b w:val="false"/>
+                <w:bCs w:val="false"/>
+                <w:i w:val="false"/>
+                <w:iCs w:val="false"/>
+                <w:color w:val="0F6E6E"/>
+                <w:sz w:val="15"/>
+                <w:szCs w:val="15"/>
+              </w:rPr>
+              <w:br/>
+              <w:t xml:space="preserve">OBL-DP-07</w:t>
+            </w:r>
+          </w:p>
+        </w:tc>
+        <w:tc>
+          <w:tcPr>
+            <w:tcW w:type="dxa" w:w="4530"/>
             <w:shd w:fill="F1F5F8" w:color="auto" w:val="clear"/>
             <w:tcMar>
               <w:top w:type="dxa" w:w="90"/>
@@ -9265,7 +9915,7 @@
         </w:trPr>
         <w:tc>
           <w:tcPr>
-            <w:tcW w:type="dxa" w:w="1253"/>
+            <w:tcW w:type="dxa" w:w="1446"/>
             <w:tcMar>
               <w:top w:type="dxa" w:w="90"/>
               <w:left w:type="dxa" w:w="130"/>
@@ -9291,11 +9941,49 @@
               </w:rPr>
               <w:t xml:space="preserve">CNS-R18</w:t>
             </w:r>
-          </w:p>
-        </w:tc>
-        <w:tc>
-          <w:tcPr>
-            <w:tcW w:type="dxa" w:w="4723"/>
+            <w:r>
+              <w:rPr>
+                <w:b w:val="false"/>
+                <w:bCs w:val="false"/>
+                <w:i w:val="false"/>
+                <w:iCs w:val="false"/>
+                <w:color w:val="0F6E6E"/>
+                <w:sz w:val="15"/>
+                <w:szCs w:val="15"/>
+              </w:rPr>
+              <w:t xml:space="preserve"/>
+            </w:r>
+            <w:r>
+              <w:rPr>
+                <w:b w:val="false"/>
+                <w:bCs w:val="false"/>
+                <w:i w:val="false"/>
+                <w:iCs w:val="false"/>
+                <w:color w:val="0F6E6E"/>
+                <w:sz w:val="15"/>
+                <w:szCs w:val="15"/>
+              </w:rPr>
+              <w:br/>
+              <w:t xml:space="preserve">OBL-INS-05</w:t>
+            </w:r>
+            <w:r>
+              <w:rPr>
+                <w:b w:val="false"/>
+                <w:bCs w:val="false"/>
+                <w:i w:val="false"/>
+                <w:iCs w:val="false"/>
+                <w:color w:val="0F6E6E"/>
+                <w:sz w:val="15"/>
+                <w:szCs w:val="15"/>
+              </w:rPr>
+              <w:br/>
+              <w:t xml:space="preserve">OBL-DP-07</w:t>
+            </w:r>
+          </w:p>
+        </w:tc>
+        <w:tc>
+          <w:tcPr>
+            <w:tcW w:type="dxa" w:w="4530"/>
             <w:tcMar>
               <w:top w:type="dxa" w:w="90"/>
               <w:left w:type="dxa" w:w="130"/>
@@ -9360,7 +10048,7 @@
         </w:trPr>
         <w:tc>
           <w:tcPr>
-            <w:tcW w:type="dxa" w:w="1253"/>
+            <w:tcW w:type="dxa" w:w="1446"/>
             <w:shd w:fill="F1F5F8" w:color="auto" w:val="clear"/>
             <w:tcMar>
               <w:top w:type="dxa" w:w="90"/>
@@ -9387,11 +10075,49 @@
               </w:rPr>
               <w:t xml:space="preserve">CNS-R19</w:t>
             </w:r>
-          </w:p>
-        </w:tc>
-        <w:tc>
-          <w:tcPr>
-            <w:tcW w:type="dxa" w:w="4723"/>
+            <w:r>
+              <w:rPr>
+                <w:b w:val="false"/>
+                <w:bCs w:val="false"/>
+                <w:i w:val="false"/>
+                <w:iCs w:val="false"/>
+                <w:color w:val="0F6E6E"/>
+                <w:sz w:val="15"/>
+                <w:szCs w:val="15"/>
+              </w:rPr>
+              <w:t xml:space="preserve"/>
+            </w:r>
+            <w:r>
+              <w:rPr>
+                <w:b w:val="false"/>
+                <w:bCs w:val="false"/>
+                <w:i w:val="false"/>
+                <w:iCs w:val="false"/>
+                <w:color w:val="0F6E6E"/>
+                <w:sz w:val="15"/>
+                <w:szCs w:val="15"/>
+              </w:rPr>
+              <w:br/>
+              <w:t xml:space="preserve">OBL-INS-05</w:t>
+            </w:r>
+            <w:r>
+              <w:rPr>
+                <w:b w:val="false"/>
+                <w:bCs w:val="false"/>
+                <w:i w:val="false"/>
+                <w:iCs w:val="false"/>
+                <w:color w:val="0F6E6E"/>
+                <w:sz w:val="15"/>
+                <w:szCs w:val="15"/>
+              </w:rPr>
+              <w:br/>
+              <w:t xml:space="preserve">OBL-DP-09</w:t>
+            </w:r>
+          </w:p>
+        </w:tc>
+        <w:tc>
+          <w:tcPr>
+            <w:tcW w:type="dxa" w:w="4530"/>
             <w:shd w:fill="F1F5F8" w:color="auto" w:val="clear"/>
             <w:tcMar>
               <w:top w:type="dxa" w:w="90"/>
@@ -9458,7 +10184,7 @@
         </w:trPr>
         <w:tc>
           <w:tcPr>
-            <w:tcW w:type="dxa" w:w="1253"/>
+            <w:tcW w:type="dxa" w:w="1446"/>
             <w:tcMar>
               <w:top w:type="dxa" w:w="90"/>
               <w:left w:type="dxa" w:w="130"/>
@@ -9484,11 +10210,36 @@
               </w:rPr>
               <w:t xml:space="preserve">CNS-R20</w:t>
             </w:r>
-          </w:p>
-        </w:tc>
-        <w:tc>
-          <w:tcPr>
-            <w:tcW w:type="dxa" w:w="4723"/>
+            <w:r>
+              <w:rPr>
+                <w:b w:val="false"/>
+                <w:bCs w:val="false"/>
+                <w:i w:val="false"/>
+                <w:iCs w:val="false"/>
+                <w:color w:val="0F6E6E"/>
+                <w:sz w:val="15"/>
+                <w:szCs w:val="15"/>
+              </w:rPr>
+              <w:t xml:space="preserve"/>
+            </w:r>
+            <w:r>
+              <w:rPr>
+                <w:b w:val="false"/>
+                <w:bCs w:val="false"/>
+                <w:i w:val="false"/>
+                <w:iCs w:val="false"/>
+                <w:color w:val="0F6E6E"/>
+                <w:sz w:val="15"/>
+                <w:szCs w:val="15"/>
+              </w:rPr>
+              <w:br/>
+              <w:t xml:space="preserve">OBL-DP-07</w:t>
+            </w:r>
+          </w:p>
+        </w:tc>
+        <w:tc>
+          <w:tcPr>
+            <w:tcW w:type="dxa" w:w="4530"/>
             <w:tcMar>
               <w:top w:type="dxa" w:w="90"/>
               <w:left w:type="dxa" w:w="130"/>
@@ -9639,8 +10390,8 @@
         </w:tblBorders>
       </w:tblPr>
       <w:tblGrid>
-        <w:gridCol w:w="1253"/>
-        <w:gridCol w:w="4723"/>
+        <w:gridCol w:w="1446"/>
+        <w:gridCol w:w="4530"/>
         <w:gridCol w:w="3662"/>
       </w:tblGrid>
       <w:tr>
@@ -9650,7 +10401,7 @@
         </w:trPr>
         <w:tc>
           <w:tcPr>
-            <w:tcW w:type="dxa" w:w="1253"/>
+            <w:tcW w:type="dxa" w:w="1446"/>
             <w:shd w:fill="11304E" w:color="auto" w:val="clear"/>
             <w:tcMar>
               <w:top w:type="dxa" w:w="90"/>
@@ -9681,7 +10432,7 @@
         </w:tc>
         <w:tc>
           <w:tcPr>
-            <w:tcW w:type="dxa" w:w="4723"/>
+            <w:tcW w:type="dxa" w:w="4530"/>
             <w:shd w:fill="11304E" w:color="auto" w:val="clear"/>
             <w:tcMar>
               <w:top w:type="dxa" w:w="90"/>
@@ -9748,7 +10499,7 @@
         </w:trPr>
         <w:tc>
           <w:tcPr>
-            <w:tcW w:type="dxa" w:w="1253"/>
+            <w:tcW w:type="dxa" w:w="1446"/>
             <w:tcMar>
               <w:top w:type="dxa" w:w="90"/>
               <w:left w:type="dxa" w:w="130"/>
@@ -9774,11 +10525,49 @@
               </w:rPr>
               <w:t xml:space="preserve">CNS-R21</w:t>
             </w:r>
-          </w:p>
-        </w:tc>
-        <w:tc>
-          <w:tcPr>
-            <w:tcW w:type="dxa" w:w="4723"/>
+            <w:r>
+              <w:rPr>
+                <w:b w:val="false"/>
+                <w:bCs w:val="false"/>
+                <w:i w:val="false"/>
+                <w:iCs w:val="false"/>
+                <w:color w:val="0F6E6E"/>
+                <w:sz w:val="15"/>
+                <w:szCs w:val="15"/>
+              </w:rPr>
+              <w:t xml:space="preserve"/>
+            </w:r>
+            <w:r>
+              <w:rPr>
+                <w:b w:val="false"/>
+                <w:bCs w:val="false"/>
+                <w:i w:val="false"/>
+                <w:iCs w:val="false"/>
+                <w:color w:val="0F6E6E"/>
+                <w:sz w:val="15"/>
+                <w:szCs w:val="15"/>
+              </w:rPr>
+              <w:br/>
+              <w:t xml:space="preserve">OBL-DP-02</w:t>
+            </w:r>
+            <w:r>
+              <w:rPr>
+                <w:b w:val="false"/>
+                <w:bCs w:val="false"/>
+                <w:i w:val="false"/>
+                <w:iCs w:val="false"/>
+                <w:color w:val="0F6E6E"/>
+                <w:sz w:val="15"/>
+                <w:szCs w:val="15"/>
+              </w:rPr>
+              <w:br/>
+              <w:t xml:space="preserve">OBL-DP-06</w:t>
+            </w:r>
+          </w:p>
+        </w:tc>
+        <w:tc>
+          <w:tcPr>
+            <w:tcW w:type="dxa" w:w="4530"/>
             <w:tcMar>
               <w:top w:type="dxa" w:w="90"/>
               <w:left w:type="dxa" w:w="130"/>
@@ -9843,7 +10632,7 @@
         </w:trPr>
         <w:tc>
           <w:tcPr>
-            <w:tcW w:type="dxa" w:w="1253"/>
+            <w:tcW w:type="dxa" w:w="1446"/>
             <w:shd w:fill="F1F5F8" w:color="auto" w:val="clear"/>
             <w:tcMar>
               <w:top w:type="dxa" w:w="90"/>
@@ -9870,11 +10659,49 @@
               </w:rPr>
               <w:t xml:space="preserve">CNS-R22</w:t>
             </w:r>
-          </w:p>
-        </w:tc>
-        <w:tc>
-          <w:tcPr>
-            <w:tcW w:type="dxa" w:w="4723"/>
+            <w:r>
+              <w:rPr>
+                <w:b w:val="false"/>
+                <w:bCs w:val="false"/>
+                <w:i w:val="false"/>
+                <w:iCs w:val="false"/>
+                <w:color w:val="0F6E6E"/>
+                <w:sz w:val="15"/>
+                <w:szCs w:val="15"/>
+              </w:rPr>
+              <w:t xml:space="preserve"/>
+            </w:r>
+            <w:r>
+              <w:rPr>
+                <w:b w:val="false"/>
+                <w:bCs w:val="false"/>
+                <w:i w:val="false"/>
+                <w:iCs w:val="false"/>
+                <w:color w:val="0F6E6E"/>
+                <w:sz w:val="15"/>
+                <w:szCs w:val="15"/>
+              </w:rPr>
+              <w:br/>
+              <w:t xml:space="preserve">OBL-DP-02</w:t>
+            </w:r>
+            <w:r>
+              <w:rPr>
+                <w:b w:val="false"/>
+                <w:bCs w:val="false"/>
+                <w:i w:val="false"/>
+                <w:iCs w:val="false"/>
+                <w:color w:val="0F6E6E"/>
+                <w:sz w:val="15"/>
+                <w:szCs w:val="15"/>
+              </w:rPr>
+              <w:br/>
+              <w:t xml:space="preserve">OBL-DP-06</w:t>
+            </w:r>
+          </w:p>
+        </w:tc>
+        <w:tc>
+          <w:tcPr>
+            <w:tcW w:type="dxa" w:w="4530"/>
             <w:shd w:fill="F1F5F8" w:color="auto" w:val="clear"/>
             <w:tcMar>
               <w:top w:type="dxa" w:w="90"/>
@@ -9941,7 +10768,7 @@
         </w:trPr>
         <w:tc>
           <w:tcPr>
-            <w:tcW w:type="dxa" w:w="1253"/>
+            <w:tcW w:type="dxa" w:w="1446"/>
             <w:tcMar>
               <w:top w:type="dxa" w:w="90"/>
               <w:left w:type="dxa" w:w="130"/>
@@ -9967,11 +10794,49 @@
               </w:rPr>
               <w:t xml:space="preserve">CNS-R23</w:t>
             </w:r>
-          </w:p>
-        </w:tc>
-        <w:tc>
-          <w:tcPr>
-            <w:tcW w:type="dxa" w:w="4723"/>
+            <w:r>
+              <w:rPr>
+                <w:b w:val="false"/>
+                <w:bCs w:val="false"/>
+                <w:i w:val="false"/>
+                <w:iCs w:val="false"/>
+                <w:color w:val="0F6E6E"/>
+                <w:sz w:val="15"/>
+                <w:szCs w:val="15"/>
+              </w:rPr>
+              <w:t xml:space="preserve"/>
+            </w:r>
+            <w:r>
+              <w:rPr>
+                <w:b w:val="false"/>
+                <w:bCs w:val="false"/>
+                <w:i w:val="false"/>
+                <w:iCs w:val="false"/>
+                <w:color w:val="0F6E6E"/>
+                <w:sz w:val="15"/>
+                <w:szCs w:val="15"/>
+              </w:rPr>
+              <w:br/>
+              <w:t xml:space="preserve">OBL-DP-02</w:t>
+            </w:r>
+            <w:r>
+              <w:rPr>
+                <w:b w:val="false"/>
+                <w:bCs w:val="false"/>
+                <w:i w:val="false"/>
+                <w:iCs w:val="false"/>
+                <w:color w:val="0F6E6E"/>
+                <w:sz w:val="15"/>
+                <w:szCs w:val="15"/>
+              </w:rPr>
+              <w:br/>
+              <w:t xml:space="preserve">OBL-DP-06</w:t>
+            </w:r>
+          </w:p>
+        </w:tc>
+        <w:tc>
+          <w:tcPr>
+            <w:tcW w:type="dxa" w:w="4530"/>
             <w:tcMar>
               <w:top w:type="dxa" w:w="90"/>
               <w:left w:type="dxa" w:w="130"/>
@@ -10036,7 +10901,7 @@
         </w:trPr>
         <w:tc>
           <w:tcPr>
-            <w:tcW w:type="dxa" w:w="1253"/>
+            <w:tcW w:type="dxa" w:w="1446"/>
             <w:shd w:fill="F1F5F8" w:color="auto" w:val="clear"/>
             <w:tcMar>
               <w:top w:type="dxa" w:w="90"/>
@@ -10063,11 +10928,49 @@
               </w:rPr>
               <w:t xml:space="preserve">CNS-R23a</w:t>
             </w:r>
-          </w:p>
-        </w:tc>
-        <w:tc>
-          <w:tcPr>
-            <w:tcW w:type="dxa" w:w="4723"/>
+            <w:r>
+              <w:rPr>
+                <w:b w:val="false"/>
+                <w:bCs w:val="false"/>
+                <w:i w:val="false"/>
+                <w:iCs w:val="false"/>
+                <w:color w:val="0F6E6E"/>
+                <w:sz w:val="15"/>
+                <w:szCs w:val="15"/>
+              </w:rPr>
+              <w:t xml:space="preserve"/>
+            </w:r>
+            <w:r>
+              <w:rPr>
+                <w:b w:val="false"/>
+                <w:bCs w:val="false"/>
+                <w:i w:val="false"/>
+                <w:iCs w:val="false"/>
+                <w:color w:val="0F6E6E"/>
+                <w:sz w:val="15"/>
+                <w:szCs w:val="15"/>
+              </w:rPr>
+              <w:br/>
+              <w:t xml:space="preserve">OBL-DP-02</w:t>
+            </w:r>
+            <w:r>
+              <w:rPr>
+                <w:b w:val="false"/>
+                <w:bCs w:val="false"/>
+                <w:i w:val="false"/>
+                <w:iCs w:val="false"/>
+                <w:color w:val="0F6E6E"/>
+                <w:sz w:val="15"/>
+                <w:szCs w:val="15"/>
+              </w:rPr>
+              <w:br/>
+              <w:t xml:space="preserve">OBL-DP-06</w:t>
+            </w:r>
+          </w:p>
+        </w:tc>
+        <w:tc>
+          <w:tcPr>
+            <w:tcW w:type="dxa" w:w="4530"/>
             <w:shd w:fill="F1F5F8" w:color="auto" w:val="clear"/>
             <w:tcMar>
               <w:top w:type="dxa" w:w="90"/>
@@ -10134,7 +11037,7 @@
         </w:trPr>
         <w:tc>
           <w:tcPr>
-            <w:tcW w:type="dxa" w:w="1253"/>
+            <w:tcW w:type="dxa" w:w="1446"/>
             <w:tcMar>
               <w:top w:type="dxa" w:w="90"/>
               <w:left w:type="dxa" w:w="130"/>
@@ -10160,11 +11063,49 @@
               </w:rPr>
               <w:t xml:space="preserve">CNS-R24</w:t>
             </w:r>
-          </w:p>
-        </w:tc>
-        <w:tc>
-          <w:tcPr>
-            <w:tcW w:type="dxa" w:w="4723"/>
+            <w:r>
+              <w:rPr>
+                <w:b w:val="false"/>
+                <w:bCs w:val="false"/>
+                <w:i w:val="false"/>
+                <w:iCs w:val="false"/>
+                <w:color w:val="0F6E6E"/>
+                <w:sz w:val="15"/>
+                <w:szCs w:val="15"/>
+              </w:rPr>
+              <w:t xml:space="preserve"/>
+            </w:r>
+            <w:r>
+              <w:rPr>
+                <w:b w:val="false"/>
+                <w:bCs w:val="false"/>
+                <w:i w:val="false"/>
+                <w:iCs w:val="false"/>
+                <w:color w:val="0F6E6E"/>
+                <w:sz w:val="15"/>
+                <w:szCs w:val="15"/>
+              </w:rPr>
+              <w:br/>
+              <w:t xml:space="preserve">OBL-DP-02</w:t>
+            </w:r>
+            <w:r>
+              <w:rPr>
+                <w:b w:val="false"/>
+                <w:bCs w:val="false"/>
+                <w:i w:val="false"/>
+                <w:iCs w:val="false"/>
+                <w:color w:val="0F6E6E"/>
+                <w:sz w:val="15"/>
+                <w:szCs w:val="15"/>
+              </w:rPr>
+              <w:br/>
+              <w:t xml:space="preserve">OBL-DP-08</w:t>
+            </w:r>
+          </w:p>
+        </w:tc>
+        <w:tc>
+          <w:tcPr>
+            <w:tcW w:type="dxa" w:w="4530"/>
             <w:tcMar>
               <w:top w:type="dxa" w:w="90"/>
               <w:left w:type="dxa" w:w="130"/>
@@ -10229,7 +11170,7 @@
         </w:trPr>
         <w:tc>
           <w:tcPr>
-            <w:tcW w:type="dxa" w:w="1253"/>
+            <w:tcW w:type="dxa" w:w="1446"/>
             <w:shd w:fill="F1F5F8" w:color="auto" w:val="clear"/>
             <w:tcMar>
               <w:top w:type="dxa" w:w="90"/>
@@ -10256,11 +11197,49 @@
               </w:rPr>
               <w:t xml:space="preserve">CNS-R25</w:t>
             </w:r>
-          </w:p>
-        </w:tc>
-        <w:tc>
-          <w:tcPr>
-            <w:tcW w:type="dxa" w:w="4723"/>
+            <w:r>
+              <w:rPr>
+                <w:b w:val="false"/>
+                <w:bCs w:val="false"/>
+                <w:i w:val="false"/>
+                <w:iCs w:val="false"/>
+                <w:color w:val="0F6E6E"/>
+                <w:sz w:val="15"/>
+                <w:szCs w:val="15"/>
+              </w:rPr>
+              <w:t xml:space="preserve"/>
+            </w:r>
+            <w:r>
+              <w:rPr>
+                <w:b w:val="false"/>
+                <w:bCs w:val="false"/>
+                <w:i w:val="false"/>
+                <w:iCs w:val="false"/>
+                <w:color w:val="0F6E6E"/>
+                <w:sz w:val="15"/>
+                <w:szCs w:val="15"/>
+              </w:rPr>
+              <w:br/>
+              <w:t xml:space="preserve">OBL-DP-02</w:t>
+            </w:r>
+            <w:r>
+              <w:rPr>
+                <w:b w:val="false"/>
+                <w:bCs w:val="false"/>
+                <w:i w:val="false"/>
+                <w:iCs w:val="false"/>
+                <w:color w:val="0F6E6E"/>
+                <w:sz w:val="15"/>
+                <w:szCs w:val="15"/>
+              </w:rPr>
+              <w:br/>
+              <w:t xml:space="preserve">OBL-DP-06</w:t>
+            </w:r>
+          </w:p>
+        </w:tc>
+        <w:tc>
+          <w:tcPr>
+            <w:tcW w:type="dxa" w:w="4530"/>
             <w:shd w:fill="F1F5F8" w:color="auto" w:val="clear"/>
             <w:tcMar>
               <w:top w:type="dxa" w:w="90"/>
@@ -10327,7 +11306,7 @@
         </w:trPr>
         <w:tc>
           <w:tcPr>
-            <w:tcW w:type="dxa" w:w="1253"/>
+            <w:tcW w:type="dxa" w:w="1446"/>
             <w:tcMar>
               <w:top w:type="dxa" w:w="90"/>
               <w:left w:type="dxa" w:w="130"/>
@@ -10353,11 +11332,49 @@
               </w:rPr>
               <w:t xml:space="preserve">CNS-R26</w:t>
             </w:r>
-          </w:p>
-        </w:tc>
-        <w:tc>
-          <w:tcPr>
-            <w:tcW w:type="dxa" w:w="4723"/>
+            <w:r>
+              <w:rPr>
+                <w:b w:val="false"/>
+                <w:bCs w:val="false"/>
+                <w:i w:val="false"/>
+                <w:iCs w:val="false"/>
+                <w:color w:val="0F6E6E"/>
+                <w:sz w:val="15"/>
+                <w:szCs w:val="15"/>
+              </w:rPr>
+              <w:t xml:space="preserve"/>
+            </w:r>
+            <w:r>
+              <w:rPr>
+                <w:b w:val="false"/>
+                <w:bCs w:val="false"/>
+                <w:i w:val="false"/>
+                <w:iCs w:val="false"/>
+                <w:color w:val="0F6E6E"/>
+                <w:sz w:val="15"/>
+                <w:szCs w:val="15"/>
+              </w:rPr>
+              <w:br/>
+              <w:t xml:space="preserve">OBL-DP-02</w:t>
+            </w:r>
+            <w:r>
+              <w:rPr>
+                <w:b w:val="false"/>
+                <w:bCs w:val="false"/>
+                <w:i w:val="false"/>
+                <w:iCs w:val="false"/>
+                <w:color w:val="0F6E6E"/>
+                <w:sz w:val="15"/>
+                <w:szCs w:val="15"/>
+              </w:rPr>
+              <w:br/>
+              <w:t xml:space="preserve">OBL-DP-06</w:t>
+            </w:r>
+          </w:p>
+        </w:tc>
+        <w:tc>
+          <w:tcPr>
+            <w:tcW w:type="dxa" w:w="4530"/>
             <w:tcMar>
               <w:top w:type="dxa" w:w="90"/>
               <w:left w:type="dxa" w:w="130"/>
@@ -10509,8 +11526,8 @@
         </w:tblBorders>
       </w:tblPr>
       <w:tblGrid>
-        <w:gridCol w:w="1253"/>
-        <w:gridCol w:w="4723"/>
+        <w:gridCol w:w="1446"/>
+        <w:gridCol w:w="4530"/>
         <w:gridCol w:w="3662"/>
       </w:tblGrid>
       <w:tr>
@@ -10520,7 +11537,7 @@
         </w:trPr>
         <w:tc>
           <w:tcPr>
-            <w:tcW w:type="dxa" w:w="1253"/>
+            <w:tcW w:type="dxa" w:w="1446"/>
             <w:shd w:fill="11304E" w:color="auto" w:val="clear"/>
             <w:tcMar>
               <w:top w:type="dxa" w:w="90"/>
@@ -10551,7 +11568,7 @@
         </w:tc>
         <w:tc>
           <w:tcPr>
-            <w:tcW w:type="dxa" w:w="4723"/>
+            <w:tcW w:type="dxa" w:w="4530"/>
             <w:shd w:fill="11304E" w:color="auto" w:val="clear"/>
             <w:tcMar>
               <w:top w:type="dxa" w:w="90"/>
@@ -10618,7 +11635,7 @@
         </w:trPr>
         <w:tc>
           <w:tcPr>
-            <w:tcW w:type="dxa" w:w="1253"/>
+            <w:tcW w:type="dxa" w:w="1446"/>
             <w:tcMar>
               <w:top w:type="dxa" w:w="90"/>
               <w:left w:type="dxa" w:w="130"/>
@@ -10644,11 +11661,36 @@
               </w:rPr>
               <w:t xml:space="preserve">CNS-R27</w:t>
             </w:r>
-          </w:p>
-        </w:tc>
-        <w:tc>
-          <w:tcPr>
-            <w:tcW w:type="dxa" w:w="4723"/>
+            <w:r>
+              <w:rPr>
+                <w:b w:val="false"/>
+                <w:bCs w:val="false"/>
+                <w:i w:val="false"/>
+                <w:iCs w:val="false"/>
+                <w:color w:val="0F6E6E"/>
+                <w:sz w:val="15"/>
+                <w:szCs w:val="15"/>
+              </w:rPr>
+              <w:t xml:space="preserve"/>
+            </w:r>
+            <w:r>
+              <w:rPr>
+                <w:b w:val="false"/>
+                <w:bCs w:val="false"/>
+                <w:i w:val="false"/>
+                <w:iCs w:val="false"/>
+                <w:color w:val="0F6E6E"/>
+                <w:sz w:val="15"/>
+                <w:szCs w:val="15"/>
+              </w:rPr>
+              <w:br/>
+              <w:t xml:space="preserve">OBL-DP-04</w:t>
+            </w:r>
+          </w:p>
+        </w:tc>
+        <w:tc>
+          <w:tcPr>
+            <w:tcW w:type="dxa" w:w="4530"/>
             <w:tcMar>
               <w:top w:type="dxa" w:w="90"/>
               <w:left w:type="dxa" w:w="130"/>
@@ -10713,7 +11755,7 @@
         </w:trPr>
         <w:tc>
           <w:tcPr>
-            <w:tcW w:type="dxa" w:w="1253"/>
+            <w:tcW w:type="dxa" w:w="1446"/>
             <w:shd w:fill="F1F5F8" w:color="auto" w:val="clear"/>
             <w:tcMar>
               <w:top w:type="dxa" w:w="90"/>
@@ -10740,11 +11782,36 @@
               </w:rPr>
               <w:t xml:space="preserve">CNS-R28</w:t>
             </w:r>
-          </w:p>
-        </w:tc>
-        <w:tc>
-          <w:tcPr>
-            <w:tcW w:type="dxa" w:w="4723"/>
+            <w:r>
+              <w:rPr>
+                <w:b w:val="false"/>
+                <w:bCs w:val="false"/>
+                <w:i w:val="false"/>
+                <w:iCs w:val="false"/>
+                <w:color w:val="0F6E6E"/>
+                <w:sz w:val="15"/>
+                <w:szCs w:val="15"/>
+              </w:rPr>
+              <w:t xml:space="preserve"/>
+            </w:r>
+            <w:r>
+              <w:rPr>
+                <w:b w:val="false"/>
+                <w:bCs w:val="false"/>
+                <w:i w:val="false"/>
+                <w:iCs w:val="false"/>
+                <w:color w:val="0F6E6E"/>
+                <w:sz w:val="15"/>
+                <w:szCs w:val="15"/>
+              </w:rPr>
+              <w:br/>
+              <w:t xml:space="preserve">OBL-DP-04</w:t>
+            </w:r>
+          </w:p>
+        </w:tc>
+        <w:tc>
+          <w:tcPr>
+            <w:tcW w:type="dxa" w:w="4530"/>
             <w:shd w:fill="F1F5F8" w:color="auto" w:val="clear"/>
             <w:tcMar>
               <w:top w:type="dxa" w:w="90"/>
@@ -10811,7 +11878,7 @@
         </w:trPr>
         <w:tc>
           <w:tcPr>
-            <w:tcW w:type="dxa" w:w="1253"/>
+            <w:tcW w:type="dxa" w:w="1446"/>
             <w:tcMar>
               <w:top w:type="dxa" w:w="90"/>
               <w:left w:type="dxa" w:w="130"/>
@@ -10837,11 +11904,49 @@
               </w:rPr>
               <w:t xml:space="preserve">CNS-R29</w:t>
             </w:r>
-          </w:p>
-        </w:tc>
-        <w:tc>
-          <w:tcPr>
-            <w:tcW w:type="dxa" w:w="4723"/>
+            <w:r>
+              <w:rPr>
+                <w:b w:val="false"/>
+                <w:bCs w:val="false"/>
+                <w:i w:val="false"/>
+                <w:iCs w:val="false"/>
+                <w:color w:val="0F6E6E"/>
+                <w:sz w:val="15"/>
+                <w:szCs w:val="15"/>
+              </w:rPr>
+              <w:t xml:space="preserve"/>
+            </w:r>
+            <w:r>
+              <w:rPr>
+                <w:b w:val="false"/>
+                <w:bCs w:val="false"/>
+                <w:i w:val="false"/>
+                <w:iCs w:val="false"/>
+                <w:color w:val="0F6E6E"/>
+                <w:sz w:val="15"/>
+                <w:szCs w:val="15"/>
+              </w:rPr>
+              <w:br/>
+              <w:t xml:space="preserve">OBL-DP-04</w:t>
+            </w:r>
+            <w:r>
+              <w:rPr>
+                <w:b w:val="false"/>
+                <w:bCs w:val="false"/>
+                <w:i w:val="false"/>
+                <w:iCs w:val="false"/>
+                <w:color w:val="0F6E6E"/>
+                <w:sz w:val="15"/>
+                <w:szCs w:val="15"/>
+              </w:rPr>
+              <w:br/>
+              <w:t xml:space="preserve">OBL-DP-06</w:t>
+            </w:r>
+          </w:p>
+        </w:tc>
+        <w:tc>
+          <w:tcPr>
+            <w:tcW w:type="dxa" w:w="4530"/>
             <w:tcMar>
               <w:top w:type="dxa" w:w="90"/>
               <w:left w:type="dxa" w:w="130"/>
@@ -10906,7 +12011,7 @@
         </w:trPr>
         <w:tc>
           <w:tcPr>
-            <w:tcW w:type="dxa" w:w="1253"/>
+            <w:tcW w:type="dxa" w:w="1446"/>
             <w:shd w:fill="F1F5F8" w:color="auto" w:val="clear"/>
             <w:tcMar>
               <w:top w:type="dxa" w:w="90"/>
@@ -10933,11 +12038,49 @@
               </w:rPr>
               <w:t xml:space="preserve">CNS-R30</w:t>
             </w:r>
-          </w:p>
-        </w:tc>
-        <w:tc>
-          <w:tcPr>
-            <w:tcW w:type="dxa" w:w="4723"/>
+            <w:r>
+              <w:rPr>
+                <w:b w:val="false"/>
+                <w:bCs w:val="false"/>
+                <w:i w:val="false"/>
+                <w:iCs w:val="false"/>
+                <w:color w:val="0F6E6E"/>
+                <w:sz w:val="15"/>
+                <w:szCs w:val="15"/>
+              </w:rPr>
+              <w:t xml:space="preserve"/>
+            </w:r>
+            <w:r>
+              <w:rPr>
+                <w:b w:val="false"/>
+                <w:bCs w:val="false"/>
+                <w:i w:val="false"/>
+                <w:iCs w:val="false"/>
+                <w:color w:val="0F6E6E"/>
+                <w:sz w:val="15"/>
+                <w:szCs w:val="15"/>
+              </w:rPr>
+              <w:br/>
+              <w:t xml:space="preserve">OBL-DP-04</w:t>
+            </w:r>
+            <w:r>
+              <w:rPr>
+                <w:b w:val="false"/>
+                <w:bCs w:val="false"/>
+                <w:i w:val="false"/>
+                <w:iCs w:val="false"/>
+                <w:color w:val="0F6E6E"/>
+                <w:sz w:val="15"/>
+                <w:szCs w:val="15"/>
+              </w:rPr>
+              <w:br/>
+              <w:t xml:space="preserve">OBL-INS-10</w:t>
+            </w:r>
+          </w:p>
+        </w:tc>
+        <w:tc>
+          <w:tcPr>
+            <w:tcW w:type="dxa" w:w="4530"/>
             <w:shd w:fill="F1F5F8" w:color="auto" w:val="clear"/>
             <w:tcMar>
               <w:top w:type="dxa" w:w="90"/>
@@ -11004,7 +12147,7 @@
         </w:trPr>
         <w:tc>
           <w:tcPr>
-            <w:tcW w:type="dxa" w:w="1253"/>
+            <w:tcW w:type="dxa" w:w="1446"/>
             <w:tcMar>
               <w:top w:type="dxa" w:w="90"/>
               <w:left w:type="dxa" w:w="130"/>
@@ -11030,11 +12173,36 @@
               </w:rPr>
               <w:t xml:space="preserve">CNS-R31</w:t>
             </w:r>
-          </w:p>
-        </w:tc>
-        <w:tc>
-          <w:tcPr>
-            <w:tcW w:type="dxa" w:w="4723"/>
+            <w:r>
+              <w:rPr>
+                <w:b w:val="false"/>
+                <w:bCs w:val="false"/>
+                <w:i w:val="false"/>
+                <w:iCs w:val="false"/>
+                <w:color w:val="0F6E6E"/>
+                <w:sz w:val="15"/>
+                <w:szCs w:val="15"/>
+              </w:rPr>
+              <w:t xml:space="preserve"/>
+            </w:r>
+            <w:r>
+              <w:rPr>
+                <w:b w:val="false"/>
+                <w:bCs w:val="false"/>
+                <w:i w:val="false"/>
+                <w:iCs w:val="false"/>
+                <w:color w:val="0F6E6E"/>
+                <w:sz w:val="15"/>
+                <w:szCs w:val="15"/>
+              </w:rPr>
+              <w:br/>
+              <w:t xml:space="preserve">OBL-DP-04</w:t>
+            </w:r>
+          </w:p>
+        </w:tc>
+        <w:tc>
+          <w:tcPr>
+            <w:tcW w:type="dxa" w:w="4530"/>
             <w:tcMar>
               <w:top w:type="dxa" w:w="90"/>
               <w:left w:type="dxa" w:w="130"/>
@@ -11099,7 +12267,7 @@
         </w:trPr>
         <w:tc>
           <w:tcPr>
-            <w:tcW w:type="dxa" w:w="1253"/>
+            <w:tcW w:type="dxa" w:w="1446"/>
             <w:shd w:fill="F1F5F8" w:color="auto" w:val="clear"/>
             <w:tcMar>
               <w:top w:type="dxa" w:w="90"/>
@@ -11126,11 +12294,49 @@
               </w:rPr>
               <w:t xml:space="preserve">CNS-R32</w:t>
             </w:r>
-          </w:p>
-        </w:tc>
-        <w:tc>
-          <w:tcPr>
-            <w:tcW w:type="dxa" w:w="4723"/>
+            <w:r>
+              <w:rPr>
+                <w:b w:val="false"/>
+                <w:bCs w:val="false"/>
+                <w:i w:val="false"/>
+                <w:iCs w:val="false"/>
+                <w:color w:val="0F6E6E"/>
+                <w:sz w:val="15"/>
+                <w:szCs w:val="15"/>
+              </w:rPr>
+              <w:t xml:space="preserve"/>
+            </w:r>
+            <w:r>
+              <w:rPr>
+                <w:b w:val="false"/>
+                <w:bCs w:val="false"/>
+                <w:i w:val="false"/>
+                <w:iCs w:val="false"/>
+                <w:color w:val="0F6E6E"/>
+                <w:sz w:val="15"/>
+                <w:szCs w:val="15"/>
+              </w:rPr>
+              <w:br/>
+              <w:t xml:space="preserve">OBL-DP-04</w:t>
+            </w:r>
+            <w:r>
+              <w:rPr>
+                <w:b w:val="false"/>
+                <w:bCs w:val="false"/>
+                <w:i w:val="false"/>
+                <w:iCs w:val="false"/>
+                <w:color w:val="0F6E6E"/>
+                <w:sz w:val="15"/>
+                <w:szCs w:val="15"/>
+              </w:rPr>
+              <w:br/>
+              <w:t xml:space="preserve">OBL-INS-05</w:t>
+            </w:r>
+          </w:p>
+        </w:tc>
+        <w:tc>
+          <w:tcPr>
+            <w:tcW w:type="dxa" w:w="4530"/>
             <w:shd w:fill="F1F5F8" w:color="auto" w:val="clear"/>
             <w:tcMar>
               <w:top w:type="dxa" w:w="90"/>
@@ -11283,8 +12489,8 @@
         </w:tblBorders>
       </w:tblPr>
       <w:tblGrid>
-        <w:gridCol w:w="1253"/>
-        <w:gridCol w:w="4723"/>
+        <w:gridCol w:w="1446"/>
+        <w:gridCol w:w="4530"/>
         <w:gridCol w:w="3662"/>
       </w:tblGrid>
       <w:tr>
@@ -11294,7 +12500,7 @@
         </w:trPr>
         <w:tc>
           <w:tcPr>
-            <w:tcW w:type="dxa" w:w="1253"/>
+            <w:tcW w:type="dxa" w:w="1446"/>
             <w:shd w:fill="11304E" w:color="auto" w:val="clear"/>
             <w:tcMar>
               <w:top w:type="dxa" w:w="90"/>
@@ -11325,7 +12531,7 @@
         </w:tc>
         <w:tc>
           <w:tcPr>
-            <w:tcW w:type="dxa" w:w="4723"/>
+            <w:tcW w:type="dxa" w:w="4530"/>
             <w:shd w:fill="11304E" w:color="auto" w:val="clear"/>
             <w:tcMar>
               <w:top w:type="dxa" w:w="90"/>
@@ -11392,7 +12598,7 @@
         </w:trPr>
         <w:tc>
           <w:tcPr>
-            <w:tcW w:type="dxa" w:w="1253"/>
+            <w:tcW w:type="dxa" w:w="1446"/>
             <w:tcMar>
               <w:top w:type="dxa" w:w="90"/>
               <w:left w:type="dxa" w:w="130"/>
@@ -11418,11 +12624,62 @@
               </w:rPr>
               <w:t xml:space="preserve">CNS-R33</w:t>
             </w:r>
-          </w:p>
-        </w:tc>
-        <w:tc>
-          <w:tcPr>
-            <w:tcW w:type="dxa" w:w="4723"/>
+            <w:r>
+              <w:rPr>
+                <w:b w:val="false"/>
+                <w:bCs w:val="false"/>
+                <w:i w:val="false"/>
+                <w:iCs w:val="false"/>
+                <w:color w:val="0F6E6E"/>
+                <w:sz w:val="15"/>
+                <w:szCs w:val="15"/>
+              </w:rPr>
+              <w:t xml:space="preserve"/>
+            </w:r>
+            <w:r>
+              <w:rPr>
+                <w:b w:val="false"/>
+                <w:bCs w:val="false"/>
+                <w:i w:val="false"/>
+                <w:iCs w:val="false"/>
+                <w:color w:val="0F6E6E"/>
+                <w:sz w:val="15"/>
+                <w:szCs w:val="15"/>
+              </w:rPr>
+              <w:br/>
+              <w:t xml:space="preserve">OBL-INS-05</w:t>
+            </w:r>
+            <w:r>
+              <w:rPr>
+                <w:b w:val="false"/>
+                <w:bCs w:val="false"/>
+                <w:i w:val="false"/>
+                <w:iCs w:val="false"/>
+                <w:color w:val="0F6E6E"/>
+                <w:sz w:val="15"/>
+                <w:szCs w:val="15"/>
+              </w:rPr>
+              <w:br/>
+              <w:t xml:space="preserve">OBL-REC-01</w:t>
+            </w:r>
+            <w:r>
+              <w:rPr>
+                <w:b w:val="false"/>
+                <w:bCs w:val="false"/>
+                <w:i w:val="false"/>
+                <w:iCs w:val="false"/>
+                <w:color w:val="0F6E6E"/>
+                <w:sz w:val="15"/>
+                <w:szCs w:val="15"/>
+              </w:rPr>
+              <w:br/>
+              <w:t xml:space="preserve">OBL-DP-06</w:t>
+            </w:r>
+          </w:p>
+        </w:tc>
+        <w:tc>
+          <w:tcPr>
+            <w:tcW w:type="dxa" w:w="4530"/>
             <w:tcMar>
               <w:top w:type="dxa" w:w="90"/>
               <w:left w:type="dxa" w:w="130"/>
@@ -11487,7 +12744,7 @@
         </w:trPr>
         <w:tc>
           <w:tcPr>
-            <w:tcW w:type="dxa" w:w="1253"/>
+            <w:tcW w:type="dxa" w:w="1446"/>
             <w:shd w:fill="F1F5F8" w:color="auto" w:val="clear"/>
             <w:tcMar>
               <w:top w:type="dxa" w:w="90"/>
@@ -11514,11 +12771,62 @@
               </w:rPr>
               <w:t xml:space="preserve">CNS-R33a</w:t>
             </w:r>
-          </w:p>
-        </w:tc>
-        <w:tc>
-          <w:tcPr>
-            <w:tcW w:type="dxa" w:w="4723"/>
+            <w:r>
+              <w:rPr>
+                <w:b w:val="false"/>
+                <w:bCs w:val="false"/>
+                <w:i w:val="false"/>
+                <w:iCs w:val="false"/>
+                <w:color w:val="0F6E6E"/>
+                <w:sz w:val="15"/>
+                <w:szCs w:val="15"/>
+              </w:rPr>
+              <w:t xml:space="preserve"/>
+            </w:r>
+            <w:r>
+              <w:rPr>
+                <w:b w:val="false"/>
+                <w:bCs w:val="false"/>
+                <w:i w:val="false"/>
+                <w:iCs w:val="false"/>
+                <w:color w:val="0F6E6E"/>
+                <w:sz w:val="15"/>
+                <w:szCs w:val="15"/>
+              </w:rPr>
+              <w:br/>
+              <w:t xml:space="preserve">OBL-INS-05</w:t>
+            </w:r>
+            <w:r>
+              <w:rPr>
+                <w:b w:val="false"/>
+                <w:bCs w:val="false"/>
+                <w:i w:val="false"/>
+                <w:iCs w:val="false"/>
+                <w:color w:val="0F6E6E"/>
+                <w:sz w:val="15"/>
+                <w:szCs w:val="15"/>
+              </w:rPr>
+              <w:br/>
+              <w:t xml:space="preserve">OBL-REC-01</w:t>
+            </w:r>
+            <w:r>
+              <w:rPr>
+                <w:b w:val="false"/>
+                <w:bCs w:val="false"/>
+                <w:i w:val="false"/>
+                <w:iCs w:val="false"/>
+                <w:color w:val="0F6E6E"/>
+                <w:sz w:val="15"/>
+                <w:szCs w:val="15"/>
+              </w:rPr>
+              <w:br/>
+              <w:t xml:space="preserve">OBL-DP-06</w:t>
+            </w:r>
+          </w:p>
+        </w:tc>
+        <w:tc>
+          <w:tcPr>
+            <w:tcW w:type="dxa" w:w="4530"/>
             <w:shd w:fill="F1F5F8" w:color="auto" w:val="clear"/>
             <w:tcMar>
               <w:top w:type="dxa" w:w="90"/>
@@ -11585,7 +12893,7 @@
         </w:trPr>
         <w:tc>
           <w:tcPr>
-            <w:tcW w:type="dxa" w:w="1253"/>
+            <w:tcW w:type="dxa" w:w="1446"/>
             <w:tcMar>
               <w:top w:type="dxa" w:w="90"/>
               <w:left w:type="dxa" w:w="130"/>
@@ -11611,11 +12919,62 @@
               </w:rPr>
               <w:t xml:space="preserve">CNS-R33b</w:t>
             </w:r>
-          </w:p>
-        </w:tc>
-        <w:tc>
-          <w:tcPr>
-            <w:tcW w:type="dxa" w:w="4723"/>
+            <w:r>
+              <w:rPr>
+                <w:b w:val="false"/>
+                <w:bCs w:val="false"/>
+                <w:i w:val="false"/>
+                <w:iCs w:val="false"/>
+                <w:color w:val="0F6E6E"/>
+                <w:sz w:val="15"/>
+                <w:szCs w:val="15"/>
+              </w:rPr>
+              <w:t xml:space="preserve"/>
+            </w:r>
+            <w:r>
+              <w:rPr>
+                <w:b w:val="false"/>
+                <w:bCs w:val="false"/>
+                <w:i w:val="false"/>
+                <w:iCs w:val="false"/>
+                <w:color w:val="0F6E6E"/>
+                <w:sz w:val="15"/>
+                <w:szCs w:val="15"/>
+              </w:rPr>
+              <w:br/>
+              <w:t xml:space="preserve">OBL-INS-05</w:t>
+            </w:r>
+            <w:r>
+              <w:rPr>
+                <w:b w:val="false"/>
+                <w:bCs w:val="false"/>
+                <w:i w:val="false"/>
+                <w:iCs w:val="false"/>
+                <w:color w:val="0F6E6E"/>
+                <w:sz w:val="15"/>
+                <w:szCs w:val="15"/>
+              </w:rPr>
+              <w:br/>
+              <w:t xml:space="preserve">OBL-REC-01</w:t>
+            </w:r>
+            <w:r>
+              <w:rPr>
+                <w:b w:val="false"/>
+                <w:bCs w:val="false"/>
+                <w:i w:val="false"/>
+                <w:iCs w:val="false"/>
+                <w:color w:val="0F6E6E"/>
+                <w:sz w:val="15"/>
+                <w:szCs w:val="15"/>
+              </w:rPr>
+              <w:br/>
+              <w:t xml:space="preserve">OBL-DP-06</w:t>
+            </w:r>
+          </w:p>
+        </w:tc>
+        <w:tc>
+          <w:tcPr>
+            <w:tcW w:type="dxa" w:w="4530"/>
             <w:tcMar>
               <w:top w:type="dxa" w:w="90"/>
               <w:left w:type="dxa" w:w="130"/>
@@ -11680,7 +13039,7 @@
         </w:trPr>
         <w:tc>
           <w:tcPr>
-            <w:tcW w:type="dxa" w:w="1253"/>
+            <w:tcW w:type="dxa" w:w="1446"/>
             <w:shd w:fill="F1F5F8" w:color="auto" w:val="clear"/>
             <w:tcMar>
               <w:top w:type="dxa" w:w="90"/>
@@ -11707,11 +13066,49 @@
               </w:rPr>
               <w:t xml:space="preserve">CNS-R33c</w:t>
             </w:r>
-          </w:p>
-        </w:tc>
-        <w:tc>
-          <w:tcPr>
-            <w:tcW w:type="dxa" w:w="4723"/>
+            <w:r>
+              <w:rPr>
+                <w:b w:val="false"/>
+                <w:bCs w:val="false"/>
+                <w:i w:val="false"/>
+                <w:iCs w:val="false"/>
+                <w:color w:val="0F6E6E"/>
+                <w:sz w:val="15"/>
+                <w:szCs w:val="15"/>
+              </w:rPr>
+              <w:t xml:space="preserve"/>
+            </w:r>
+            <w:r>
+              <w:rPr>
+                <w:b w:val="false"/>
+                <w:bCs w:val="false"/>
+                <w:i w:val="false"/>
+                <w:iCs w:val="false"/>
+                <w:color w:val="0F6E6E"/>
+                <w:sz w:val="15"/>
+                <w:szCs w:val="15"/>
+              </w:rPr>
+              <w:br/>
+              <w:t xml:space="preserve">OBL-INS-05</w:t>
+            </w:r>
+            <w:r>
+              <w:rPr>
+                <w:b w:val="false"/>
+                <w:bCs w:val="false"/>
+                <w:i w:val="false"/>
+                <w:iCs w:val="false"/>
+                <w:color w:val="0F6E6E"/>
+                <w:sz w:val="15"/>
+                <w:szCs w:val="15"/>
+              </w:rPr>
+              <w:br/>
+              <w:t xml:space="preserve">OBL-DP-06</w:t>
+            </w:r>
+          </w:p>
+        </w:tc>
+        <w:tc>
+          <w:tcPr>
+            <w:tcW w:type="dxa" w:w="4530"/>
             <w:shd w:fill="F1F5F8" w:color="auto" w:val="clear"/>
             <w:tcMar>
               <w:top w:type="dxa" w:w="90"/>
@@ -11778,7 +13175,7 @@
         </w:trPr>
         <w:tc>
           <w:tcPr>
-            <w:tcW w:type="dxa" w:w="1253"/>
+            <w:tcW w:type="dxa" w:w="1446"/>
             <w:tcMar>
               <w:top w:type="dxa" w:w="90"/>
               <w:left w:type="dxa" w:w="130"/>
@@ -11804,11 +13201,49 @@
               </w:rPr>
               <w:t xml:space="preserve">CNS-R34</w:t>
             </w:r>
-          </w:p>
-        </w:tc>
-        <w:tc>
-          <w:tcPr>
-            <w:tcW w:type="dxa" w:w="4723"/>
+            <w:r>
+              <w:rPr>
+                <w:b w:val="false"/>
+                <w:bCs w:val="false"/>
+                <w:i w:val="false"/>
+                <w:iCs w:val="false"/>
+                <w:color w:val="0F6E6E"/>
+                <w:sz w:val="15"/>
+                <w:szCs w:val="15"/>
+              </w:rPr>
+              <w:t xml:space="preserve"/>
+            </w:r>
+            <w:r>
+              <w:rPr>
+                <w:b w:val="false"/>
+                <w:bCs w:val="false"/>
+                <w:i w:val="false"/>
+                <w:iCs w:val="false"/>
+                <w:color w:val="0F6E6E"/>
+                <w:sz w:val="15"/>
+                <w:szCs w:val="15"/>
+              </w:rPr>
+              <w:br/>
+              <w:t xml:space="preserve">OBL-RBI-04</w:t>
+            </w:r>
+            <w:r>
+              <w:rPr>
+                <w:b w:val="false"/>
+                <w:bCs w:val="false"/>
+                <w:i w:val="false"/>
+                <w:iCs w:val="false"/>
+                <w:color w:val="0F6E6E"/>
+                <w:sz w:val="15"/>
+                <w:szCs w:val="15"/>
+              </w:rPr>
+              <w:br/>
+              <w:t xml:space="preserve">OBL-INT-01</w:t>
+            </w:r>
+          </w:p>
+        </w:tc>
+        <w:tc>
+          <w:tcPr>
+            <w:tcW w:type="dxa" w:w="4530"/>
             <w:tcMar>
               <w:top w:type="dxa" w:w="90"/>
               <w:left w:type="dxa" w:w="130"/>
@@ -11873,7 +13308,7 @@
         </w:trPr>
         <w:tc>
           <w:tcPr>
-            <w:tcW w:type="dxa" w:w="1253"/>
+            <w:tcW w:type="dxa" w:w="1446"/>
             <w:shd w:fill="F1F5F8" w:color="auto" w:val="clear"/>
             <w:tcMar>
               <w:top w:type="dxa" w:w="90"/>
@@ -11900,11 +13335,36 @@
               </w:rPr>
               <w:t xml:space="preserve">CNS-R35</w:t>
             </w:r>
-          </w:p>
-        </w:tc>
-        <w:tc>
-          <w:tcPr>
-            <w:tcW w:type="dxa" w:w="4723"/>
+            <w:r>
+              <w:rPr>
+                <w:b w:val="false"/>
+                <w:bCs w:val="false"/>
+                <w:i w:val="false"/>
+                <w:iCs w:val="false"/>
+                <w:color w:val="0F6E6E"/>
+                <w:sz w:val="15"/>
+                <w:szCs w:val="15"/>
+              </w:rPr>
+              <w:t xml:space="preserve"/>
+            </w:r>
+            <w:r>
+              <w:rPr>
+                <w:b w:val="false"/>
+                <w:bCs w:val="false"/>
+                <w:i w:val="false"/>
+                <w:iCs w:val="false"/>
+                <w:color w:val="0F6E6E"/>
+                <w:sz w:val="15"/>
+                <w:szCs w:val="15"/>
+              </w:rPr>
+              <w:br/>
+              <w:t xml:space="preserve">OBL-INS-05</w:t>
+            </w:r>
+          </w:p>
+        </w:tc>
+        <w:tc>
+          <w:tcPr>
+            <w:tcW w:type="dxa" w:w="4530"/>
             <w:shd w:fill="F1F5F8" w:color="auto" w:val="clear"/>
             <w:tcMar>
               <w:top w:type="dxa" w:w="90"/>
@@ -11971,7 +13431,7 @@
         </w:trPr>
         <w:tc>
           <w:tcPr>
-            <w:tcW w:type="dxa" w:w="1253"/>
+            <w:tcW w:type="dxa" w:w="1446"/>
             <w:tcMar>
               <w:top w:type="dxa" w:w="90"/>
               <w:left w:type="dxa" w:w="130"/>
@@ -11997,11 +13457,49 @@
               </w:rPr>
               <w:t xml:space="preserve">CNS-R36</w:t>
             </w:r>
-          </w:p>
-        </w:tc>
-        <w:tc>
-          <w:tcPr>
-            <w:tcW w:type="dxa" w:w="4723"/>
+            <w:r>
+              <w:rPr>
+                <w:b w:val="false"/>
+                <w:bCs w:val="false"/>
+                <w:i w:val="false"/>
+                <w:iCs w:val="false"/>
+                <w:color w:val="0F6E6E"/>
+                <w:sz w:val="15"/>
+                <w:szCs w:val="15"/>
+              </w:rPr>
+              <w:t xml:space="preserve"/>
+            </w:r>
+            <w:r>
+              <w:rPr>
+                <w:b w:val="false"/>
+                <w:bCs w:val="false"/>
+                <w:i w:val="false"/>
+                <w:iCs w:val="false"/>
+                <w:color w:val="0F6E6E"/>
+                <w:sz w:val="15"/>
+                <w:szCs w:val="15"/>
+              </w:rPr>
+              <w:br/>
+              <w:t xml:space="preserve">OBL-INS-05</w:t>
+            </w:r>
+            <w:r>
+              <w:rPr>
+                <w:b w:val="false"/>
+                <w:bCs w:val="false"/>
+                <w:i w:val="false"/>
+                <w:iCs w:val="false"/>
+                <w:color w:val="0F6E6E"/>
+                <w:sz w:val="15"/>
+                <w:szCs w:val="15"/>
+              </w:rPr>
+              <w:br/>
+              <w:t xml:space="preserve">OBL-INT-01</w:t>
+            </w:r>
+          </w:p>
+        </w:tc>
+        <w:tc>
+          <w:tcPr>
+            <w:tcW w:type="dxa" w:w="4530"/>
             <w:tcMar>
               <w:top w:type="dxa" w:w="90"/>
               <w:left w:type="dxa" w:w="130"/>
@@ -13447,8 +14945,8 @@
         </w:tblBorders>
       </w:tblPr>
       <w:tblGrid>
-        <w:gridCol w:w="1253"/>
-        <w:gridCol w:w="4723"/>
+        <w:gridCol w:w="1446"/>
+        <w:gridCol w:w="4530"/>
         <w:gridCol w:w="3662"/>
       </w:tblGrid>
       <w:tr>
@@ -13458,7 +14956,7 @@
         </w:trPr>
         <w:tc>
           <w:tcPr>
-            <w:tcW w:type="dxa" w:w="1253"/>
+            <w:tcW w:type="dxa" w:w="1446"/>
             <w:shd w:fill="11304E" w:color="auto" w:val="clear"/>
             <w:tcMar>
               <w:top w:type="dxa" w:w="90"/>
@@ -13489,7 +14987,7 @@
         </w:tc>
         <w:tc>
           <w:tcPr>
-            <w:tcW w:type="dxa" w:w="4723"/>
+            <w:tcW w:type="dxa" w:w="4530"/>
             <w:shd w:fill="11304E" w:color="auto" w:val="clear"/>
             <w:tcMar>
               <w:top w:type="dxa" w:w="90"/>
@@ -13556,7 +15054,7 @@
         </w:trPr>
         <w:tc>
           <w:tcPr>
-            <w:tcW w:type="dxa" w:w="1253"/>
+            <w:tcW w:type="dxa" w:w="1446"/>
             <w:tcMar>
               <w:top w:type="dxa" w:w="90"/>
               <w:left w:type="dxa" w:w="130"/>
@@ -13582,11 +15080,49 @@
               </w:rPr>
               <w:t xml:space="preserve">CNS-R37</w:t>
             </w:r>
-          </w:p>
-        </w:tc>
-        <w:tc>
-          <w:tcPr>
-            <w:tcW w:type="dxa" w:w="4723"/>
+            <w:r>
+              <w:rPr>
+                <w:b w:val="false"/>
+                <w:bCs w:val="false"/>
+                <w:i w:val="false"/>
+                <w:iCs w:val="false"/>
+                <w:color w:val="0F6E6E"/>
+                <w:sz w:val="15"/>
+                <w:szCs w:val="15"/>
+              </w:rPr>
+              <w:t xml:space="preserve"/>
+            </w:r>
+            <w:r>
+              <w:rPr>
+                <w:b w:val="false"/>
+                <w:bCs w:val="false"/>
+                <w:i w:val="false"/>
+                <w:iCs w:val="false"/>
+                <w:color w:val="0F6E6E"/>
+                <w:sz w:val="15"/>
+                <w:szCs w:val="15"/>
+              </w:rPr>
+              <w:br/>
+              <w:t xml:space="preserve">OBL-DP-02</w:t>
+            </w:r>
+            <w:r>
+              <w:rPr>
+                <w:b w:val="false"/>
+                <w:bCs w:val="false"/>
+                <w:i w:val="false"/>
+                <w:iCs w:val="false"/>
+                <w:color w:val="0F6E6E"/>
+                <w:sz w:val="15"/>
+                <w:szCs w:val="15"/>
+              </w:rPr>
+              <w:br/>
+              <w:t xml:space="preserve">OBL-INS-05</w:t>
+            </w:r>
+          </w:p>
+        </w:tc>
+        <w:tc>
+          <w:tcPr>
+            <w:tcW w:type="dxa" w:w="4530"/>
             <w:tcMar>
               <w:top w:type="dxa" w:w="90"/>
               <w:left w:type="dxa" w:w="130"/>
@@ -13651,7 +15187,7 @@
         </w:trPr>
         <w:tc>
           <w:tcPr>
-            <w:tcW w:type="dxa" w:w="1253"/>
+            <w:tcW w:type="dxa" w:w="1446"/>
             <w:shd w:fill="F1F5F8" w:color="auto" w:val="clear"/>
             <w:tcMar>
               <w:top w:type="dxa" w:w="90"/>
@@ -13678,11 +15214,49 @@
               </w:rPr>
               <w:t xml:space="preserve">CNS-R38</w:t>
             </w:r>
-          </w:p>
-        </w:tc>
-        <w:tc>
-          <w:tcPr>
-            <w:tcW w:type="dxa" w:w="4723"/>
+            <w:r>
+              <w:rPr>
+                <w:b w:val="false"/>
+                <w:bCs w:val="false"/>
+                <w:i w:val="false"/>
+                <w:iCs w:val="false"/>
+                <w:color w:val="0F6E6E"/>
+                <w:sz w:val="15"/>
+                <w:szCs w:val="15"/>
+              </w:rPr>
+              <w:t xml:space="preserve"/>
+            </w:r>
+            <w:r>
+              <w:rPr>
+                <w:b w:val="false"/>
+                <w:bCs w:val="false"/>
+                <w:i w:val="false"/>
+                <w:iCs w:val="false"/>
+                <w:color w:val="0F6E6E"/>
+                <w:sz w:val="15"/>
+                <w:szCs w:val="15"/>
+              </w:rPr>
+              <w:br/>
+              <w:t xml:space="preserve">OBL-DP-07</w:t>
+            </w:r>
+            <w:r>
+              <w:rPr>
+                <w:b w:val="false"/>
+                <w:bCs w:val="false"/>
+                <w:i w:val="false"/>
+                <w:iCs w:val="false"/>
+                <w:color w:val="0F6E6E"/>
+                <w:sz w:val="15"/>
+                <w:szCs w:val="15"/>
+              </w:rPr>
+              <w:br/>
+              <w:t xml:space="preserve">OBL-DP-08</w:t>
+            </w:r>
+          </w:p>
+        </w:tc>
+        <w:tc>
+          <w:tcPr>
+            <w:tcW w:type="dxa" w:w="4530"/>
             <w:shd w:fill="F1F5F8" w:color="auto" w:val="clear"/>
             <w:tcMar>
               <w:top w:type="dxa" w:w="90"/>
@@ -13762,6 +15336,32 @@
         <w:t xml:space="preserve">12.  Traceability</w:t>
       </w:r>
     </w:p>
+    <w:p>
+      <w:pPr>
+        <w:spacing w:after="120" w:before="0" w:line="276"/>
+        <w:jc w:val="left"/>
+      </w:pPr>
+      <w:r>
+        <w:rPr>
+          <w:b w:val="false"/>
+          <w:bCs w:val="false"/>
+          <w:i w:val="false"/>
+          <w:iCs w:val="false"/>
+          <w:color w:val="222629"/>
+          <w:sz w:val="20"/>
+          <w:szCs w:val="20"/>
+        </w:rPr>
+        <w:t xml:space="preserve">Which obligation each group of rules serves, and where the control will live. The obligation codes are defined in Appendix A; every individual rule also prints its own codes beneath its identifier.</w:t>
+      </w:r>
+    </w:p>
+    <w:p>
+      <w:pPr>
+        <w:spacing w:after="60"/>
+      </w:pPr>
+      <w:r>
+        <w:t xml:space="preserve"/>
+      </w:r>
+    </w:p>
     <w:tbl>
       <w:tblPr>
         <w:tblW w:type="dxa" w:w="9638"/>
@@ -13775,10 +15375,10 @@
         </w:tblBorders>
       </w:tblPr>
       <w:tblGrid>
-        <w:gridCol w:w="1542"/>
-        <w:gridCol w:w="3277"/>
-        <w:gridCol w:w="2891"/>
-        <w:gridCol w:w="1928"/>
+        <w:gridCol w:w="1446"/>
+        <w:gridCol w:w="3181"/>
+        <w:gridCol w:w="2602"/>
+        <w:gridCol w:w="2409"/>
       </w:tblGrid>
       <w:tr>
         <w:trPr>
@@ -13787,7 +15387,7 @@
         </w:trPr>
         <w:tc>
           <w:tcPr>
-            <w:tcW w:type="dxa" w:w="1542"/>
+            <w:tcW w:type="dxa" w:w="1446"/>
             <w:shd w:fill="11304E" w:color="auto" w:val="clear"/>
             <w:tcMar>
               <w:top w:type="dxa" w:w="90"/>
@@ -13818,7 +15418,7 @@
         </w:tc>
         <w:tc>
           <w:tcPr>
-            <w:tcW w:type="dxa" w:w="3277"/>
+            <w:tcW w:type="dxa" w:w="3181"/>
             <w:shd w:fill="11304E" w:color="auto" w:val="clear"/>
             <w:tcMar>
               <w:top w:type="dxa" w:w="90"/>
@@ -13843,13 +15443,13 @@
                 <w:sz w:val="18"/>
                 <w:szCs w:val="18"/>
               </w:rPr>
-              <w:t xml:space="preserve">Obligation the rules serve</w:t>
-            </w:r>
-          </w:p>
-        </w:tc>
-        <w:tc>
-          <w:tcPr>
-            <w:tcW w:type="dxa" w:w="2891"/>
+              <w:t xml:space="preserve">Obligations served</w:t>
+            </w:r>
+          </w:p>
+        </w:tc>
+        <w:tc>
+          <w:tcPr>
+            <w:tcW w:type="dxa" w:w="2602"/>
             <w:shd w:fill="11304E" w:color="auto" w:val="clear"/>
             <w:tcMar>
               <w:top w:type="dxa" w:w="90"/>
@@ -13880,7 +15480,7 @@
         </w:tc>
         <w:tc>
           <w:tcPr>
-            <w:tcW w:type="dxa" w:w="1928"/>
+            <w:tcW w:type="dxa" w:w="2409"/>
             <w:shd w:fill="11304E" w:color="auto" w:val="clear"/>
             <w:tcMar>
               <w:top w:type="dxa" w:w="90"/>
@@ -13916,97 +15516,97 @@
         </w:trPr>
         <w:tc>
           <w:tcPr>
-            <w:tcW w:type="dxa" w:w="1542"/>
-            <w:tcMar>
-              <w:top w:type="dxa" w:w="90"/>
-              <w:left w:type="dxa" w:w="130"/>
-              <w:bottom w:type="dxa" w:w="90"/>
-              <w:right w:type="dxa" w:w="130"/>
-            </w:tcMar>
-            <w:vAlign w:val="top"/>
-          </w:tcPr>
-          <w:p>
-            <w:pPr>
-              <w:spacing w:after="40" w:before="40" w:line="252"/>
-              <w:jc w:val="left"/>
-            </w:pPr>
-            <w:r>
-              <w:rPr>
-                <w:b w:val="false"/>
-                <w:bCs w:val="false"/>
-                <w:i w:val="false"/>
-                <w:iCs w:val="false"/>
-                <w:color w:val="222629"/>
-                <w:sz w:val="18"/>
-                <w:szCs w:val="18"/>
-              </w:rPr>
-              <w:t xml:space="preserve">CNS-R01 – R09</w:t>
-            </w:r>
-          </w:p>
-        </w:tc>
-        <w:tc>
-          <w:tcPr>
-            <w:tcW w:type="dxa" w:w="3277"/>
-            <w:tcMar>
-              <w:top w:type="dxa" w:w="90"/>
-              <w:left w:type="dxa" w:w="130"/>
-              <w:bottom w:type="dxa" w:w="90"/>
-              <w:right w:type="dxa" w:w="130"/>
-            </w:tcMar>
-            <w:vAlign w:val="top"/>
-          </w:tcPr>
-          <w:p>
-            <w:pPr>
-              <w:spacing w:after="40" w:before="40" w:line="252"/>
-              <w:jc w:val="left"/>
-            </w:pPr>
-            <w:r>
-              <w:rPr>
-                <w:b w:val="false"/>
-                <w:bCs w:val="false"/>
-                <w:i w:val="false"/>
-                <w:iCs w:val="false"/>
-                <w:color w:val="222629"/>
-                <w:sz w:val="18"/>
-                <w:szCs w:val="18"/>
-              </w:rPr>
-              <w:t xml:space="preserve">Consent and disclosure obligations; notice requirements under data-protection law</w:t>
-            </w:r>
-          </w:p>
-        </w:tc>
-        <w:tc>
-          <w:tcPr>
-            <w:tcW w:type="dxa" w:w="2891"/>
-            <w:tcMar>
-              <w:top w:type="dxa" w:w="90"/>
-              <w:left w:type="dxa" w:w="130"/>
-              <w:bottom w:type="dxa" w:w="90"/>
-              <w:right w:type="dxa" w:w="130"/>
-            </w:tcMar>
-            <w:vAlign w:val="top"/>
-          </w:tcPr>
-          <w:p>
-            <w:pPr>
-              <w:spacing w:after="40" w:before="40" w:line="252"/>
-              <w:jc w:val="left"/>
-            </w:pPr>
-            <w:r>
-              <w:rPr>
-                <w:b w:val="false"/>
-                <w:bCs w:val="false"/>
-                <w:i w:val="false"/>
-                <w:iCs w:val="false"/>
-                <w:color w:val="222629"/>
-                <w:sz w:val="18"/>
-                <w:szCs w:val="18"/>
-              </w:rPr>
-              <w:t xml:space="preserve">Configuration store, record store, journey orchestration, screens</w:t>
-            </w:r>
-          </w:p>
-        </w:tc>
-        <w:tc>
-          <w:tcPr>
-            <w:tcW w:type="dxa" w:w="1928"/>
+            <w:tcW w:type="dxa" w:w="1446"/>
+            <w:tcMar>
+              <w:top w:type="dxa" w:w="90"/>
+              <w:left w:type="dxa" w:w="130"/>
+              <w:bottom w:type="dxa" w:w="90"/>
+              <w:right w:type="dxa" w:w="130"/>
+            </w:tcMar>
+            <w:vAlign w:val="top"/>
+          </w:tcPr>
+          <w:p>
+            <w:pPr>
+              <w:spacing w:after="40" w:before="40" w:line="252"/>
+              <w:jc w:val="left"/>
+            </w:pPr>
+            <w:r>
+              <w:rPr>
+                <w:b w:val="false"/>
+                <w:bCs w:val="false"/>
+                <w:i w:val="false"/>
+                <w:iCs w:val="false"/>
+                <w:color w:val="222629"/>
+                <w:sz w:val="18"/>
+                <w:szCs w:val="18"/>
+              </w:rPr>
+              <w:t xml:space="preserve">CNS-R01 – R04</w:t>
+            </w:r>
+          </w:p>
+        </w:tc>
+        <w:tc>
+          <w:tcPr>
+            <w:tcW w:type="dxa" w:w="3181"/>
+            <w:tcMar>
+              <w:top w:type="dxa" w:w="90"/>
+              <w:left w:type="dxa" w:w="130"/>
+              <w:bottom w:type="dxa" w:w="90"/>
+              <w:right w:type="dxa" w:w="130"/>
+            </w:tcMar>
+            <w:vAlign w:val="top"/>
+          </w:tcPr>
+          <w:p>
+            <w:pPr>
+              <w:spacing w:after="40" w:before="40" w:line="252"/>
+              <w:jc w:val="left"/>
+            </w:pPr>
+            <w:r>
+              <w:rPr>
+                <w:b w:val="false"/>
+                <w:bCs w:val="false"/>
+                <w:i w:val="false"/>
+                <w:iCs w:val="false"/>
+                <w:color w:val="222629"/>
+                <w:sz w:val="18"/>
+                <w:szCs w:val="18"/>
+              </w:rPr>
+              <w:t xml:space="preserve">OBL-DP-01, OBL-DP-02, OBL-INS-04, OBL-INS-05</w:t>
+            </w:r>
+          </w:p>
+        </w:tc>
+        <w:tc>
+          <w:tcPr>
+            <w:tcW w:type="dxa" w:w="2602"/>
+            <w:tcMar>
+              <w:top w:type="dxa" w:w="90"/>
+              <w:left w:type="dxa" w:w="130"/>
+              <w:bottom w:type="dxa" w:w="90"/>
+              <w:right w:type="dxa" w:w="130"/>
+            </w:tcMar>
+            <w:vAlign w:val="top"/>
+          </w:tcPr>
+          <w:p>
+            <w:pPr>
+              <w:spacing w:after="40" w:before="40" w:line="252"/>
+              <w:jc w:val="left"/>
+            </w:pPr>
+            <w:r>
+              <w:rPr>
+                <w:b w:val="false"/>
+                <w:bCs w:val="false"/>
+                <w:i w:val="false"/>
+                <w:iCs w:val="false"/>
+                <w:color w:val="222629"/>
+                <w:sz w:val="18"/>
+                <w:szCs w:val="18"/>
+              </w:rPr>
+              <w:t xml:space="preserve">Configuration store, record store</w:t>
+            </w:r>
+          </w:p>
+        </w:tc>
+        <w:tc>
+          <w:tcPr>
+            <w:tcW w:type="dxa" w:w="2409"/>
             <w:tcMar>
               <w:top w:type="dxa" w:w="90"/>
               <w:left w:type="dxa" w:w="130"/>
@@ -14041,100 +15641,100 @@
         </w:trPr>
         <w:tc>
           <w:tcPr>
-            <w:tcW w:type="dxa" w:w="1542"/>
-            <w:shd w:fill="F1F5F8" w:color="auto" w:val="clear"/>
-            <w:tcMar>
-              <w:top w:type="dxa" w:w="90"/>
-              <w:left w:type="dxa" w:w="130"/>
-              <w:bottom w:type="dxa" w:w="90"/>
-              <w:right w:type="dxa" w:w="130"/>
-            </w:tcMar>
-            <w:vAlign w:val="top"/>
-          </w:tcPr>
-          <w:p>
-            <w:pPr>
-              <w:spacing w:after="40" w:before="40" w:line="252"/>
-              <w:jc w:val="left"/>
-            </w:pPr>
-            <w:r>
-              <w:rPr>
-                <w:b w:val="false"/>
-                <w:bCs w:val="false"/>
-                <w:i w:val="false"/>
-                <w:iCs w:val="false"/>
-                <w:color w:val="222629"/>
-                <w:sz w:val="18"/>
-                <w:szCs w:val="18"/>
-              </w:rPr>
-              <w:t xml:space="preserve">CNS-R10 – R15</w:t>
-            </w:r>
-          </w:p>
-        </w:tc>
-        <w:tc>
-          <w:tcPr>
-            <w:tcW w:type="dxa" w:w="3277"/>
-            <w:shd w:fill="F1F5F8" w:color="auto" w:val="clear"/>
-            <w:tcMar>
-              <w:top w:type="dxa" w:w="90"/>
-              <w:left w:type="dxa" w:w="130"/>
-              <w:bottom w:type="dxa" w:w="90"/>
-              <w:right w:type="dxa" w:w="130"/>
-            </w:tcMar>
-            <w:vAlign w:val="top"/>
-          </w:tcPr>
-          <w:p>
-            <w:pPr>
-              <w:spacing w:after="40" w:before="40" w:line="252"/>
-              <w:jc w:val="left"/>
-            </w:pPr>
-            <w:r>
-              <w:rPr>
-                <w:b w:val="false"/>
-                <w:bCs w:val="false"/>
-                <w:i w:val="false"/>
-                <w:iCs w:val="false"/>
-                <w:color w:val="222629"/>
-                <w:sz w:val="18"/>
-                <w:szCs w:val="18"/>
-              </w:rPr>
-              <w:t xml:space="preserve">Verifiability of digital consent; device-separation principle</w:t>
-            </w:r>
-          </w:p>
-        </w:tc>
-        <w:tc>
-          <w:tcPr>
-            <w:tcW w:type="dxa" w:w="2891"/>
-            <w:shd w:fill="F1F5F8" w:color="auto" w:val="clear"/>
-            <w:tcMar>
-              <w:top w:type="dxa" w:w="90"/>
-              <w:left w:type="dxa" w:w="130"/>
-              <w:bottom w:type="dxa" w:w="90"/>
-              <w:right w:type="dxa" w:w="130"/>
-            </w:tcMar>
-            <w:vAlign w:val="top"/>
-          </w:tcPr>
-          <w:p>
-            <w:pPr>
-              <w:spacing w:after="40" w:before="40" w:line="252"/>
-              <w:jc w:val="left"/>
-            </w:pPr>
-            <w:r>
-              <w:rPr>
-                <w:b w:val="false"/>
-                <w:bCs w:val="false"/>
-                <w:i w:val="false"/>
-                <w:iCs w:val="false"/>
-                <w:color w:val="222629"/>
-                <w:sz w:val="18"/>
-                <w:szCs w:val="18"/>
-              </w:rPr>
-              <w:t xml:space="preserve">Interface layer, notification service, screens</w:t>
-            </w:r>
-          </w:p>
-        </w:tc>
-        <w:tc>
-          <w:tcPr>
-            <w:tcW w:type="dxa" w:w="1928"/>
+            <w:tcW w:type="dxa" w:w="1446"/>
+            <w:shd w:fill="F1F5F8" w:color="auto" w:val="clear"/>
+            <w:tcMar>
+              <w:top w:type="dxa" w:w="90"/>
+              <w:left w:type="dxa" w:w="130"/>
+              <w:bottom w:type="dxa" w:w="90"/>
+              <w:right w:type="dxa" w:w="130"/>
+            </w:tcMar>
+            <w:vAlign w:val="top"/>
+          </w:tcPr>
+          <w:p>
+            <w:pPr>
+              <w:spacing w:after="40" w:before="40" w:line="252"/>
+              <w:jc w:val="left"/>
+            </w:pPr>
+            <w:r>
+              <w:rPr>
+                <w:b w:val="false"/>
+                <w:bCs w:val="false"/>
+                <w:i w:val="false"/>
+                <w:iCs w:val="false"/>
+                <w:color w:val="222629"/>
+                <w:sz w:val="18"/>
+                <w:szCs w:val="18"/>
+              </w:rPr>
+              <w:t xml:space="preserve">CNS-R05 – R07</w:t>
+            </w:r>
+          </w:p>
+        </w:tc>
+        <w:tc>
+          <w:tcPr>
+            <w:tcW w:type="dxa" w:w="3181"/>
+            <w:shd w:fill="F1F5F8" w:color="auto" w:val="clear"/>
+            <w:tcMar>
+              <w:top w:type="dxa" w:w="90"/>
+              <w:left w:type="dxa" w:w="130"/>
+              <w:bottom w:type="dxa" w:w="90"/>
+              <w:right w:type="dxa" w:w="130"/>
+            </w:tcMar>
+            <w:vAlign w:val="top"/>
+          </w:tcPr>
+          <w:p>
+            <w:pPr>
+              <w:spacing w:after="40" w:before="40" w:line="252"/>
+              <w:jc w:val="left"/>
+            </w:pPr>
+            <w:r>
+              <w:rPr>
+                <w:b w:val="false"/>
+                <w:bCs w:val="false"/>
+                <w:i w:val="false"/>
+                <w:iCs w:val="false"/>
+                <w:color w:val="222629"/>
+                <w:sz w:val="18"/>
+                <w:szCs w:val="18"/>
+              </w:rPr>
+              <w:t xml:space="preserve">OBL-DP-02, OBL-DP-03, OBL-INS-04</w:t>
+            </w:r>
+          </w:p>
+        </w:tc>
+        <w:tc>
+          <w:tcPr>
+            <w:tcW w:type="dxa" w:w="2602"/>
+            <w:shd w:fill="F1F5F8" w:color="auto" w:val="clear"/>
+            <w:tcMar>
+              <w:top w:type="dxa" w:w="90"/>
+              <w:left w:type="dxa" w:w="130"/>
+              <w:bottom w:type="dxa" w:w="90"/>
+              <w:right w:type="dxa" w:w="130"/>
+            </w:tcMar>
+            <w:vAlign w:val="top"/>
+          </w:tcPr>
+          <w:p>
+            <w:pPr>
+              <w:spacing w:after="40" w:before="40" w:line="252"/>
+              <w:jc w:val="left"/>
+            </w:pPr>
+            <w:r>
+              <w:rPr>
+                <w:b w:val="false"/>
+                <w:bCs w:val="false"/>
+                <w:i w:val="false"/>
+                <w:iCs w:val="false"/>
+                <w:color w:val="222629"/>
+                <w:sz w:val="18"/>
+                <w:szCs w:val="18"/>
+              </w:rPr>
+              <w:t xml:space="preserve">Journey orchestration, screens</w:t>
+            </w:r>
+          </w:p>
+        </w:tc>
+        <w:tc>
+          <w:tcPr>
+            <w:tcW w:type="dxa" w:w="2409"/>
             <w:shd w:fill="F1F5F8" w:color="auto" w:val="clear"/>
             <w:tcMar>
               <w:top w:type="dxa" w:w="90"/>
@@ -14170,121 +15770,121 @@
         </w:trPr>
         <w:tc>
           <w:tcPr>
-            <w:tcW w:type="dxa" w:w="1542"/>
-            <w:tcMar>
-              <w:top w:type="dxa" w:w="90"/>
-              <w:left w:type="dxa" w:w="130"/>
-              <w:bottom w:type="dxa" w:w="90"/>
-              <w:right w:type="dxa" w:w="130"/>
-            </w:tcMar>
-            <w:vAlign w:val="top"/>
-          </w:tcPr>
-          <w:p>
-            <w:pPr>
-              <w:spacing w:after="40" w:before="40" w:line="252"/>
-              <w:jc w:val="left"/>
-            </w:pPr>
-            <w:r>
-              <w:rPr>
-                <w:b w:val="false"/>
-                <w:bCs w:val="false"/>
-                <w:i w:val="false"/>
-                <w:iCs w:val="false"/>
-                <w:color w:val="222629"/>
-                <w:sz w:val="18"/>
-                <w:szCs w:val="18"/>
-              </w:rPr>
-              <w:t xml:space="preserve">CNS-R16 – R20</w:t>
-            </w:r>
-          </w:p>
-        </w:tc>
-        <w:tc>
-          <w:tcPr>
-            <w:tcW w:type="dxa" w:w="3277"/>
-            <w:tcMar>
-              <w:top w:type="dxa" w:w="90"/>
-              <w:left w:type="dxa" w:w="130"/>
-              <w:bottom w:type="dxa" w:w="90"/>
-              <w:right w:type="dxa" w:w="130"/>
-            </w:tcMar>
-            <w:vAlign w:val="top"/>
-          </w:tcPr>
-          <w:p>
-            <w:pPr>
-              <w:spacing w:after="40" w:before="40" w:line="252"/>
-              <w:jc w:val="left"/>
-            </w:pPr>
-            <w:r>
-              <w:rPr>
-                <w:b w:val="false"/>
-                <w:bCs w:val="false"/>
-                <w:i w:val="false"/>
-                <w:iCs w:val="false"/>
-                <w:color w:val="222629"/>
-                <w:sz w:val="18"/>
-                <w:szCs w:val="18"/>
-              </w:rPr>
-              <w:t xml:space="preserve">Immutable audit trail; integrity of personal data</w:t>
-            </w:r>
-          </w:p>
-        </w:tc>
-        <w:tc>
-          <w:tcPr>
-            <w:tcW w:type="dxa" w:w="2891"/>
-            <w:tcMar>
-              <w:top w:type="dxa" w:w="90"/>
-              <w:left w:type="dxa" w:w="130"/>
-              <w:bottom w:type="dxa" w:w="90"/>
-              <w:right w:type="dxa" w:w="130"/>
-            </w:tcMar>
-            <w:vAlign w:val="top"/>
-          </w:tcPr>
-          <w:p>
-            <w:pPr>
-              <w:spacing w:after="40" w:before="40" w:line="252"/>
-              <w:jc w:val="left"/>
-            </w:pPr>
-            <w:r>
-              <w:rPr>
-                <w:b w:val="false"/>
-                <w:bCs w:val="false"/>
-                <w:i w:val="false"/>
-                <w:iCs w:val="false"/>
-                <w:color w:val="222629"/>
-                <w:sz w:val="18"/>
-                <w:szCs w:val="18"/>
-              </w:rPr>
-              <w:t xml:space="preserve">Database privileges, logging framework</w:t>
-            </w:r>
-          </w:p>
-        </w:tc>
-        <w:tc>
-          <w:tcPr>
-            <w:tcW w:type="dxa" w:w="1928"/>
-            <w:tcMar>
-              <w:top w:type="dxa" w:w="90"/>
-              <w:left w:type="dxa" w:w="130"/>
-              <w:bottom w:type="dxa" w:w="90"/>
-              <w:right w:type="dxa" w:w="130"/>
-            </w:tcMar>
-            <w:vAlign w:val="top"/>
-          </w:tcPr>
-          <w:p>
-            <w:pPr>
-              <w:spacing w:after="40" w:before="40" w:line="252"/>
-              <w:jc w:val="left"/>
-            </w:pPr>
-            <w:r>
-              <w:rPr>
-                <w:b w:val="false"/>
-                <w:bCs w:val="false"/>
-                <w:i w:val="false"/>
-                <w:iCs w:val="false"/>
-                <w:color w:val="222629"/>
-                <w:sz w:val="18"/>
-                <w:szCs w:val="18"/>
-              </w:rPr>
-              <w:t xml:space="preserve">First end-to-end test, then hardening before pilot</w:t>
+            <w:tcW w:type="dxa" w:w="1446"/>
+            <w:tcMar>
+              <w:top w:type="dxa" w:w="90"/>
+              <w:left w:type="dxa" w:w="130"/>
+              <w:bottom w:type="dxa" w:w="90"/>
+              <w:right w:type="dxa" w:w="130"/>
+            </w:tcMar>
+            <w:vAlign w:val="top"/>
+          </w:tcPr>
+          <w:p>
+            <w:pPr>
+              <w:spacing w:after="40" w:before="40" w:line="252"/>
+              <w:jc w:val="left"/>
+            </w:pPr>
+            <w:r>
+              <w:rPr>
+                <w:b w:val="false"/>
+                <w:bCs w:val="false"/>
+                <w:i w:val="false"/>
+                <w:iCs w:val="false"/>
+                <w:color w:val="222629"/>
+                <w:sz w:val="18"/>
+                <w:szCs w:val="18"/>
+              </w:rPr>
+              <w:t xml:space="preserve">CNS-R08 – R09</w:t>
+            </w:r>
+          </w:p>
+        </w:tc>
+        <w:tc>
+          <w:tcPr>
+            <w:tcW w:type="dxa" w:w="3181"/>
+            <w:tcMar>
+              <w:top w:type="dxa" w:w="90"/>
+              <w:left w:type="dxa" w:w="130"/>
+              <w:bottom w:type="dxa" w:w="90"/>
+              <w:right w:type="dxa" w:w="130"/>
+            </w:tcMar>
+            <w:vAlign w:val="top"/>
+          </w:tcPr>
+          <w:p>
+            <w:pPr>
+              <w:spacing w:after="40" w:before="40" w:line="252"/>
+              <w:jc w:val="left"/>
+            </w:pPr>
+            <w:r>
+              <w:rPr>
+                <w:b w:val="false"/>
+                <w:bCs w:val="false"/>
+                <w:i w:val="false"/>
+                <w:iCs w:val="false"/>
+                <w:color w:val="222629"/>
+                <w:sz w:val="18"/>
+                <w:szCs w:val="18"/>
+              </w:rPr>
+              <w:t xml:space="preserve">OBL-DP-03</w:t>
+            </w:r>
+          </w:p>
+        </w:tc>
+        <w:tc>
+          <w:tcPr>
+            <w:tcW w:type="dxa" w:w="2602"/>
+            <w:tcMar>
+              <w:top w:type="dxa" w:w="90"/>
+              <w:left w:type="dxa" w:w="130"/>
+              <w:bottom w:type="dxa" w:w="90"/>
+              <w:right w:type="dxa" w:w="130"/>
+            </w:tcMar>
+            <w:vAlign w:val="top"/>
+          </w:tcPr>
+          <w:p>
+            <w:pPr>
+              <w:spacing w:after="40" w:before="40" w:line="252"/>
+              <w:jc w:val="left"/>
+            </w:pPr>
+            <w:r>
+              <w:rPr>
+                <w:b w:val="false"/>
+                <w:bCs w:val="false"/>
+                <w:i w:val="false"/>
+                <w:iCs w:val="false"/>
+                <w:color w:val="222629"/>
+                <w:sz w:val="18"/>
+                <w:szCs w:val="18"/>
+              </w:rPr>
+              <w:t xml:space="preserve">Configuration store</w:t>
+            </w:r>
+          </w:p>
+        </w:tc>
+        <w:tc>
+          <w:tcPr>
+            <w:tcW w:type="dxa" w:w="2409"/>
+            <w:tcMar>
+              <w:top w:type="dxa" w:w="90"/>
+              <w:left w:type="dxa" w:w="130"/>
+              <w:bottom w:type="dxa" w:w="90"/>
+              <w:right w:type="dxa" w:w="130"/>
+            </w:tcMar>
+            <w:vAlign w:val="top"/>
+          </w:tcPr>
+          <w:p>
+            <w:pPr>
+              <w:spacing w:after="40" w:before="40" w:line="252"/>
+              <w:jc w:val="left"/>
+            </w:pPr>
+            <w:r>
+              <w:rPr>
+                <w:b w:val="false"/>
+                <w:bCs w:val="false"/>
+                <w:i w:val="false"/>
+                <w:iCs w:val="false"/>
+                <w:color w:val="222629"/>
+                <w:sz w:val="18"/>
+                <w:szCs w:val="18"/>
+              </w:rPr>
+              <w:t xml:space="preserve">First end-to-end test</w:t>
             </w:r>
           </w:p>
         </w:tc>
@@ -14295,100 +15895,100 @@
         </w:trPr>
         <w:tc>
           <w:tcPr>
-            <w:tcW w:type="dxa" w:w="1542"/>
-            <w:shd w:fill="F1F5F8" w:color="auto" w:val="clear"/>
-            <w:tcMar>
-              <w:top w:type="dxa" w:w="90"/>
-              <w:left w:type="dxa" w:w="130"/>
-              <w:bottom w:type="dxa" w:w="90"/>
-              <w:right w:type="dxa" w:w="130"/>
-            </w:tcMar>
-            <w:vAlign w:val="top"/>
-          </w:tcPr>
-          <w:p>
-            <w:pPr>
-              <w:spacing w:after="40" w:before="40" w:line="252"/>
-              <w:jc w:val="left"/>
-            </w:pPr>
-            <w:r>
-              <w:rPr>
-                <w:b w:val="false"/>
-                <w:bCs w:val="false"/>
-                <w:i w:val="false"/>
-                <w:iCs w:val="false"/>
-                <w:color w:val="222629"/>
-                <w:sz w:val="18"/>
-                <w:szCs w:val="18"/>
-              </w:rPr>
-              <w:t xml:space="preserve">CNS-R21 – R26</w:t>
-            </w:r>
-          </w:p>
-        </w:tc>
-        <w:tc>
-          <w:tcPr>
-            <w:tcW w:type="dxa" w:w="3277"/>
-            <w:shd w:fill="F1F5F8" w:color="auto" w:val="clear"/>
-            <w:tcMar>
-              <w:top w:type="dxa" w:w="90"/>
-              <w:left w:type="dxa" w:w="130"/>
-              <w:bottom w:type="dxa" w:w="90"/>
-              <w:right w:type="dxa" w:w="130"/>
-            </w:tcMar>
-            <w:vAlign w:val="top"/>
-          </w:tcPr>
-          <w:p>
-            <w:pPr>
-              <w:spacing w:after="40" w:before="40" w:line="252"/>
-              <w:jc w:val="left"/>
-            </w:pPr>
-            <w:r>
-              <w:rPr>
-                <w:b w:val="false"/>
-                <w:bCs w:val="false"/>
-                <w:i w:val="false"/>
-                <w:iCs w:val="false"/>
-                <w:color w:val="222629"/>
-                <w:sz w:val="18"/>
-                <w:szCs w:val="18"/>
-              </w:rPr>
-              <w:t xml:space="preserve">Validity of consent over time</w:t>
-            </w:r>
-          </w:p>
-        </w:tc>
-        <w:tc>
-          <w:tcPr>
-            <w:tcW w:type="dxa" w:w="2891"/>
-            <w:shd w:fill="F1F5F8" w:color="auto" w:val="clear"/>
-            <w:tcMar>
-              <w:top w:type="dxa" w:w="90"/>
-              <w:left w:type="dxa" w:w="130"/>
-              <w:bottom w:type="dxa" w:w="90"/>
-              <w:right w:type="dxa" w:w="130"/>
-            </w:tcMar>
-            <w:vAlign w:val="top"/>
-          </w:tcPr>
-          <w:p>
-            <w:pPr>
-              <w:spacing w:after="40" w:before="40" w:line="252"/>
-              <w:jc w:val="left"/>
-            </w:pPr>
-            <w:r>
-              <w:rPr>
-                <w:b w:val="false"/>
-                <w:bCs w:val="false"/>
-                <w:i w:val="false"/>
-                <w:iCs w:val="false"/>
-                <w:color w:val="222629"/>
-                <w:sz w:val="18"/>
-                <w:szCs w:val="18"/>
-              </w:rPr>
-              <w:t xml:space="preserve">Interface layer, journey orchestration</w:t>
-            </w:r>
-          </w:p>
-        </w:tc>
-        <w:tc>
-          <w:tcPr>
-            <w:tcW w:type="dxa" w:w="1928"/>
+            <w:tcW w:type="dxa" w:w="1446"/>
+            <w:shd w:fill="F1F5F8" w:color="auto" w:val="clear"/>
+            <w:tcMar>
+              <w:top w:type="dxa" w:w="90"/>
+              <w:left w:type="dxa" w:w="130"/>
+              <w:bottom w:type="dxa" w:w="90"/>
+              <w:right w:type="dxa" w:w="130"/>
+            </w:tcMar>
+            <w:vAlign w:val="top"/>
+          </w:tcPr>
+          <w:p>
+            <w:pPr>
+              <w:spacing w:after="40" w:before="40" w:line="252"/>
+              <w:jc w:val="left"/>
+            </w:pPr>
+            <w:r>
+              <w:rPr>
+                <w:b w:val="false"/>
+                <w:bCs w:val="false"/>
+                <w:i w:val="false"/>
+                <w:iCs w:val="false"/>
+                <w:color w:val="222629"/>
+                <w:sz w:val="18"/>
+                <w:szCs w:val="18"/>
+              </w:rPr>
+              <w:t xml:space="preserve">CNS-R10 – R15</w:t>
+            </w:r>
+          </w:p>
+        </w:tc>
+        <w:tc>
+          <w:tcPr>
+            <w:tcW w:type="dxa" w:w="3181"/>
+            <w:shd w:fill="F1F5F8" w:color="auto" w:val="clear"/>
+            <w:tcMar>
+              <w:top w:type="dxa" w:w="90"/>
+              <w:left w:type="dxa" w:w="130"/>
+              <w:bottom w:type="dxa" w:w="90"/>
+              <w:right w:type="dxa" w:w="130"/>
+            </w:tcMar>
+            <w:vAlign w:val="top"/>
+          </w:tcPr>
+          <w:p>
+            <w:pPr>
+              <w:spacing w:after="40" w:before="40" w:line="252"/>
+              <w:jc w:val="left"/>
+            </w:pPr>
+            <w:r>
+              <w:rPr>
+                <w:b w:val="false"/>
+                <w:bCs w:val="false"/>
+                <w:i w:val="false"/>
+                <w:iCs w:val="false"/>
+                <w:color w:val="222629"/>
+                <w:sz w:val="18"/>
+                <w:szCs w:val="18"/>
+              </w:rPr>
+              <w:t xml:space="preserve">OBL-DP-02, OBL-DP-07, OBL-INS-08, OBL-INS-09, OBL-RBI-05</w:t>
+            </w:r>
+          </w:p>
+        </w:tc>
+        <w:tc>
+          <w:tcPr>
+            <w:tcW w:type="dxa" w:w="2602"/>
+            <w:shd w:fill="F1F5F8" w:color="auto" w:val="clear"/>
+            <w:tcMar>
+              <w:top w:type="dxa" w:w="90"/>
+              <w:left w:type="dxa" w:w="130"/>
+              <w:bottom w:type="dxa" w:w="90"/>
+              <w:right w:type="dxa" w:w="130"/>
+            </w:tcMar>
+            <w:vAlign w:val="top"/>
+          </w:tcPr>
+          <w:p>
+            <w:pPr>
+              <w:spacing w:after="40" w:before="40" w:line="252"/>
+              <w:jc w:val="left"/>
+            </w:pPr>
+            <w:r>
+              <w:rPr>
+                <w:b w:val="false"/>
+                <w:bCs w:val="false"/>
+                <w:i w:val="false"/>
+                <w:iCs w:val="false"/>
+                <w:color w:val="222629"/>
+                <w:sz w:val="18"/>
+                <w:szCs w:val="18"/>
+              </w:rPr>
+              <w:t xml:space="preserve">Interface layer, notification service, screens</w:t>
+            </w:r>
+          </w:p>
+        </w:tc>
+        <w:tc>
+          <w:tcPr>
+            <w:tcW w:type="dxa" w:w="2409"/>
             <w:shd w:fill="F1F5F8" w:color="auto" w:val="clear"/>
             <w:tcMar>
               <w:top w:type="dxa" w:w="90"/>
@@ -14424,121 +16024,121 @@
         </w:trPr>
         <w:tc>
           <w:tcPr>
-            <w:tcW w:type="dxa" w:w="1542"/>
-            <w:tcMar>
-              <w:top w:type="dxa" w:w="90"/>
-              <w:left w:type="dxa" w:w="130"/>
-              <w:bottom w:type="dxa" w:w="90"/>
-              <w:right w:type="dxa" w:w="130"/>
-            </w:tcMar>
-            <w:vAlign w:val="top"/>
-          </w:tcPr>
-          <w:p>
-            <w:pPr>
-              <w:spacing w:after="40" w:before="40" w:line="252"/>
-              <w:jc w:val="left"/>
-            </w:pPr>
-            <w:r>
-              <w:rPr>
-                <w:b w:val="false"/>
-                <w:bCs w:val="false"/>
-                <w:i w:val="false"/>
-                <w:iCs w:val="false"/>
-                <w:color w:val="222629"/>
-                <w:sz w:val="18"/>
-                <w:szCs w:val="18"/>
-              </w:rPr>
-              <w:t xml:space="preserve">CNS-R27 – R32</w:t>
-            </w:r>
-          </w:p>
-        </w:tc>
-        <w:tc>
-          <w:tcPr>
-            <w:tcW w:type="dxa" w:w="3277"/>
-            <w:tcMar>
-              <w:top w:type="dxa" w:w="90"/>
-              <w:left w:type="dxa" w:w="130"/>
-              <w:bottom w:type="dxa" w:w="90"/>
-              <w:right w:type="dxa" w:w="130"/>
-            </w:tcMar>
-            <w:vAlign w:val="top"/>
-          </w:tcPr>
-          <w:p>
-            <w:pPr>
-              <w:spacing w:after="40" w:before="40" w:line="252"/>
-              <w:jc w:val="left"/>
-            </w:pPr>
-            <w:r>
-              <w:rPr>
-                <w:b w:val="false"/>
-                <w:bCs w:val="false"/>
-                <w:i w:val="false"/>
-                <w:iCs w:val="false"/>
-                <w:color w:val="222629"/>
-                <w:sz w:val="18"/>
-                <w:szCs w:val="18"/>
-              </w:rPr>
-              <w:t xml:space="preserve">The right to withdraw consent</w:t>
-            </w:r>
-          </w:p>
-        </w:tc>
-        <w:tc>
-          <w:tcPr>
-            <w:tcW w:type="dxa" w:w="2891"/>
-            <w:tcMar>
-              <w:top w:type="dxa" w:w="90"/>
-              <w:left w:type="dxa" w:w="130"/>
-              <w:bottom w:type="dxa" w:w="90"/>
-              <w:right w:type="dxa" w:w="130"/>
-            </w:tcMar>
-            <w:vAlign w:val="top"/>
-          </w:tcPr>
-          <w:p>
-            <w:pPr>
-              <w:spacing w:after="40" w:before="40" w:line="252"/>
-              <w:jc w:val="left"/>
-            </w:pPr>
-            <w:r>
-              <w:rPr>
-                <w:b w:val="false"/>
-                <w:bCs w:val="false"/>
-                <w:i w:val="false"/>
-                <w:iCs w:val="false"/>
-                <w:color w:val="222629"/>
-                <w:sz w:val="18"/>
-                <w:szCs w:val="18"/>
-              </w:rPr>
-              <w:t xml:space="preserve">Interface layer, screens, notification service, operations</w:t>
-            </w:r>
-          </w:p>
-        </w:tc>
-        <w:tc>
-          <w:tcPr>
-            <w:tcW w:type="dxa" w:w="1928"/>
-            <w:tcMar>
-              <w:top w:type="dxa" w:w="90"/>
-              <w:left w:type="dxa" w:w="130"/>
-              <w:bottom w:type="dxa" w:w="90"/>
-              <w:right w:type="dxa" w:w="130"/>
-            </w:tcMar>
-            <w:vAlign w:val="top"/>
-          </w:tcPr>
-          <w:p>
-            <w:pPr>
-              <w:spacing w:after="40" w:before="40" w:line="252"/>
-              <w:jc w:val="left"/>
-            </w:pPr>
-            <w:r>
-              <w:rPr>
-                <w:b w:val="false"/>
-                <w:bCs w:val="false"/>
-                <w:i w:val="false"/>
-                <w:iCs w:val="false"/>
-                <w:color w:val="222629"/>
-                <w:sz w:val="18"/>
-                <w:szCs w:val="18"/>
-              </w:rPr>
-              <w:t xml:space="preserve">First end-to-end test</w:t>
+            <w:tcW w:type="dxa" w:w="1446"/>
+            <w:tcMar>
+              <w:top w:type="dxa" w:w="90"/>
+              <w:left w:type="dxa" w:w="130"/>
+              <w:bottom w:type="dxa" w:w="90"/>
+              <w:right w:type="dxa" w:w="130"/>
+            </w:tcMar>
+            <w:vAlign w:val="top"/>
+          </w:tcPr>
+          <w:p>
+            <w:pPr>
+              <w:spacing w:after="40" w:before="40" w:line="252"/>
+              <w:jc w:val="left"/>
+            </w:pPr>
+            <w:r>
+              <w:rPr>
+                <w:b w:val="false"/>
+                <w:bCs w:val="false"/>
+                <w:i w:val="false"/>
+                <w:iCs w:val="false"/>
+                <w:color w:val="222629"/>
+                <w:sz w:val="18"/>
+                <w:szCs w:val="18"/>
+              </w:rPr>
+              <w:t xml:space="preserve">CNS-R16 – R20</w:t>
+            </w:r>
+          </w:p>
+        </w:tc>
+        <w:tc>
+          <w:tcPr>
+            <w:tcW w:type="dxa" w:w="3181"/>
+            <w:tcMar>
+              <w:top w:type="dxa" w:w="90"/>
+              <w:left w:type="dxa" w:w="130"/>
+              <w:bottom w:type="dxa" w:w="90"/>
+              <w:right w:type="dxa" w:w="130"/>
+            </w:tcMar>
+            <w:vAlign w:val="top"/>
+          </w:tcPr>
+          <w:p>
+            <w:pPr>
+              <w:spacing w:after="40" w:before="40" w:line="252"/>
+              <w:jc w:val="left"/>
+            </w:pPr>
+            <w:r>
+              <w:rPr>
+                <w:b w:val="false"/>
+                <w:bCs w:val="false"/>
+                <w:i w:val="false"/>
+                <w:iCs w:val="false"/>
+                <w:color w:val="222629"/>
+                <w:sz w:val="18"/>
+                <w:szCs w:val="18"/>
+              </w:rPr>
+              <w:t xml:space="preserve">OBL-DP-07, OBL-DP-09, OBL-INS-05</w:t>
+            </w:r>
+          </w:p>
+        </w:tc>
+        <w:tc>
+          <w:tcPr>
+            <w:tcW w:type="dxa" w:w="2602"/>
+            <w:tcMar>
+              <w:top w:type="dxa" w:w="90"/>
+              <w:left w:type="dxa" w:w="130"/>
+              <w:bottom w:type="dxa" w:w="90"/>
+              <w:right w:type="dxa" w:w="130"/>
+            </w:tcMar>
+            <w:vAlign w:val="top"/>
+          </w:tcPr>
+          <w:p>
+            <w:pPr>
+              <w:spacing w:after="40" w:before="40" w:line="252"/>
+              <w:jc w:val="left"/>
+            </w:pPr>
+            <w:r>
+              <w:rPr>
+                <w:b w:val="false"/>
+                <w:bCs w:val="false"/>
+                <w:i w:val="false"/>
+                <w:iCs w:val="false"/>
+                <w:color w:val="222629"/>
+                <w:sz w:val="18"/>
+                <w:szCs w:val="18"/>
+              </w:rPr>
+              <w:t xml:space="preserve">Database privileges, logging framework</w:t>
+            </w:r>
+          </w:p>
+        </w:tc>
+        <w:tc>
+          <w:tcPr>
+            <w:tcW w:type="dxa" w:w="2409"/>
+            <w:tcMar>
+              <w:top w:type="dxa" w:w="90"/>
+              <w:left w:type="dxa" w:w="130"/>
+              <w:bottom w:type="dxa" w:w="90"/>
+              <w:right w:type="dxa" w:w="130"/>
+            </w:tcMar>
+            <w:vAlign w:val="top"/>
+          </w:tcPr>
+          <w:p>
+            <w:pPr>
+              <w:spacing w:after="40" w:before="40" w:line="252"/>
+              <w:jc w:val="left"/>
+            </w:pPr>
+            <w:r>
+              <w:rPr>
+                <w:b w:val="false"/>
+                <w:bCs w:val="false"/>
+                <w:i w:val="false"/>
+                <w:iCs w:val="false"/>
+                <w:color w:val="222629"/>
+                <w:sz w:val="18"/>
+                <w:szCs w:val="18"/>
+              </w:rPr>
+              <w:t xml:space="preserve">First end-to-end test, then hardening before pilot</w:t>
             </w:r>
           </w:p>
         </w:tc>
@@ -14549,125 +16149,125 @@
         </w:trPr>
         <w:tc>
           <w:tcPr>
-            <w:tcW w:type="dxa" w:w="1542"/>
-            <w:shd w:fill="F1F5F8" w:color="auto" w:val="clear"/>
-            <w:tcMar>
-              <w:top w:type="dxa" w:w="90"/>
-              <w:left w:type="dxa" w:w="130"/>
-              <w:bottom w:type="dxa" w:w="90"/>
-              <w:right w:type="dxa" w:w="130"/>
-            </w:tcMar>
-            <w:vAlign w:val="top"/>
-          </w:tcPr>
-          <w:p>
-            <w:pPr>
-              <w:spacing w:after="40" w:before="40" w:line="252"/>
-              <w:jc w:val="left"/>
-            </w:pPr>
-            <w:r>
-              <w:rPr>
-                <w:b w:val="false"/>
-                <w:bCs w:val="false"/>
-                <w:i w:val="false"/>
-                <w:iCs w:val="false"/>
-                <w:color w:val="222629"/>
-                <w:sz w:val="18"/>
-                <w:szCs w:val="18"/>
-              </w:rPr>
-              <w:t xml:space="preserve">CNS-R33 – R36</w:t>
-            </w:r>
-          </w:p>
-        </w:tc>
-        <w:tc>
-          <w:tcPr>
-            <w:tcW w:type="dxa" w:w="3277"/>
-            <w:shd w:fill="F1F5F8" w:color="auto" w:val="clear"/>
-            <w:tcMar>
-              <w:top w:type="dxa" w:w="90"/>
-              <w:left w:type="dxa" w:w="130"/>
-              <w:bottom w:type="dxa" w:w="90"/>
-              <w:right w:type="dxa" w:w="130"/>
-            </w:tcMar>
-            <w:vAlign w:val="top"/>
-          </w:tcPr>
-          <w:p>
-            <w:pPr>
-              <w:spacing w:after="40" w:before="40" w:line="252"/>
-              <w:jc w:val="left"/>
-            </w:pPr>
-            <w:r>
-              <w:rPr>
-                <w:b w:val="false"/>
-                <w:bCs w:val="false"/>
-                <w:i w:val="false"/>
-                <w:iCs w:val="false"/>
-                <w:color w:val="222629"/>
-                <w:sz w:val="18"/>
-                <w:szCs w:val="18"/>
-              </w:rPr>
-              <w:t xml:space="preserve">Seven-year record preservation; data residency</w:t>
-            </w:r>
-          </w:p>
-        </w:tc>
-        <w:tc>
-          <w:tcPr>
-            <w:tcW w:type="dxa" w:w="2891"/>
-            <w:shd w:fill="F1F5F8" w:color="auto" w:val="clear"/>
-            <w:tcMar>
-              <w:top w:type="dxa" w:w="90"/>
-              <w:left w:type="dxa" w:w="130"/>
-              <w:bottom w:type="dxa" w:w="90"/>
-              <w:right w:type="dxa" w:w="130"/>
-            </w:tcMar>
-            <w:vAlign w:val="top"/>
-          </w:tcPr>
-          <w:p>
-            <w:pPr>
-              <w:spacing w:after="40" w:before="40" w:line="252"/>
-              <w:jc w:val="left"/>
-            </w:pPr>
-            <w:r>
-              <w:rPr>
-                <w:b w:val="false"/>
-                <w:bCs w:val="false"/>
-                <w:i w:val="false"/>
-                <w:iCs w:val="false"/>
-                <w:color w:val="222629"/>
-                <w:sz w:val="18"/>
-                <w:szCs w:val="18"/>
-              </w:rPr>
-              <w:t xml:space="preserve">Infrastructure, operations runbook</w:t>
-            </w:r>
-          </w:p>
-        </w:tc>
-        <w:tc>
-          <w:tcPr>
-            <w:tcW w:type="dxa" w:w="1928"/>
-            <w:shd w:fill="F1F5F8" w:color="auto" w:val="clear"/>
-            <w:tcMar>
-              <w:top w:type="dxa" w:w="90"/>
-              <w:left w:type="dxa" w:w="130"/>
-              <w:bottom w:type="dxa" w:w="90"/>
-              <w:right w:type="dxa" w:w="130"/>
-            </w:tcMar>
-            <w:vAlign w:val="top"/>
-          </w:tcPr>
-          <w:p>
-            <w:pPr>
-              <w:spacing w:after="40" w:before="40" w:line="252"/>
-              <w:jc w:val="left"/>
-            </w:pPr>
-            <w:r>
-              <w:rPr>
-                <w:b/>
-                <w:bCs/>
-                <w:i w:val="false"/>
-                <w:iCs w:val="false"/>
-                <w:color w:val="222629"/>
-                <w:sz w:val="18"/>
-                <w:szCs w:val="18"/>
-              </w:rPr>
-              <w:t xml:space="preserve">Infrastructure build, before any customer record exists</w:t>
+            <w:tcW w:type="dxa" w:w="1446"/>
+            <w:shd w:fill="F1F5F8" w:color="auto" w:val="clear"/>
+            <w:tcMar>
+              <w:top w:type="dxa" w:w="90"/>
+              <w:left w:type="dxa" w:w="130"/>
+              <w:bottom w:type="dxa" w:w="90"/>
+              <w:right w:type="dxa" w:w="130"/>
+            </w:tcMar>
+            <w:vAlign w:val="top"/>
+          </w:tcPr>
+          <w:p>
+            <w:pPr>
+              <w:spacing w:after="40" w:before="40" w:line="252"/>
+              <w:jc w:val="left"/>
+            </w:pPr>
+            <w:r>
+              <w:rPr>
+                <w:b w:val="false"/>
+                <w:bCs w:val="false"/>
+                <w:i w:val="false"/>
+                <w:iCs w:val="false"/>
+                <w:color w:val="222629"/>
+                <w:sz w:val="18"/>
+                <w:szCs w:val="18"/>
+              </w:rPr>
+              <w:t xml:space="preserve">CNS-R21 – R26</w:t>
+            </w:r>
+          </w:p>
+        </w:tc>
+        <w:tc>
+          <w:tcPr>
+            <w:tcW w:type="dxa" w:w="3181"/>
+            <w:shd w:fill="F1F5F8" w:color="auto" w:val="clear"/>
+            <w:tcMar>
+              <w:top w:type="dxa" w:w="90"/>
+              <w:left w:type="dxa" w:w="130"/>
+              <w:bottom w:type="dxa" w:w="90"/>
+              <w:right w:type="dxa" w:w="130"/>
+            </w:tcMar>
+            <w:vAlign w:val="top"/>
+          </w:tcPr>
+          <w:p>
+            <w:pPr>
+              <w:spacing w:after="40" w:before="40" w:line="252"/>
+              <w:jc w:val="left"/>
+            </w:pPr>
+            <w:r>
+              <w:rPr>
+                <w:b w:val="false"/>
+                <w:bCs w:val="false"/>
+                <w:i w:val="false"/>
+                <w:iCs w:val="false"/>
+                <w:color w:val="222629"/>
+                <w:sz w:val="18"/>
+                <w:szCs w:val="18"/>
+              </w:rPr>
+              <w:t xml:space="preserve">OBL-DP-02, OBL-DP-06, OBL-DP-08</w:t>
+            </w:r>
+          </w:p>
+        </w:tc>
+        <w:tc>
+          <w:tcPr>
+            <w:tcW w:type="dxa" w:w="2602"/>
+            <w:shd w:fill="F1F5F8" w:color="auto" w:val="clear"/>
+            <w:tcMar>
+              <w:top w:type="dxa" w:w="90"/>
+              <w:left w:type="dxa" w:w="130"/>
+              <w:bottom w:type="dxa" w:w="90"/>
+              <w:right w:type="dxa" w:w="130"/>
+            </w:tcMar>
+            <w:vAlign w:val="top"/>
+          </w:tcPr>
+          <w:p>
+            <w:pPr>
+              <w:spacing w:after="40" w:before="40" w:line="252"/>
+              <w:jc w:val="left"/>
+            </w:pPr>
+            <w:r>
+              <w:rPr>
+                <w:b w:val="false"/>
+                <w:bCs w:val="false"/>
+                <w:i w:val="false"/>
+                <w:iCs w:val="false"/>
+                <w:color w:val="222629"/>
+                <w:sz w:val="18"/>
+                <w:szCs w:val="18"/>
+              </w:rPr>
+              <w:t xml:space="preserve">Interface layer, journey orchestration</w:t>
+            </w:r>
+          </w:p>
+        </w:tc>
+        <w:tc>
+          <w:tcPr>
+            <w:tcW w:type="dxa" w:w="2409"/>
+            <w:shd w:fill="F1F5F8" w:color="auto" w:val="clear"/>
+            <w:tcMar>
+              <w:top w:type="dxa" w:w="90"/>
+              <w:left w:type="dxa" w:w="130"/>
+              <w:bottom w:type="dxa" w:w="90"/>
+              <w:right w:type="dxa" w:w="130"/>
+            </w:tcMar>
+            <w:vAlign w:val="top"/>
+          </w:tcPr>
+          <w:p>
+            <w:pPr>
+              <w:spacing w:after="40" w:before="40" w:line="252"/>
+              <w:jc w:val="left"/>
+            </w:pPr>
+            <w:r>
+              <w:rPr>
+                <w:b w:val="false"/>
+                <w:bCs w:val="false"/>
+                <w:i w:val="false"/>
+                <w:iCs w:val="false"/>
+                <w:color w:val="222629"/>
+                <w:sz w:val="18"/>
+                <w:szCs w:val="18"/>
+              </w:rPr>
+              <w:t xml:space="preserve">First end-to-end test</w:t>
             </w:r>
           </w:p>
         </w:tc>
@@ -14678,7 +16278,261 @@
         </w:trPr>
         <w:tc>
           <w:tcPr>
-            <w:tcW w:type="dxa" w:w="1542"/>
+            <w:tcW w:type="dxa" w:w="1446"/>
+            <w:tcMar>
+              <w:top w:type="dxa" w:w="90"/>
+              <w:left w:type="dxa" w:w="130"/>
+              <w:bottom w:type="dxa" w:w="90"/>
+              <w:right w:type="dxa" w:w="130"/>
+            </w:tcMar>
+            <w:vAlign w:val="top"/>
+          </w:tcPr>
+          <w:p>
+            <w:pPr>
+              <w:spacing w:after="40" w:before="40" w:line="252"/>
+              <w:jc w:val="left"/>
+            </w:pPr>
+            <w:r>
+              <w:rPr>
+                <w:b w:val="false"/>
+                <w:bCs w:val="false"/>
+                <w:i w:val="false"/>
+                <w:iCs w:val="false"/>
+                <w:color w:val="222629"/>
+                <w:sz w:val="18"/>
+                <w:szCs w:val="18"/>
+              </w:rPr>
+              <w:t xml:space="preserve">CNS-R27 – R32</w:t>
+            </w:r>
+          </w:p>
+        </w:tc>
+        <w:tc>
+          <w:tcPr>
+            <w:tcW w:type="dxa" w:w="3181"/>
+            <w:tcMar>
+              <w:top w:type="dxa" w:w="90"/>
+              <w:left w:type="dxa" w:w="130"/>
+              <w:bottom w:type="dxa" w:w="90"/>
+              <w:right w:type="dxa" w:w="130"/>
+            </w:tcMar>
+            <w:vAlign w:val="top"/>
+          </w:tcPr>
+          <w:p>
+            <w:pPr>
+              <w:spacing w:after="40" w:before="40" w:line="252"/>
+              <w:jc w:val="left"/>
+            </w:pPr>
+            <w:r>
+              <w:rPr>
+                <w:b w:val="false"/>
+                <w:bCs w:val="false"/>
+                <w:i w:val="false"/>
+                <w:iCs w:val="false"/>
+                <w:color w:val="222629"/>
+                <w:sz w:val="18"/>
+                <w:szCs w:val="18"/>
+              </w:rPr>
+              <w:t xml:space="preserve">OBL-DP-04, OBL-DP-06, OBL-INS-05, OBL-INS-10</w:t>
+            </w:r>
+          </w:p>
+        </w:tc>
+        <w:tc>
+          <w:tcPr>
+            <w:tcW w:type="dxa" w:w="2602"/>
+            <w:tcMar>
+              <w:top w:type="dxa" w:w="90"/>
+              <w:left w:type="dxa" w:w="130"/>
+              <w:bottom w:type="dxa" w:w="90"/>
+              <w:right w:type="dxa" w:w="130"/>
+            </w:tcMar>
+            <w:vAlign w:val="top"/>
+          </w:tcPr>
+          <w:p>
+            <w:pPr>
+              <w:spacing w:after="40" w:before="40" w:line="252"/>
+              <w:jc w:val="left"/>
+            </w:pPr>
+            <w:r>
+              <w:rPr>
+                <w:b w:val="false"/>
+                <w:bCs w:val="false"/>
+                <w:i w:val="false"/>
+                <w:iCs w:val="false"/>
+                <w:color w:val="222629"/>
+                <w:sz w:val="18"/>
+                <w:szCs w:val="18"/>
+              </w:rPr>
+              <w:t xml:space="preserve">Interface layer, screens, notification service, operations</w:t>
+            </w:r>
+          </w:p>
+        </w:tc>
+        <w:tc>
+          <w:tcPr>
+            <w:tcW w:type="dxa" w:w="2409"/>
+            <w:tcMar>
+              <w:top w:type="dxa" w:w="90"/>
+              <w:left w:type="dxa" w:w="130"/>
+              <w:bottom w:type="dxa" w:w="90"/>
+              <w:right w:type="dxa" w:w="130"/>
+            </w:tcMar>
+            <w:vAlign w:val="top"/>
+          </w:tcPr>
+          <w:p>
+            <w:pPr>
+              <w:spacing w:after="40" w:before="40" w:line="252"/>
+              <w:jc w:val="left"/>
+            </w:pPr>
+            <w:r>
+              <w:rPr>
+                <w:b w:val="false"/>
+                <w:bCs w:val="false"/>
+                <w:i w:val="false"/>
+                <w:iCs w:val="false"/>
+                <w:color w:val="222629"/>
+                <w:sz w:val="18"/>
+                <w:szCs w:val="18"/>
+              </w:rPr>
+              <w:t xml:space="preserve">First end-to-end test</w:t>
+            </w:r>
+          </w:p>
+        </w:tc>
+      </w:tr>
+      <w:tr>
+        <w:trPr>
+          <w:cantSplit/>
+        </w:trPr>
+        <w:tc>
+          <w:tcPr>
+            <w:tcW w:type="dxa" w:w="1446"/>
+            <w:shd w:fill="F1F5F8" w:color="auto" w:val="clear"/>
+            <w:tcMar>
+              <w:top w:type="dxa" w:w="90"/>
+              <w:left w:type="dxa" w:w="130"/>
+              <w:bottom w:type="dxa" w:w="90"/>
+              <w:right w:type="dxa" w:w="130"/>
+            </w:tcMar>
+            <w:vAlign w:val="top"/>
+          </w:tcPr>
+          <w:p>
+            <w:pPr>
+              <w:spacing w:after="40" w:before="40" w:line="252"/>
+              <w:jc w:val="left"/>
+            </w:pPr>
+            <w:r>
+              <w:rPr>
+                <w:b w:val="false"/>
+                <w:bCs w:val="false"/>
+                <w:i w:val="false"/>
+                <w:iCs w:val="false"/>
+                <w:color w:val="222629"/>
+                <w:sz w:val="18"/>
+                <w:szCs w:val="18"/>
+              </w:rPr>
+              <w:t xml:space="preserve">CNS-R33 – R36</w:t>
+            </w:r>
+          </w:p>
+        </w:tc>
+        <w:tc>
+          <w:tcPr>
+            <w:tcW w:type="dxa" w:w="3181"/>
+            <w:shd w:fill="F1F5F8" w:color="auto" w:val="clear"/>
+            <w:tcMar>
+              <w:top w:type="dxa" w:w="90"/>
+              <w:left w:type="dxa" w:w="130"/>
+              <w:bottom w:type="dxa" w:w="90"/>
+              <w:right w:type="dxa" w:w="130"/>
+            </w:tcMar>
+            <w:vAlign w:val="top"/>
+          </w:tcPr>
+          <w:p>
+            <w:pPr>
+              <w:spacing w:after="40" w:before="40" w:line="252"/>
+              <w:jc w:val="left"/>
+            </w:pPr>
+            <w:r>
+              <w:rPr>
+                <w:b w:val="false"/>
+                <w:bCs w:val="false"/>
+                <w:i w:val="false"/>
+                <w:iCs w:val="false"/>
+                <w:color w:val="222629"/>
+                <w:sz w:val="18"/>
+                <w:szCs w:val="18"/>
+              </w:rPr>
+              <w:t xml:space="preserve">OBL-DP-06, OBL-INS-05, OBL-REC-01, OBL-RBI-04, OBL-INT-01</w:t>
+            </w:r>
+          </w:p>
+        </w:tc>
+        <w:tc>
+          <w:tcPr>
+            <w:tcW w:type="dxa" w:w="2602"/>
+            <w:shd w:fill="F1F5F8" w:color="auto" w:val="clear"/>
+            <w:tcMar>
+              <w:top w:type="dxa" w:w="90"/>
+              <w:left w:type="dxa" w:w="130"/>
+              <w:bottom w:type="dxa" w:w="90"/>
+              <w:right w:type="dxa" w:w="130"/>
+            </w:tcMar>
+            <w:vAlign w:val="top"/>
+          </w:tcPr>
+          <w:p>
+            <w:pPr>
+              <w:spacing w:after="40" w:before="40" w:line="252"/>
+              <w:jc w:val="left"/>
+            </w:pPr>
+            <w:r>
+              <w:rPr>
+                <w:b w:val="false"/>
+                <w:bCs w:val="false"/>
+                <w:i w:val="false"/>
+                <w:iCs w:val="false"/>
+                <w:color w:val="222629"/>
+                <w:sz w:val="18"/>
+                <w:szCs w:val="18"/>
+              </w:rPr>
+              <w:t xml:space="preserve">Infrastructure, operations runbook</w:t>
+            </w:r>
+          </w:p>
+        </w:tc>
+        <w:tc>
+          <w:tcPr>
+            <w:tcW w:type="dxa" w:w="2409"/>
+            <w:shd w:fill="F1F5F8" w:color="auto" w:val="clear"/>
+            <w:tcMar>
+              <w:top w:type="dxa" w:w="90"/>
+              <w:left w:type="dxa" w:w="130"/>
+              <w:bottom w:type="dxa" w:w="90"/>
+              <w:right w:type="dxa" w:w="130"/>
+            </w:tcMar>
+            <w:vAlign w:val="top"/>
+          </w:tcPr>
+          <w:p>
+            <w:pPr>
+              <w:spacing w:after="40" w:before="40" w:line="252"/>
+              <w:jc w:val="left"/>
+            </w:pPr>
+            <w:r>
+              <w:rPr>
+                <w:b/>
+                <w:bCs/>
+                <w:i w:val="false"/>
+                <w:iCs w:val="false"/>
+                <w:color w:val="222629"/>
+                <w:sz w:val="18"/>
+                <w:szCs w:val="18"/>
+              </w:rPr>
+              <w:t xml:space="preserve">Infrastructure build, before any customer record exists</w:t>
+            </w:r>
+          </w:p>
+        </w:tc>
+      </w:tr>
+      <w:tr>
+        <w:trPr>
+          <w:cantSplit/>
+        </w:trPr>
+        <w:tc>
+          <w:tcPr>
+            <w:tcW w:type="dxa" w:w="1446"/>
             <w:tcMar>
               <w:top w:type="dxa" w:w="90"/>
               <w:left w:type="dxa" w:w="130"/>
@@ -14708,37 +16562,37 @@
         </w:tc>
         <w:tc>
           <w:tcPr>
-            <w:tcW w:type="dxa" w:w="3277"/>
-            <w:tcMar>
-              <w:top w:type="dxa" w:w="90"/>
-              <w:left w:type="dxa" w:w="130"/>
-              <w:bottom w:type="dxa" w:w="90"/>
-              <w:right w:type="dxa" w:w="130"/>
-            </w:tcMar>
-            <w:vAlign w:val="top"/>
-          </w:tcPr>
-          <w:p>
-            <w:pPr>
-              <w:spacing w:after="40" w:before="40" w:line="252"/>
-              <w:jc w:val="left"/>
-            </w:pPr>
-            <w:r>
-              <w:rPr>
-                <w:b w:val="false"/>
-                <w:bCs w:val="false"/>
-                <w:i w:val="false"/>
-                <w:iCs w:val="false"/>
-                <w:color w:val="222629"/>
-                <w:sz w:val="18"/>
-                <w:szCs w:val="18"/>
-              </w:rPr>
-              <w:t xml:space="preserve">Integrity of the control itself</w:t>
-            </w:r>
-          </w:p>
-        </w:tc>
-        <w:tc>
-          <w:tcPr>
-            <w:tcW w:type="dxa" w:w="2891"/>
+            <w:tcW w:type="dxa" w:w="3181"/>
+            <w:tcMar>
+              <w:top w:type="dxa" w:w="90"/>
+              <w:left w:type="dxa" w:w="130"/>
+              <w:bottom w:type="dxa" w:w="90"/>
+              <w:right w:type="dxa" w:w="130"/>
+            </w:tcMar>
+            <w:vAlign w:val="top"/>
+          </w:tcPr>
+          <w:p>
+            <w:pPr>
+              <w:spacing w:after="40" w:before="40" w:line="252"/>
+              <w:jc w:val="left"/>
+            </w:pPr>
+            <w:r>
+              <w:rPr>
+                <w:b w:val="false"/>
+                <w:bCs w:val="false"/>
+                <w:i w:val="false"/>
+                <w:iCs w:val="false"/>
+                <w:color w:val="222629"/>
+                <w:sz w:val="18"/>
+                <w:szCs w:val="18"/>
+              </w:rPr>
+              <w:t xml:space="preserve">OBL-DP-02, OBL-DP-07, OBL-DP-08, OBL-INS-05</w:t>
+            </w:r>
+          </w:p>
+        </w:tc>
+        <w:tc>
+          <w:tcPr>
+            <w:tcW w:type="dxa" w:w="2602"/>
             <w:tcMar>
               <w:top w:type="dxa" w:w="90"/>
               <w:left w:type="dxa" w:w="130"/>
@@ -14768,7 +16622,7 @@
         </w:tc>
         <w:tc>
           <w:tcPr>
-            <w:tcW w:type="dxa" w:w="1928"/>
+            <w:tcW w:type="dxa" w:w="2409"/>
             <w:tcMar>
               <w:top w:type="dxa" w:w="90"/>
               <w:left w:type="dxa" w:w="130"/>
@@ -14798,6 +16652,66 @@
         </w:tc>
       </w:tr>
     </w:tbl>
+    <w:p>
+      <w:pPr>
+        <w:spacing w:after="120"/>
+      </w:pPr>
+      <w:r>
+        <w:t xml:space="preserve"/>
+      </w:r>
+    </w:p>
+    <w:p>
+      <w:pPr>
+        <w:keepNext/>
+        <w:keepLines/>
+        <w:pBdr>
+          <w:top w:val="single" w:color="F1F5F8" w:sz="2" w:space="8"/>
+          <w:left w:val="single" w:color="8A5A00" w:sz="18" w:space="10"/>
+          <w:right w:val="single" w:color="F1F5F8" w:sz="2" w:space="10"/>
+        </w:pBdr>
+        <w:shd w:fill="F1F5F8" w:color="auto" w:val="clear"/>
+        <w:spacing w:after="100" w:before="140" w:line="276"/>
+        <w:ind w:left="200" w:right="200"/>
+      </w:pPr>
+      <w:r>
+        <w:rPr>
+          <w:b/>
+          <w:bCs/>
+          <w:i w:val="false"/>
+          <w:iCs w:val="false"/>
+          <w:color w:val="8A5A00"/>
+          <w:sz w:val="20"/>
+          <w:szCs w:val="20"/>
+        </w:rPr>
+        <w:t xml:space="preserve">What this table cannot yet tell you</w:t>
+      </w:r>
+    </w:p>
+    <w:p>
+      <w:pPr>
+        <w:keepNext w:val="false"/>
+        <w:keepLines/>
+        <w:pBdr>
+          <w:bottom w:val="single" w:color="F1F5F8" w:sz="2" w:space="8"/>
+          <w:left w:val="single" w:color="8A5A00" w:sz="18" w:space="10"/>
+          <w:right w:val="single" w:color="F1F5F8" w:sz="2" w:space="10"/>
+        </w:pBdr>
+        <w:shd w:fill="F1F5F8" w:color="auto" w:val="clear"/>
+        <w:spacing w:after="140" w:before="0" w:line="276"/>
+        <w:ind w:left="200" w:right="200"/>
+      </w:pPr>
+      <w:r>
+        <w:rPr>
+          <w:b w:val="false"/>
+          <w:bCs w:val="false"/>
+          <w:i w:val="false"/>
+          <w:iCs w:val="false"/>
+          <w:color w:val="222629"/>
+          <w:sz w:val="20"/>
+          <w:szCs w:val="20"/>
+        </w:rPr>
+        <w:t xml:space="preserve">It maps rules to obligations Product has identified. It does not prove those obligations apply, because no instrument in Appendix A has been verified and no applicability determination has been made for this entity in its distribution capacity. Until Compliance completes Appendix A, this table shows intent and coverage, not compliance.</w:t>
+      </w:r>
+    </w:p>
     <w:p>
       <w:pPr>
         <w:pStyle w:val="Heading2"/>
@@ -15477,7 +17391,4558 @@
           <w:sz w:val="30"/>
           <w:szCs w:val="30"/>
         </w:rPr>
-        <w:t xml:space="preserve">Appendix — Terms and internal references</w:t>
+        <w:t xml:space="preserve">Appendix A — Regulatory register</w:t>
+      </w:r>
+    </w:p>
+    <w:p>
+      <w:pPr>
+        <w:keepNext/>
+        <w:keepLines/>
+        <w:pBdr>
+          <w:top w:val="single" w:color="F1F5F8" w:sz="2" w:space="8"/>
+          <w:left w:val="single" w:color="9B2226" w:sz="18" w:space="10"/>
+          <w:right w:val="single" w:color="F1F5F8" w:sz="2" w:space="10"/>
+        </w:pBdr>
+        <w:shd w:fill="F1F5F8" w:color="auto" w:val="clear"/>
+        <w:spacing w:after="100" w:before="140" w:line="276"/>
+        <w:ind w:left="200" w:right="200"/>
+      </w:pPr>
+      <w:r>
+        <w:rPr>
+          <w:b/>
+          <w:bCs/>
+          <w:i w:val="false"/>
+          <w:iCs w:val="false"/>
+          <w:color w:val="9B2226"/>
+          <w:sz w:val="20"/>
+          <w:szCs w:val="20"/>
+        </w:rPr>
+        <w:t xml:space="preserve">Read this before reading the register</w:t>
+      </w:r>
+    </w:p>
+    <w:p>
+      <w:pPr>
+        <w:keepNext w:val="false"/>
+        <w:keepLines/>
+        <w:pBdr>
+          <w:bottom w:val="single" w:color="F1F5F8" w:sz="2" w:space="8"/>
+          <w:left w:val="single" w:color="9B2226" w:sz="18" w:space="10"/>
+          <w:right w:val="single" w:color="F1F5F8" w:sz="2" w:space="10"/>
+        </w:pBdr>
+        <w:shd w:fill="F1F5F8" w:color="auto" w:val="clear"/>
+        <w:spacing w:after="140" w:before="0" w:line="276"/>
+        <w:ind w:left="200" w:right="200"/>
+      </w:pPr>
+      <w:r>
+        <w:rPr>
+          <w:b w:val="false"/>
+          <w:bCs w:val="false"/>
+          <w:i w:val="false"/>
+          <w:iCs w:val="false"/>
+          <w:color w:val="222629"/>
+          <w:sz w:val="20"/>
+          <w:szCs w:val="20"/>
+        </w:rPr>
+        <w:t xml:space="preserve">Every instrument named in this register is Product’s identification of the likely source. None has been verified by Compliance or Legal, no provision pointer has been checked against the text in force, and no applicability determination has been made for this entity in its distribution capacity. Nothing here may be relied on as a citation until Compliance completes the status column.</w:t>
+      </w:r>
+    </w:p>
+    <w:p>
+      <w:pPr>
+        <w:spacing w:after="140"/>
+      </w:pPr>
+      <w:r>
+        <w:t xml:space="preserve"/>
+      </w:r>
+    </w:p>
+    <w:p>
+      <w:pPr>
+        <w:spacing w:after="120" w:before="0" w:line="276"/>
+        <w:jc w:val="left"/>
+      </w:pPr>
+      <w:r>
+        <w:rPr>
+          <w:b w:val="false"/>
+          <w:bCs w:val="false"/>
+          <w:i w:val="false"/>
+          <w:iCs w:val="false"/>
+          <w:color w:val="222629"/>
+          <w:sz w:val="20"/>
+          <w:szCs w:val="20"/>
+        </w:rPr>
+        <w:t xml:space="preserve">Each rule in this submission carries one or more of the codes below, printed beneath the rule identifier. The code says which obligation the rule is there to serve. Where a rule carries no code, no external obligation is claimed for it and it is Product design.</w:t>
+      </w:r>
+    </w:p>
+    <w:p>
+      <w:pPr>
+        <w:spacing w:after="60"/>
+      </w:pPr>
+      <w:r>
+        <w:t xml:space="preserve"/>
+      </w:r>
+    </w:p>
+    <w:p>
+      <w:pPr>
+        <w:pStyle w:val="Heading2"/>
+        <w:keepNext/>
+        <w:keepLines/>
+        <w:spacing w:after="100" w:before="220"/>
+      </w:pPr>
+      <w:r>
+        <w:rPr>
+          <w:b/>
+          <w:bCs/>
+          <w:color w:val="0F6E6E"/>
+          <w:sz w:val="21"/>
+          <w:szCs w:val="21"/>
+        </w:rPr>
+        <w:t xml:space="preserve">Data protection</w:t>
+      </w:r>
+    </w:p>
+    <w:tbl>
+      <w:tblPr>
+        <w:tblW w:type="dxa" w:w="9638"/>
+        <w:tblBorders>
+          <w:top w:val="single" w:color="C7D2DC" w:sz="4"/>
+          <w:left w:val="single" w:color="C7D2DC" w:sz="4"/>
+          <w:bottom w:val="single" w:color="C7D2DC" w:sz="4"/>
+          <w:right w:val="single" w:color="C7D2DC" w:sz="4"/>
+          <w:insideH w:val="single" w:color="C7D2DC" w:sz="2"/>
+          <w:insideV w:val="single" w:color="C7D2DC" w:sz="2"/>
+        </w:tblBorders>
+      </w:tblPr>
+      <w:tblGrid>
+        <w:gridCol w:w="1349"/>
+        <w:gridCol w:w="2313"/>
+        <w:gridCol w:w="2891"/>
+        <w:gridCol w:w="3085"/>
+      </w:tblGrid>
+      <w:tr>
+        <w:trPr>
+          <w:cantSplit/>
+          <w:tblHeader/>
+        </w:trPr>
+        <w:tc>
+          <w:tcPr>
+            <w:tcW w:type="dxa" w:w="1349"/>
+            <w:shd w:fill="11304E" w:color="auto" w:val="clear"/>
+            <w:tcMar>
+              <w:top w:type="dxa" w:w="90"/>
+              <w:left w:type="dxa" w:w="130"/>
+              <w:bottom w:type="dxa" w:w="90"/>
+              <w:right w:type="dxa" w:w="130"/>
+            </w:tcMar>
+            <w:vAlign w:val="center"/>
+          </w:tcPr>
+          <w:p>
+            <w:pPr>
+              <w:spacing w:after="40" w:before="40" w:line="252"/>
+              <w:jc w:val="left"/>
+            </w:pPr>
+            <w:r>
+              <w:rPr>
+                <w:b/>
+                <w:bCs/>
+                <w:i w:val="false"/>
+                <w:iCs w:val="false"/>
+                <w:color w:val="FFFFFF"/>
+                <w:sz w:val="18"/>
+                <w:szCs w:val="18"/>
+              </w:rPr>
+              <w:t xml:space="preserve">Code</w:t>
+            </w:r>
+          </w:p>
+        </w:tc>
+        <w:tc>
+          <w:tcPr>
+            <w:tcW w:type="dxa" w:w="2313"/>
+            <w:shd w:fill="11304E" w:color="auto" w:val="clear"/>
+            <w:tcMar>
+              <w:top w:type="dxa" w:w="90"/>
+              <w:left w:type="dxa" w:w="130"/>
+              <w:bottom w:type="dxa" w:w="90"/>
+              <w:right w:type="dxa" w:w="130"/>
+            </w:tcMar>
+            <w:vAlign w:val="center"/>
+          </w:tcPr>
+          <w:p>
+            <w:pPr>
+              <w:spacing w:after="40" w:before="40" w:line="252"/>
+              <w:jc w:val="left"/>
+            </w:pPr>
+            <w:r>
+              <w:rPr>
+                <w:b/>
+                <w:bCs/>
+                <w:i w:val="false"/>
+                <w:iCs w:val="false"/>
+                <w:color w:val="FFFFFF"/>
+                <w:sz w:val="18"/>
+                <w:szCs w:val="18"/>
+              </w:rPr>
+              <w:t xml:space="preserve">Instrument as identified by Product</w:t>
+            </w:r>
+          </w:p>
+        </w:tc>
+        <w:tc>
+          <w:tcPr>
+            <w:tcW w:type="dxa" w:w="2891"/>
+            <w:shd w:fill="11304E" w:color="auto" w:val="clear"/>
+            <w:tcMar>
+              <w:top w:type="dxa" w:w="90"/>
+              <w:left w:type="dxa" w:w="130"/>
+              <w:bottom w:type="dxa" w:w="90"/>
+              <w:right w:type="dxa" w:w="130"/>
+            </w:tcMar>
+            <w:vAlign w:val="center"/>
+          </w:tcPr>
+          <w:p>
+            <w:pPr>
+              <w:spacing w:after="40" w:before="40" w:line="252"/>
+              <w:jc w:val="left"/>
+            </w:pPr>
+            <w:r>
+              <w:rPr>
+                <w:b/>
+                <w:bCs/>
+                <w:i w:val="false"/>
+                <w:iCs w:val="false"/>
+                <w:color w:val="FFFFFF"/>
+                <w:sz w:val="18"/>
+                <w:szCs w:val="18"/>
+              </w:rPr>
+              <w:t xml:space="preserve">What the obligation requires</w:t>
+            </w:r>
+          </w:p>
+        </w:tc>
+        <w:tc>
+          <w:tcPr>
+            <w:tcW w:type="dxa" w:w="3085"/>
+            <w:shd w:fill="11304E" w:color="auto" w:val="clear"/>
+            <w:tcMar>
+              <w:top w:type="dxa" w:w="90"/>
+              <w:left w:type="dxa" w:w="130"/>
+              <w:bottom w:type="dxa" w:w="90"/>
+              <w:right w:type="dxa" w:w="130"/>
+            </w:tcMar>
+            <w:vAlign w:val="center"/>
+          </w:tcPr>
+          <w:p>
+            <w:pPr>
+              <w:spacing w:after="40" w:before="40" w:line="252"/>
+              <w:jc w:val="left"/>
+            </w:pPr>
+            <w:r>
+              <w:rPr>
+                <w:b/>
+                <w:bCs/>
+                <w:i w:val="false"/>
+                <w:iCs w:val="false"/>
+                <w:color w:val="FFFFFF"/>
+                <w:sz w:val="18"/>
+                <w:szCs w:val="18"/>
+              </w:rPr>
+              <w:t xml:space="preserve">Citation status — for Compliance to complete</w:t>
+            </w:r>
+          </w:p>
+        </w:tc>
+      </w:tr>
+      <w:tr>
+        <w:trPr>
+          <w:cantSplit/>
+        </w:trPr>
+        <w:tc>
+          <w:tcPr>
+            <w:tcW w:type="dxa" w:w="1349"/>
+            <w:tcMar>
+              <w:top w:type="dxa" w:w="90"/>
+              <w:left w:type="dxa" w:w="130"/>
+              <w:bottom w:type="dxa" w:w="90"/>
+              <w:right w:type="dxa" w:w="130"/>
+            </w:tcMar>
+            <w:vAlign w:val="top"/>
+          </w:tcPr>
+          <w:p>
+            <w:pPr>
+              <w:spacing w:after="40" w:before="40" w:line="252"/>
+              <w:jc w:val="left"/>
+            </w:pPr>
+            <w:r>
+              <w:rPr>
+                <w:b/>
+                <w:bCs/>
+                <w:i w:val="false"/>
+                <w:iCs w:val="false"/>
+                <w:color w:val="11304E"/>
+                <w:sz w:val="17"/>
+                <w:szCs w:val="17"/>
+              </w:rPr>
+              <w:t xml:space="preserve">OBL-DP-01</w:t>
+            </w:r>
+          </w:p>
+        </w:tc>
+        <w:tc>
+          <w:tcPr>
+            <w:tcW w:type="dxa" w:w="2313"/>
+            <w:tcMar>
+              <w:top w:type="dxa" w:w="90"/>
+              <w:left w:type="dxa" w:w="130"/>
+              <w:bottom w:type="dxa" w:w="90"/>
+              <w:right w:type="dxa" w:w="130"/>
+            </w:tcMar>
+            <w:vAlign w:val="top"/>
+          </w:tcPr>
+          <w:p>
+            <w:pPr>
+              <w:spacing w:after="40" w:before="40" w:line="252"/>
+              <w:jc w:val="left"/>
+            </w:pPr>
+            <w:r>
+              <w:rPr>
+                <w:b w:val="false"/>
+                <w:bCs w:val="false"/>
+                <w:i w:val="false"/>
+                <w:iCs w:val="false"/>
+                <w:color w:val="222629"/>
+                <w:sz w:val="18"/>
+                <w:szCs w:val="18"/>
+              </w:rPr>
+              <w:t xml:space="preserve">Digital Personal Data Protection Act, 2023</w:t>
+            </w:r>
+          </w:p>
+        </w:tc>
+        <w:tc>
+          <w:tcPr>
+            <w:tcW w:type="dxa" w:w="2891"/>
+            <w:tcMar>
+              <w:top w:type="dxa" w:w="90"/>
+              <w:left w:type="dxa" w:w="130"/>
+              <w:bottom w:type="dxa" w:w="90"/>
+              <w:right w:type="dxa" w:w="130"/>
+            </w:tcMar>
+            <w:vAlign w:val="top"/>
+          </w:tcPr>
+          <w:p>
+            <w:pPr>
+              <w:spacing w:after="40" w:before="40" w:line="252"/>
+              <w:jc w:val="left"/>
+            </w:pPr>
+            <w:r>
+              <w:rPr>
+                <w:b w:val="false"/>
+                <w:bCs w:val="false"/>
+                <w:i w:val="false"/>
+                <w:iCs w:val="false"/>
+                <w:color w:val="222629"/>
+                <w:sz w:val="18"/>
+                <w:szCs w:val="18"/>
+              </w:rPr>
+              <w:t xml:space="preserve">Notice: an itemised notice describing the personal data and the purpose must be given before, or at the time of, seeking consent.</w:t>
+            </w:r>
+          </w:p>
+        </w:tc>
+        <w:tc>
+          <w:tcPr>
+            <w:tcW w:type="dxa" w:w="3085"/>
+            <w:tcMar>
+              <w:top w:type="dxa" w:w="90"/>
+              <w:left w:type="dxa" w:w="130"/>
+              <w:bottom w:type="dxa" w:w="90"/>
+              <w:right w:type="dxa" w:w="130"/>
+            </w:tcMar>
+            <w:vAlign w:val="top"/>
+          </w:tcPr>
+          <w:p>
+            <w:pPr>
+              <w:spacing w:after="40" w:before="40" w:line="252"/>
+              <w:jc w:val="left"/>
+            </w:pPr>
+            <w:r>
+              <w:rPr>
+                <w:b w:val="false"/>
+                <w:bCs w:val="false"/>
+                <w:i w:val="false"/>
+                <w:iCs w:val="false"/>
+                <w:color w:val="222629"/>
+                <w:sz w:val="18"/>
+                <w:szCs w:val="18"/>
+              </w:rPr>
+              <w:t xml:space="preserve">Notice provision (understood to be s.5). Provision and current amendment status to be confirmed.</w:t>
+            </w:r>
+          </w:p>
+        </w:tc>
+      </w:tr>
+      <w:tr>
+        <w:trPr>
+          <w:cantSplit/>
+        </w:trPr>
+        <w:tc>
+          <w:tcPr>
+            <w:tcW w:type="dxa" w:w="1349"/>
+            <w:shd w:fill="F1F5F8" w:color="auto" w:val="clear"/>
+            <w:tcMar>
+              <w:top w:type="dxa" w:w="90"/>
+              <w:left w:type="dxa" w:w="130"/>
+              <w:bottom w:type="dxa" w:w="90"/>
+              <w:right w:type="dxa" w:w="130"/>
+            </w:tcMar>
+            <w:vAlign w:val="top"/>
+          </w:tcPr>
+          <w:p>
+            <w:pPr>
+              <w:spacing w:after="40" w:before="40" w:line="252"/>
+              <w:jc w:val="left"/>
+            </w:pPr>
+            <w:r>
+              <w:rPr>
+                <w:b/>
+                <w:bCs/>
+                <w:i w:val="false"/>
+                <w:iCs w:val="false"/>
+                <w:color w:val="11304E"/>
+                <w:sz w:val="17"/>
+                <w:szCs w:val="17"/>
+              </w:rPr>
+              <w:t xml:space="preserve">OBL-DP-02</w:t>
+            </w:r>
+          </w:p>
+        </w:tc>
+        <w:tc>
+          <w:tcPr>
+            <w:tcW w:type="dxa" w:w="2313"/>
+            <w:shd w:fill="F1F5F8" w:color="auto" w:val="clear"/>
+            <w:tcMar>
+              <w:top w:type="dxa" w:w="90"/>
+              <w:left w:type="dxa" w:w="130"/>
+              <w:bottom w:type="dxa" w:w="90"/>
+              <w:right w:type="dxa" w:w="130"/>
+            </w:tcMar>
+            <w:vAlign w:val="top"/>
+          </w:tcPr>
+          <w:p>
+            <w:pPr>
+              <w:spacing w:after="40" w:before="40" w:line="252"/>
+              <w:jc w:val="left"/>
+            </w:pPr>
+            <w:r>
+              <w:rPr>
+                <w:b w:val="false"/>
+                <w:bCs w:val="false"/>
+                <w:i w:val="false"/>
+                <w:iCs w:val="false"/>
+                <w:color w:val="222629"/>
+                <w:sz w:val="18"/>
+                <w:szCs w:val="18"/>
+              </w:rPr>
+              <w:t xml:space="preserve">Digital Personal Data Protection Act, 2023</w:t>
+            </w:r>
+          </w:p>
+        </w:tc>
+        <w:tc>
+          <w:tcPr>
+            <w:tcW w:type="dxa" w:w="2891"/>
+            <w:shd w:fill="F1F5F8" w:color="auto" w:val="clear"/>
+            <w:tcMar>
+              <w:top w:type="dxa" w:w="90"/>
+              <w:left w:type="dxa" w:w="130"/>
+              <w:bottom w:type="dxa" w:w="90"/>
+              <w:right w:type="dxa" w:w="130"/>
+            </w:tcMar>
+            <w:vAlign w:val="top"/>
+          </w:tcPr>
+          <w:p>
+            <w:pPr>
+              <w:spacing w:after="40" w:before="40" w:line="252"/>
+              <w:jc w:val="left"/>
+            </w:pPr>
+            <w:r>
+              <w:rPr>
+                <w:b w:val="false"/>
+                <w:bCs w:val="false"/>
+                <w:i w:val="false"/>
+                <w:iCs w:val="false"/>
+                <w:color w:val="222629"/>
+                <w:sz w:val="18"/>
+                <w:szCs w:val="18"/>
+              </w:rPr>
+              <w:t xml:space="preserve">Valid consent: free, specific, informed, unconditional and unambiguous, given by a clear affirmative action, and limited to the data necessary for the stated purpose.</w:t>
+            </w:r>
+          </w:p>
+        </w:tc>
+        <w:tc>
+          <w:tcPr>
+            <w:tcW w:type="dxa" w:w="3085"/>
+            <w:shd w:fill="F1F5F8" w:color="auto" w:val="clear"/>
+            <w:tcMar>
+              <w:top w:type="dxa" w:w="90"/>
+              <w:left w:type="dxa" w:w="130"/>
+              <w:bottom w:type="dxa" w:w="90"/>
+              <w:right w:type="dxa" w:w="130"/>
+            </w:tcMar>
+            <w:vAlign w:val="top"/>
+          </w:tcPr>
+          <w:p>
+            <w:pPr>
+              <w:spacing w:after="40" w:before="40" w:line="252"/>
+              <w:jc w:val="left"/>
+            </w:pPr>
+            <w:r>
+              <w:rPr>
+                <w:b w:val="false"/>
+                <w:bCs w:val="false"/>
+                <w:i w:val="false"/>
+                <w:iCs w:val="false"/>
+                <w:color w:val="222629"/>
+                <w:sz w:val="18"/>
+                <w:szCs w:val="18"/>
+              </w:rPr>
+              <w:t xml:space="preserve">Consent provision (understood to be s.6(1)). To be confirmed.</w:t>
+            </w:r>
+          </w:p>
+        </w:tc>
+      </w:tr>
+      <w:tr>
+        <w:trPr>
+          <w:cantSplit/>
+        </w:trPr>
+        <w:tc>
+          <w:tcPr>
+            <w:tcW w:type="dxa" w:w="1349"/>
+            <w:tcMar>
+              <w:top w:type="dxa" w:w="90"/>
+              <w:left w:type="dxa" w:w="130"/>
+              <w:bottom w:type="dxa" w:w="90"/>
+              <w:right w:type="dxa" w:w="130"/>
+            </w:tcMar>
+            <w:vAlign w:val="top"/>
+          </w:tcPr>
+          <w:p>
+            <w:pPr>
+              <w:spacing w:after="40" w:before="40" w:line="252"/>
+              <w:jc w:val="left"/>
+            </w:pPr>
+            <w:r>
+              <w:rPr>
+                <w:b/>
+                <w:bCs/>
+                <w:i w:val="false"/>
+                <w:iCs w:val="false"/>
+                <w:color w:val="11304E"/>
+                <w:sz w:val="17"/>
+                <w:szCs w:val="17"/>
+              </w:rPr>
+              <w:t xml:space="preserve">OBL-DP-03</w:t>
+            </w:r>
+          </w:p>
+        </w:tc>
+        <w:tc>
+          <w:tcPr>
+            <w:tcW w:type="dxa" w:w="2313"/>
+            <w:tcMar>
+              <w:top w:type="dxa" w:w="90"/>
+              <w:left w:type="dxa" w:w="130"/>
+              <w:bottom w:type="dxa" w:w="90"/>
+              <w:right w:type="dxa" w:w="130"/>
+            </w:tcMar>
+            <w:vAlign w:val="top"/>
+          </w:tcPr>
+          <w:p>
+            <w:pPr>
+              <w:spacing w:after="40" w:before="40" w:line="252"/>
+              <w:jc w:val="left"/>
+            </w:pPr>
+            <w:r>
+              <w:rPr>
+                <w:b w:val="false"/>
+                <w:bCs w:val="false"/>
+                <w:i w:val="false"/>
+                <w:iCs w:val="false"/>
+                <w:color w:val="222629"/>
+                <w:sz w:val="18"/>
+                <w:szCs w:val="18"/>
+              </w:rPr>
+              <w:t xml:space="preserve">Digital Personal Data Protection Act, 2023</w:t>
+            </w:r>
+          </w:p>
+        </w:tc>
+        <w:tc>
+          <w:tcPr>
+            <w:tcW w:type="dxa" w:w="2891"/>
+            <w:tcMar>
+              <w:top w:type="dxa" w:w="90"/>
+              <w:left w:type="dxa" w:w="130"/>
+              <w:bottom w:type="dxa" w:w="90"/>
+              <w:right w:type="dxa" w:w="130"/>
+            </w:tcMar>
+            <w:vAlign w:val="top"/>
+          </w:tcPr>
+          <w:p>
+            <w:pPr>
+              <w:spacing w:after="40" w:before="40" w:line="252"/>
+              <w:jc w:val="left"/>
+            </w:pPr>
+            <w:r>
+              <w:rPr>
+                <w:b w:val="false"/>
+                <w:bCs w:val="false"/>
+                <w:i w:val="false"/>
+                <w:iCs w:val="false"/>
+                <w:color w:val="222629"/>
+                <w:sz w:val="18"/>
+                <w:szCs w:val="18"/>
+              </w:rPr>
+              <w:t xml:space="preserve">Form of the request: clear and plain language, available in English or a language in the Eighth Schedule, with contact details of a person able to answer.</w:t>
+            </w:r>
+          </w:p>
+        </w:tc>
+        <w:tc>
+          <w:tcPr>
+            <w:tcW w:type="dxa" w:w="3085"/>
+            <w:tcMar>
+              <w:top w:type="dxa" w:w="90"/>
+              <w:left w:type="dxa" w:w="130"/>
+              <w:bottom w:type="dxa" w:w="90"/>
+              <w:right w:type="dxa" w:w="130"/>
+            </w:tcMar>
+            <w:vAlign w:val="top"/>
+          </w:tcPr>
+          <w:p>
+            <w:pPr>
+              <w:spacing w:after="40" w:before="40" w:line="252"/>
+              <w:jc w:val="left"/>
+            </w:pPr>
+            <w:r>
+              <w:rPr>
+                <w:b w:val="false"/>
+                <w:bCs w:val="false"/>
+                <w:i w:val="false"/>
+                <w:iCs w:val="false"/>
+                <w:color w:val="222629"/>
+                <w:sz w:val="18"/>
+                <w:szCs w:val="18"/>
+              </w:rPr>
+              <w:t xml:space="preserve">Understood to be s.6(3). To be confirmed.</w:t>
+            </w:r>
+          </w:p>
+        </w:tc>
+      </w:tr>
+      <w:tr>
+        <w:trPr>
+          <w:cantSplit/>
+        </w:trPr>
+        <w:tc>
+          <w:tcPr>
+            <w:tcW w:type="dxa" w:w="1349"/>
+            <w:shd w:fill="F1F5F8" w:color="auto" w:val="clear"/>
+            <w:tcMar>
+              <w:top w:type="dxa" w:w="90"/>
+              <w:left w:type="dxa" w:w="130"/>
+              <w:bottom w:type="dxa" w:w="90"/>
+              <w:right w:type="dxa" w:w="130"/>
+            </w:tcMar>
+            <w:vAlign w:val="top"/>
+          </w:tcPr>
+          <w:p>
+            <w:pPr>
+              <w:spacing w:after="40" w:before="40" w:line="252"/>
+              <w:jc w:val="left"/>
+            </w:pPr>
+            <w:r>
+              <w:rPr>
+                <w:b/>
+                <w:bCs/>
+                <w:i w:val="false"/>
+                <w:iCs w:val="false"/>
+                <w:color w:val="11304E"/>
+                <w:sz w:val="17"/>
+                <w:szCs w:val="17"/>
+              </w:rPr>
+              <w:t xml:space="preserve">OBL-DP-04</w:t>
+            </w:r>
+          </w:p>
+        </w:tc>
+        <w:tc>
+          <w:tcPr>
+            <w:tcW w:type="dxa" w:w="2313"/>
+            <w:shd w:fill="F1F5F8" w:color="auto" w:val="clear"/>
+            <w:tcMar>
+              <w:top w:type="dxa" w:w="90"/>
+              <w:left w:type="dxa" w:w="130"/>
+              <w:bottom w:type="dxa" w:w="90"/>
+              <w:right w:type="dxa" w:w="130"/>
+            </w:tcMar>
+            <w:vAlign w:val="top"/>
+          </w:tcPr>
+          <w:p>
+            <w:pPr>
+              <w:spacing w:after="40" w:before="40" w:line="252"/>
+              <w:jc w:val="left"/>
+            </w:pPr>
+            <w:r>
+              <w:rPr>
+                <w:b w:val="false"/>
+                <w:bCs w:val="false"/>
+                <w:i w:val="false"/>
+                <w:iCs w:val="false"/>
+                <w:color w:val="222629"/>
+                <w:sz w:val="18"/>
+                <w:szCs w:val="18"/>
+              </w:rPr>
+              <w:t xml:space="preserve">Digital Personal Data Protection Act, 2023</w:t>
+            </w:r>
+          </w:p>
+        </w:tc>
+        <w:tc>
+          <w:tcPr>
+            <w:tcW w:type="dxa" w:w="2891"/>
+            <w:shd w:fill="F1F5F8" w:color="auto" w:val="clear"/>
+            <w:tcMar>
+              <w:top w:type="dxa" w:w="90"/>
+              <w:left w:type="dxa" w:w="130"/>
+              <w:bottom w:type="dxa" w:w="90"/>
+              <w:right w:type="dxa" w:w="130"/>
+            </w:tcMar>
+            <w:vAlign w:val="top"/>
+          </w:tcPr>
+          <w:p>
+            <w:pPr>
+              <w:spacing w:after="40" w:before="40" w:line="252"/>
+              <w:jc w:val="left"/>
+            </w:pPr>
+            <w:r>
+              <w:rPr>
+                <w:b w:val="false"/>
+                <w:bCs w:val="false"/>
+                <w:i w:val="false"/>
+                <w:iCs w:val="false"/>
+                <w:color w:val="222629"/>
+                <w:sz w:val="18"/>
+                <w:szCs w:val="18"/>
+              </w:rPr>
+              <w:t xml:space="preserve">Withdrawal: the customer may withdraw consent at any time, with ease comparable to giving it, and processing must stop within a reasonable time.</w:t>
+            </w:r>
+          </w:p>
+        </w:tc>
+        <w:tc>
+          <w:tcPr>
+            <w:tcW w:type="dxa" w:w="3085"/>
+            <w:shd w:fill="F1F5F8" w:color="auto" w:val="clear"/>
+            <w:tcMar>
+              <w:top w:type="dxa" w:w="90"/>
+              <w:left w:type="dxa" w:w="130"/>
+              <w:bottom w:type="dxa" w:w="90"/>
+              <w:right w:type="dxa" w:w="130"/>
+            </w:tcMar>
+            <w:vAlign w:val="top"/>
+          </w:tcPr>
+          <w:p>
+            <w:pPr>
+              <w:spacing w:after="40" w:before="40" w:line="252"/>
+              <w:jc w:val="left"/>
+            </w:pPr>
+            <w:r>
+              <w:rPr>
+                <w:b w:val="false"/>
+                <w:bCs w:val="false"/>
+                <w:i w:val="false"/>
+                <w:iCs w:val="false"/>
+                <w:color w:val="222629"/>
+                <w:sz w:val="18"/>
+                <w:szCs w:val="18"/>
+              </w:rPr>
+              <w:t xml:space="preserve">Understood to be s.6(4) to s.6(6). To be confirmed.</w:t>
+            </w:r>
+          </w:p>
+        </w:tc>
+      </w:tr>
+      <w:tr>
+        <w:trPr>
+          <w:cantSplit/>
+        </w:trPr>
+        <w:tc>
+          <w:tcPr>
+            <w:tcW w:type="dxa" w:w="1349"/>
+            <w:tcMar>
+              <w:top w:type="dxa" w:w="90"/>
+              <w:left w:type="dxa" w:w="130"/>
+              <w:bottom w:type="dxa" w:w="90"/>
+              <w:right w:type="dxa" w:w="130"/>
+            </w:tcMar>
+            <w:vAlign w:val="top"/>
+          </w:tcPr>
+          <w:p>
+            <w:pPr>
+              <w:spacing w:after="40" w:before="40" w:line="252"/>
+              <w:jc w:val="left"/>
+            </w:pPr>
+            <w:r>
+              <w:rPr>
+                <w:b/>
+                <w:bCs/>
+                <w:i w:val="false"/>
+                <w:iCs w:val="false"/>
+                <w:color w:val="11304E"/>
+                <w:sz w:val="17"/>
+                <w:szCs w:val="17"/>
+              </w:rPr>
+              <w:t xml:space="preserve">OBL-DP-05</w:t>
+            </w:r>
+          </w:p>
+        </w:tc>
+        <w:tc>
+          <w:tcPr>
+            <w:tcW w:type="dxa" w:w="2313"/>
+            <w:tcMar>
+              <w:top w:type="dxa" w:w="90"/>
+              <w:left w:type="dxa" w:w="130"/>
+              <w:bottom w:type="dxa" w:w="90"/>
+              <w:right w:type="dxa" w:w="130"/>
+            </w:tcMar>
+            <w:vAlign w:val="top"/>
+          </w:tcPr>
+          <w:p>
+            <w:pPr>
+              <w:spacing w:after="40" w:before="40" w:line="252"/>
+              <w:jc w:val="left"/>
+            </w:pPr>
+            <w:r>
+              <w:rPr>
+                <w:b w:val="false"/>
+                <w:bCs w:val="false"/>
+                <w:i w:val="false"/>
+                <w:iCs w:val="false"/>
+                <w:color w:val="222629"/>
+                <w:sz w:val="18"/>
+                <w:szCs w:val="18"/>
+              </w:rPr>
+              <w:t xml:space="preserve">Digital Personal Data Protection Act, 2023</w:t>
+            </w:r>
+          </w:p>
+        </w:tc>
+        <w:tc>
+          <w:tcPr>
+            <w:tcW w:type="dxa" w:w="2891"/>
+            <w:tcMar>
+              <w:top w:type="dxa" w:w="90"/>
+              <w:left w:type="dxa" w:w="130"/>
+              <w:bottom w:type="dxa" w:w="90"/>
+              <w:right w:type="dxa" w:w="130"/>
+            </w:tcMar>
+            <w:vAlign w:val="top"/>
+          </w:tcPr>
+          <w:p>
+            <w:pPr>
+              <w:spacing w:after="40" w:before="40" w:line="252"/>
+              <w:jc w:val="left"/>
+            </w:pPr>
+            <w:r>
+              <w:rPr>
+                <w:b w:val="false"/>
+                <w:bCs w:val="false"/>
+                <w:i w:val="false"/>
+                <w:iCs w:val="false"/>
+                <w:color w:val="222629"/>
+                <w:sz w:val="18"/>
+                <w:szCs w:val="18"/>
+              </w:rPr>
+              <w:t xml:space="preserve">Consent Manager: consent may be given, managed, reviewed and withdrawn through a registered Consent Manager.</w:t>
+            </w:r>
+          </w:p>
+        </w:tc>
+        <w:tc>
+          <w:tcPr>
+            <w:tcW w:type="dxa" w:w="3085"/>
+            <w:tcMar>
+              <w:top w:type="dxa" w:w="90"/>
+              <w:left w:type="dxa" w:w="130"/>
+              <w:bottom w:type="dxa" w:w="90"/>
+              <w:right w:type="dxa" w:w="130"/>
+            </w:tcMar>
+            <w:vAlign w:val="top"/>
+          </w:tcPr>
+          <w:p>
+            <w:pPr>
+              <w:spacing w:after="40" w:before="40" w:line="252"/>
+              <w:jc w:val="left"/>
+            </w:pPr>
+            <w:r>
+              <w:rPr>
+                <w:b w:val="false"/>
+                <w:bCs w:val="false"/>
+                <w:i w:val="false"/>
+                <w:iCs w:val="false"/>
+                <w:color w:val="222629"/>
+                <w:sz w:val="18"/>
+                <w:szCs w:val="18"/>
+              </w:rPr>
+              <w:t xml:space="preserve">Understood to be s.6(7) to s.6(9). Applicability depends on notification — see OPEN-CNS-05.</w:t>
+            </w:r>
+          </w:p>
+        </w:tc>
+      </w:tr>
+      <w:tr>
+        <w:trPr>
+          <w:cantSplit/>
+        </w:trPr>
+        <w:tc>
+          <w:tcPr>
+            <w:tcW w:type="dxa" w:w="1349"/>
+            <w:shd w:fill="F1F5F8" w:color="auto" w:val="clear"/>
+            <w:tcMar>
+              <w:top w:type="dxa" w:w="90"/>
+              <w:left w:type="dxa" w:w="130"/>
+              <w:bottom w:type="dxa" w:w="90"/>
+              <w:right w:type="dxa" w:w="130"/>
+            </w:tcMar>
+            <w:vAlign w:val="top"/>
+          </w:tcPr>
+          <w:p>
+            <w:pPr>
+              <w:spacing w:after="40" w:before="40" w:line="252"/>
+              <w:jc w:val="left"/>
+            </w:pPr>
+            <w:r>
+              <w:rPr>
+                <w:b/>
+                <w:bCs/>
+                <w:i w:val="false"/>
+                <w:iCs w:val="false"/>
+                <w:color w:val="11304E"/>
+                <w:sz w:val="17"/>
+                <w:szCs w:val="17"/>
+              </w:rPr>
+              <w:t xml:space="preserve">OBL-DP-06</w:t>
+            </w:r>
+          </w:p>
+        </w:tc>
+        <w:tc>
+          <w:tcPr>
+            <w:tcW w:type="dxa" w:w="2313"/>
+            <w:shd w:fill="F1F5F8" w:color="auto" w:val="clear"/>
+            <w:tcMar>
+              <w:top w:type="dxa" w:w="90"/>
+              <w:left w:type="dxa" w:w="130"/>
+              <w:bottom w:type="dxa" w:w="90"/>
+              <w:right w:type="dxa" w:w="130"/>
+            </w:tcMar>
+            <w:vAlign w:val="top"/>
+          </w:tcPr>
+          <w:p>
+            <w:pPr>
+              <w:spacing w:after="40" w:before="40" w:line="252"/>
+              <w:jc w:val="left"/>
+            </w:pPr>
+            <w:r>
+              <w:rPr>
+                <w:b w:val="false"/>
+                <w:bCs w:val="false"/>
+                <w:i w:val="false"/>
+                <w:iCs w:val="false"/>
+                <w:color w:val="222629"/>
+                <w:sz w:val="18"/>
+                <w:szCs w:val="18"/>
+              </w:rPr>
+              <w:t xml:space="preserve">Digital Personal Data Protection Act, 2023</w:t>
+            </w:r>
+          </w:p>
+        </w:tc>
+        <w:tc>
+          <w:tcPr>
+            <w:tcW w:type="dxa" w:w="2891"/>
+            <w:shd w:fill="F1F5F8" w:color="auto" w:val="clear"/>
+            <w:tcMar>
+              <w:top w:type="dxa" w:w="90"/>
+              <w:left w:type="dxa" w:w="130"/>
+              <w:bottom w:type="dxa" w:w="90"/>
+              <w:right w:type="dxa" w:w="130"/>
+            </w:tcMar>
+            <w:vAlign w:val="top"/>
+          </w:tcPr>
+          <w:p>
+            <w:pPr>
+              <w:spacing w:after="40" w:before="40" w:line="252"/>
+              <w:jc w:val="left"/>
+            </w:pPr>
+            <w:r>
+              <w:rPr>
+                <w:b w:val="false"/>
+                <w:bCs w:val="false"/>
+                <w:i w:val="false"/>
+                <w:iCs w:val="false"/>
+                <w:color w:val="222629"/>
+                <w:sz w:val="18"/>
+                <w:szCs w:val="18"/>
+              </w:rPr>
+              <w:t xml:space="preserve">Purpose limitation and erasure: erase personal data once the purpose is no longer served, unless retention is required by law.</w:t>
+            </w:r>
+          </w:p>
+        </w:tc>
+        <w:tc>
+          <w:tcPr>
+            <w:tcW w:type="dxa" w:w="3085"/>
+            <w:shd w:fill="F1F5F8" w:color="auto" w:val="clear"/>
+            <w:tcMar>
+              <w:top w:type="dxa" w:w="90"/>
+              <w:left w:type="dxa" w:w="130"/>
+              <w:bottom w:type="dxa" w:w="90"/>
+              <w:right w:type="dxa" w:w="130"/>
+            </w:tcMar>
+            <w:vAlign w:val="top"/>
+          </w:tcPr>
+          <w:p>
+            <w:pPr>
+              <w:spacing w:after="40" w:before="40" w:line="252"/>
+              <w:jc w:val="left"/>
+            </w:pPr>
+            <w:r>
+              <w:rPr>
+                <w:b w:val="false"/>
+                <w:bCs w:val="false"/>
+                <w:i w:val="false"/>
+                <w:iCs w:val="false"/>
+                <w:color w:val="222629"/>
+                <w:sz w:val="18"/>
+                <w:szCs w:val="18"/>
+              </w:rPr>
+              <w:t xml:space="preserve">Understood to be s.8(7). Interaction with insurance record-preservation is a live question — see §6.5.</w:t>
+            </w:r>
+          </w:p>
+        </w:tc>
+      </w:tr>
+      <w:tr>
+        <w:trPr>
+          <w:cantSplit/>
+        </w:trPr>
+        <w:tc>
+          <w:tcPr>
+            <w:tcW w:type="dxa" w:w="1349"/>
+            <w:tcMar>
+              <w:top w:type="dxa" w:w="90"/>
+              <w:left w:type="dxa" w:w="130"/>
+              <w:bottom w:type="dxa" w:w="90"/>
+              <w:right w:type="dxa" w:w="130"/>
+            </w:tcMar>
+            <w:vAlign w:val="top"/>
+          </w:tcPr>
+          <w:p>
+            <w:pPr>
+              <w:spacing w:after="40" w:before="40" w:line="252"/>
+              <w:jc w:val="left"/>
+            </w:pPr>
+            <w:r>
+              <w:rPr>
+                <w:b/>
+                <w:bCs/>
+                <w:i w:val="false"/>
+                <w:iCs w:val="false"/>
+                <w:color w:val="11304E"/>
+                <w:sz w:val="17"/>
+                <w:szCs w:val="17"/>
+              </w:rPr>
+              <w:t xml:space="preserve">OBL-DP-07</w:t>
+            </w:r>
+          </w:p>
+        </w:tc>
+        <w:tc>
+          <w:tcPr>
+            <w:tcW w:type="dxa" w:w="2313"/>
+            <w:tcMar>
+              <w:top w:type="dxa" w:w="90"/>
+              <w:left w:type="dxa" w:w="130"/>
+              <w:bottom w:type="dxa" w:w="90"/>
+              <w:right w:type="dxa" w:w="130"/>
+            </w:tcMar>
+            <w:vAlign w:val="top"/>
+          </w:tcPr>
+          <w:p>
+            <w:pPr>
+              <w:spacing w:after="40" w:before="40" w:line="252"/>
+              <w:jc w:val="left"/>
+            </w:pPr>
+            <w:r>
+              <w:rPr>
+                <w:b w:val="false"/>
+                <w:bCs w:val="false"/>
+                <w:i w:val="false"/>
+                <w:iCs w:val="false"/>
+                <w:color w:val="222629"/>
+                <w:sz w:val="18"/>
+                <w:szCs w:val="18"/>
+              </w:rPr>
+              <w:t xml:space="preserve">Digital Personal Data Protection Act, 2023</w:t>
+            </w:r>
+          </w:p>
+        </w:tc>
+        <w:tc>
+          <w:tcPr>
+            <w:tcW w:type="dxa" w:w="2891"/>
+            <w:tcMar>
+              <w:top w:type="dxa" w:w="90"/>
+              <w:left w:type="dxa" w:w="130"/>
+              <w:bottom w:type="dxa" w:w="90"/>
+              <w:right w:type="dxa" w:w="130"/>
+            </w:tcMar>
+            <w:vAlign w:val="top"/>
+          </w:tcPr>
+          <w:p>
+            <w:pPr>
+              <w:spacing w:after="40" w:before="40" w:line="252"/>
+              <w:jc w:val="left"/>
+            </w:pPr>
+            <w:r>
+              <w:rPr>
+                <w:b w:val="false"/>
+                <w:bCs w:val="false"/>
+                <w:i w:val="false"/>
+                <w:iCs w:val="false"/>
+                <w:color w:val="222629"/>
+                <w:sz w:val="18"/>
+                <w:szCs w:val="18"/>
+              </w:rPr>
+              <w:t xml:space="preserve">Reasonable security safeguards to prevent a personal data breach.</w:t>
+            </w:r>
+          </w:p>
+        </w:tc>
+        <w:tc>
+          <w:tcPr>
+            <w:tcW w:type="dxa" w:w="3085"/>
+            <w:tcMar>
+              <w:top w:type="dxa" w:w="90"/>
+              <w:left w:type="dxa" w:w="130"/>
+              <w:bottom w:type="dxa" w:w="90"/>
+              <w:right w:type="dxa" w:w="130"/>
+            </w:tcMar>
+            <w:vAlign w:val="top"/>
+          </w:tcPr>
+          <w:p>
+            <w:pPr>
+              <w:spacing w:after="40" w:before="40" w:line="252"/>
+              <w:jc w:val="left"/>
+            </w:pPr>
+            <w:r>
+              <w:rPr>
+                <w:b w:val="false"/>
+                <w:bCs w:val="false"/>
+                <w:i w:val="false"/>
+                <w:iCs w:val="false"/>
+                <w:color w:val="222629"/>
+                <w:sz w:val="18"/>
+                <w:szCs w:val="18"/>
+              </w:rPr>
+              <w:t xml:space="preserve">Understood to be s.8(5). To be confirmed.</w:t>
+            </w:r>
+          </w:p>
+        </w:tc>
+      </w:tr>
+      <w:tr>
+        <w:trPr>
+          <w:cantSplit/>
+        </w:trPr>
+        <w:tc>
+          <w:tcPr>
+            <w:tcW w:type="dxa" w:w="1349"/>
+            <w:shd w:fill="F1F5F8" w:color="auto" w:val="clear"/>
+            <w:tcMar>
+              <w:top w:type="dxa" w:w="90"/>
+              <w:left w:type="dxa" w:w="130"/>
+              <w:bottom w:type="dxa" w:w="90"/>
+              <w:right w:type="dxa" w:w="130"/>
+            </w:tcMar>
+            <w:vAlign w:val="top"/>
+          </w:tcPr>
+          <w:p>
+            <w:pPr>
+              <w:spacing w:after="40" w:before="40" w:line="252"/>
+              <w:jc w:val="left"/>
+            </w:pPr>
+            <w:r>
+              <w:rPr>
+                <w:b/>
+                <w:bCs/>
+                <w:i w:val="false"/>
+                <w:iCs w:val="false"/>
+                <w:color w:val="11304E"/>
+                <w:sz w:val="17"/>
+                <w:szCs w:val="17"/>
+              </w:rPr>
+              <w:t xml:space="preserve">OBL-DP-08</w:t>
+            </w:r>
+          </w:p>
+        </w:tc>
+        <w:tc>
+          <w:tcPr>
+            <w:tcW w:type="dxa" w:w="2313"/>
+            <w:shd w:fill="F1F5F8" w:color="auto" w:val="clear"/>
+            <w:tcMar>
+              <w:top w:type="dxa" w:w="90"/>
+              <w:left w:type="dxa" w:w="130"/>
+              <w:bottom w:type="dxa" w:w="90"/>
+              <w:right w:type="dxa" w:w="130"/>
+            </w:tcMar>
+            <w:vAlign w:val="top"/>
+          </w:tcPr>
+          <w:p>
+            <w:pPr>
+              <w:spacing w:after="40" w:before="40" w:line="252"/>
+              <w:jc w:val="left"/>
+            </w:pPr>
+            <w:r>
+              <w:rPr>
+                <w:b w:val="false"/>
+                <w:bCs w:val="false"/>
+                <w:i w:val="false"/>
+                <w:iCs w:val="false"/>
+                <w:color w:val="222629"/>
+                <w:sz w:val="18"/>
+                <w:szCs w:val="18"/>
+              </w:rPr>
+              <w:t xml:space="preserve">Digital Personal Data Protection Act, 2023</w:t>
+            </w:r>
+          </w:p>
+        </w:tc>
+        <w:tc>
+          <w:tcPr>
+            <w:tcW w:type="dxa" w:w="2891"/>
+            <w:shd w:fill="F1F5F8" w:color="auto" w:val="clear"/>
+            <w:tcMar>
+              <w:top w:type="dxa" w:w="90"/>
+              <w:left w:type="dxa" w:w="130"/>
+              <w:bottom w:type="dxa" w:w="90"/>
+              <w:right w:type="dxa" w:w="130"/>
+            </w:tcMar>
+            <w:vAlign w:val="top"/>
+          </w:tcPr>
+          <w:p>
+            <w:pPr>
+              <w:spacing w:after="40" w:before="40" w:line="252"/>
+              <w:jc w:val="left"/>
+            </w:pPr>
+            <w:r>
+              <w:rPr>
+                <w:b w:val="false"/>
+                <w:bCs w:val="false"/>
+                <w:i w:val="false"/>
+                <w:iCs w:val="false"/>
+                <w:color w:val="222629"/>
+                <w:sz w:val="18"/>
+                <w:szCs w:val="18"/>
+              </w:rPr>
+              <w:t xml:space="preserve">Accuracy and completeness where the data is used to make a decision affecting the customer, or is disclosed to another data fiduciary.</w:t>
+            </w:r>
+          </w:p>
+        </w:tc>
+        <w:tc>
+          <w:tcPr>
+            <w:tcW w:type="dxa" w:w="3085"/>
+            <w:shd w:fill="F1F5F8" w:color="auto" w:val="clear"/>
+            <w:tcMar>
+              <w:top w:type="dxa" w:w="90"/>
+              <w:left w:type="dxa" w:w="130"/>
+              <w:bottom w:type="dxa" w:w="90"/>
+              <w:right w:type="dxa" w:w="130"/>
+            </w:tcMar>
+            <w:vAlign w:val="top"/>
+          </w:tcPr>
+          <w:p>
+            <w:pPr>
+              <w:spacing w:after="40" w:before="40" w:line="252"/>
+              <w:jc w:val="left"/>
+            </w:pPr>
+            <w:r>
+              <w:rPr>
+                <w:b w:val="false"/>
+                <w:bCs w:val="false"/>
+                <w:i w:val="false"/>
+                <w:iCs w:val="false"/>
+                <w:color w:val="222629"/>
+                <w:sz w:val="18"/>
+                <w:szCs w:val="18"/>
+              </w:rPr>
+              <w:t xml:space="preserve">Understood to be s.8(3). Directly relevant: a suitability assessment is such a decision, and it is disclosed to an insurer.</w:t>
+            </w:r>
+          </w:p>
+        </w:tc>
+      </w:tr>
+      <w:tr>
+        <w:trPr>
+          <w:cantSplit/>
+        </w:trPr>
+        <w:tc>
+          <w:tcPr>
+            <w:tcW w:type="dxa" w:w="1349"/>
+            <w:tcMar>
+              <w:top w:type="dxa" w:w="90"/>
+              <w:left w:type="dxa" w:w="130"/>
+              <w:bottom w:type="dxa" w:w="90"/>
+              <w:right w:type="dxa" w:w="130"/>
+            </w:tcMar>
+            <w:vAlign w:val="top"/>
+          </w:tcPr>
+          <w:p>
+            <w:pPr>
+              <w:spacing w:after="40" w:before="40" w:line="252"/>
+              <w:jc w:val="left"/>
+            </w:pPr>
+            <w:r>
+              <w:rPr>
+                <w:b/>
+                <w:bCs/>
+                <w:i w:val="false"/>
+                <w:iCs w:val="false"/>
+                <w:color w:val="11304E"/>
+                <w:sz w:val="17"/>
+                <w:szCs w:val="17"/>
+              </w:rPr>
+              <w:t xml:space="preserve">OBL-DP-09</w:t>
+            </w:r>
+          </w:p>
+        </w:tc>
+        <w:tc>
+          <w:tcPr>
+            <w:tcW w:type="dxa" w:w="2313"/>
+            <w:tcMar>
+              <w:top w:type="dxa" w:w="90"/>
+              <w:left w:type="dxa" w:w="130"/>
+              <w:bottom w:type="dxa" w:w="90"/>
+              <w:right w:type="dxa" w:w="130"/>
+            </w:tcMar>
+            <w:vAlign w:val="top"/>
+          </w:tcPr>
+          <w:p>
+            <w:pPr>
+              <w:spacing w:after="40" w:before="40" w:line="252"/>
+              <w:jc w:val="left"/>
+            </w:pPr>
+            <w:r>
+              <w:rPr>
+                <w:b w:val="false"/>
+                <w:bCs w:val="false"/>
+                <w:i w:val="false"/>
+                <w:iCs w:val="false"/>
+                <w:color w:val="222629"/>
+                <w:sz w:val="18"/>
+                <w:szCs w:val="18"/>
+              </w:rPr>
+              <w:t xml:space="preserve">Digital Personal Data Protection Act, 2023</w:t>
+            </w:r>
+          </w:p>
+        </w:tc>
+        <w:tc>
+          <w:tcPr>
+            <w:tcW w:type="dxa" w:w="2891"/>
+            <w:tcMar>
+              <w:top w:type="dxa" w:w="90"/>
+              <w:left w:type="dxa" w:w="130"/>
+              <w:bottom w:type="dxa" w:w="90"/>
+              <w:right w:type="dxa" w:w="130"/>
+            </w:tcMar>
+            <w:vAlign w:val="top"/>
+          </w:tcPr>
+          <w:p>
+            <w:pPr>
+              <w:spacing w:after="40" w:before="40" w:line="252"/>
+              <w:jc w:val="left"/>
+            </w:pPr>
+            <w:r>
+              <w:rPr>
+                <w:b w:val="false"/>
+                <w:bCs w:val="false"/>
+                <w:i w:val="false"/>
+                <w:iCs w:val="false"/>
+                <w:color w:val="222629"/>
+                <w:sz w:val="18"/>
+                <w:szCs w:val="18"/>
+              </w:rPr>
+              <w:t xml:space="preserve">Accountability: the data fiduciary remains responsible for compliance, including for processing carried out by a processor on its behalf.</w:t>
+            </w:r>
+          </w:p>
+        </w:tc>
+        <w:tc>
+          <w:tcPr>
+            <w:tcW w:type="dxa" w:w="3085"/>
+            <w:tcMar>
+              <w:top w:type="dxa" w:w="90"/>
+              <w:left w:type="dxa" w:w="130"/>
+              <w:bottom w:type="dxa" w:w="90"/>
+              <w:right w:type="dxa" w:w="130"/>
+            </w:tcMar>
+            <w:vAlign w:val="top"/>
+          </w:tcPr>
+          <w:p>
+            <w:pPr>
+              <w:spacing w:after="40" w:before="40" w:line="252"/>
+              <w:jc w:val="left"/>
+            </w:pPr>
+            <w:r>
+              <w:rPr>
+                <w:b w:val="false"/>
+                <w:bCs w:val="false"/>
+                <w:i w:val="false"/>
+                <w:iCs w:val="false"/>
+                <w:color w:val="222629"/>
+                <w:sz w:val="18"/>
+                <w:szCs w:val="18"/>
+              </w:rPr>
+              <w:t xml:space="preserve">Understood to be s.8(1). Bears on the aggregator and cloud arrangements — see §6.1.</w:t>
+            </w:r>
+          </w:p>
+        </w:tc>
+      </w:tr>
+      <w:tr>
+        <w:trPr>
+          <w:cantSplit/>
+        </w:trPr>
+        <w:tc>
+          <w:tcPr>
+            <w:tcW w:type="dxa" w:w="1349"/>
+            <w:shd w:fill="F1F5F8" w:color="auto" w:val="clear"/>
+            <w:tcMar>
+              <w:top w:type="dxa" w:w="90"/>
+              <w:left w:type="dxa" w:w="130"/>
+              <w:bottom w:type="dxa" w:w="90"/>
+              <w:right w:type="dxa" w:w="130"/>
+            </w:tcMar>
+            <w:vAlign w:val="top"/>
+          </w:tcPr>
+          <w:p>
+            <w:pPr>
+              <w:spacing w:after="40" w:before="40" w:line="252"/>
+              <w:jc w:val="left"/>
+            </w:pPr>
+            <w:r>
+              <w:rPr>
+                <w:b/>
+                <w:bCs/>
+                <w:i w:val="false"/>
+                <w:iCs w:val="false"/>
+                <w:color w:val="11304E"/>
+                <w:sz w:val="17"/>
+                <w:szCs w:val="17"/>
+              </w:rPr>
+              <w:t xml:space="preserve">OBL-DP-10</w:t>
+            </w:r>
+          </w:p>
+        </w:tc>
+        <w:tc>
+          <w:tcPr>
+            <w:tcW w:type="dxa" w:w="2313"/>
+            <w:shd w:fill="F1F5F8" w:color="auto" w:val="clear"/>
+            <w:tcMar>
+              <w:top w:type="dxa" w:w="90"/>
+              <w:left w:type="dxa" w:w="130"/>
+              <w:bottom w:type="dxa" w:w="90"/>
+              <w:right w:type="dxa" w:w="130"/>
+            </w:tcMar>
+            <w:vAlign w:val="top"/>
+          </w:tcPr>
+          <w:p>
+            <w:pPr>
+              <w:spacing w:after="40" w:before="40" w:line="252"/>
+              <w:jc w:val="left"/>
+            </w:pPr>
+            <w:r>
+              <w:rPr>
+                <w:b w:val="false"/>
+                <w:bCs w:val="false"/>
+                <w:i w:val="false"/>
+                <w:iCs w:val="false"/>
+                <w:color w:val="222629"/>
+                <w:sz w:val="18"/>
+                <w:szCs w:val="18"/>
+              </w:rPr>
+              <w:t xml:space="preserve">Digital Personal Data Protection Act, 2023</w:t>
+            </w:r>
+          </w:p>
+        </w:tc>
+        <w:tc>
+          <w:tcPr>
+            <w:tcW w:type="dxa" w:w="2891"/>
+            <w:shd w:fill="F1F5F8" w:color="auto" w:val="clear"/>
+            <w:tcMar>
+              <w:top w:type="dxa" w:w="90"/>
+              <w:left w:type="dxa" w:w="130"/>
+              <w:bottom w:type="dxa" w:w="90"/>
+              <w:right w:type="dxa" w:w="130"/>
+            </w:tcMar>
+            <w:vAlign w:val="top"/>
+          </w:tcPr>
+          <w:p>
+            <w:pPr>
+              <w:spacing w:after="40" w:before="40" w:line="252"/>
+              <w:jc w:val="left"/>
+            </w:pPr>
+            <w:r>
+              <w:rPr>
+                <w:b w:val="false"/>
+                <w:bCs w:val="false"/>
+                <w:i w:val="false"/>
+                <w:iCs w:val="false"/>
+                <w:color w:val="222629"/>
+                <w:sz w:val="18"/>
+                <w:szCs w:val="18"/>
+              </w:rPr>
+              <w:t xml:space="preserve">An effective grievance redressal mechanism must be published and operated.</w:t>
+            </w:r>
+          </w:p>
+        </w:tc>
+        <w:tc>
+          <w:tcPr>
+            <w:tcW w:type="dxa" w:w="3085"/>
+            <w:shd w:fill="F1F5F8" w:color="auto" w:val="clear"/>
+            <w:tcMar>
+              <w:top w:type="dxa" w:w="90"/>
+              <w:left w:type="dxa" w:w="130"/>
+              <w:bottom w:type="dxa" w:w="90"/>
+              <w:right w:type="dxa" w:w="130"/>
+            </w:tcMar>
+            <w:vAlign w:val="top"/>
+          </w:tcPr>
+          <w:p>
+            <w:pPr>
+              <w:spacing w:after="40" w:before="40" w:line="252"/>
+              <w:jc w:val="left"/>
+            </w:pPr>
+            <w:r>
+              <w:rPr>
+                <w:b w:val="false"/>
+                <w:bCs w:val="false"/>
+                <w:i w:val="false"/>
+                <w:iCs w:val="false"/>
+                <w:color w:val="222629"/>
+                <w:sz w:val="18"/>
+                <w:szCs w:val="18"/>
+              </w:rPr>
+              <w:t xml:space="preserve">Understood to be s.8(10) with s.13. To be confirmed.</w:t>
+            </w:r>
+          </w:p>
+        </w:tc>
+      </w:tr>
+    </w:tbl>
+    <w:p>
+      <w:pPr>
+        <w:spacing w:after="160"/>
+      </w:pPr>
+      <w:r>
+        <w:t xml:space="preserve"/>
+      </w:r>
+    </w:p>
+    <w:p>
+      <w:pPr>
+        <w:pStyle w:val="Heading2"/>
+        <w:keepNext/>
+        <w:keepLines/>
+        <w:spacing w:after="100" w:before="220"/>
+      </w:pPr>
+      <w:r>
+        <w:rPr>
+          <w:b/>
+          <w:bCs/>
+          <w:color w:val="0F6E6E"/>
+          <w:sz w:val="21"/>
+          <w:szCs w:val="21"/>
+        </w:rPr>
+        <w:t xml:space="preserve">Insurance distribution</w:t>
+      </w:r>
+    </w:p>
+    <w:tbl>
+      <w:tblPr>
+        <w:tblW w:type="dxa" w:w="9638"/>
+        <w:tblBorders>
+          <w:top w:val="single" w:color="C7D2DC" w:sz="4"/>
+          <w:left w:val="single" w:color="C7D2DC" w:sz="4"/>
+          <w:bottom w:val="single" w:color="C7D2DC" w:sz="4"/>
+          <w:right w:val="single" w:color="C7D2DC" w:sz="4"/>
+          <w:insideH w:val="single" w:color="C7D2DC" w:sz="2"/>
+          <w:insideV w:val="single" w:color="C7D2DC" w:sz="2"/>
+        </w:tblBorders>
+      </w:tblPr>
+      <w:tblGrid>
+        <w:gridCol w:w="1349"/>
+        <w:gridCol w:w="2313"/>
+        <w:gridCol w:w="2891"/>
+        <w:gridCol w:w="3085"/>
+      </w:tblGrid>
+      <w:tr>
+        <w:trPr>
+          <w:cantSplit/>
+          <w:tblHeader/>
+        </w:trPr>
+        <w:tc>
+          <w:tcPr>
+            <w:tcW w:type="dxa" w:w="1349"/>
+            <w:shd w:fill="11304E" w:color="auto" w:val="clear"/>
+            <w:tcMar>
+              <w:top w:type="dxa" w:w="90"/>
+              <w:left w:type="dxa" w:w="130"/>
+              <w:bottom w:type="dxa" w:w="90"/>
+              <w:right w:type="dxa" w:w="130"/>
+            </w:tcMar>
+            <w:vAlign w:val="center"/>
+          </w:tcPr>
+          <w:p>
+            <w:pPr>
+              <w:spacing w:after="40" w:before="40" w:line="252"/>
+              <w:jc w:val="left"/>
+            </w:pPr>
+            <w:r>
+              <w:rPr>
+                <w:b/>
+                <w:bCs/>
+                <w:i w:val="false"/>
+                <w:iCs w:val="false"/>
+                <w:color w:val="FFFFFF"/>
+                <w:sz w:val="18"/>
+                <w:szCs w:val="18"/>
+              </w:rPr>
+              <w:t xml:space="preserve">Code</w:t>
+            </w:r>
+          </w:p>
+        </w:tc>
+        <w:tc>
+          <w:tcPr>
+            <w:tcW w:type="dxa" w:w="2313"/>
+            <w:shd w:fill="11304E" w:color="auto" w:val="clear"/>
+            <w:tcMar>
+              <w:top w:type="dxa" w:w="90"/>
+              <w:left w:type="dxa" w:w="130"/>
+              <w:bottom w:type="dxa" w:w="90"/>
+              <w:right w:type="dxa" w:w="130"/>
+            </w:tcMar>
+            <w:vAlign w:val="center"/>
+          </w:tcPr>
+          <w:p>
+            <w:pPr>
+              <w:spacing w:after="40" w:before="40" w:line="252"/>
+              <w:jc w:val="left"/>
+            </w:pPr>
+            <w:r>
+              <w:rPr>
+                <w:b/>
+                <w:bCs/>
+                <w:i w:val="false"/>
+                <w:iCs w:val="false"/>
+                <w:color w:val="FFFFFF"/>
+                <w:sz w:val="18"/>
+                <w:szCs w:val="18"/>
+              </w:rPr>
+              <w:t xml:space="preserve">Instrument as identified by Product</w:t>
+            </w:r>
+          </w:p>
+        </w:tc>
+        <w:tc>
+          <w:tcPr>
+            <w:tcW w:type="dxa" w:w="2891"/>
+            <w:shd w:fill="11304E" w:color="auto" w:val="clear"/>
+            <w:tcMar>
+              <w:top w:type="dxa" w:w="90"/>
+              <w:left w:type="dxa" w:w="130"/>
+              <w:bottom w:type="dxa" w:w="90"/>
+              <w:right w:type="dxa" w:w="130"/>
+            </w:tcMar>
+            <w:vAlign w:val="center"/>
+          </w:tcPr>
+          <w:p>
+            <w:pPr>
+              <w:spacing w:after="40" w:before="40" w:line="252"/>
+              <w:jc w:val="left"/>
+            </w:pPr>
+            <w:r>
+              <w:rPr>
+                <w:b/>
+                <w:bCs/>
+                <w:i w:val="false"/>
+                <w:iCs w:val="false"/>
+                <w:color w:val="FFFFFF"/>
+                <w:sz w:val="18"/>
+                <w:szCs w:val="18"/>
+              </w:rPr>
+              <w:t xml:space="preserve">What the obligation requires</w:t>
+            </w:r>
+          </w:p>
+        </w:tc>
+        <w:tc>
+          <w:tcPr>
+            <w:tcW w:type="dxa" w:w="3085"/>
+            <w:shd w:fill="11304E" w:color="auto" w:val="clear"/>
+            <w:tcMar>
+              <w:top w:type="dxa" w:w="90"/>
+              <w:left w:type="dxa" w:w="130"/>
+              <w:bottom w:type="dxa" w:w="90"/>
+              <w:right w:type="dxa" w:w="130"/>
+            </w:tcMar>
+            <w:vAlign w:val="center"/>
+          </w:tcPr>
+          <w:p>
+            <w:pPr>
+              <w:spacing w:after="40" w:before="40" w:line="252"/>
+              <w:jc w:val="left"/>
+            </w:pPr>
+            <w:r>
+              <w:rPr>
+                <w:b/>
+                <w:bCs/>
+                <w:i w:val="false"/>
+                <w:iCs w:val="false"/>
+                <w:color w:val="FFFFFF"/>
+                <w:sz w:val="18"/>
+                <w:szCs w:val="18"/>
+              </w:rPr>
+              <w:t xml:space="preserve">Citation status — for Compliance to complete</w:t>
+            </w:r>
+          </w:p>
+        </w:tc>
+      </w:tr>
+      <w:tr>
+        <w:trPr>
+          <w:cantSplit/>
+        </w:trPr>
+        <w:tc>
+          <w:tcPr>
+            <w:tcW w:type="dxa" w:w="1349"/>
+            <w:tcMar>
+              <w:top w:type="dxa" w:w="90"/>
+              <w:left w:type="dxa" w:w="130"/>
+              <w:bottom w:type="dxa" w:w="90"/>
+              <w:right w:type="dxa" w:w="130"/>
+            </w:tcMar>
+            <w:vAlign w:val="top"/>
+          </w:tcPr>
+          <w:p>
+            <w:pPr>
+              <w:spacing w:after="40" w:before="40" w:line="252"/>
+              <w:jc w:val="left"/>
+            </w:pPr>
+            <w:r>
+              <w:rPr>
+                <w:b/>
+                <w:bCs/>
+                <w:i w:val="false"/>
+                <w:iCs w:val="false"/>
+                <w:color w:val="11304E"/>
+                <w:sz w:val="17"/>
+                <w:szCs w:val="17"/>
+              </w:rPr>
+              <w:t xml:space="preserve">OBL-INS-01</w:t>
+            </w:r>
+          </w:p>
+        </w:tc>
+        <w:tc>
+          <w:tcPr>
+            <w:tcW w:type="dxa" w:w="2313"/>
+            <w:tcMar>
+              <w:top w:type="dxa" w:w="90"/>
+              <w:left w:type="dxa" w:w="130"/>
+              <w:bottom w:type="dxa" w:w="90"/>
+              <w:right w:type="dxa" w:w="130"/>
+            </w:tcMar>
+            <w:vAlign w:val="top"/>
+          </w:tcPr>
+          <w:p>
+            <w:pPr>
+              <w:spacing w:after="40" w:before="40" w:line="252"/>
+              <w:jc w:val="left"/>
+            </w:pPr>
+            <w:r>
+              <w:rPr>
+                <w:b w:val="false"/>
+                <w:bCs w:val="false"/>
+                <w:i w:val="false"/>
+                <w:iCs w:val="false"/>
+                <w:color w:val="222629"/>
+                <w:sz w:val="18"/>
+                <w:szCs w:val="18"/>
+              </w:rPr>
+              <w:t xml:space="preserve">IRDAI (Registration of Corporate Agents) Regulations, 2015, as amended, and the intermediary framework consolidated by IRDAI in 2024</w:t>
+            </w:r>
+          </w:p>
+        </w:tc>
+        <w:tc>
+          <w:tcPr>
+            <w:tcW w:type="dxa" w:w="2891"/>
+            <w:tcMar>
+              <w:top w:type="dxa" w:w="90"/>
+              <w:left w:type="dxa" w:w="130"/>
+              <w:bottom w:type="dxa" w:w="90"/>
+              <w:right w:type="dxa" w:w="130"/>
+            </w:tcMar>
+            <w:vAlign w:val="top"/>
+          </w:tcPr>
+          <w:p>
+            <w:pPr>
+              <w:spacing w:after="40" w:before="40" w:line="252"/>
+              <w:jc w:val="left"/>
+            </w:pPr>
+            <w:r>
+              <w:rPr>
+                <w:b w:val="false"/>
+                <w:bCs w:val="false"/>
+                <w:i w:val="false"/>
+                <w:iCs w:val="false"/>
+                <w:color w:val="222629"/>
+                <w:sz w:val="18"/>
+                <w:szCs w:val="18"/>
+              </w:rPr>
+              <w:t xml:space="preserve">Solicitation and servicing of insurance by a corporate agent may be carried out only within the registration held, and only by persons authorised under it.</w:t>
+            </w:r>
+          </w:p>
+        </w:tc>
+        <w:tc>
+          <w:tcPr>
+            <w:tcW w:type="dxa" w:w="3085"/>
+            <w:tcMar>
+              <w:top w:type="dxa" w:w="90"/>
+              <w:left w:type="dxa" w:w="130"/>
+              <w:bottom w:type="dxa" w:w="90"/>
+              <w:right w:type="dxa" w:w="130"/>
+            </w:tcMar>
+            <w:vAlign w:val="top"/>
+          </w:tcPr>
+          <w:p>
+            <w:pPr>
+              <w:spacing w:after="40" w:before="40" w:line="252"/>
+              <w:jc w:val="left"/>
+            </w:pPr>
+            <w:r>
+              <w:rPr>
+                <w:b w:val="false"/>
+                <w:bCs w:val="false"/>
+                <w:i w:val="false"/>
+                <w:iCs w:val="false"/>
+                <w:color w:val="222629"/>
+                <w:sz w:val="18"/>
+                <w:szCs w:val="18"/>
+              </w:rPr>
+              <w:t xml:space="preserve">Instrument named; the registration actually held by this entity, and its current conditions, are unknown to Product — see §6.1.</w:t>
+            </w:r>
+          </w:p>
+        </w:tc>
+      </w:tr>
+      <w:tr>
+        <w:trPr>
+          <w:cantSplit/>
+        </w:trPr>
+        <w:tc>
+          <w:tcPr>
+            <w:tcW w:type="dxa" w:w="1349"/>
+            <w:shd w:fill="F1F5F8" w:color="auto" w:val="clear"/>
+            <w:tcMar>
+              <w:top w:type="dxa" w:w="90"/>
+              <w:left w:type="dxa" w:w="130"/>
+              <w:bottom w:type="dxa" w:w="90"/>
+              <w:right w:type="dxa" w:w="130"/>
+            </w:tcMar>
+            <w:vAlign w:val="top"/>
+          </w:tcPr>
+          <w:p>
+            <w:pPr>
+              <w:spacing w:after="40" w:before="40" w:line="252"/>
+              <w:jc w:val="left"/>
+            </w:pPr>
+            <w:r>
+              <w:rPr>
+                <w:b/>
+                <w:bCs/>
+                <w:i w:val="false"/>
+                <w:iCs w:val="false"/>
+                <w:color w:val="11304E"/>
+                <w:sz w:val="17"/>
+                <w:szCs w:val="17"/>
+              </w:rPr>
+              <w:t xml:space="preserve">OBL-INS-02</w:t>
+            </w:r>
+          </w:p>
+        </w:tc>
+        <w:tc>
+          <w:tcPr>
+            <w:tcW w:type="dxa" w:w="2313"/>
+            <w:shd w:fill="F1F5F8" w:color="auto" w:val="clear"/>
+            <w:tcMar>
+              <w:top w:type="dxa" w:w="90"/>
+              <w:left w:type="dxa" w:w="130"/>
+              <w:bottom w:type="dxa" w:w="90"/>
+              <w:right w:type="dxa" w:w="130"/>
+            </w:tcMar>
+            <w:vAlign w:val="top"/>
+          </w:tcPr>
+          <w:p>
+            <w:pPr>
+              <w:spacing w:after="40" w:before="40" w:line="252"/>
+              <w:jc w:val="left"/>
+            </w:pPr>
+            <w:r>
+              <w:rPr>
+                <w:b w:val="false"/>
+                <w:bCs w:val="false"/>
+                <w:i w:val="false"/>
+                <w:iCs w:val="false"/>
+                <w:color w:val="222629"/>
+                <w:sz w:val="18"/>
+                <w:szCs w:val="18"/>
+              </w:rPr>
+              <w:t xml:space="preserve">IRDAI (Protection of Policyholders’ Interests, Operations and Allied Matters of Insurers) Regulations, 2024, and the IRDAI Master Circular on Protection of Policyholders’ Interests, 2024</w:t>
+            </w:r>
+          </w:p>
+        </w:tc>
+        <w:tc>
+          <w:tcPr>
+            <w:tcW w:type="dxa" w:w="2891"/>
+            <w:shd w:fill="F1F5F8" w:color="auto" w:val="clear"/>
+            <w:tcMar>
+              <w:top w:type="dxa" w:w="90"/>
+              <w:left w:type="dxa" w:w="130"/>
+              <w:bottom w:type="dxa" w:w="90"/>
+              <w:right w:type="dxa" w:w="130"/>
+            </w:tcMar>
+            <w:vAlign w:val="top"/>
+          </w:tcPr>
+          <w:p>
+            <w:pPr>
+              <w:spacing w:after="40" w:before="40" w:line="252"/>
+              <w:jc w:val="left"/>
+            </w:pPr>
+            <w:r>
+              <w:rPr>
+                <w:b w:val="false"/>
+                <w:bCs w:val="false"/>
+                <w:i w:val="false"/>
+                <w:iCs w:val="false"/>
+                <w:color w:val="222629"/>
+                <w:sz w:val="18"/>
+                <w:szCs w:val="18"/>
+              </w:rPr>
+              <w:t xml:space="preserve">A recommendation of a life insurance product must be preceded by a documented analysis of the prospect’s needs and circumstances, and the product recommended must be suitable to them.</w:t>
+            </w:r>
+          </w:p>
+        </w:tc>
+        <w:tc>
+          <w:tcPr>
+            <w:tcW w:type="dxa" w:w="3085"/>
+            <w:shd w:fill="F1F5F8" w:color="auto" w:val="clear"/>
+            <w:tcMar>
+              <w:top w:type="dxa" w:w="90"/>
+              <w:left w:type="dxa" w:w="130"/>
+              <w:bottom w:type="dxa" w:w="90"/>
+              <w:right w:type="dxa" w:w="130"/>
+            </w:tcMar>
+            <w:vAlign w:val="top"/>
+          </w:tcPr>
+          <w:p>
+            <w:pPr>
+              <w:spacing w:after="40" w:before="40" w:line="252"/>
+              <w:jc w:val="left"/>
+            </w:pPr>
+            <w:r>
+              <w:rPr>
+                <w:b w:val="false"/>
+                <w:bCs w:val="false"/>
+                <w:i w:val="false"/>
+                <w:iCs w:val="false"/>
+                <w:color w:val="222629"/>
+                <w:sz w:val="18"/>
+                <w:szCs w:val="18"/>
+              </w:rPr>
+              <w:t xml:space="preserve">This is the obligation the whole suitability pack exists to discharge. Instrument named at title level; the operative clause, and whether a prescribed assessment format applies, is OPEN-SUIT-01 and blocks the algorithm decision.</w:t>
+            </w:r>
+          </w:p>
+        </w:tc>
+      </w:tr>
+      <w:tr>
+        <w:trPr>
+          <w:cantSplit/>
+        </w:trPr>
+        <w:tc>
+          <w:tcPr>
+            <w:tcW w:type="dxa" w:w="1349"/>
+            <w:tcMar>
+              <w:top w:type="dxa" w:w="90"/>
+              <w:left w:type="dxa" w:w="130"/>
+              <w:bottom w:type="dxa" w:w="90"/>
+              <w:right w:type="dxa" w:w="130"/>
+            </w:tcMar>
+            <w:vAlign w:val="top"/>
+          </w:tcPr>
+          <w:p>
+            <w:pPr>
+              <w:spacing w:after="40" w:before="40" w:line="252"/>
+              <w:jc w:val="left"/>
+            </w:pPr>
+            <w:r>
+              <w:rPr>
+                <w:b/>
+                <w:bCs/>
+                <w:i w:val="false"/>
+                <w:iCs w:val="false"/>
+                <w:color w:val="11304E"/>
+                <w:sz w:val="17"/>
+                <w:szCs w:val="17"/>
+              </w:rPr>
+              <w:t xml:space="preserve">OBL-INS-03</w:t>
+            </w:r>
+          </w:p>
+        </w:tc>
+        <w:tc>
+          <w:tcPr>
+            <w:tcW w:type="dxa" w:w="2313"/>
+            <w:tcMar>
+              <w:top w:type="dxa" w:w="90"/>
+              <w:left w:type="dxa" w:w="130"/>
+              <w:bottom w:type="dxa" w:w="90"/>
+              <w:right w:type="dxa" w:w="130"/>
+            </w:tcMar>
+            <w:vAlign w:val="top"/>
+          </w:tcPr>
+          <w:p>
+            <w:pPr>
+              <w:spacing w:after="40" w:before="40" w:line="252"/>
+              <w:jc w:val="left"/>
+            </w:pPr>
+            <w:r>
+              <w:rPr>
+                <w:b w:val="false"/>
+                <w:bCs w:val="false"/>
+                <w:i w:val="false"/>
+                <w:iCs w:val="false"/>
+                <w:color w:val="222629"/>
+                <w:sz w:val="18"/>
+                <w:szCs w:val="18"/>
+              </w:rPr>
+              <w:t xml:space="preserve">IRDAI Master Circular on Protection of Policyholders’ Interests, 2024</w:t>
+            </w:r>
+          </w:p>
+        </w:tc>
+        <w:tc>
+          <w:tcPr>
+            <w:tcW w:type="dxa" w:w="2891"/>
+            <w:tcMar>
+              <w:top w:type="dxa" w:w="90"/>
+              <w:left w:type="dxa" w:w="130"/>
+              <w:bottom w:type="dxa" w:w="90"/>
+              <w:right w:type="dxa" w:w="130"/>
+            </w:tcMar>
+            <w:vAlign w:val="top"/>
+          </w:tcPr>
+          <w:p>
+            <w:pPr>
+              <w:spacing w:after="40" w:before="40" w:line="252"/>
+              <w:jc w:val="left"/>
+            </w:pPr>
+            <w:r>
+              <w:rPr>
+                <w:b w:val="false"/>
+                <w:bCs w:val="false"/>
+                <w:i w:val="false"/>
+                <w:iCs w:val="false"/>
+                <w:color w:val="222629"/>
+                <w:sz w:val="18"/>
+                <w:szCs w:val="18"/>
+              </w:rPr>
+              <w:t xml:space="preserve">The suitability analysis must be recorded, retained, and made available to the prospect; a prescribed prospect–product matrix may apply to life products.</w:t>
+            </w:r>
+          </w:p>
+        </w:tc>
+        <w:tc>
+          <w:tcPr>
+            <w:tcW w:type="dxa" w:w="3085"/>
+            <w:tcMar>
+              <w:top w:type="dxa" w:w="90"/>
+              <w:left w:type="dxa" w:w="130"/>
+              <w:bottom w:type="dxa" w:w="90"/>
+              <w:right w:type="dxa" w:w="130"/>
+            </w:tcMar>
+            <w:vAlign w:val="top"/>
+          </w:tcPr>
+          <w:p>
+            <w:pPr>
+              <w:spacing w:after="40" w:before="40" w:line="252"/>
+              <w:jc w:val="left"/>
+            </w:pPr>
+            <w:r>
+              <w:rPr>
+                <w:b w:val="false"/>
+                <w:bCs w:val="false"/>
+                <w:i w:val="false"/>
+                <w:iCs w:val="false"/>
+                <w:color w:val="222629"/>
+                <w:sz w:val="18"/>
+                <w:szCs w:val="18"/>
+              </w:rPr>
+              <w:t xml:space="preserve">Whether a prescribed matrix applies, and in what form, is unresolved. If it does, it replaces the arithmetic in Volume 3, §3 but not its structure.</w:t>
+            </w:r>
+          </w:p>
+        </w:tc>
+      </w:tr>
+      <w:tr>
+        <w:trPr>
+          <w:cantSplit/>
+        </w:trPr>
+        <w:tc>
+          <w:tcPr>
+            <w:tcW w:type="dxa" w:w="1349"/>
+            <w:shd w:fill="F1F5F8" w:color="auto" w:val="clear"/>
+            <w:tcMar>
+              <w:top w:type="dxa" w:w="90"/>
+              <w:left w:type="dxa" w:w="130"/>
+              <w:bottom w:type="dxa" w:w="90"/>
+              <w:right w:type="dxa" w:w="130"/>
+            </w:tcMar>
+            <w:vAlign w:val="top"/>
+          </w:tcPr>
+          <w:p>
+            <w:pPr>
+              <w:spacing w:after="40" w:before="40" w:line="252"/>
+              <w:jc w:val="left"/>
+            </w:pPr>
+            <w:r>
+              <w:rPr>
+                <w:b/>
+                <w:bCs/>
+                <w:i w:val="false"/>
+                <w:iCs w:val="false"/>
+                <w:color w:val="11304E"/>
+                <w:sz w:val="17"/>
+                <w:szCs w:val="17"/>
+              </w:rPr>
+              <w:t xml:space="preserve">OBL-INS-04</w:t>
+            </w:r>
+          </w:p>
+        </w:tc>
+        <w:tc>
+          <w:tcPr>
+            <w:tcW w:type="dxa" w:w="2313"/>
+            <w:shd w:fill="F1F5F8" w:color="auto" w:val="clear"/>
+            <w:tcMar>
+              <w:top w:type="dxa" w:w="90"/>
+              <w:left w:type="dxa" w:w="130"/>
+              <w:bottom w:type="dxa" w:w="90"/>
+              <w:right w:type="dxa" w:w="130"/>
+            </w:tcMar>
+            <w:vAlign w:val="top"/>
+          </w:tcPr>
+          <w:p>
+            <w:pPr>
+              <w:spacing w:after="40" w:before="40" w:line="252"/>
+              <w:jc w:val="left"/>
+            </w:pPr>
+            <w:r>
+              <w:rPr>
+                <w:b w:val="false"/>
+                <w:bCs w:val="false"/>
+                <w:i w:val="false"/>
+                <w:iCs w:val="false"/>
+                <w:color w:val="222629"/>
+                <w:sz w:val="18"/>
+                <w:szCs w:val="18"/>
+              </w:rPr>
+              <w:t xml:space="preserve">IRDAI (Protection of Policyholders’ Interests, Operations and Allied Matters of Insurers) Regulations, 2024</w:t>
+            </w:r>
+          </w:p>
+        </w:tc>
+        <w:tc>
+          <w:tcPr>
+            <w:tcW w:type="dxa" w:w="2891"/>
+            <w:shd w:fill="F1F5F8" w:color="auto" w:val="clear"/>
+            <w:tcMar>
+              <w:top w:type="dxa" w:w="90"/>
+              <w:left w:type="dxa" w:w="130"/>
+              <w:bottom w:type="dxa" w:w="90"/>
+              <w:right w:type="dxa" w:w="130"/>
+            </w:tcMar>
+            <w:vAlign w:val="top"/>
+          </w:tcPr>
+          <w:p>
+            <w:pPr>
+              <w:spacing w:after="40" w:before="40" w:line="252"/>
+              <w:jc w:val="left"/>
+            </w:pPr>
+            <w:r>
+              <w:rPr>
+                <w:b w:val="false"/>
+                <w:bCs w:val="false"/>
+                <w:i w:val="false"/>
+                <w:iCs w:val="false"/>
+                <w:color w:val="222629"/>
+                <w:sz w:val="18"/>
+                <w:szCs w:val="18"/>
+              </w:rPr>
+              <w:t xml:space="preserve">Pre-sale disclosure of material product information, in a form the prospect can understand, before the sale is concluded.</w:t>
+            </w:r>
+          </w:p>
+        </w:tc>
+        <w:tc>
+          <w:tcPr>
+            <w:tcW w:type="dxa" w:w="3085"/>
+            <w:shd w:fill="F1F5F8" w:color="auto" w:val="clear"/>
+            <w:tcMar>
+              <w:top w:type="dxa" w:w="90"/>
+              <w:left w:type="dxa" w:w="130"/>
+              <w:bottom w:type="dxa" w:w="90"/>
+              <w:right w:type="dxa" w:w="130"/>
+            </w:tcMar>
+            <w:vAlign w:val="top"/>
+          </w:tcPr>
+          <w:p>
+            <w:pPr>
+              <w:spacing w:after="40" w:before="40" w:line="252"/>
+              <w:jc w:val="left"/>
+            </w:pPr>
+            <w:r>
+              <w:rPr>
+                <w:b w:val="false"/>
+                <w:bCs w:val="false"/>
+                <w:i w:val="false"/>
+                <w:iCs w:val="false"/>
+                <w:color w:val="222629"/>
+                <w:sz w:val="18"/>
+                <w:szCs w:val="18"/>
+              </w:rPr>
+              <w:t xml:space="preserve">Instrument named; the specific content requirements for a caution disclosure are not established by Product — see OPEN-SUIT-03.</w:t>
+            </w:r>
+          </w:p>
+        </w:tc>
+      </w:tr>
+      <w:tr>
+        <w:trPr>
+          <w:cantSplit/>
+        </w:trPr>
+        <w:tc>
+          <w:tcPr>
+            <w:tcW w:type="dxa" w:w="1349"/>
+            <w:tcMar>
+              <w:top w:type="dxa" w:w="90"/>
+              <w:left w:type="dxa" w:w="130"/>
+              <w:bottom w:type="dxa" w:w="90"/>
+              <w:right w:type="dxa" w:w="130"/>
+            </w:tcMar>
+            <w:vAlign w:val="top"/>
+          </w:tcPr>
+          <w:p>
+            <w:pPr>
+              <w:spacing w:after="40" w:before="40" w:line="252"/>
+              <w:jc w:val="left"/>
+            </w:pPr>
+            <w:r>
+              <w:rPr>
+                <w:b/>
+                <w:bCs/>
+                <w:i w:val="false"/>
+                <w:iCs w:val="false"/>
+                <w:color w:val="11304E"/>
+                <w:sz w:val="17"/>
+                <w:szCs w:val="17"/>
+              </w:rPr>
+              <w:t xml:space="preserve">OBL-INS-05</w:t>
+            </w:r>
+          </w:p>
+        </w:tc>
+        <w:tc>
+          <w:tcPr>
+            <w:tcW w:type="dxa" w:w="2313"/>
+            <w:tcMar>
+              <w:top w:type="dxa" w:w="90"/>
+              <w:left w:type="dxa" w:w="130"/>
+              <w:bottom w:type="dxa" w:w="90"/>
+              <w:right w:type="dxa" w:w="130"/>
+            </w:tcMar>
+            <w:vAlign w:val="top"/>
+          </w:tcPr>
+          <w:p>
+            <w:pPr>
+              <w:spacing w:after="40" w:before="40" w:line="252"/>
+              <w:jc w:val="left"/>
+            </w:pPr>
+            <w:r>
+              <w:rPr>
+                <w:b w:val="false"/>
+                <w:bCs w:val="false"/>
+                <w:i w:val="false"/>
+                <w:iCs w:val="false"/>
+                <w:color w:val="222629"/>
+                <w:sz w:val="18"/>
+                <w:szCs w:val="18"/>
+              </w:rPr>
+              <w:t xml:space="preserve">IRDAI (Protection of Policyholders’ Interests, Operations and Allied Matters of Insurers) Regulations, 2024, read with the IRDAI (Maintenance of Insurance Records) framework</w:t>
+            </w:r>
+          </w:p>
+        </w:tc>
+        <w:tc>
+          <w:tcPr>
+            <w:tcW w:type="dxa" w:w="2891"/>
+            <w:tcMar>
+              <w:top w:type="dxa" w:w="90"/>
+              <w:left w:type="dxa" w:w="130"/>
+              <w:bottom w:type="dxa" w:w="90"/>
+              <w:right w:type="dxa" w:w="130"/>
+            </w:tcMar>
+            <w:vAlign w:val="top"/>
+          </w:tcPr>
+          <w:p>
+            <w:pPr>
+              <w:spacing w:after="40" w:before="40" w:line="252"/>
+              <w:jc w:val="left"/>
+            </w:pPr>
+            <w:r>
+              <w:rPr>
+                <w:b w:val="false"/>
+                <w:bCs w:val="false"/>
+                <w:i w:val="false"/>
+                <w:iCs w:val="false"/>
+                <w:color w:val="222629"/>
+                <w:sz w:val="18"/>
+                <w:szCs w:val="18"/>
+              </w:rPr>
+              <w:t xml:space="preserve">Records relating to a policy and its solicitation must be maintained, preserved for a defined period, and produced on request.</w:t>
+            </w:r>
+          </w:p>
+        </w:tc>
+        <w:tc>
+          <w:tcPr>
+            <w:tcW w:type="dxa" w:w="3085"/>
+            <w:tcMar>
+              <w:top w:type="dxa" w:w="90"/>
+              <w:left w:type="dxa" w:w="130"/>
+              <w:bottom w:type="dxa" w:w="90"/>
+              <w:right w:type="dxa" w:w="130"/>
+            </w:tcMar>
+            <w:vAlign w:val="top"/>
+          </w:tcPr>
+          <w:p>
+            <w:pPr>
+              <w:spacing w:after="40" w:before="40" w:line="252"/>
+              <w:jc w:val="left"/>
+            </w:pPr>
+            <w:r>
+              <w:rPr>
+                <w:b/>
+                <w:bCs/>
+                <w:i w:val="false"/>
+                <w:iCs w:val="false"/>
+                <w:color w:val="222629"/>
+                <w:sz w:val="18"/>
+                <w:szCs w:val="18"/>
+              </w:rPr>
+              <w:t xml:space="preserve">The seven-year period used throughout these packs is carried from the programme baseline and Product has not established its source.</w:t>
+            </w:r>
+            <w:r>
+              <w:rPr>
+                <w:b w:val="false"/>
+                <w:bCs w:val="false"/>
+                <w:i w:val="false"/>
+                <w:iCs w:val="false"/>
+                <w:color w:val="222629"/>
+                <w:sz w:val="18"/>
+                <w:szCs w:val="18"/>
+              </w:rPr>
+              <w:t xml:space="preserve"> The trigger event — record date, policy termination or relationship end — is equally unestablished. See §6.5.</w:t>
+            </w:r>
+          </w:p>
+        </w:tc>
+      </w:tr>
+      <w:tr>
+        <w:trPr>
+          <w:cantSplit/>
+        </w:trPr>
+        <w:tc>
+          <w:tcPr>
+            <w:tcW w:type="dxa" w:w="1349"/>
+            <w:shd w:fill="F1F5F8" w:color="auto" w:val="clear"/>
+            <w:tcMar>
+              <w:top w:type="dxa" w:w="90"/>
+              <w:left w:type="dxa" w:w="130"/>
+              <w:bottom w:type="dxa" w:w="90"/>
+              <w:right w:type="dxa" w:w="130"/>
+            </w:tcMar>
+            <w:vAlign w:val="top"/>
+          </w:tcPr>
+          <w:p>
+            <w:pPr>
+              <w:spacing w:after="40" w:before="40" w:line="252"/>
+              <w:jc w:val="left"/>
+            </w:pPr>
+            <w:r>
+              <w:rPr>
+                <w:b/>
+                <w:bCs/>
+                <w:i w:val="false"/>
+                <w:iCs w:val="false"/>
+                <w:color w:val="11304E"/>
+                <w:sz w:val="17"/>
+                <w:szCs w:val="17"/>
+              </w:rPr>
+              <w:t xml:space="preserve">OBL-INS-06</w:t>
+            </w:r>
+          </w:p>
+        </w:tc>
+        <w:tc>
+          <w:tcPr>
+            <w:tcW w:type="dxa" w:w="2313"/>
+            <w:shd w:fill="F1F5F8" w:color="auto" w:val="clear"/>
+            <w:tcMar>
+              <w:top w:type="dxa" w:w="90"/>
+              <w:left w:type="dxa" w:w="130"/>
+              <w:bottom w:type="dxa" w:w="90"/>
+              <w:right w:type="dxa" w:w="130"/>
+            </w:tcMar>
+            <w:vAlign w:val="top"/>
+          </w:tcPr>
+          <w:p>
+            <w:pPr>
+              <w:spacing w:after="40" w:before="40" w:line="252"/>
+              <w:jc w:val="left"/>
+            </w:pPr>
+            <w:r>
+              <w:rPr>
+                <w:b w:val="false"/>
+                <w:bCs w:val="false"/>
+                <w:i w:val="false"/>
+                <w:iCs w:val="false"/>
+                <w:color w:val="222629"/>
+                <w:sz w:val="18"/>
+                <w:szCs w:val="18"/>
+              </w:rPr>
+              <w:t xml:space="preserve">IRDAI (Registration of Corporate Agents) Regulations, 2015, as amended</w:t>
+            </w:r>
+          </w:p>
+        </w:tc>
+        <w:tc>
+          <w:tcPr>
+            <w:tcW w:type="dxa" w:w="2891"/>
+            <w:shd w:fill="F1F5F8" w:color="auto" w:val="clear"/>
+            <w:tcMar>
+              <w:top w:type="dxa" w:w="90"/>
+              <w:left w:type="dxa" w:w="130"/>
+              <w:bottom w:type="dxa" w:w="90"/>
+              <w:right w:type="dxa" w:w="130"/>
+            </w:tcMar>
+            <w:vAlign w:val="top"/>
+          </w:tcPr>
+          <w:p>
+            <w:pPr>
+              <w:spacing w:after="40" w:before="40" w:line="252"/>
+              <w:jc w:val="left"/>
+            </w:pPr>
+            <w:r>
+              <w:rPr>
+                <w:b w:val="false"/>
+                <w:bCs w:val="false"/>
+                <w:i w:val="false"/>
+                <w:iCs w:val="false"/>
+                <w:color w:val="222629"/>
+                <w:sz w:val="18"/>
+                <w:szCs w:val="18"/>
+              </w:rPr>
+              <w:t xml:space="preserve">Solicitation may be carried out only by a specified person holding a valid certificate, and the identity of that person must be attributable to the sale.</w:t>
+            </w:r>
+          </w:p>
+        </w:tc>
+        <w:tc>
+          <w:tcPr>
+            <w:tcW w:type="dxa" w:w="3085"/>
+            <w:shd w:fill="F1F5F8" w:color="auto" w:val="clear"/>
+            <w:tcMar>
+              <w:top w:type="dxa" w:w="90"/>
+              <w:left w:type="dxa" w:w="130"/>
+              <w:bottom w:type="dxa" w:w="90"/>
+              <w:right w:type="dxa" w:w="130"/>
+            </w:tcMar>
+            <w:vAlign w:val="top"/>
+          </w:tcPr>
+          <w:p>
+            <w:pPr>
+              <w:spacing w:after="40" w:before="40" w:line="252"/>
+              <w:jc w:val="left"/>
+            </w:pPr>
+            <w:r>
+              <w:rPr>
+                <w:b w:val="false"/>
+                <w:bCs w:val="false"/>
+                <w:i w:val="false"/>
+                <w:iCs w:val="false"/>
+                <w:color w:val="222629"/>
+                <w:sz w:val="18"/>
+                <w:szCs w:val="18"/>
+              </w:rPr>
+              <w:t xml:space="preserve">Instrument named. This is why the agent licence identifier is a mandatory field on the consent record.</w:t>
+            </w:r>
+          </w:p>
+        </w:tc>
+      </w:tr>
+      <w:tr>
+        <w:trPr>
+          <w:cantSplit/>
+        </w:trPr>
+        <w:tc>
+          <w:tcPr>
+            <w:tcW w:type="dxa" w:w="1349"/>
+            <w:tcMar>
+              <w:top w:type="dxa" w:w="90"/>
+              <w:left w:type="dxa" w:w="130"/>
+              <w:bottom w:type="dxa" w:w="90"/>
+              <w:right w:type="dxa" w:w="130"/>
+            </w:tcMar>
+            <w:vAlign w:val="top"/>
+          </w:tcPr>
+          <w:p>
+            <w:pPr>
+              <w:spacing w:after="40" w:before="40" w:line="252"/>
+              <w:jc w:val="left"/>
+            </w:pPr>
+            <w:r>
+              <w:rPr>
+                <w:b/>
+                <w:bCs/>
+                <w:i w:val="false"/>
+                <w:iCs w:val="false"/>
+                <w:color w:val="11304E"/>
+                <w:sz w:val="17"/>
+                <w:szCs w:val="17"/>
+              </w:rPr>
+              <w:t xml:space="preserve">OBL-INS-07</w:t>
+            </w:r>
+          </w:p>
+        </w:tc>
+        <w:tc>
+          <w:tcPr>
+            <w:tcW w:type="dxa" w:w="2313"/>
+            <w:tcMar>
+              <w:top w:type="dxa" w:w="90"/>
+              <w:left w:type="dxa" w:w="130"/>
+              <w:bottom w:type="dxa" w:w="90"/>
+              <w:right w:type="dxa" w:w="130"/>
+            </w:tcMar>
+            <w:vAlign w:val="top"/>
+          </w:tcPr>
+          <w:p>
+            <w:pPr>
+              <w:spacing w:after="40" w:before="40" w:line="252"/>
+              <w:jc w:val="left"/>
+            </w:pPr>
+            <w:r>
+              <w:rPr>
+                <w:b w:val="false"/>
+                <w:bCs w:val="false"/>
+                <w:i w:val="false"/>
+                <w:iCs w:val="false"/>
+                <w:color w:val="222629"/>
+                <w:sz w:val="18"/>
+                <w:szCs w:val="18"/>
+              </w:rPr>
+              <w:t xml:space="preserve">IRDAI (Protection of Policyholders’ Interests, Operations and Allied Matters of Insurers) Regulations, 2024</w:t>
+            </w:r>
+          </w:p>
+        </w:tc>
+        <w:tc>
+          <w:tcPr>
+            <w:tcW w:type="dxa" w:w="2891"/>
+            <w:tcMar>
+              <w:top w:type="dxa" w:w="90"/>
+              <w:left w:type="dxa" w:w="130"/>
+              <w:bottom w:type="dxa" w:w="90"/>
+              <w:right w:type="dxa" w:w="130"/>
+            </w:tcMar>
+            <w:vAlign w:val="top"/>
+          </w:tcPr>
+          <w:p>
+            <w:pPr>
+              <w:spacing w:after="40" w:before="40" w:line="252"/>
+              <w:jc w:val="left"/>
+            </w:pPr>
+            <w:r>
+              <w:rPr>
+                <w:b w:val="false"/>
+                <w:bCs w:val="false"/>
+                <w:i w:val="false"/>
+                <w:iCs w:val="false"/>
+                <w:color w:val="222629"/>
+                <w:sz w:val="18"/>
+                <w:szCs w:val="18"/>
+              </w:rPr>
+              <w:t xml:space="preserve">Where a proposed policy would replace an existing one, the consequences must be disclosed to the prospect before the sale.</w:t>
+            </w:r>
+          </w:p>
+        </w:tc>
+        <w:tc>
+          <w:tcPr>
+            <w:tcW w:type="dxa" w:w="3085"/>
+            <w:tcMar>
+              <w:top w:type="dxa" w:w="90"/>
+              <w:left w:type="dxa" w:w="130"/>
+              <w:bottom w:type="dxa" w:w="90"/>
+              <w:right w:type="dxa" w:w="130"/>
+            </w:tcMar>
+            <w:vAlign w:val="top"/>
+          </w:tcPr>
+          <w:p>
+            <w:pPr>
+              <w:spacing w:after="40" w:before="40" w:line="252"/>
+              <w:jc w:val="left"/>
+            </w:pPr>
+            <w:r>
+              <w:rPr>
+                <w:b w:val="false"/>
+                <w:bCs w:val="false"/>
+                <w:i w:val="false"/>
+                <w:iCs w:val="false"/>
+                <w:color w:val="222629"/>
+                <w:sz w:val="18"/>
+                <w:szCs w:val="18"/>
+              </w:rPr>
+              <w:t xml:space="preserve">Instrument named; the prescribed content of a replacement disclosure is not established by Product.</w:t>
+            </w:r>
+          </w:p>
+        </w:tc>
+      </w:tr>
+      <w:tr>
+        <w:trPr>
+          <w:cantSplit/>
+        </w:trPr>
+        <w:tc>
+          <w:tcPr>
+            <w:tcW w:type="dxa" w:w="1349"/>
+            <w:shd w:fill="F1F5F8" w:color="auto" w:val="clear"/>
+            <w:tcMar>
+              <w:top w:type="dxa" w:w="90"/>
+              <w:left w:type="dxa" w:w="130"/>
+              <w:bottom w:type="dxa" w:w="90"/>
+              <w:right w:type="dxa" w:w="130"/>
+            </w:tcMar>
+            <w:vAlign w:val="top"/>
+          </w:tcPr>
+          <w:p>
+            <w:pPr>
+              <w:spacing w:after="40" w:before="40" w:line="252"/>
+              <w:jc w:val="left"/>
+            </w:pPr>
+            <w:r>
+              <w:rPr>
+                <w:b/>
+                <w:bCs/>
+                <w:i w:val="false"/>
+                <w:iCs w:val="false"/>
+                <w:color w:val="11304E"/>
+                <w:sz w:val="17"/>
+                <w:szCs w:val="17"/>
+              </w:rPr>
+              <w:t xml:space="preserve">OBL-INS-08</w:t>
+            </w:r>
+          </w:p>
+        </w:tc>
+        <w:tc>
+          <w:tcPr>
+            <w:tcW w:type="dxa" w:w="2313"/>
+            <w:shd w:fill="F1F5F8" w:color="auto" w:val="clear"/>
+            <w:tcMar>
+              <w:top w:type="dxa" w:w="90"/>
+              <w:left w:type="dxa" w:w="130"/>
+              <w:bottom w:type="dxa" w:w="90"/>
+              <w:right w:type="dxa" w:w="130"/>
+            </w:tcMar>
+            <w:vAlign w:val="top"/>
+          </w:tcPr>
+          <w:p>
+            <w:pPr>
+              <w:spacing w:after="40" w:before="40" w:line="252"/>
+              <w:jc w:val="left"/>
+            </w:pPr>
+            <w:r>
+              <w:rPr>
+                <w:b w:val="false"/>
+                <w:bCs w:val="false"/>
+                <w:i w:val="false"/>
+                <w:iCs w:val="false"/>
+                <w:color w:val="222629"/>
+                <w:sz w:val="18"/>
+                <w:szCs w:val="18"/>
+              </w:rPr>
+              <w:t xml:space="preserve">IRDAI (Protection of Policyholders’ Interests, Operations and Allied Matters of Insurers) Regulations, 2024, and IRDAI conduct requirements for intermediaries</w:t>
+            </w:r>
+          </w:p>
+        </w:tc>
+        <w:tc>
+          <w:tcPr>
+            <w:tcW w:type="dxa" w:w="2891"/>
+            <w:shd w:fill="F1F5F8" w:color="auto" w:val="clear"/>
+            <w:tcMar>
+              <w:top w:type="dxa" w:w="90"/>
+              <w:left w:type="dxa" w:w="130"/>
+              <w:bottom w:type="dxa" w:w="90"/>
+              <w:right w:type="dxa" w:w="130"/>
+            </w:tcMar>
+            <w:vAlign w:val="top"/>
+          </w:tcPr>
+          <w:p>
+            <w:pPr>
+              <w:spacing w:after="40" w:before="40" w:line="252"/>
+              <w:jc w:val="left"/>
+            </w:pPr>
+            <w:r>
+              <w:rPr>
+                <w:b w:val="false"/>
+                <w:bCs w:val="false"/>
+                <w:i w:val="false"/>
+                <w:iCs w:val="false"/>
+                <w:color w:val="222629"/>
+                <w:sz w:val="18"/>
+                <w:szCs w:val="18"/>
+              </w:rPr>
+              <w:t xml:space="preserve">A product must not be mis-sold; a recommendation must not be driven by the distributor’s remuneration or commercial preference.</w:t>
+            </w:r>
+          </w:p>
+        </w:tc>
+        <w:tc>
+          <w:tcPr>
+            <w:tcW w:type="dxa" w:w="3085"/>
+            <w:shd w:fill="F1F5F8" w:color="auto" w:val="clear"/>
+            <w:tcMar>
+              <w:top w:type="dxa" w:w="90"/>
+              <w:left w:type="dxa" w:w="130"/>
+              <w:bottom w:type="dxa" w:w="90"/>
+              <w:right w:type="dxa" w:w="130"/>
+            </w:tcMar>
+            <w:vAlign w:val="top"/>
+          </w:tcPr>
+          <w:p>
+            <w:pPr>
+              <w:spacing w:after="40" w:before="40" w:line="252"/>
+              <w:jc w:val="left"/>
+            </w:pPr>
+            <w:r>
+              <w:rPr>
+                <w:b w:val="false"/>
+                <w:bCs w:val="false"/>
+                <w:i w:val="false"/>
+                <w:iCs w:val="false"/>
+                <w:color w:val="222629"/>
+                <w:sz w:val="18"/>
+                <w:szCs w:val="18"/>
+              </w:rPr>
+              <w:t xml:space="preserve">Instrument named at title level. The no-override rule and the exclusion of commission from ranking are Product’s response to this obligation, not a quotation of it.</w:t>
+            </w:r>
+          </w:p>
+        </w:tc>
+      </w:tr>
+      <w:tr>
+        <w:trPr>
+          <w:cantSplit/>
+        </w:trPr>
+        <w:tc>
+          <w:tcPr>
+            <w:tcW w:type="dxa" w:w="1349"/>
+            <w:tcMar>
+              <w:top w:type="dxa" w:w="90"/>
+              <w:left w:type="dxa" w:w="130"/>
+              <w:bottom w:type="dxa" w:w="90"/>
+              <w:right w:type="dxa" w:w="130"/>
+            </w:tcMar>
+            <w:vAlign w:val="top"/>
+          </w:tcPr>
+          <w:p>
+            <w:pPr>
+              <w:spacing w:after="40" w:before="40" w:line="252"/>
+              <w:jc w:val="left"/>
+            </w:pPr>
+            <w:r>
+              <w:rPr>
+                <w:b/>
+                <w:bCs/>
+                <w:i w:val="false"/>
+                <w:iCs w:val="false"/>
+                <w:color w:val="11304E"/>
+                <w:sz w:val="17"/>
+                <w:szCs w:val="17"/>
+              </w:rPr>
+              <w:t xml:space="preserve">OBL-INS-09</w:t>
+            </w:r>
+          </w:p>
+        </w:tc>
+        <w:tc>
+          <w:tcPr>
+            <w:tcW w:type="dxa" w:w="2313"/>
+            <w:tcMar>
+              <w:top w:type="dxa" w:w="90"/>
+              <w:left w:type="dxa" w:w="130"/>
+              <w:bottom w:type="dxa" w:w="90"/>
+              <w:right w:type="dxa" w:w="130"/>
+            </w:tcMar>
+            <w:vAlign w:val="top"/>
+          </w:tcPr>
+          <w:p>
+            <w:pPr>
+              <w:spacing w:after="40" w:before="40" w:line="252"/>
+              <w:jc w:val="left"/>
+            </w:pPr>
+            <w:r>
+              <w:rPr>
+                <w:b w:val="false"/>
+                <w:bCs w:val="false"/>
+                <w:i w:val="false"/>
+                <w:iCs w:val="false"/>
+                <w:color w:val="222629"/>
+                <w:sz w:val="18"/>
+                <w:szCs w:val="18"/>
+              </w:rPr>
+              <w:t xml:space="preserve">IRDAI framework for electronic solicitation and insurance self-network platforms</w:t>
+            </w:r>
+          </w:p>
+        </w:tc>
+        <w:tc>
+          <w:tcPr>
+            <w:tcW w:type="dxa" w:w="2891"/>
+            <w:tcMar>
+              <w:top w:type="dxa" w:w="90"/>
+              <w:left w:type="dxa" w:w="130"/>
+              <w:bottom w:type="dxa" w:w="90"/>
+              <w:right w:type="dxa" w:w="130"/>
+            </w:tcMar>
+            <w:vAlign w:val="top"/>
+          </w:tcPr>
+          <w:p>
+            <w:pPr>
+              <w:spacing w:after="40" w:before="40" w:line="252"/>
+              <w:jc w:val="left"/>
+            </w:pPr>
+            <w:r>
+              <w:rPr>
+                <w:b w:val="false"/>
+                <w:bCs w:val="false"/>
+                <w:i w:val="false"/>
+                <w:iCs w:val="false"/>
+                <w:color w:val="222629"/>
+                <w:sz w:val="18"/>
+                <w:szCs w:val="18"/>
+              </w:rPr>
+              <w:t xml:space="preserve">Where solicitation is conducted electronically, the process must identify the prospect, evidence their assent, and preserve the electronic record.</w:t>
+            </w:r>
+          </w:p>
+        </w:tc>
+        <w:tc>
+          <w:tcPr>
+            <w:tcW w:type="dxa" w:w="3085"/>
+            <w:tcMar>
+              <w:top w:type="dxa" w:w="90"/>
+              <w:left w:type="dxa" w:w="130"/>
+              <w:bottom w:type="dxa" w:w="90"/>
+              <w:right w:type="dxa" w:w="130"/>
+            </w:tcMar>
+            <w:vAlign w:val="top"/>
+          </w:tcPr>
+          <w:p>
+            <w:pPr>
+              <w:spacing w:after="40" w:before="40" w:line="252"/>
+              <w:jc w:val="left"/>
+            </w:pPr>
+            <w:r>
+              <w:rPr>
+                <w:b w:val="false"/>
+                <w:bCs w:val="false"/>
+                <w:i w:val="false"/>
+                <w:iCs w:val="false"/>
+                <w:color w:val="222629"/>
+                <w:sz w:val="18"/>
+                <w:szCs w:val="18"/>
+              </w:rPr>
+              <w:t xml:space="preserve">Instrument identified only in general terms; the applicable circular for an assisted branch journey on a bank-owned platform needs Compliance to determine.</w:t>
+            </w:r>
+          </w:p>
+        </w:tc>
+      </w:tr>
+      <w:tr>
+        <w:trPr>
+          <w:cantSplit/>
+        </w:trPr>
+        <w:tc>
+          <w:tcPr>
+            <w:tcW w:type="dxa" w:w="1349"/>
+            <w:shd w:fill="F1F5F8" w:color="auto" w:val="clear"/>
+            <w:tcMar>
+              <w:top w:type="dxa" w:w="90"/>
+              <w:left w:type="dxa" w:w="130"/>
+              <w:bottom w:type="dxa" w:w="90"/>
+              <w:right w:type="dxa" w:w="130"/>
+            </w:tcMar>
+            <w:vAlign w:val="top"/>
+          </w:tcPr>
+          <w:p>
+            <w:pPr>
+              <w:spacing w:after="40" w:before="40" w:line="252"/>
+              <w:jc w:val="left"/>
+            </w:pPr>
+            <w:r>
+              <w:rPr>
+                <w:b/>
+                <w:bCs/>
+                <w:i w:val="false"/>
+                <w:iCs w:val="false"/>
+                <w:color w:val="11304E"/>
+                <w:sz w:val="17"/>
+                <w:szCs w:val="17"/>
+              </w:rPr>
+              <w:t xml:space="preserve">OBL-INS-10</w:t>
+            </w:r>
+          </w:p>
+        </w:tc>
+        <w:tc>
+          <w:tcPr>
+            <w:tcW w:type="dxa" w:w="2313"/>
+            <w:shd w:fill="F1F5F8" w:color="auto" w:val="clear"/>
+            <w:tcMar>
+              <w:top w:type="dxa" w:w="90"/>
+              <w:left w:type="dxa" w:w="130"/>
+              <w:bottom w:type="dxa" w:w="90"/>
+              <w:right w:type="dxa" w:w="130"/>
+            </w:tcMar>
+            <w:vAlign w:val="top"/>
+          </w:tcPr>
+          <w:p>
+            <w:pPr>
+              <w:spacing w:after="40" w:before="40" w:line="252"/>
+              <w:jc w:val="left"/>
+            </w:pPr>
+            <w:r>
+              <w:rPr>
+                <w:b w:val="false"/>
+                <w:bCs w:val="false"/>
+                <w:i w:val="false"/>
+                <w:iCs w:val="false"/>
+                <w:color w:val="222629"/>
+                <w:sz w:val="18"/>
+                <w:szCs w:val="18"/>
+              </w:rPr>
+              <w:t xml:space="preserve">IRDAI (Protection of Policyholders’ Interests, Operations and Allied Matters of Insurers) Regulations, 2024</w:t>
+            </w:r>
+          </w:p>
+        </w:tc>
+        <w:tc>
+          <w:tcPr>
+            <w:tcW w:type="dxa" w:w="2891"/>
+            <w:shd w:fill="F1F5F8" w:color="auto" w:val="clear"/>
+            <w:tcMar>
+              <w:top w:type="dxa" w:w="90"/>
+              <w:left w:type="dxa" w:w="130"/>
+              <w:bottom w:type="dxa" w:w="90"/>
+              <w:right w:type="dxa" w:w="130"/>
+            </w:tcMar>
+            <w:vAlign w:val="top"/>
+          </w:tcPr>
+          <w:p>
+            <w:pPr>
+              <w:spacing w:after="40" w:before="40" w:line="252"/>
+              <w:jc w:val="left"/>
+            </w:pPr>
+            <w:r>
+              <w:rPr>
+                <w:b w:val="false"/>
+                <w:bCs w:val="false"/>
+                <w:i w:val="false"/>
+                <w:iCs w:val="false"/>
+                <w:color w:val="222629"/>
+                <w:sz w:val="18"/>
+                <w:szCs w:val="18"/>
+              </w:rPr>
+              <w:t xml:space="preserve">A grievance redressal mechanism with defined turnaround times must be available to the policyholder.</w:t>
+            </w:r>
+          </w:p>
+        </w:tc>
+        <w:tc>
+          <w:tcPr>
+            <w:tcW w:type="dxa" w:w="3085"/>
+            <w:shd w:fill="F1F5F8" w:color="auto" w:val="clear"/>
+            <w:tcMar>
+              <w:top w:type="dxa" w:w="90"/>
+              <w:left w:type="dxa" w:w="130"/>
+              <w:bottom w:type="dxa" w:w="90"/>
+              <w:right w:type="dxa" w:w="130"/>
+            </w:tcMar>
+            <w:vAlign w:val="top"/>
+          </w:tcPr>
+          <w:p>
+            <w:pPr>
+              <w:spacing w:after="40" w:before="40" w:line="252"/>
+              <w:jc w:val="left"/>
+            </w:pPr>
+            <w:r>
+              <w:rPr>
+                <w:b w:val="false"/>
+                <w:bCs w:val="false"/>
+                <w:i w:val="false"/>
+                <w:iCs w:val="false"/>
+                <w:color w:val="222629"/>
+                <w:sz w:val="18"/>
+                <w:szCs w:val="18"/>
+              </w:rPr>
+              <w:t xml:space="preserve">Instrument named. Not yet reflected in these packs — raised as a gap in §6.5.</w:t>
+            </w:r>
+          </w:p>
+        </w:tc>
+      </w:tr>
+    </w:tbl>
+    <w:p>
+      <w:pPr>
+        <w:spacing w:after="160"/>
+      </w:pPr>
+      <w:r>
+        <w:t xml:space="preserve"/>
+      </w:r>
+    </w:p>
+    <w:p>
+      <w:pPr>
+        <w:pStyle w:val="Heading2"/>
+        <w:keepNext/>
+        <w:keepLines/>
+        <w:spacing w:after="100" w:before="220"/>
+      </w:pPr>
+      <w:r>
+        <w:rPr>
+          <w:b/>
+          <w:bCs/>
+          <w:color w:val="0F6E6E"/>
+          <w:sz w:val="21"/>
+          <w:szCs w:val="21"/>
+        </w:rPr>
+        <w:t xml:space="preserve">Banking and outsourcing</w:t>
+      </w:r>
+    </w:p>
+    <w:tbl>
+      <w:tblPr>
+        <w:tblW w:type="dxa" w:w="9638"/>
+        <w:tblBorders>
+          <w:top w:val="single" w:color="C7D2DC" w:sz="4"/>
+          <w:left w:val="single" w:color="C7D2DC" w:sz="4"/>
+          <w:bottom w:val="single" w:color="C7D2DC" w:sz="4"/>
+          <w:right w:val="single" w:color="C7D2DC" w:sz="4"/>
+          <w:insideH w:val="single" w:color="C7D2DC" w:sz="2"/>
+          <w:insideV w:val="single" w:color="C7D2DC" w:sz="2"/>
+        </w:tblBorders>
+      </w:tblPr>
+      <w:tblGrid>
+        <w:gridCol w:w="1349"/>
+        <w:gridCol w:w="2313"/>
+        <w:gridCol w:w="2891"/>
+        <w:gridCol w:w="3085"/>
+      </w:tblGrid>
+      <w:tr>
+        <w:trPr>
+          <w:cantSplit/>
+          <w:tblHeader/>
+        </w:trPr>
+        <w:tc>
+          <w:tcPr>
+            <w:tcW w:type="dxa" w:w="1349"/>
+            <w:shd w:fill="11304E" w:color="auto" w:val="clear"/>
+            <w:tcMar>
+              <w:top w:type="dxa" w:w="90"/>
+              <w:left w:type="dxa" w:w="130"/>
+              <w:bottom w:type="dxa" w:w="90"/>
+              <w:right w:type="dxa" w:w="130"/>
+            </w:tcMar>
+            <w:vAlign w:val="center"/>
+          </w:tcPr>
+          <w:p>
+            <w:pPr>
+              <w:spacing w:after="40" w:before="40" w:line="252"/>
+              <w:jc w:val="left"/>
+            </w:pPr>
+            <w:r>
+              <w:rPr>
+                <w:b/>
+                <w:bCs/>
+                <w:i w:val="false"/>
+                <w:iCs w:val="false"/>
+                <w:color w:val="FFFFFF"/>
+                <w:sz w:val="18"/>
+                <w:szCs w:val="18"/>
+              </w:rPr>
+              <w:t xml:space="preserve">Code</w:t>
+            </w:r>
+          </w:p>
+        </w:tc>
+        <w:tc>
+          <w:tcPr>
+            <w:tcW w:type="dxa" w:w="2313"/>
+            <w:shd w:fill="11304E" w:color="auto" w:val="clear"/>
+            <w:tcMar>
+              <w:top w:type="dxa" w:w="90"/>
+              <w:left w:type="dxa" w:w="130"/>
+              <w:bottom w:type="dxa" w:w="90"/>
+              <w:right w:type="dxa" w:w="130"/>
+            </w:tcMar>
+            <w:vAlign w:val="center"/>
+          </w:tcPr>
+          <w:p>
+            <w:pPr>
+              <w:spacing w:after="40" w:before="40" w:line="252"/>
+              <w:jc w:val="left"/>
+            </w:pPr>
+            <w:r>
+              <w:rPr>
+                <w:b/>
+                <w:bCs/>
+                <w:i w:val="false"/>
+                <w:iCs w:val="false"/>
+                <w:color w:val="FFFFFF"/>
+                <w:sz w:val="18"/>
+                <w:szCs w:val="18"/>
+              </w:rPr>
+              <w:t xml:space="preserve">Instrument as identified by Product</w:t>
+            </w:r>
+          </w:p>
+        </w:tc>
+        <w:tc>
+          <w:tcPr>
+            <w:tcW w:type="dxa" w:w="2891"/>
+            <w:shd w:fill="11304E" w:color="auto" w:val="clear"/>
+            <w:tcMar>
+              <w:top w:type="dxa" w:w="90"/>
+              <w:left w:type="dxa" w:w="130"/>
+              <w:bottom w:type="dxa" w:w="90"/>
+              <w:right w:type="dxa" w:w="130"/>
+            </w:tcMar>
+            <w:vAlign w:val="center"/>
+          </w:tcPr>
+          <w:p>
+            <w:pPr>
+              <w:spacing w:after="40" w:before="40" w:line="252"/>
+              <w:jc w:val="left"/>
+            </w:pPr>
+            <w:r>
+              <w:rPr>
+                <w:b/>
+                <w:bCs/>
+                <w:i w:val="false"/>
+                <w:iCs w:val="false"/>
+                <w:color w:val="FFFFFF"/>
+                <w:sz w:val="18"/>
+                <w:szCs w:val="18"/>
+              </w:rPr>
+              <w:t xml:space="preserve">What the obligation requires</w:t>
+            </w:r>
+          </w:p>
+        </w:tc>
+        <w:tc>
+          <w:tcPr>
+            <w:tcW w:type="dxa" w:w="3085"/>
+            <w:shd w:fill="11304E" w:color="auto" w:val="clear"/>
+            <w:tcMar>
+              <w:top w:type="dxa" w:w="90"/>
+              <w:left w:type="dxa" w:w="130"/>
+              <w:bottom w:type="dxa" w:w="90"/>
+              <w:right w:type="dxa" w:w="130"/>
+            </w:tcMar>
+            <w:vAlign w:val="center"/>
+          </w:tcPr>
+          <w:p>
+            <w:pPr>
+              <w:spacing w:after="40" w:before="40" w:line="252"/>
+              <w:jc w:val="left"/>
+            </w:pPr>
+            <w:r>
+              <w:rPr>
+                <w:b/>
+                <w:bCs/>
+                <w:i w:val="false"/>
+                <w:iCs w:val="false"/>
+                <w:color w:val="FFFFFF"/>
+                <w:sz w:val="18"/>
+                <w:szCs w:val="18"/>
+              </w:rPr>
+              <w:t xml:space="preserve">Citation status — for Compliance to complete</w:t>
+            </w:r>
+          </w:p>
+        </w:tc>
+      </w:tr>
+      <w:tr>
+        <w:trPr>
+          <w:cantSplit/>
+        </w:trPr>
+        <w:tc>
+          <w:tcPr>
+            <w:tcW w:type="dxa" w:w="1349"/>
+            <w:tcMar>
+              <w:top w:type="dxa" w:w="90"/>
+              <w:left w:type="dxa" w:w="130"/>
+              <w:bottom w:type="dxa" w:w="90"/>
+              <w:right w:type="dxa" w:w="130"/>
+            </w:tcMar>
+            <w:vAlign w:val="top"/>
+          </w:tcPr>
+          <w:p>
+            <w:pPr>
+              <w:spacing w:after="40" w:before="40" w:line="252"/>
+              <w:jc w:val="left"/>
+            </w:pPr>
+            <w:r>
+              <w:rPr>
+                <w:b/>
+                <w:bCs/>
+                <w:i w:val="false"/>
+                <w:iCs w:val="false"/>
+                <w:color w:val="11304E"/>
+                <w:sz w:val="17"/>
+                <w:szCs w:val="17"/>
+              </w:rPr>
+              <w:t xml:space="preserve">OBL-RBI-01</w:t>
+            </w:r>
+          </w:p>
+        </w:tc>
+        <w:tc>
+          <w:tcPr>
+            <w:tcW w:type="dxa" w:w="2313"/>
+            <w:tcMar>
+              <w:top w:type="dxa" w:w="90"/>
+              <w:left w:type="dxa" w:w="130"/>
+              <w:bottom w:type="dxa" w:w="90"/>
+              <w:right w:type="dxa" w:w="130"/>
+            </w:tcMar>
+            <w:vAlign w:val="top"/>
+          </w:tcPr>
+          <w:p>
+            <w:pPr>
+              <w:spacing w:after="40" w:before="40" w:line="252"/>
+              <w:jc w:val="left"/>
+            </w:pPr>
+            <w:r>
+              <w:rPr>
+                <w:b w:val="false"/>
+                <w:bCs w:val="false"/>
+                <w:i w:val="false"/>
+                <w:iCs w:val="false"/>
+                <w:color w:val="222629"/>
+                <w:sz w:val="18"/>
+                <w:szCs w:val="18"/>
+              </w:rPr>
+              <w:t xml:space="preserve">RBI Master Direction on Financial Services provided by Banks</w:t>
+            </w:r>
+          </w:p>
+        </w:tc>
+        <w:tc>
+          <w:tcPr>
+            <w:tcW w:type="dxa" w:w="2891"/>
+            <w:tcMar>
+              <w:top w:type="dxa" w:w="90"/>
+              <w:left w:type="dxa" w:w="130"/>
+              <w:bottom w:type="dxa" w:w="90"/>
+              <w:right w:type="dxa" w:w="130"/>
+            </w:tcMar>
+            <w:vAlign w:val="top"/>
+          </w:tcPr>
+          <w:p>
+            <w:pPr>
+              <w:spacing w:after="40" w:before="40" w:line="252"/>
+              <w:jc w:val="left"/>
+            </w:pPr>
+            <w:r>
+              <w:rPr>
+                <w:b w:val="false"/>
+                <w:bCs w:val="false"/>
+                <w:i w:val="false"/>
+                <w:iCs w:val="false"/>
+                <w:color w:val="222629"/>
+                <w:sz w:val="18"/>
+                <w:szCs w:val="18"/>
+              </w:rPr>
+              <w:t xml:space="preserve">A bank undertaking insurance agency business must do so without linking it to any other facility, and without compelling the customer to buy.</w:t>
+            </w:r>
+          </w:p>
+        </w:tc>
+        <w:tc>
+          <w:tcPr>
+            <w:tcW w:type="dxa" w:w="3085"/>
+            <w:tcMar>
+              <w:top w:type="dxa" w:w="90"/>
+              <w:left w:type="dxa" w:w="130"/>
+              <w:bottom w:type="dxa" w:w="90"/>
+              <w:right w:type="dxa" w:w="130"/>
+            </w:tcMar>
+            <w:vAlign w:val="top"/>
+          </w:tcPr>
+          <w:p>
+            <w:pPr>
+              <w:spacing w:after="40" w:before="40" w:line="252"/>
+              <w:jc w:val="left"/>
+            </w:pPr>
+            <w:r>
+              <w:rPr>
+                <w:b w:val="false"/>
+                <w:bCs w:val="false"/>
+                <w:i w:val="false"/>
+                <w:iCs w:val="false"/>
+                <w:color w:val="222629"/>
+                <w:sz w:val="18"/>
+                <w:szCs w:val="18"/>
+              </w:rPr>
+              <w:t xml:space="preserve">Instrument named at title level. Bears directly on how a relationship-manager-assisted journey may be conducted in a branch.</w:t>
+            </w:r>
+          </w:p>
+        </w:tc>
+      </w:tr>
+      <w:tr>
+        <w:trPr>
+          <w:cantSplit/>
+        </w:trPr>
+        <w:tc>
+          <w:tcPr>
+            <w:tcW w:type="dxa" w:w="1349"/>
+            <w:shd w:fill="F1F5F8" w:color="auto" w:val="clear"/>
+            <w:tcMar>
+              <w:top w:type="dxa" w:w="90"/>
+              <w:left w:type="dxa" w:w="130"/>
+              <w:bottom w:type="dxa" w:w="90"/>
+              <w:right w:type="dxa" w:w="130"/>
+            </w:tcMar>
+            <w:vAlign w:val="top"/>
+          </w:tcPr>
+          <w:p>
+            <w:pPr>
+              <w:spacing w:after="40" w:before="40" w:line="252"/>
+              <w:jc w:val="left"/>
+            </w:pPr>
+            <w:r>
+              <w:rPr>
+                <w:b/>
+                <w:bCs/>
+                <w:i w:val="false"/>
+                <w:iCs w:val="false"/>
+                <w:color w:val="11304E"/>
+                <w:sz w:val="17"/>
+                <w:szCs w:val="17"/>
+              </w:rPr>
+              <w:t xml:space="preserve">OBL-RBI-02</w:t>
+            </w:r>
+          </w:p>
+        </w:tc>
+        <w:tc>
+          <w:tcPr>
+            <w:tcW w:type="dxa" w:w="2313"/>
+            <w:shd w:fill="F1F5F8" w:color="auto" w:val="clear"/>
+            <w:tcMar>
+              <w:top w:type="dxa" w:w="90"/>
+              <w:left w:type="dxa" w:w="130"/>
+              <w:bottom w:type="dxa" w:w="90"/>
+              <w:right w:type="dxa" w:w="130"/>
+            </w:tcMar>
+            <w:vAlign w:val="top"/>
+          </w:tcPr>
+          <w:p>
+            <w:pPr>
+              <w:spacing w:after="40" w:before="40" w:line="252"/>
+              <w:jc w:val="left"/>
+            </w:pPr>
+            <w:r>
+              <w:rPr>
+                <w:b w:val="false"/>
+                <w:bCs w:val="false"/>
+                <w:i w:val="false"/>
+                <w:iCs w:val="false"/>
+                <w:color w:val="222629"/>
+                <w:sz w:val="18"/>
+                <w:szCs w:val="18"/>
+              </w:rPr>
+              <w:t xml:space="preserve">RBI directions on outsourcing of financial services by banks</w:t>
+            </w:r>
+          </w:p>
+        </w:tc>
+        <w:tc>
+          <w:tcPr>
+            <w:tcW w:type="dxa" w:w="2891"/>
+            <w:shd w:fill="F1F5F8" w:color="auto" w:val="clear"/>
+            <w:tcMar>
+              <w:top w:type="dxa" w:w="90"/>
+              <w:left w:type="dxa" w:w="130"/>
+              <w:bottom w:type="dxa" w:w="90"/>
+              <w:right w:type="dxa" w:w="130"/>
+            </w:tcMar>
+            <w:vAlign w:val="top"/>
+          </w:tcPr>
+          <w:p>
+            <w:pPr>
+              <w:spacing w:after="40" w:before="40" w:line="252"/>
+              <w:jc w:val="left"/>
+            </w:pPr>
+            <w:r>
+              <w:rPr>
+                <w:b w:val="false"/>
+                <w:bCs w:val="false"/>
+                <w:i w:val="false"/>
+                <w:iCs w:val="false"/>
+                <w:color w:val="222629"/>
+                <w:sz w:val="18"/>
+                <w:szCs w:val="18"/>
+              </w:rPr>
+              <w:t xml:space="preserve">Responsibility for an outsourced activity remains with the bank, and customer data handled by a service provider remains the bank’s responsibility.</w:t>
+            </w:r>
+          </w:p>
+        </w:tc>
+        <w:tc>
+          <w:tcPr>
+            <w:tcW w:type="dxa" w:w="3085"/>
+            <w:shd w:fill="F1F5F8" w:color="auto" w:val="clear"/>
+            <w:tcMar>
+              <w:top w:type="dxa" w:w="90"/>
+              <w:left w:type="dxa" w:w="130"/>
+              <w:bottom w:type="dxa" w:w="90"/>
+              <w:right w:type="dxa" w:w="130"/>
+            </w:tcMar>
+            <w:vAlign w:val="top"/>
+          </w:tcPr>
+          <w:p>
+            <w:pPr>
+              <w:spacing w:after="40" w:before="40" w:line="252"/>
+              <w:jc w:val="left"/>
+            </w:pPr>
+            <w:r>
+              <w:rPr>
+                <w:b w:val="false"/>
+                <w:bCs w:val="false"/>
+                <w:i w:val="false"/>
+                <w:iCs w:val="false"/>
+                <w:color w:val="222629"/>
+                <w:sz w:val="18"/>
+                <w:szCs w:val="18"/>
+              </w:rPr>
+              <w:t xml:space="preserve">Relevant because insurer traffic passes through an integration intermediary — see §6.1.</w:t>
+            </w:r>
+          </w:p>
+        </w:tc>
+      </w:tr>
+      <w:tr>
+        <w:trPr>
+          <w:cantSplit/>
+        </w:trPr>
+        <w:tc>
+          <w:tcPr>
+            <w:tcW w:type="dxa" w:w="1349"/>
+            <w:tcMar>
+              <w:top w:type="dxa" w:w="90"/>
+              <w:left w:type="dxa" w:w="130"/>
+              <w:bottom w:type="dxa" w:w="90"/>
+              <w:right w:type="dxa" w:w="130"/>
+            </w:tcMar>
+            <w:vAlign w:val="top"/>
+          </w:tcPr>
+          <w:p>
+            <w:pPr>
+              <w:spacing w:after="40" w:before="40" w:line="252"/>
+              <w:jc w:val="left"/>
+            </w:pPr>
+            <w:r>
+              <w:rPr>
+                <w:b/>
+                <w:bCs/>
+                <w:i w:val="false"/>
+                <w:iCs w:val="false"/>
+                <w:color w:val="11304E"/>
+                <w:sz w:val="17"/>
+                <w:szCs w:val="17"/>
+              </w:rPr>
+              <w:t xml:space="preserve">OBL-RBI-03</w:t>
+            </w:r>
+          </w:p>
+        </w:tc>
+        <w:tc>
+          <w:tcPr>
+            <w:tcW w:type="dxa" w:w="2313"/>
+            <w:tcMar>
+              <w:top w:type="dxa" w:w="90"/>
+              <w:left w:type="dxa" w:w="130"/>
+              <w:bottom w:type="dxa" w:w="90"/>
+              <w:right w:type="dxa" w:w="130"/>
+            </w:tcMar>
+            <w:vAlign w:val="top"/>
+          </w:tcPr>
+          <w:p>
+            <w:pPr>
+              <w:spacing w:after="40" w:before="40" w:line="252"/>
+              <w:jc w:val="left"/>
+            </w:pPr>
+            <w:r>
+              <w:rPr>
+                <w:b w:val="false"/>
+                <w:bCs w:val="false"/>
+                <w:i w:val="false"/>
+                <w:iCs w:val="false"/>
+                <w:color w:val="222629"/>
+                <w:sz w:val="18"/>
+                <w:szCs w:val="18"/>
+              </w:rPr>
+              <w:t xml:space="preserve">RBI Master Direction on Outsourcing of Information Technology Services, 2023, and the RBI Master Direction on IT Governance, Risk, Controls and Assurance Practices, 2023</w:t>
+            </w:r>
+          </w:p>
+        </w:tc>
+        <w:tc>
+          <w:tcPr>
+            <w:tcW w:type="dxa" w:w="2891"/>
+            <w:tcMar>
+              <w:top w:type="dxa" w:w="90"/>
+              <w:left w:type="dxa" w:w="130"/>
+              <w:bottom w:type="dxa" w:w="90"/>
+              <w:right w:type="dxa" w:w="130"/>
+            </w:tcMar>
+            <w:vAlign w:val="top"/>
+          </w:tcPr>
+          <w:p>
+            <w:pPr>
+              <w:spacing w:after="40" w:before="40" w:line="252"/>
+              <w:jc w:val="left"/>
+            </w:pPr>
+            <w:r>
+              <w:rPr>
+                <w:b w:val="false"/>
+                <w:bCs w:val="false"/>
+                <w:i w:val="false"/>
+                <w:iCs w:val="false"/>
+                <w:color w:val="222629"/>
+                <w:sz w:val="18"/>
+                <w:szCs w:val="18"/>
+              </w:rPr>
+              <w:t xml:space="preserve">Governance, control and assurance requirements over IT services, including those provided by third parties, and over the records they hold.</w:t>
+            </w:r>
+          </w:p>
+        </w:tc>
+        <w:tc>
+          <w:tcPr>
+            <w:tcW w:type="dxa" w:w="3085"/>
+            <w:tcMar>
+              <w:top w:type="dxa" w:w="90"/>
+              <w:left w:type="dxa" w:w="130"/>
+              <w:bottom w:type="dxa" w:w="90"/>
+              <w:right w:type="dxa" w:w="130"/>
+            </w:tcMar>
+            <w:vAlign w:val="top"/>
+          </w:tcPr>
+          <w:p>
+            <w:pPr>
+              <w:spacing w:after="40" w:before="40" w:line="252"/>
+              <w:jc w:val="left"/>
+            </w:pPr>
+            <w:r>
+              <w:rPr>
+                <w:b w:val="false"/>
+                <w:bCs w:val="false"/>
+                <w:i w:val="false"/>
+                <w:iCs w:val="false"/>
+                <w:color w:val="222629"/>
+                <w:sz w:val="18"/>
+                <w:szCs w:val="18"/>
+              </w:rPr>
+              <w:t xml:space="preserve">Instruments named. Applicability to this platform’s hosting and to the aggregator is for Compliance and Architecture jointly.</w:t>
+            </w:r>
+          </w:p>
+        </w:tc>
+      </w:tr>
+      <w:tr>
+        <w:trPr>
+          <w:cantSplit/>
+        </w:trPr>
+        <w:tc>
+          <w:tcPr>
+            <w:tcW w:type="dxa" w:w="1349"/>
+            <w:shd w:fill="F1F5F8" w:color="auto" w:val="clear"/>
+            <w:tcMar>
+              <w:top w:type="dxa" w:w="90"/>
+              <w:left w:type="dxa" w:w="130"/>
+              <w:bottom w:type="dxa" w:w="90"/>
+              <w:right w:type="dxa" w:w="130"/>
+            </w:tcMar>
+            <w:vAlign w:val="top"/>
+          </w:tcPr>
+          <w:p>
+            <w:pPr>
+              <w:spacing w:after="40" w:before="40" w:line="252"/>
+              <w:jc w:val="left"/>
+            </w:pPr>
+            <w:r>
+              <w:rPr>
+                <w:b/>
+                <w:bCs/>
+                <w:i w:val="false"/>
+                <w:iCs w:val="false"/>
+                <w:color w:val="11304E"/>
+                <w:sz w:val="17"/>
+                <w:szCs w:val="17"/>
+              </w:rPr>
+              <w:t xml:space="preserve">OBL-RBI-04</w:t>
+            </w:r>
+          </w:p>
+        </w:tc>
+        <w:tc>
+          <w:tcPr>
+            <w:tcW w:type="dxa" w:w="2313"/>
+            <w:shd w:fill="F1F5F8" w:color="auto" w:val="clear"/>
+            <w:tcMar>
+              <w:top w:type="dxa" w:w="90"/>
+              <w:left w:type="dxa" w:w="130"/>
+              <w:bottom w:type="dxa" w:w="90"/>
+              <w:right w:type="dxa" w:w="130"/>
+            </w:tcMar>
+            <w:vAlign w:val="top"/>
+          </w:tcPr>
+          <w:p>
+            <w:pPr>
+              <w:spacing w:after="40" w:before="40" w:line="252"/>
+              <w:jc w:val="left"/>
+            </w:pPr>
+            <w:r>
+              <w:rPr>
+                <w:b w:val="false"/>
+                <w:bCs w:val="false"/>
+                <w:i w:val="false"/>
+                <w:iCs w:val="false"/>
+                <w:color w:val="222629"/>
+                <w:sz w:val="18"/>
+                <w:szCs w:val="18"/>
+              </w:rPr>
+              <w:t xml:space="preserve">RBI circular on storage of payment system data (April 2018)</w:t>
+            </w:r>
+          </w:p>
+        </w:tc>
+        <w:tc>
+          <w:tcPr>
+            <w:tcW w:type="dxa" w:w="2891"/>
+            <w:shd w:fill="F1F5F8" w:color="auto" w:val="clear"/>
+            <w:tcMar>
+              <w:top w:type="dxa" w:w="90"/>
+              <w:left w:type="dxa" w:w="130"/>
+              <w:bottom w:type="dxa" w:w="90"/>
+              <w:right w:type="dxa" w:w="130"/>
+            </w:tcMar>
+            <w:vAlign w:val="top"/>
+          </w:tcPr>
+          <w:p>
+            <w:pPr>
+              <w:spacing w:after="40" w:before="40" w:line="252"/>
+              <w:jc w:val="left"/>
+            </w:pPr>
+            <w:r>
+              <w:rPr>
+                <w:b w:val="false"/>
+                <w:bCs w:val="false"/>
+                <w:i w:val="false"/>
+                <w:iCs w:val="false"/>
+                <w:color w:val="222629"/>
+                <w:sz w:val="18"/>
+                <w:szCs w:val="18"/>
+              </w:rPr>
+              <w:t xml:space="preserve">Payment system data must be stored within India.</w:t>
+            </w:r>
+          </w:p>
+        </w:tc>
+        <w:tc>
+          <w:tcPr>
+            <w:tcW w:type="dxa" w:w="3085"/>
+            <w:shd w:fill="F1F5F8" w:color="auto" w:val="clear"/>
+            <w:tcMar>
+              <w:top w:type="dxa" w:w="90"/>
+              <w:left w:type="dxa" w:w="130"/>
+              <w:bottom w:type="dxa" w:w="90"/>
+              <w:right w:type="dxa" w:w="130"/>
+            </w:tcMar>
+            <w:vAlign w:val="top"/>
+          </w:tcPr>
+          <w:p>
+            <w:pPr>
+              <w:spacing w:after="40" w:before="40" w:line="252"/>
+              <w:jc w:val="left"/>
+            </w:pPr>
+            <w:r>
+              <w:rPr>
+                <w:b/>
+                <w:bCs/>
+                <w:i w:val="false"/>
+                <w:iCs w:val="false"/>
+                <w:color w:val="222629"/>
+                <w:sz w:val="18"/>
+                <w:szCs w:val="18"/>
+              </w:rPr>
+              <w:t xml:space="preserve">Product has cited this as the likely source of the residency requirement and is not confident it is the right one</w:t>
+            </w:r>
+            <w:r>
+              <w:rPr>
+                <w:b w:val="false"/>
+                <w:bCs w:val="false"/>
+                <w:i w:val="false"/>
+                <w:iCs w:val="false"/>
+                <w:color w:val="222629"/>
+                <w:sz w:val="18"/>
+                <w:szCs w:val="18"/>
+              </w:rPr>
+              <w:t xml:space="preserve">, because these packs concern insurance records rather than payment system data. Compliance should either confirm a different source or reclassify residency as internal policy.</w:t>
+            </w:r>
+          </w:p>
+        </w:tc>
+      </w:tr>
+      <w:tr>
+        <w:trPr>
+          <w:cantSplit/>
+        </w:trPr>
+        <w:tc>
+          <w:tcPr>
+            <w:tcW w:type="dxa" w:w="1349"/>
+            <w:tcMar>
+              <w:top w:type="dxa" w:w="90"/>
+              <w:left w:type="dxa" w:w="130"/>
+              <w:bottom w:type="dxa" w:w="90"/>
+              <w:right w:type="dxa" w:w="130"/>
+            </w:tcMar>
+            <w:vAlign w:val="top"/>
+          </w:tcPr>
+          <w:p>
+            <w:pPr>
+              <w:spacing w:after="40" w:before="40" w:line="252"/>
+              <w:jc w:val="left"/>
+            </w:pPr>
+            <w:r>
+              <w:rPr>
+                <w:b/>
+                <w:bCs/>
+                <w:i w:val="false"/>
+                <w:iCs w:val="false"/>
+                <w:color w:val="11304E"/>
+                <w:sz w:val="17"/>
+                <w:szCs w:val="17"/>
+              </w:rPr>
+              <w:t xml:space="preserve">OBL-RBI-05</w:t>
+            </w:r>
+          </w:p>
+        </w:tc>
+        <w:tc>
+          <w:tcPr>
+            <w:tcW w:type="dxa" w:w="2313"/>
+            <w:tcMar>
+              <w:top w:type="dxa" w:w="90"/>
+              <w:left w:type="dxa" w:w="130"/>
+              <w:bottom w:type="dxa" w:w="90"/>
+              <w:right w:type="dxa" w:w="130"/>
+            </w:tcMar>
+            <w:vAlign w:val="top"/>
+          </w:tcPr>
+          <w:p>
+            <w:pPr>
+              <w:spacing w:after="40" w:before="40" w:line="252"/>
+              <w:jc w:val="left"/>
+            </w:pPr>
+            <w:r>
+              <w:rPr>
+                <w:b w:val="false"/>
+                <w:bCs w:val="false"/>
+                <w:i w:val="false"/>
+                <w:iCs w:val="false"/>
+                <w:color w:val="222629"/>
+                <w:sz w:val="18"/>
+                <w:szCs w:val="18"/>
+              </w:rPr>
+              <w:t xml:space="preserve">RBI framework for customer protection in unauthorised electronic transactions, and RBI authentication requirements</w:t>
+            </w:r>
+          </w:p>
+        </w:tc>
+        <w:tc>
+          <w:tcPr>
+            <w:tcW w:type="dxa" w:w="2891"/>
+            <w:tcMar>
+              <w:top w:type="dxa" w:w="90"/>
+              <w:left w:type="dxa" w:w="130"/>
+              <w:bottom w:type="dxa" w:w="90"/>
+              <w:right w:type="dxa" w:w="130"/>
+            </w:tcMar>
+            <w:vAlign w:val="top"/>
+          </w:tcPr>
+          <w:p>
+            <w:pPr>
+              <w:spacing w:after="40" w:before="40" w:line="252"/>
+              <w:jc w:val="left"/>
+            </w:pPr>
+            <w:r>
+              <w:rPr>
+                <w:b w:val="false"/>
+                <w:bCs w:val="false"/>
+                <w:i w:val="false"/>
+                <w:iCs w:val="false"/>
+                <w:color w:val="222629"/>
+                <w:sz w:val="18"/>
+                <w:szCs w:val="18"/>
+              </w:rPr>
+              <w:t xml:space="preserve">Authentication of a customer-authorised transaction must be performed by the customer, and liability turns on whether it was.</w:t>
+            </w:r>
+          </w:p>
+        </w:tc>
+        <w:tc>
+          <w:tcPr>
+            <w:tcW w:type="dxa" w:w="3085"/>
+            <w:tcMar>
+              <w:top w:type="dxa" w:w="90"/>
+              <w:left w:type="dxa" w:w="130"/>
+              <w:bottom w:type="dxa" w:w="90"/>
+              <w:right w:type="dxa" w:w="130"/>
+            </w:tcMar>
+            <w:vAlign w:val="top"/>
+          </w:tcPr>
+          <w:p>
+            <w:pPr>
+              <w:spacing w:after="40" w:before="40" w:line="252"/>
+              <w:jc w:val="left"/>
+            </w:pPr>
+            <w:r>
+              <w:rPr>
+                <w:b w:val="false"/>
+                <w:bCs w:val="false"/>
+                <w:i w:val="false"/>
+                <w:iCs w:val="false"/>
+                <w:color w:val="222629"/>
+                <w:sz w:val="18"/>
+                <w:szCs w:val="18"/>
+              </w:rPr>
+              <w:t xml:space="preserve">This is the source Product reasons from by analogy for the rule that staff cannot enter the customer’s one-time password. Product does not claim it applies directly to consent.</w:t>
+            </w:r>
+          </w:p>
+        </w:tc>
+      </w:tr>
+    </w:tbl>
+    <w:p>
+      <w:pPr>
+        <w:spacing w:after="160"/>
+      </w:pPr>
+      <w:r>
+        <w:t xml:space="preserve"/>
+      </w:r>
+    </w:p>
+    <w:p>
+      <w:pPr>
+        <w:pStyle w:val="Heading2"/>
+        <w:keepNext/>
+        <w:keepLines/>
+        <w:spacing w:after="100" w:before="220"/>
+      </w:pPr>
+      <w:r>
+        <w:rPr>
+          <w:b/>
+          <w:bCs/>
+          <w:color w:val="0F6E6E"/>
+          <w:sz w:val="21"/>
+          <w:szCs w:val="21"/>
+        </w:rPr>
+        <w:t xml:space="preserve">Records and other</w:t>
+      </w:r>
+    </w:p>
+    <w:tbl>
+      <w:tblPr>
+        <w:tblW w:type="dxa" w:w="9638"/>
+        <w:tblBorders>
+          <w:top w:val="single" w:color="C7D2DC" w:sz="4"/>
+          <w:left w:val="single" w:color="C7D2DC" w:sz="4"/>
+          <w:bottom w:val="single" w:color="C7D2DC" w:sz="4"/>
+          <w:right w:val="single" w:color="C7D2DC" w:sz="4"/>
+          <w:insideH w:val="single" w:color="C7D2DC" w:sz="2"/>
+          <w:insideV w:val="single" w:color="C7D2DC" w:sz="2"/>
+        </w:tblBorders>
+      </w:tblPr>
+      <w:tblGrid>
+        <w:gridCol w:w="1349"/>
+        <w:gridCol w:w="2313"/>
+        <w:gridCol w:w="2891"/>
+        <w:gridCol w:w="3085"/>
+      </w:tblGrid>
+      <w:tr>
+        <w:trPr>
+          <w:cantSplit/>
+          <w:tblHeader/>
+        </w:trPr>
+        <w:tc>
+          <w:tcPr>
+            <w:tcW w:type="dxa" w:w="1349"/>
+            <w:shd w:fill="11304E" w:color="auto" w:val="clear"/>
+            <w:tcMar>
+              <w:top w:type="dxa" w:w="90"/>
+              <w:left w:type="dxa" w:w="130"/>
+              <w:bottom w:type="dxa" w:w="90"/>
+              <w:right w:type="dxa" w:w="130"/>
+            </w:tcMar>
+            <w:vAlign w:val="center"/>
+          </w:tcPr>
+          <w:p>
+            <w:pPr>
+              <w:spacing w:after="40" w:before="40" w:line="252"/>
+              <w:jc w:val="left"/>
+            </w:pPr>
+            <w:r>
+              <w:rPr>
+                <w:b/>
+                <w:bCs/>
+                <w:i w:val="false"/>
+                <w:iCs w:val="false"/>
+                <w:color w:val="FFFFFF"/>
+                <w:sz w:val="18"/>
+                <w:szCs w:val="18"/>
+              </w:rPr>
+              <w:t xml:space="preserve">Code</w:t>
+            </w:r>
+          </w:p>
+        </w:tc>
+        <w:tc>
+          <w:tcPr>
+            <w:tcW w:type="dxa" w:w="2313"/>
+            <w:shd w:fill="11304E" w:color="auto" w:val="clear"/>
+            <w:tcMar>
+              <w:top w:type="dxa" w:w="90"/>
+              <w:left w:type="dxa" w:w="130"/>
+              <w:bottom w:type="dxa" w:w="90"/>
+              <w:right w:type="dxa" w:w="130"/>
+            </w:tcMar>
+            <w:vAlign w:val="center"/>
+          </w:tcPr>
+          <w:p>
+            <w:pPr>
+              <w:spacing w:after="40" w:before="40" w:line="252"/>
+              <w:jc w:val="left"/>
+            </w:pPr>
+            <w:r>
+              <w:rPr>
+                <w:b/>
+                <w:bCs/>
+                <w:i w:val="false"/>
+                <w:iCs w:val="false"/>
+                <w:color w:val="FFFFFF"/>
+                <w:sz w:val="18"/>
+                <w:szCs w:val="18"/>
+              </w:rPr>
+              <w:t xml:space="preserve">Instrument as identified by Product</w:t>
+            </w:r>
+          </w:p>
+        </w:tc>
+        <w:tc>
+          <w:tcPr>
+            <w:tcW w:type="dxa" w:w="2891"/>
+            <w:shd w:fill="11304E" w:color="auto" w:val="clear"/>
+            <w:tcMar>
+              <w:top w:type="dxa" w:w="90"/>
+              <w:left w:type="dxa" w:w="130"/>
+              <w:bottom w:type="dxa" w:w="90"/>
+              <w:right w:type="dxa" w:w="130"/>
+            </w:tcMar>
+            <w:vAlign w:val="center"/>
+          </w:tcPr>
+          <w:p>
+            <w:pPr>
+              <w:spacing w:after="40" w:before="40" w:line="252"/>
+              <w:jc w:val="left"/>
+            </w:pPr>
+            <w:r>
+              <w:rPr>
+                <w:b/>
+                <w:bCs/>
+                <w:i w:val="false"/>
+                <w:iCs w:val="false"/>
+                <w:color w:val="FFFFFF"/>
+                <w:sz w:val="18"/>
+                <w:szCs w:val="18"/>
+              </w:rPr>
+              <w:t xml:space="preserve">What the obligation requires</w:t>
+            </w:r>
+          </w:p>
+        </w:tc>
+        <w:tc>
+          <w:tcPr>
+            <w:tcW w:type="dxa" w:w="3085"/>
+            <w:shd w:fill="11304E" w:color="auto" w:val="clear"/>
+            <w:tcMar>
+              <w:top w:type="dxa" w:w="90"/>
+              <w:left w:type="dxa" w:w="130"/>
+              <w:bottom w:type="dxa" w:w="90"/>
+              <w:right w:type="dxa" w:w="130"/>
+            </w:tcMar>
+            <w:vAlign w:val="center"/>
+          </w:tcPr>
+          <w:p>
+            <w:pPr>
+              <w:spacing w:after="40" w:before="40" w:line="252"/>
+              <w:jc w:val="left"/>
+            </w:pPr>
+            <w:r>
+              <w:rPr>
+                <w:b/>
+                <w:bCs/>
+                <w:i w:val="false"/>
+                <w:iCs w:val="false"/>
+                <w:color w:val="FFFFFF"/>
+                <w:sz w:val="18"/>
+                <w:szCs w:val="18"/>
+              </w:rPr>
+              <w:t xml:space="preserve">Citation status — for Compliance to complete</w:t>
+            </w:r>
+          </w:p>
+        </w:tc>
+      </w:tr>
+      <w:tr>
+        <w:trPr>
+          <w:cantSplit/>
+        </w:trPr>
+        <w:tc>
+          <w:tcPr>
+            <w:tcW w:type="dxa" w:w="1349"/>
+            <w:tcMar>
+              <w:top w:type="dxa" w:w="90"/>
+              <w:left w:type="dxa" w:w="130"/>
+              <w:bottom w:type="dxa" w:w="90"/>
+              <w:right w:type="dxa" w:w="130"/>
+            </w:tcMar>
+            <w:vAlign w:val="top"/>
+          </w:tcPr>
+          <w:p>
+            <w:pPr>
+              <w:spacing w:after="40" w:before="40" w:line="252"/>
+              <w:jc w:val="left"/>
+            </w:pPr>
+            <w:r>
+              <w:rPr>
+                <w:b/>
+                <w:bCs/>
+                <w:i w:val="false"/>
+                <w:iCs w:val="false"/>
+                <w:color w:val="11304E"/>
+                <w:sz w:val="17"/>
+                <w:szCs w:val="17"/>
+              </w:rPr>
+              <w:t xml:space="preserve">OBL-REC-01</w:t>
+            </w:r>
+          </w:p>
+        </w:tc>
+        <w:tc>
+          <w:tcPr>
+            <w:tcW w:type="dxa" w:w="2313"/>
+            <w:tcMar>
+              <w:top w:type="dxa" w:w="90"/>
+              <w:left w:type="dxa" w:w="130"/>
+              <w:bottom w:type="dxa" w:w="90"/>
+              <w:right w:type="dxa" w:w="130"/>
+            </w:tcMar>
+            <w:vAlign w:val="top"/>
+          </w:tcPr>
+          <w:p>
+            <w:pPr>
+              <w:spacing w:after="40" w:before="40" w:line="252"/>
+              <w:jc w:val="left"/>
+            </w:pPr>
+            <w:r>
+              <w:rPr>
+                <w:b w:val="false"/>
+                <w:bCs w:val="false"/>
+                <w:i w:val="false"/>
+                <w:iCs w:val="false"/>
+                <w:color w:val="222629"/>
+                <w:sz w:val="18"/>
+                <w:szCs w:val="18"/>
+              </w:rPr>
+              <w:t xml:space="preserve">Prevention of Money-Laundering (Maintenance of Records) Rules, 2005, as amended</w:t>
+            </w:r>
+          </w:p>
+        </w:tc>
+        <w:tc>
+          <w:tcPr>
+            <w:tcW w:type="dxa" w:w="2891"/>
+            <w:tcMar>
+              <w:top w:type="dxa" w:w="90"/>
+              <w:left w:type="dxa" w:w="130"/>
+              <w:bottom w:type="dxa" w:w="90"/>
+              <w:right w:type="dxa" w:w="130"/>
+            </w:tcMar>
+            <w:vAlign w:val="top"/>
+          </w:tcPr>
+          <w:p>
+            <w:pPr>
+              <w:spacing w:after="40" w:before="40" w:line="252"/>
+              <w:jc w:val="left"/>
+            </w:pPr>
+            <w:r>
+              <w:rPr>
+                <w:b w:val="false"/>
+                <w:bCs w:val="false"/>
+                <w:i w:val="false"/>
+                <w:iCs w:val="false"/>
+                <w:color w:val="222629"/>
+                <w:sz w:val="18"/>
+                <w:szCs w:val="18"/>
+              </w:rPr>
+              <w:t xml:space="preserve">Records of transactions and of customer identity must be maintained for the prescribed period.</w:t>
+            </w:r>
+          </w:p>
+        </w:tc>
+        <w:tc>
+          <w:tcPr>
+            <w:tcW w:type="dxa" w:w="3085"/>
+            <w:tcMar>
+              <w:top w:type="dxa" w:w="90"/>
+              <w:left w:type="dxa" w:w="130"/>
+              <w:bottom w:type="dxa" w:w="90"/>
+              <w:right w:type="dxa" w:w="130"/>
+            </w:tcMar>
+            <w:vAlign w:val="top"/>
+          </w:tcPr>
+          <w:p>
+            <w:pPr>
+              <w:spacing w:after="40" w:before="40" w:line="252"/>
+              <w:jc w:val="left"/>
+            </w:pPr>
+            <w:r>
+              <w:rPr>
+                <w:b w:val="false"/>
+                <w:bCs w:val="false"/>
+                <w:i w:val="false"/>
+                <w:iCs w:val="false"/>
+                <w:color w:val="222629"/>
+                <w:sz w:val="18"/>
+                <w:szCs w:val="18"/>
+              </w:rPr>
+              <w:t xml:space="preserve">Named because it is a candidate source for a retention period. Product notes the prescribed period here is commonly understood to be five years, which does not match the seven used in these packs — see §6.5.</w:t>
+            </w:r>
+          </w:p>
+        </w:tc>
+      </w:tr>
+      <w:tr>
+        <w:trPr>
+          <w:cantSplit/>
+        </w:trPr>
+        <w:tc>
+          <w:tcPr>
+            <w:tcW w:type="dxa" w:w="1349"/>
+            <w:shd w:fill="F1F5F8" w:color="auto" w:val="clear"/>
+            <w:tcMar>
+              <w:top w:type="dxa" w:w="90"/>
+              <w:left w:type="dxa" w:w="130"/>
+              <w:bottom w:type="dxa" w:w="90"/>
+              <w:right w:type="dxa" w:w="130"/>
+            </w:tcMar>
+            <w:vAlign w:val="top"/>
+          </w:tcPr>
+          <w:p>
+            <w:pPr>
+              <w:spacing w:after="40" w:before="40" w:line="252"/>
+              <w:jc w:val="left"/>
+            </w:pPr>
+            <w:r>
+              <w:rPr>
+                <w:b/>
+                <w:bCs/>
+                <w:i w:val="false"/>
+                <w:iCs w:val="false"/>
+                <w:color w:val="11304E"/>
+                <w:sz w:val="17"/>
+                <w:szCs w:val="17"/>
+              </w:rPr>
+              <w:t xml:space="preserve">OBL-REC-02</w:t>
+            </w:r>
+          </w:p>
+        </w:tc>
+        <w:tc>
+          <w:tcPr>
+            <w:tcW w:type="dxa" w:w="2313"/>
+            <w:shd w:fill="F1F5F8" w:color="auto" w:val="clear"/>
+            <w:tcMar>
+              <w:top w:type="dxa" w:w="90"/>
+              <w:left w:type="dxa" w:w="130"/>
+              <w:bottom w:type="dxa" w:w="90"/>
+              <w:right w:type="dxa" w:w="130"/>
+            </w:tcMar>
+            <w:vAlign w:val="top"/>
+          </w:tcPr>
+          <w:p>
+            <w:pPr>
+              <w:spacing w:after="40" w:before="40" w:line="252"/>
+              <w:jc w:val="left"/>
+            </w:pPr>
+            <w:r>
+              <w:rPr>
+                <w:b w:val="false"/>
+                <w:bCs w:val="false"/>
+                <w:i w:val="false"/>
+                <w:iCs w:val="false"/>
+                <w:color w:val="222629"/>
+                <w:sz w:val="18"/>
+                <w:szCs w:val="18"/>
+              </w:rPr>
+              <w:t xml:space="preserve">Information Technology Act, 2000, and the rules made under it on reasonable security practices</w:t>
+            </w:r>
+          </w:p>
+        </w:tc>
+        <w:tc>
+          <w:tcPr>
+            <w:tcW w:type="dxa" w:w="2891"/>
+            <w:shd w:fill="F1F5F8" w:color="auto" w:val="clear"/>
+            <w:tcMar>
+              <w:top w:type="dxa" w:w="90"/>
+              <w:left w:type="dxa" w:w="130"/>
+              <w:bottom w:type="dxa" w:w="90"/>
+              <w:right w:type="dxa" w:w="130"/>
+            </w:tcMar>
+            <w:vAlign w:val="top"/>
+          </w:tcPr>
+          <w:p>
+            <w:pPr>
+              <w:spacing w:after="40" w:before="40" w:line="252"/>
+              <w:jc w:val="left"/>
+            </w:pPr>
+            <w:r>
+              <w:rPr>
+                <w:b w:val="false"/>
+                <w:bCs w:val="false"/>
+                <w:i w:val="false"/>
+                <w:iCs w:val="false"/>
+                <w:color w:val="222629"/>
+                <w:sz w:val="18"/>
+                <w:szCs w:val="18"/>
+              </w:rPr>
+              <w:t xml:space="preserve">Security practices and procedures for sensitive personal data, to the extent still operative alongside the 2023 Act.</w:t>
+            </w:r>
+          </w:p>
+        </w:tc>
+        <w:tc>
+          <w:tcPr>
+            <w:tcW w:type="dxa" w:w="3085"/>
+            <w:shd w:fill="F1F5F8" w:color="auto" w:val="clear"/>
+            <w:tcMar>
+              <w:top w:type="dxa" w:w="90"/>
+              <w:left w:type="dxa" w:w="130"/>
+              <w:bottom w:type="dxa" w:w="90"/>
+              <w:right w:type="dxa" w:w="130"/>
+            </w:tcMar>
+            <w:vAlign w:val="top"/>
+          </w:tcPr>
+          <w:p>
+            <w:pPr>
+              <w:spacing w:after="40" w:before="40" w:line="252"/>
+              <w:jc w:val="left"/>
+            </w:pPr>
+            <w:r>
+              <w:rPr>
+                <w:b w:val="false"/>
+                <w:bCs w:val="false"/>
+                <w:i w:val="false"/>
+                <w:iCs w:val="false"/>
+                <w:color w:val="222629"/>
+                <w:sz w:val="18"/>
+                <w:szCs w:val="18"/>
+              </w:rPr>
+              <w:t xml:space="preserve">Whether and how far this remains operative after the 2023 Act is a question for Legal.</w:t>
+            </w:r>
+          </w:p>
+        </w:tc>
+      </w:tr>
+    </w:tbl>
+    <w:p>
+      <w:pPr>
+        <w:spacing w:after="160"/>
+      </w:pPr>
+      <w:r>
+        <w:t xml:space="preserve"/>
+      </w:r>
+    </w:p>
+    <w:p>
+      <w:pPr>
+        <w:pStyle w:val="Heading2"/>
+        <w:keepNext/>
+        <w:keepLines/>
+        <w:spacing w:after="100" w:before="220"/>
+      </w:pPr>
+      <w:r>
+        <w:rPr>
+          <w:b/>
+          <w:bCs/>
+          <w:color w:val="0F6E6E"/>
+          <w:sz w:val="21"/>
+          <w:szCs w:val="21"/>
+        </w:rPr>
+        <w:t xml:space="preserve">Internal</w:t>
+      </w:r>
+    </w:p>
+    <w:tbl>
+      <w:tblPr>
+        <w:tblW w:type="dxa" w:w="9638"/>
+        <w:tblBorders>
+          <w:top w:val="single" w:color="C7D2DC" w:sz="4"/>
+          <w:left w:val="single" w:color="C7D2DC" w:sz="4"/>
+          <w:bottom w:val="single" w:color="C7D2DC" w:sz="4"/>
+          <w:right w:val="single" w:color="C7D2DC" w:sz="4"/>
+          <w:insideH w:val="single" w:color="C7D2DC" w:sz="2"/>
+          <w:insideV w:val="single" w:color="C7D2DC" w:sz="2"/>
+        </w:tblBorders>
+      </w:tblPr>
+      <w:tblGrid>
+        <w:gridCol w:w="1349"/>
+        <w:gridCol w:w="2313"/>
+        <w:gridCol w:w="2891"/>
+        <w:gridCol w:w="3085"/>
+      </w:tblGrid>
+      <w:tr>
+        <w:trPr>
+          <w:cantSplit/>
+          <w:tblHeader/>
+        </w:trPr>
+        <w:tc>
+          <w:tcPr>
+            <w:tcW w:type="dxa" w:w="1349"/>
+            <w:shd w:fill="11304E" w:color="auto" w:val="clear"/>
+            <w:tcMar>
+              <w:top w:type="dxa" w:w="90"/>
+              <w:left w:type="dxa" w:w="130"/>
+              <w:bottom w:type="dxa" w:w="90"/>
+              <w:right w:type="dxa" w:w="130"/>
+            </w:tcMar>
+            <w:vAlign w:val="center"/>
+          </w:tcPr>
+          <w:p>
+            <w:pPr>
+              <w:spacing w:after="40" w:before="40" w:line="252"/>
+              <w:jc w:val="left"/>
+            </w:pPr>
+            <w:r>
+              <w:rPr>
+                <w:b/>
+                <w:bCs/>
+                <w:i w:val="false"/>
+                <w:iCs w:val="false"/>
+                <w:color w:val="FFFFFF"/>
+                <w:sz w:val="18"/>
+                <w:szCs w:val="18"/>
+              </w:rPr>
+              <w:t xml:space="preserve">Code</w:t>
+            </w:r>
+          </w:p>
+        </w:tc>
+        <w:tc>
+          <w:tcPr>
+            <w:tcW w:type="dxa" w:w="2313"/>
+            <w:shd w:fill="11304E" w:color="auto" w:val="clear"/>
+            <w:tcMar>
+              <w:top w:type="dxa" w:w="90"/>
+              <w:left w:type="dxa" w:w="130"/>
+              <w:bottom w:type="dxa" w:w="90"/>
+              <w:right w:type="dxa" w:w="130"/>
+            </w:tcMar>
+            <w:vAlign w:val="center"/>
+          </w:tcPr>
+          <w:p>
+            <w:pPr>
+              <w:spacing w:after="40" w:before="40" w:line="252"/>
+              <w:jc w:val="left"/>
+            </w:pPr>
+            <w:r>
+              <w:rPr>
+                <w:b/>
+                <w:bCs/>
+                <w:i w:val="false"/>
+                <w:iCs w:val="false"/>
+                <w:color w:val="FFFFFF"/>
+                <w:sz w:val="18"/>
+                <w:szCs w:val="18"/>
+              </w:rPr>
+              <w:t xml:space="preserve">Instrument as identified by Product</w:t>
+            </w:r>
+          </w:p>
+        </w:tc>
+        <w:tc>
+          <w:tcPr>
+            <w:tcW w:type="dxa" w:w="2891"/>
+            <w:shd w:fill="11304E" w:color="auto" w:val="clear"/>
+            <w:tcMar>
+              <w:top w:type="dxa" w:w="90"/>
+              <w:left w:type="dxa" w:w="130"/>
+              <w:bottom w:type="dxa" w:w="90"/>
+              <w:right w:type="dxa" w:w="130"/>
+            </w:tcMar>
+            <w:vAlign w:val="center"/>
+          </w:tcPr>
+          <w:p>
+            <w:pPr>
+              <w:spacing w:after="40" w:before="40" w:line="252"/>
+              <w:jc w:val="left"/>
+            </w:pPr>
+            <w:r>
+              <w:rPr>
+                <w:b/>
+                <w:bCs/>
+                <w:i w:val="false"/>
+                <w:iCs w:val="false"/>
+                <w:color w:val="FFFFFF"/>
+                <w:sz w:val="18"/>
+                <w:szCs w:val="18"/>
+              </w:rPr>
+              <w:t xml:space="preserve">What the obligation requires</w:t>
+            </w:r>
+          </w:p>
+        </w:tc>
+        <w:tc>
+          <w:tcPr>
+            <w:tcW w:type="dxa" w:w="3085"/>
+            <w:shd w:fill="11304E" w:color="auto" w:val="clear"/>
+            <w:tcMar>
+              <w:top w:type="dxa" w:w="90"/>
+              <w:left w:type="dxa" w:w="130"/>
+              <w:bottom w:type="dxa" w:w="90"/>
+              <w:right w:type="dxa" w:w="130"/>
+            </w:tcMar>
+            <w:vAlign w:val="center"/>
+          </w:tcPr>
+          <w:p>
+            <w:pPr>
+              <w:spacing w:after="40" w:before="40" w:line="252"/>
+              <w:jc w:val="left"/>
+            </w:pPr>
+            <w:r>
+              <w:rPr>
+                <w:b/>
+                <w:bCs/>
+                <w:i w:val="false"/>
+                <w:iCs w:val="false"/>
+                <w:color w:val="FFFFFF"/>
+                <w:sz w:val="18"/>
+                <w:szCs w:val="18"/>
+              </w:rPr>
+              <w:t xml:space="preserve">Citation status — for Compliance to complete</w:t>
+            </w:r>
+          </w:p>
+        </w:tc>
+      </w:tr>
+      <w:tr>
+        <w:trPr>
+          <w:cantSplit/>
+        </w:trPr>
+        <w:tc>
+          <w:tcPr>
+            <w:tcW w:type="dxa" w:w="1349"/>
+            <w:tcMar>
+              <w:top w:type="dxa" w:w="90"/>
+              <w:left w:type="dxa" w:w="130"/>
+              <w:bottom w:type="dxa" w:w="90"/>
+              <w:right w:type="dxa" w:w="130"/>
+            </w:tcMar>
+            <w:vAlign w:val="top"/>
+          </w:tcPr>
+          <w:p>
+            <w:pPr>
+              <w:spacing w:after="40" w:before="40" w:line="252"/>
+              <w:jc w:val="left"/>
+            </w:pPr>
+            <w:r>
+              <w:rPr>
+                <w:b/>
+                <w:bCs/>
+                <w:i w:val="false"/>
+                <w:iCs w:val="false"/>
+                <w:color w:val="11304E"/>
+                <w:sz w:val="17"/>
+                <w:szCs w:val="17"/>
+              </w:rPr>
+              <w:t xml:space="preserve">OBL-INT-01</w:t>
+            </w:r>
+          </w:p>
+        </w:tc>
+        <w:tc>
+          <w:tcPr>
+            <w:tcW w:type="dxa" w:w="2313"/>
+            <w:tcMar>
+              <w:top w:type="dxa" w:w="90"/>
+              <w:left w:type="dxa" w:w="130"/>
+              <w:bottom w:type="dxa" w:w="90"/>
+              <w:right w:type="dxa" w:w="130"/>
+            </w:tcMar>
+            <w:vAlign w:val="top"/>
+          </w:tcPr>
+          <w:p>
+            <w:pPr>
+              <w:spacing w:after="40" w:before="40" w:line="252"/>
+              <w:jc w:val="left"/>
+            </w:pPr>
+            <w:r>
+              <w:rPr>
+                <w:b w:val="false"/>
+                <w:bCs w:val="false"/>
+                <w:i w:val="false"/>
+                <w:iCs w:val="false"/>
+                <w:color w:val="222629"/>
+                <w:sz w:val="18"/>
+                <w:szCs w:val="18"/>
+              </w:rPr>
+              <w:t xml:space="preserve">Internal — the programme’s own non-waivable control list</w:t>
+            </w:r>
+          </w:p>
+        </w:tc>
+        <w:tc>
+          <w:tcPr>
+            <w:tcW w:type="dxa" w:w="2891"/>
+            <w:tcMar>
+              <w:top w:type="dxa" w:w="90"/>
+              <w:left w:type="dxa" w:w="130"/>
+              <w:bottom w:type="dxa" w:w="90"/>
+              <w:right w:type="dxa" w:w="130"/>
+            </w:tcMar>
+            <w:vAlign w:val="top"/>
+          </w:tcPr>
+          <w:p>
+            <w:pPr>
+              <w:spacing w:after="40" w:before="40" w:line="252"/>
+              <w:jc w:val="left"/>
+            </w:pPr>
+            <w:r>
+              <w:rPr>
+                <w:b w:val="false"/>
+                <w:bCs w:val="false"/>
+                <w:i w:val="false"/>
+                <w:iCs w:val="false"/>
+                <w:color w:val="222629"/>
+                <w:sz w:val="18"/>
+                <w:szCs w:val="18"/>
+              </w:rPr>
+              <w:t xml:space="preserve">Controls the programme has resolved that no authority within it may waive, whatever the external position turns out to be.</w:t>
+            </w:r>
+          </w:p>
+        </w:tc>
+        <w:tc>
+          <w:tcPr>
+            <w:tcW w:type="dxa" w:w="3085"/>
+            <w:tcMar>
+              <w:top w:type="dxa" w:w="90"/>
+              <w:left w:type="dxa" w:w="130"/>
+              <w:bottom w:type="dxa" w:w="90"/>
+              <w:right w:type="dxa" w:w="130"/>
+            </w:tcMar>
+            <w:vAlign w:val="top"/>
+          </w:tcPr>
+          <w:p>
+            <w:pPr>
+              <w:spacing w:after="40" w:before="40" w:line="252"/>
+              <w:jc w:val="left"/>
+            </w:pPr>
+            <w:r>
+              <w:rPr>
+                <w:b w:val="false"/>
+                <w:bCs w:val="false"/>
+                <w:i w:val="false"/>
+                <w:iCs w:val="false"/>
+                <w:color w:val="222629"/>
+                <w:sz w:val="18"/>
+                <w:szCs w:val="18"/>
+              </w:rPr>
+              <w:t xml:space="preserve">Binding internally by decision, not by law. Data residency and consent capture where legally required are both on this list.</w:t>
+            </w:r>
+          </w:p>
+        </w:tc>
+      </w:tr>
+    </w:tbl>
+    <w:p>
+      <w:pPr>
+        <w:pStyle w:val="Heading1"/>
+        <w:keepNext/>
+        <w:keepLines/>
+        <w:pageBreakBefore/>
+        <w:pBdr>
+          <w:bottom w:val="single" w:color="0F6E6E" w:sz="8" w:space="6"/>
+        </w:pBdr>
+        <w:spacing w:after="160" w:before="0"/>
+      </w:pPr>
+      <w:r>
+        <w:rPr>
+          <w:b/>
+          <w:bCs/>
+          <w:color w:val="11304E"/>
+          <w:sz w:val="30"/>
+          <w:szCs w:val="30"/>
+        </w:rPr>
+        <w:t xml:space="preserve">Appendix B — Terms and internal references</w:t>
       </w:r>
     </w:p>
     <w:p>
@@ -17669,7 +24134,7 @@
           <w:sz w:val="17"/>
           <w:szCs w:val="17"/>
         </w:rPr>
-        <w:t xml:space="preserve">Volume 2 of 3 — Consent Rule Pack · Prepared by Rajal, Principal Insurance Platform Product Owner · AU Bank Insurance Distribution Platform · 17 August 2026 · Approval reference COMP-APPROVE-CNS-SUIT-v1.1</w:t>
+        <w:t xml:space="preserve">Volume 2 of 3 — Consent Rule Pack · Prepared for the Principal Insurance Platform Product Owner · AU Bank Insurance Distribution Platform · 17 August 2026 · Approval reference COMP-APPROVE-CNS-SUIT-v1.1</w:t>
       </w:r>
     </w:p>
     <w:sectPr>

--- a/docs/au-bank-insurance-platform/rule-packs/approval/2-Consent-Rule-Pack.docx
+++ b/docs/au-bank-insurance-platform/rule-packs/approval/2-Consent-Rule-Pack.docx
@@ -30,7 +30,7 @@
     </w:p>
     <w:p>
       <w:pPr>
-        <w:spacing w:after="400" w:before="0" w:line="276"/>
+        <w:spacing w:after="60" w:before="0" w:line="276"/>
         <w:jc w:val="left"/>
       </w:pPr>
       <w:r>
@@ -44,6 +44,36 @@
           <w:szCs w:val="18"/>
         </w:rPr>
         <w:t xml:space="preserve">Volume 2 of 3  ·  Reference volume, read alongside Decision Schedule A</w:t>
+      </w:r>
+    </w:p>
+    <w:p>
+      <w:pPr>
+        <w:spacing w:after="400" w:before="0" w:line="276"/>
+        <w:jc w:val="left"/>
+      </w:pPr>
+      <w:r>
+        <w:rPr>
+          <w:b w:val="false"/>
+          <w:bCs w:val="false"/>
+          <w:i w:val="false"/>
+          <w:iCs w:val="false"/>
+          <w:color w:val="5A6570"/>
+          <w:sz w:val="17"/>
+          <w:szCs w:val="17"/>
+        </w:rPr>
+        <w:t xml:space="preserve">Companion files: </w:t>
+      </w:r>
+      <w:r>
+        <w:rPr>
+          <w:b/>
+          <w:bCs/>
+          <w:i w:val="false"/>
+          <w:iCs w:val="false"/>
+          <w:color w:val="0F6E6E"/>
+          <w:sz w:val="17"/>
+          <w:szCs w:val="17"/>
+        </w:rPr>
+        <w:t xml:space="preserve">1-Decision-Pack.docx  ·  3-Suitability-Rule-Pack.docx</w:t>
       </w:r>
     </w:p>
     <w:p>
@@ -24134,7 +24164,7 @@
           <w:sz w:val="17"/>
           <w:szCs w:val="17"/>
         </w:rPr>
-        <w:t xml:space="preserve">Volume 2 of 3 — Consent Rule Pack · Prepared for the Principal Insurance Platform Product Owner · AU Bank Insurance Distribution Platform · 17 August 2026 · Approval reference COMP-APPROVE-CNS-SUIT-v1.1</w:t>
+        <w:t xml:space="preserve">Volume 2 of 3 — Consent Rule Pack · AI-drafted for Product and Compliance review — unsigned · AU Bank Insurance Distribution Platform · 17 August 2026 · Approval reference COMP-APPROVE-CNS-SUIT-v1.1</w:t>
       </w:r>
     </w:p>
     <w:sectPr>
